--- a/oop.docx
+++ b/oop.docx
@@ -1,2228 +1,7 @@
 
 <file path=word/document.xml><?xml version="1.0" encoding="utf-8"?>
-<w:document xmlns:wpc="http://schemas.microsoft.com/office/word/2010/wordprocessingCanvas" xmlns:cx="http://schemas.microsoft.com/office/drawing/2014/chartex" xmlns:cx1="http://schemas.microsoft.com/office/drawing/2015/9/8/chartex" xmlns:cx2="http://schemas.microsoft.com/office/drawing/2015/10/21/chartex" xmlns:cx3="http://schemas.microsoft.com/office/drawing/2016/5/9/chartex" xmlns:cx4="http://schemas.microsoft.com/office/drawing/2016/5/10/chartex" xmlns:cx5="http://schemas.microsoft.com/office/drawing/2016/5/11/chartex" xmlns:cx6="http://schemas.microsoft.com/office/drawing/2016/5/12/chartex" xmlns:cx7="http://schemas.microsoft.com/office/drawing/2016/5/13/chartex" xmlns:cx8="http://schemas.microsoft.com/office/drawing/2016/5/14/chartex" xmlns:mc="http://schemas.openxmlformats.org/markup-compatibility/2006" xmlns:aink="http://schemas.microsoft.com/office/drawing/2016/ink" xmlns:am3d="http://schemas.microsoft.com/office/drawing/2017/model3d" xmlns:o="urn:schemas-microsoft-com:office:office" xmlns:oel="http://schemas.microsoft.com/office/2019/extlst" xmlns:r="http://schemas.openxmlformats.org/officeDocument/2006/relationships" xmlns:m="http://schemas.openxmlformats.org/officeDocument/2006/math" xmlns:v="urn:schemas-microsoft-com:vml" xmlns:wp14="http://schemas.microsoft.com/office/word/2010/wordprocessingDrawing" xmlns:wp="http://schemas.openxmlformats.org/drawingml/2006/wordprocessingDrawing" xmlns:w10="urn:schemas-microsoft-com:office:word" xmlns:w="http://schemas.openxmlformats.org/wordprocessingml/2006/main" xmlns:w14="http://schemas.microsoft.com/office/word/2010/wordml" xmlns:w15="http://schemas.microsoft.com/office/word/2012/wordml" xmlns:w16cei="http://schemas.microsoft.com/office/word/2026/wordml/cei" xmlns:w16cex="http://schemas.microsoft.com/office/word/2018/wordml/cex" xmlns:w16cid="http://schemas.microsoft.com/office/word/2016/wordml/cid" xmlns:w16="http://schemas.microsoft.com/office/word/2018/wordml" xmlns:w16du="http://schemas.microsoft.com/office/word/2023/wordml/word16du" xmlns:w16sdtdh="http://schemas.microsoft.com/office/word/2020/wordml/sdtdatahash" xmlns:w16sdtfl="http://schemas.microsoft.com/office/word/2024/wordml/sdtformatlock" xmlns:w16se="http://schemas.microsoft.com/office/word/2015/wordml/symex" xmlns:wpg="http://schemas.microsoft.com/office/word/2010/wordprocessingGroup" xmlns:wpi="http://schemas.microsoft.com/office/word/2010/wordprocessingInk" xmlns:wne="http://schemas.microsoft.com/office/word/2006/wordml" xmlns:wps="http://schemas.microsoft.com/office/word/2010/wordprocessingShape" mc:Ignorable="w14 w15 w16se w16cid w16 w16cex w16sdtdh w16sdtfl w16du wp14">
+<w:document xmlns:wpc="http://schemas.microsoft.com/office/word/2010/wordprocessingCanvas" xmlns:cx="http://schemas.microsoft.com/office/drawing/2014/chartex" xmlns:cx1="http://schemas.microsoft.com/office/drawing/2015/9/8/chartex" xmlns:cx2="http://schemas.microsoft.com/office/drawing/2015/10/21/chartex" xmlns:cx3="http://schemas.microsoft.com/office/drawing/2016/5/9/chartex" xmlns:cx4="http://schemas.microsoft.com/office/drawing/2016/5/10/chartex" xmlns:cx5="http://schemas.microsoft.com/office/drawing/2016/5/11/chartex" xmlns:cx6="http://schemas.microsoft.com/office/drawing/2016/5/12/chartex" xmlns:cx7="http://schemas.microsoft.com/office/drawing/2016/5/13/chartex" xmlns:cx8="http://schemas.microsoft.com/office/drawing/2016/5/14/chartex" xmlns:mc="http://schemas.openxmlformats.org/markup-compatibility/2006" xmlns:aink="http://schemas.microsoft.com/office/drawing/2016/ink" xmlns:am3d="http://schemas.microsoft.com/office/drawing/2017/model3d" xmlns:o="urn:schemas-microsoft-com:office:office" xmlns:oel="http://schemas.microsoft.com/office/2019/extlst" xmlns:r="http://schemas.openxmlformats.org/officeDocument/2006/relationships" xmlns:m="http://schemas.openxmlformats.org/officeDocument/2006/math" xmlns:v="urn:schemas-microsoft-com:vml" xmlns:wp14="http://schemas.microsoft.com/office/word/2010/wordprocessingDrawing" xmlns:wp="http://schemas.openxmlformats.org/drawingml/2006/wordprocessingDrawing" xmlns:w10="urn:schemas-microsoft-com:office:word" xmlns:w="http://schemas.openxmlformats.org/wordprocessingml/2006/main" xmlns:w14="http://schemas.microsoft.com/office/word/2010/wordml" xmlns:w15="http://schemas.microsoft.com/office/word/2012/wordml" xmlns:w16cex="http://schemas.microsoft.com/office/word/2018/wordml/cex" xmlns:w16cid="http://schemas.microsoft.com/office/word/2016/wordml/cid" xmlns:w16="http://schemas.microsoft.com/office/word/2018/wordml" xmlns:w16du="http://schemas.microsoft.com/office/word/2023/wordml/word16du" xmlns:w16sdtdh="http://schemas.microsoft.com/office/word/2020/wordml/sdtdatahash" xmlns:w16sdtfl="http://schemas.microsoft.com/office/word/2024/wordml/sdtformatlock" xmlns:w16se="http://schemas.microsoft.com/office/word/2015/wordml/symex" xmlns:wpg="http://schemas.microsoft.com/office/word/2010/wordprocessingGroup" xmlns:wpi="http://schemas.microsoft.com/office/word/2010/wordprocessingInk" xmlns:wne="http://schemas.microsoft.com/office/word/2006/wordml" xmlns:wps="http://schemas.microsoft.com/office/word/2010/wordprocessingShape" mc:Ignorable="w14 w15 w16se w16cid w16 w16cex w16sdtdh w16sdtfl w16du wp14">
   <w:body>
-    <w:p>
-      <w:pPr>
-        <w:bidi/>
-        <w:rPr>
-          <w:b/>
-          <w:bCs/>
-        </w:rPr>
-      </w:pPr>
-      <w:r>
-        <w:rPr>
-          <w:b/>
-          <w:bCs/>
-          <w:rtl/>
-        </w:rPr>
-        <w:t>شی‌گرایی</w:t>
-      </w:r>
-      <w:r>
-        <w:rPr>
-          <w:b/>
-          <w:bCs/>
-        </w:rPr>
-        <w:t xml:space="preserve"> (OOP) </w:t>
-      </w:r>
-      <w:r>
-        <w:rPr>
-          <w:b/>
-          <w:bCs/>
-          <w:rtl/>
-        </w:rPr>
-        <w:t>در</w:t>
-      </w:r>
-      <w:r>
-        <w:rPr>
-          <w:b/>
-          <w:bCs/>
-        </w:rPr>
-        <w:t xml:space="preserve"> C# </w:t>
-      </w:r>
-      <w:r>
-        <w:rPr>
-          <w:b/>
-          <w:bCs/>
-          <w:rtl/>
-        </w:rPr>
-        <w:t>و</w:t>
-      </w:r>
-      <w:r>
-        <w:rPr>
-          <w:b/>
-          <w:bCs/>
-        </w:rPr>
-        <w:t xml:space="preserve"> .NET</w:t>
-      </w:r>
-    </w:p>
-    <w:p>
-      <w:pPr>
-        <w:bidi/>
-        <w:rPr>
-          <w:b/>
-          <w:bCs/>
-        </w:rPr>
-      </w:pPr>
-      <w:r>
-        <w:rPr>
-          <w:b/>
-          <w:bCs/>
-          <w:rtl/>
-        </w:rPr>
-        <w:t>فصل 1 — مقدمه‌ای بر</w:t>
-      </w:r>
-      <w:r>
-        <w:rPr>
-          <w:b/>
-          <w:bCs/>
-        </w:rPr>
-        <w:t xml:space="preserve"> Object-Oriented Programming</w:t>
-      </w:r>
-    </w:p>
-    <w:p>
-      <w:pPr>
-        <w:bidi/>
-        <w:rPr>
-          <w:b/>
-          <w:bCs/>
-        </w:rPr>
-      </w:pPr>
-      <w:r>
-        <w:rPr>
-          <w:b/>
-          <w:bCs/>
-        </w:rPr>
-        <w:t xml:space="preserve">1.1 OOP </w:t>
-      </w:r>
-      <w:r>
-        <w:rPr>
-          <w:b/>
-          <w:bCs/>
-          <w:rtl/>
-        </w:rPr>
-        <w:t>چیست؟</w:t>
-      </w:r>
-    </w:p>
-    <w:p>
-      <w:pPr>
-        <w:numPr>
-          <w:ilvl w:val="0"/>
-          <w:numId w:val="1"/>
-        </w:numPr>
-        <w:bidi/>
-      </w:pPr>
-      <w:r>
-        <w:rPr>
-          <w:rtl/>
-        </w:rPr>
-        <w:t>تعریف</w:t>
-      </w:r>
-      <w:r>
-        <w:t xml:space="preserve"> Object-Oriented Programming</w:t>
-      </w:r>
-    </w:p>
-    <w:p>
-      <w:pPr>
-        <w:numPr>
-          <w:ilvl w:val="0"/>
-          <w:numId w:val="1"/>
-        </w:numPr>
-        <w:bidi/>
-      </w:pPr>
-      <w:r>
-        <w:rPr>
-          <w:rtl/>
-        </w:rPr>
-        <w:t>چرا</w:t>
-      </w:r>
-      <w:r>
-        <w:t xml:space="preserve"> OOP </w:t>
-      </w:r>
-      <w:r>
-        <w:rPr>
-          <w:rtl/>
-        </w:rPr>
-        <w:t>به وجود آمد؟</w:t>
-      </w:r>
-    </w:p>
-    <w:p>
-      <w:pPr>
-        <w:numPr>
-          <w:ilvl w:val="0"/>
-          <w:numId w:val="1"/>
-        </w:numPr>
-        <w:bidi/>
-      </w:pPr>
-      <w:r>
-        <w:rPr>
-          <w:rtl/>
-        </w:rPr>
-        <w:t>تفاوت</w:t>
-      </w:r>
-      <w:r>
-        <w:t xml:space="preserve"> Procedural Programming </w:t>
-      </w:r>
-      <w:r>
-        <w:rPr>
-          <w:rtl/>
-        </w:rPr>
-        <w:t>و</w:t>
-      </w:r>
-      <w:r>
-        <w:t xml:space="preserve"> OOP</w:t>
-      </w:r>
-    </w:p>
-    <w:p>
-      <w:pPr>
-        <w:numPr>
-          <w:ilvl w:val="0"/>
-          <w:numId w:val="1"/>
-        </w:numPr>
-        <w:bidi/>
-      </w:pPr>
-      <w:r>
-        <w:rPr>
-          <w:rtl/>
-        </w:rPr>
-        <w:t>مزایا و معایب</w:t>
-      </w:r>
-      <w:r>
-        <w:t xml:space="preserve"> OOP</w:t>
-      </w:r>
-    </w:p>
-    <w:p>
-      <w:pPr>
-        <w:numPr>
-          <w:ilvl w:val="0"/>
-          <w:numId w:val="1"/>
-        </w:numPr>
-        <w:bidi/>
-      </w:pPr>
-      <w:r>
-        <w:t xml:space="preserve">OOP </w:t>
-      </w:r>
-      <w:r>
-        <w:rPr>
-          <w:rtl/>
-        </w:rPr>
-        <w:t>در</w:t>
-      </w:r>
-      <w:r>
-        <w:t xml:space="preserve"> C# </w:t>
-      </w:r>
-      <w:r>
-        <w:rPr>
-          <w:rtl/>
-        </w:rPr>
-        <w:t>و</w:t>
-      </w:r>
-      <w:r>
-        <w:t xml:space="preserve"> .NET</w:t>
-      </w:r>
-    </w:p>
-    <w:p>
-      <w:pPr>
-        <w:numPr>
-          <w:ilvl w:val="0"/>
-          <w:numId w:val="1"/>
-        </w:numPr>
-        <w:bidi/>
-      </w:pPr>
-      <w:r>
-        <w:rPr>
-          <w:rtl/>
-        </w:rPr>
-        <w:t>کاربرد</w:t>
-      </w:r>
-      <w:r>
-        <w:t xml:space="preserve"> OOP </w:t>
-      </w:r>
-      <w:r>
-        <w:rPr>
-          <w:rtl/>
-        </w:rPr>
-        <w:t>در پروژه‌های واقعی</w:t>
-      </w:r>
-    </w:p>
-    <w:p>
-      <w:pPr>
-        <w:bidi/>
-        <w:rPr>
-          <w:b/>
-          <w:bCs/>
-        </w:rPr>
-      </w:pPr>
-      <w:r>
-        <w:rPr>
-          <w:b/>
-          <w:bCs/>
-        </w:rPr>
-        <w:t xml:space="preserve">1.2 </w:t>
-      </w:r>
-      <w:r>
-        <w:rPr>
-          <w:b/>
-          <w:bCs/>
-          <w:rtl/>
-        </w:rPr>
-        <w:t>مفاهیم پایه</w:t>
-      </w:r>
-    </w:p>
-    <w:p>
-      <w:pPr>
-        <w:numPr>
-          <w:ilvl w:val="0"/>
-          <w:numId w:val="2"/>
-        </w:numPr>
-        <w:bidi/>
-      </w:pPr>
-      <w:r>
-        <w:t xml:space="preserve">Object </w:t>
-      </w:r>
-      <w:r>
-        <w:rPr>
-          <w:rtl/>
-        </w:rPr>
-        <w:t>چیست؟</w:t>
-      </w:r>
-    </w:p>
-    <w:p>
-      <w:pPr>
-        <w:numPr>
-          <w:ilvl w:val="0"/>
-          <w:numId w:val="2"/>
-        </w:numPr>
-        <w:bidi/>
-      </w:pPr>
-      <w:r>
-        <w:t xml:space="preserve">Class </w:t>
-      </w:r>
-      <w:r>
-        <w:rPr>
-          <w:rtl/>
-        </w:rPr>
-        <w:t>چیست؟</w:t>
-      </w:r>
-    </w:p>
-    <w:p>
-      <w:pPr>
-        <w:numPr>
-          <w:ilvl w:val="0"/>
-          <w:numId w:val="2"/>
-        </w:numPr>
-        <w:bidi/>
-      </w:pPr>
-      <w:r>
-        <w:t xml:space="preserve">State </w:t>
-      </w:r>
-      <w:r>
-        <w:rPr>
-          <w:rtl/>
-        </w:rPr>
-        <w:t>و</w:t>
-      </w:r>
-      <w:r>
-        <w:t xml:space="preserve"> Behavior</w:t>
-      </w:r>
-    </w:p>
-    <w:p>
-      <w:pPr>
-        <w:numPr>
-          <w:ilvl w:val="0"/>
-          <w:numId w:val="2"/>
-        </w:numPr>
-        <w:bidi/>
-      </w:pPr>
-      <w:r>
-        <w:t xml:space="preserve">Instance </w:t>
-      </w:r>
-      <w:r>
-        <w:rPr>
-          <w:rtl/>
-        </w:rPr>
-        <w:t>چیست؟</w:t>
-      </w:r>
-    </w:p>
-    <w:p>
-      <w:pPr>
-        <w:numPr>
-          <w:ilvl w:val="0"/>
-          <w:numId w:val="2"/>
-        </w:numPr>
-        <w:bidi/>
-      </w:pPr>
-      <w:r>
-        <w:t xml:space="preserve">Reference Type </w:t>
-      </w:r>
-      <w:r>
-        <w:rPr>
-          <w:rtl/>
-        </w:rPr>
-        <w:t>چیست؟</w:t>
-      </w:r>
-    </w:p>
-    <w:p>
-      <w:pPr>
-        <w:numPr>
-          <w:ilvl w:val="0"/>
-          <w:numId w:val="2"/>
-        </w:numPr>
-        <w:bidi/>
-      </w:pPr>
-      <w:r>
-        <w:rPr>
-          <w:rtl/>
-        </w:rPr>
-        <w:t>ارتباط</w:t>
-      </w:r>
-      <w:r>
-        <w:t xml:space="preserve"> Class </w:t>
-      </w:r>
-      <w:r>
-        <w:rPr>
-          <w:rtl/>
-        </w:rPr>
-        <w:t>و</w:t>
-      </w:r>
-      <w:r>
-        <w:t xml:space="preserve"> Object</w:t>
-      </w:r>
-    </w:p>
-    <w:p>
-      <w:pPr>
-        <w:bidi/>
-      </w:pPr>
-      <w:r>
-        <w:pict w14:anchorId="047B09B3">
-          <v:rect id="_x0000_i1187" style="width:0;height:1.5pt" o:hralign="center" o:hrstd="t" o:hr="t" fillcolor="#a0a0a0" stroked="f"/>
-        </w:pict>
-      </w:r>
-    </w:p>
-    <w:p>
-      <w:pPr>
-        <w:bidi/>
-        <w:rPr>
-          <w:b/>
-          <w:bCs/>
-        </w:rPr>
-      </w:pPr>
-      <w:r>
-        <w:rPr>
-          <w:b/>
-          <w:bCs/>
-          <w:rtl/>
-        </w:rPr>
-        <w:t>فصل 2</w:t>
-      </w:r>
-      <w:r>
-        <w:rPr>
-          <w:b/>
-          <w:bCs/>
-        </w:rPr>
-        <w:t xml:space="preserve"> — Class </w:t>
-      </w:r>
-      <w:r>
-        <w:rPr>
-          <w:b/>
-          <w:bCs/>
-          <w:rtl/>
-        </w:rPr>
-        <w:t>و</w:t>
-      </w:r>
-      <w:r>
-        <w:rPr>
-          <w:b/>
-          <w:bCs/>
-        </w:rPr>
-        <w:t xml:space="preserve"> Object </w:t>
-      </w:r>
-      <w:r>
-        <w:rPr>
-          <w:b/>
-          <w:bCs/>
-          <w:rtl/>
-        </w:rPr>
-        <w:t>در</w:t>
-      </w:r>
-      <w:r>
-        <w:rPr>
-          <w:b/>
-          <w:bCs/>
-        </w:rPr>
-        <w:t xml:space="preserve"> C#</w:t>
-      </w:r>
-    </w:p>
-    <w:p>
-      <w:pPr>
-        <w:bidi/>
-        <w:rPr>
-          <w:b/>
-          <w:bCs/>
-        </w:rPr>
-      </w:pPr>
-      <w:r>
-        <w:rPr>
-          <w:b/>
-          <w:bCs/>
-        </w:rPr>
-        <w:t xml:space="preserve">2.1 </w:t>
-      </w:r>
-      <w:r>
-        <w:rPr>
-          <w:b/>
-          <w:bCs/>
-          <w:rtl/>
-        </w:rPr>
-        <w:t>تعریف</w:t>
-      </w:r>
-      <w:r>
-        <w:rPr>
-          <w:b/>
-          <w:bCs/>
-        </w:rPr>
-        <w:t xml:space="preserve"> Class</w:t>
-      </w:r>
-    </w:p>
-    <w:p>
-      <w:pPr>
-        <w:numPr>
-          <w:ilvl w:val="0"/>
-          <w:numId w:val="3"/>
-        </w:numPr>
-        <w:bidi/>
-      </w:pPr>
-      <w:r>
-        <w:rPr>
-          <w:rtl/>
-        </w:rPr>
-        <w:t>ساختار</w:t>
-      </w:r>
-      <w:r>
-        <w:t xml:space="preserve"> Class</w:t>
-      </w:r>
-    </w:p>
-    <w:p>
-      <w:pPr>
-        <w:numPr>
-          <w:ilvl w:val="0"/>
-          <w:numId w:val="3"/>
-        </w:numPr>
-        <w:bidi/>
-      </w:pPr>
-      <w:r>
-        <w:rPr>
-          <w:rtl/>
-        </w:rPr>
-        <w:t>تعریف</w:t>
-      </w:r>
-      <w:r>
-        <w:t xml:space="preserve"> Field</w:t>
-      </w:r>
-    </w:p>
-    <w:p>
-      <w:pPr>
-        <w:numPr>
-          <w:ilvl w:val="0"/>
-          <w:numId w:val="3"/>
-        </w:numPr>
-        <w:bidi/>
-      </w:pPr>
-      <w:r>
-        <w:rPr>
-          <w:rtl/>
-        </w:rPr>
-        <w:t>تعریف</w:t>
-      </w:r>
-      <w:r>
-        <w:t xml:space="preserve"> Property</w:t>
-      </w:r>
-    </w:p>
-    <w:p>
-      <w:pPr>
-        <w:numPr>
-          <w:ilvl w:val="0"/>
-          <w:numId w:val="3"/>
-        </w:numPr>
-        <w:bidi/>
-      </w:pPr>
-      <w:r>
-        <w:rPr>
-          <w:rtl/>
-        </w:rPr>
-        <w:t>تعریف</w:t>
-      </w:r>
-      <w:r>
-        <w:t xml:space="preserve"> Method</w:t>
-      </w:r>
-    </w:p>
-    <w:p>
-      <w:pPr>
-        <w:numPr>
-          <w:ilvl w:val="0"/>
-          <w:numId w:val="3"/>
-        </w:numPr>
-        <w:bidi/>
-      </w:pPr>
-      <w:r>
-        <w:rPr>
-          <w:rtl/>
-        </w:rPr>
-        <w:t>ساخت</w:t>
-      </w:r>
-      <w:r>
-        <w:t xml:space="preserve"> Object </w:t>
-      </w:r>
-      <w:r>
-        <w:rPr>
-          <w:rtl/>
-        </w:rPr>
-        <w:t xml:space="preserve">با </w:t>
-      </w:r>
-      <w:r>
-        <w:t>new</w:t>
-      </w:r>
-    </w:p>
-    <w:p>
-      <w:pPr>
-        <w:bidi/>
-        <w:rPr>
-          <w:b/>
-          <w:bCs/>
-        </w:rPr>
-      </w:pPr>
-      <w:r>
-        <w:rPr>
-          <w:b/>
-          <w:bCs/>
-        </w:rPr>
-        <w:t>2.2 Fields</w:t>
-      </w:r>
-    </w:p>
-    <w:p>
-      <w:pPr>
-        <w:numPr>
-          <w:ilvl w:val="0"/>
-          <w:numId w:val="4"/>
-        </w:numPr>
-        <w:bidi/>
-      </w:pPr>
-      <w:r>
-        <w:t>Instance Field</w:t>
-      </w:r>
-    </w:p>
-    <w:p>
-      <w:pPr>
-        <w:numPr>
-          <w:ilvl w:val="0"/>
-          <w:numId w:val="4"/>
-        </w:numPr>
-        <w:bidi/>
-      </w:pPr>
-      <w:r>
-        <w:lastRenderedPageBreak/>
-        <w:t>Static Field</w:t>
-      </w:r>
-    </w:p>
-    <w:p>
-      <w:pPr>
-        <w:numPr>
-          <w:ilvl w:val="0"/>
-          <w:numId w:val="4"/>
-        </w:numPr>
-        <w:bidi/>
-      </w:pPr>
-      <w:r>
-        <w:t>const</w:t>
-      </w:r>
-    </w:p>
-    <w:p>
-      <w:pPr>
-        <w:numPr>
-          <w:ilvl w:val="0"/>
-          <w:numId w:val="4"/>
-        </w:numPr>
-        <w:bidi/>
-      </w:pPr>
-      <w:r>
-        <w:t>readonly</w:t>
-      </w:r>
-    </w:p>
-    <w:p>
-      <w:pPr>
-        <w:numPr>
-          <w:ilvl w:val="0"/>
-          <w:numId w:val="4"/>
-        </w:numPr>
-        <w:bidi/>
-      </w:pPr>
-      <w:r>
-        <w:rPr>
-          <w:rtl/>
-        </w:rPr>
-        <w:t xml:space="preserve">تفاوت </w:t>
-      </w:r>
-      <w:r>
-        <w:t xml:space="preserve">const </w:t>
-      </w:r>
-      <w:r>
-        <w:rPr>
-          <w:rtl/>
-        </w:rPr>
-        <w:t xml:space="preserve">و </w:t>
-      </w:r>
-      <w:r>
-        <w:t>readonly</w:t>
-      </w:r>
-    </w:p>
-    <w:p>
-      <w:pPr>
-        <w:bidi/>
-        <w:rPr>
-          <w:b/>
-          <w:bCs/>
-        </w:rPr>
-      </w:pPr>
-      <w:r>
-        <w:rPr>
-          <w:b/>
-          <w:bCs/>
-        </w:rPr>
-        <w:t>2.3 Properties</w:t>
-      </w:r>
-    </w:p>
-    <w:p>
-      <w:pPr>
-        <w:numPr>
-          <w:ilvl w:val="0"/>
-          <w:numId w:val="5"/>
-        </w:numPr>
-        <w:bidi/>
-      </w:pPr>
-      <w:r>
-        <w:t xml:space="preserve">Property </w:t>
-      </w:r>
-      <w:r>
-        <w:rPr>
-          <w:rtl/>
-        </w:rPr>
-        <w:t>چیست؟</w:t>
-      </w:r>
-    </w:p>
-    <w:p>
-      <w:pPr>
-        <w:numPr>
-          <w:ilvl w:val="0"/>
-          <w:numId w:val="5"/>
-        </w:numPr>
-        <w:bidi/>
-      </w:pPr>
-      <w:r>
-        <w:t xml:space="preserve">Getter </w:t>
-      </w:r>
-      <w:r>
-        <w:rPr>
-          <w:rtl/>
-        </w:rPr>
-        <w:t>و</w:t>
-      </w:r>
-      <w:r>
-        <w:t xml:space="preserve"> Setter</w:t>
-      </w:r>
-    </w:p>
-    <w:p>
-      <w:pPr>
-        <w:numPr>
-          <w:ilvl w:val="0"/>
-          <w:numId w:val="5"/>
-        </w:numPr>
-        <w:bidi/>
-      </w:pPr>
-      <w:r>
-        <w:t>Auto Property</w:t>
-      </w:r>
-    </w:p>
-    <w:p>
-      <w:pPr>
-        <w:numPr>
-          <w:ilvl w:val="0"/>
-          <w:numId w:val="5"/>
-        </w:numPr>
-        <w:bidi/>
-      </w:pPr>
-      <w:r>
-        <w:t>Read-only Property</w:t>
-      </w:r>
-    </w:p>
-    <w:p>
-      <w:pPr>
-        <w:numPr>
-          <w:ilvl w:val="0"/>
-          <w:numId w:val="5"/>
-        </w:numPr>
-        <w:bidi/>
-      </w:pPr>
-      <w:r>
-        <w:t>Init-only Property</w:t>
-      </w:r>
-    </w:p>
-    <w:p>
-      <w:pPr>
-        <w:numPr>
-          <w:ilvl w:val="0"/>
-          <w:numId w:val="5"/>
-        </w:numPr>
-        <w:bidi/>
-      </w:pPr>
-      <w:r>
-        <w:t>Property Validation</w:t>
-      </w:r>
-    </w:p>
-    <w:p>
-      <w:pPr>
-        <w:numPr>
-          <w:ilvl w:val="0"/>
-          <w:numId w:val="5"/>
-        </w:numPr>
-        <w:bidi/>
-      </w:pPr>
-      <w:r>
-        <w:t>Expression-bodied Property</w:t>
-      </w:r>
-    </w:p>
-    <w:p>
-      <w:pPr>
-        <w:bidi/>
-        <w:rPr>
-          <w:b/>
-          <w:bCs/>
-        </w:rPr>
-      </w:pPr>
-      <w:r>
-        <w:rPr>
-          <w:b/>
-          <w:bCs/>
-        </w:rPr>
-        <w:t>2.4 Methods</w:t>
-      </w:r>
-    </w:p>
-    <w:p>
-      <w:pPr>
-        <w:numPr>
-          <w:ilvl w:val="0"/>
-          <w:numId w:val="6"/>
-        </w:numPr>
-        <w:bidi/>
-      </w:pPr>
-      <w:r>
-        <w:t>Instance Method</w:t>
-      </w:r>
-    </w:p>
-    <w:p>
-      <w:pPr>
-        <w:numPr>
-          <w:ilvl w:val="0"/>
-          <w:numId w:val="6"/>
-        </w:numPr>
-        <w:bidi/>
-      </w:pPr>
-      <w:r>
-        <w:t>Static Method</w:t>
-      </w:r>
-    </w:p>
-    <w:p>
-      <w:pPr>
-        <w:numPr>
-          <w:ilvl w:val="0"/>
-          <w:numId w:val="6"/>
-        </w:numPr>
-        <w:bidi/>
-      </w:pPr>
-      <w:r>
-        <w:t>Method Parameters</w:t>
-      </w:r>
-    </w:p>
-    <w:p>
-      <w:pPr>
-        <w:numPr>
-          <w:ilvl w:val="0"/>
-          <w:numId w:val="6"/>
-        </w:numPr>
-        <w:bidi/>
-      </w:pPr>
-      <w:r>
-        <w:t>Return Value</w:t>
-      </w:r>
-    </w:p>
-    <w:p>
-      <w:pPr>
-        <w:numPr>
-          <w:ilvl w:val="0"/>
-          <w:numId w:val="6"/>
-        </w:numPr>
-        <w:bidi/>
-      </w:pPr>
-      <w:r>
-        <w:t>Method Overloading</w:t>
-      </w:r>
-    </w:p>
-    <w:p>
-      <w:pPr>
-        <w:numPr>
-          <w:ilvl w:val="0"/>
-          <w:numId w:val="6"/>
-        </w:numPr>
-        <w:bidi/>
-      </w:pPr>
-      <w:r>
-        <w:t>Optional Parameters</w:t>
-      </w:r>
-    </w:p>
-    <w:p>
-      <w:pPr>
-        <w:numPr>
-          <w:ilvl w:val="0"/>
-          <w:numId w:val="6"/>
-        </w:numPr>
-        <w:bidi/>
-      </w:pPr>
-      <w:r>
-        <w:t>Named Parameters</w:t>
-      </w:r>
-    </w:p>
-    <w:p>
-      <w:pPr>
-        <w:numPr>
-          <w:ilvl w:val="0"/>
-          <w:numId w:val="6"/>
-        </w:numPr>
-        <w:bidi/>
-      </w:pPr>
-      <w:r>
-        <w:t>ref</w:t>
-      </w:r>
-    </w:p>
-    <w:p>
-      <w:pPr>
-        <w:numPr>
-          <w:ilvl w:val="0"/>
-          <w:numId w:val="6"/>
-        </w:numPr>
-        <w:bidi/>
-      </w:pPr>
-      <w:r>
-        <w:t>out</w:t>
-      </w:r>
-    </w:p>
-    <w:p>
-      <w:pPr>
-        <w:numPr>
-          <w:ilvl w:val="0"/>
-          <w:numId w:val="6"/>
-        </w:numPr>
-        <w:bidi/>
-      </w:pPr>
-      <w:r>
-        <w:t>in</w:t>
-      </w:r>
-    </w:p>
-    <w:p>
-      <w:pPr>
-        <w:bidi/>
-      </w:pPr>
-      <w:r>
-        <w:pict w14:anchorId="7F2FD923">
-          <v:rect id="_x0000_i1188" style="width:0;height:1.5pt" o:hralign="center" o:hrstd="t" o:hr="t" fillcolor="#a0a0a0" stroked="f"/>
-        </w:pict>
-      </w:r>
-    </w:p>
-    <w:p>
-      <w:pPr>
-        <w:bidi/>
-        <w:rPr>
-          <w:b/>
-          <w:bCs/>
-        </w:rPr>
-      </w:pPr>
-      <w:r>
-        <w:rPr>
-          <w:b/>
-          <w:bCs/>
-          <w:rtl/>
-        </w:rPr>
-        <w:t>فصل 3</w:t>
-      </w:r>
-      <w:r>
-        <w:rPr>
-          <w:b/>
-          <w:bCs/>
-        </w:rPr>
-        <w:t xml:space="preserve"> — Constructor </w:t>
-      </w:r>
-      <w:r>
-        <w:rPr>
-          <w:b/>
-          <w:bCs/>
-          <w:rtl/>
-        </w:rPr>
-        <w:t>و چرخه ایجاد</w:t>
-      </w:r>
-      <w:r>
-        <w:rPr>
-          <w:b/>
-          <w:bCs/>
-        </w:rPr>
-        <w:t xml:space="preserve"> Object</w:t>
-      </w:r>
-    </w:p>
-    <w:p>
-      <w:pPr>
-        <w:bidi/>
-        <w:rPr>
-          <w:b/>
-          <w:bCs/>
-        </w:rPr>
-      </w:pPr>
-      <w:r>
-        <w:rPr>
-          <w:b/>
-          <w:bCs/>
-        </w:rPr>
-        <w:t xml:space="preserve">3.1 Constructor </w:t>
-      </w:r>
-      <w:r>
-        <w:rPr>
-          <w:b/>
-          <w:bCs/>
-          <w:rtl/>
-        </w:rPr>
-        <w:t>چیست؟</w:t>
-      </w:r>
-    </w:p>
-    <w:p>
-      <w:pPr>
-        <w:numPr>
-          <w:ilvl w:val="0"/>
-          <w:numId w:val="7"/>
-        </w:numPr>
-        <w:bidi/>
-      </w:pPr>
-      <w:r>
-        <w:lastRenderedPageBreak/>
-        <w:t>Default Constructor</w:t>
-      </w:r>
-    </w:p>
-    <w:p>
-      <w:pPr>
-        <w:numPr>
-          <w:ilvl w:val="0"/>
-          <w:numId w:val="7"/>
-        </w:numPr>
-        <w:bidi/>
-      </w:pPr>
-      <w:r>
-        <w:t>Parameterized Constructor</w:t>
-      </w:r>
-    </w:p>
-    <w:p>
-      <w:pPr>
-        <w:numPr>
-          <w:ilvl w:val="0"/>
-          <w:numId w:val="7"/>
-        </w:numPr>
-        <w:bidi/>
-      </w:pPr>
-      <w:r>
-        <w:t>Constructor Overloading</w:t>
-      </w:r>
-    </w:p>
-    <w:p>
-      <w:pPr>
-        <w:bidi/>
-        <w:rPr>
-          <w:b/>
-          <w:bCs/>
-        </w:rPr>
-      </w:pPr>
-      <w:r>
-        <w:rPr>
-          <w:b/>
-          <w:bCs/>
-        </w:rPr>
-        <w:t>3.2 Constructor Chaining</w:t>
-      </w:r>
-    </w:p>
-    <w:p>
-      <w:pPr>
-        <w:numPr>
-          <w:ilvl w:val="0"/>
-          <w:numId w:val="8"/>
-        </w:numPr>
-        <w:bidi/>
-      </w:pPr>
-      <w:r>
-        <w:rPr>
-          <w:rtl/>
-        </w:rPr>
-        <w:t xml:space="preserve">استفاده از </w:t>
-      </w:r>
-      <w:r>
-        <w:t>this</w:t>
-      </w:r>
-    </w:p>
-    <w:p>
-      <w:pPr>
-        <w:numPr>
-          <w:ilvl w:val="0"/>
-          <w:numId w:val="8"/>
-        </w:numPr>
-        <w:bidi/>
-      </w:pPr>
-      <w:r>
-        <w:rPr>
-          <w:rtl/>
-        </w:rPr>
-        <w:t xml:space="preserve">استفاده از </w:t>
-      </w:r>
-      <w:r>
-        <w:t>base</w:t>
-      </w:r>
-    </w:p>
-    <w:p>
-      <w:pPr>
-        <w:bidi/>
-        <w:rPr>
-          <w:b/>
-          <w:bCs/>
-        </w:rPr>
-      </w:pPr>
-      <w:r>
-        <w:rPr>
-          <w:b/>
-          <w:bCs/>
-        </w:rPr>
-        <w:t>3.3 Static Constructor</w:t>
-      </w:r>
-    </w:p>
-    <w:p>
-      <w:pPr>
-        <w:bidi/>
-        <w:rPr>
-          <w:b/>
-          <w:bCs/>
-        </w:rPr>
-      </w:pPr>
-      <w:r>
-        <w:rPr>
-          <w:b/>
-          <w:bCs/>
-        </w:rPr>
-        <w:t>3.4 Object Initializer</w:t>
-      </w:r>
-    </w:p>
-    <w:p>
-      <w:pPr>
-        <w:bidi/>
-        <w:rPr>
-          <w:b/>
-          <w:bCs/>
-        </w:rPr>
-      </w:pPr>
-      <w:r>
-        <w:rPr>
-          <w:b/>
-          <w:bCs/>
-        </w:rPr>
-        <w:t xml:space="preserve">3.5 Primary Constructors </w:t>
-      </w:r>
-      <w:r>
-        <w:rPr>
-          <w:b/>
-          <w:bCs/>
-          <w:rtl/>
-        </w:rPr>
-        <w:t>در</w:t>
-      </w:r>
-      <w:r>
-        <w:rPr>
-          <w:b/>
-          <w:bCs/>
-        </w:rPr>
-        <w:t xml:space="preserve"> C#</w:t>
-      </w:r>
-    </w:p>
-    <w:p>
-      <w:pPr>
-        <w:bidi/>
-        <w:rPr>
-          <w:b/>
-          <w:bCs/>
-        </w:rPr>
-      </w:pPr>
-      <w:r>
-        <w:rPr>
-          <w:b/>
-          <w:bCs/>
-        </w:rPr>
-        <w:t xml:space="preserve">3.6 </w:t>
-      </w:r>
-      <w:r>
-        <w:rPr>
-          <w:b/>
-          <w:bCs/>
-          <w:rtl/>
-        </w:rPr>
-        <w:t>ترتیب</w:t>
-      </w:r>
-      <w:r>
-        <w:rPr>
-          <w:b/>
-          <w:bCs/>
-        </w:rPr>
-        <w:t xml:space="preserve"> Initialization</w:t>
-      </w:r>
-    </w:p>
-    <w:p>
-      <w:pPr>
-        <w:numPr>
-          <w:ilvl w:val="0"/>
-          <w:numId w:val="9"/>
-        </w:numPr>
-        <w:bidi/>
-      </w:pPr>
-      <w:r>
-        <w:t>Field Initialization</w:t>
-      </w:r>
-    </w:p>
-    <w:p>
-      <w:pPr>
-        <w:numPr>
-          <w:ilvl w:val="0"/>
-          <w:numId w:val="9"/>
-        </w:numPr>
-        <w:bidi/>
-      </w:pPr>
-      <w:r>
-        <w:t>Constructor Execution</w:t>
-      </w:r>
-    </w:p>
-    <w:p>
-      <w:pPr>
-        <w:numPr>
-          <w:ilvl w:val="0"/>
-          <w:numId w:val="9"/>
-        </w:numPr>
-        <w:bidi/>
-      </w:pPr>
-      <w:r>
-        <w:t>Base Constructor</w:t>
-      </w:r>
-    </w:p>
-    <w:p>
-      <w:pPr>
-        <w:numPr>
-          <w:ilvl w:val="0"/>
-          <w:numId w:val="9"/>
-        </w:numPr>
-        <w:bidi/>
-      </w:pPr>
-      <w:r>
-        <w:t>Derived Constructor</w:t>
-      </w:r>
-    </w:p>
-    <w:p>
-      <w:pPr>
-        <w:bidi/>
-      </w:pPr>
-      <w:r>
-        <w:pict w14:anchorId="69AA0DFF">
-          <v:rect id="_x0000_i1189" style="width:0;height:1.5pt" o:hralign="center" o:hrstd="t" o:hr="t" fillcolor="#a0a0a0" stroked="f"/>
-        </w:pict>
-      </w:r>
-    </w:p>
-    <w:p>
-      <w:pPr>
-        <w:bidi/>
-        <w:rPr>
-          <w:b/>
-          <w:bCs/>
-        </w:rPr>
-      </w:pPr>
-      <w:r>
-        <w:rPr>
-          <w:b/>
-          <w:bCs/>
-          <w:rtl/>
-        </w:rPr>
-        <w:t>فصل 4</w:t>
-      </w:r>
-      <w:r>
-        <w:rPr>
-          <w:b/>
-          <w:bCs/>
-        </w:rPr>
-        <w:t xml:space="preserve"> — Encapsulation</w:t>
-      </w:r>
-    </w:p>
-    <w:p>
-      <w:pPr>
-        <w:bidi/>
-        <w:rPr>
-          <w:b/>
-          <w:bCs/>
-        </w:rPr>
-      </w:pPr>
-      <w:r>
-        <w:rPr>
-          <w:b/>
-          <w:bCs/>
-        </w:rPr>
-        <w:t xml:space="preserve">4.1 Encapsulation </w:t>
-      </w:r>
-      <w:r>
-        <w:rPr>
-          <w:b/>
-          <w:bCs/>
-          <w:rtl/>
-        </w:rPr>
-        <w:t>چیست؟</w:t>
-      </w:r>
-    </w:p>
-    <w:p>
-      <w:pPr>
-        <w:numPr>
-          <w:ilvl w:val="0"/>
-          <w:numId w:val="10"/>
-        </w:numPr>
-        <w:bidi/>
-      </w:pPr>
-      <w:r>
-        <w:rPr>
-          <w:rtl/>
-        </w:rPr>
-        <w:t>مخفی‌سازی جزئیات داخلی</w:t>
-      </w:r>
-    </w:p>
-    <w:p>
-      <w:pPr>
-        <w:numPr>
-          <w:ilvl w:val="0"/>
-          <w:numId w:val="10"/>
-        </w:numPr>
-        <w:bidi/>
-      </w:pPr>
-      <w:r>
-        <w:rPr>
-          <w:rtl/>
-        </w:rPr>
-        <w:t>کنترل</w:t>
-      </w:r>
-      <w:r>
-        <w:t xml:space="preserve"> State </w:t>
-      </w:r>
-      <w:r>
-        <w:rPr>
-          <w:rtl/>
-        </w:rPr>
-        <w:t>یک</w:t>
-      </w:r>
-      <w:r>
-        <w:t xml:space="preserve"> Object</w:t>
-      </w:r>
-    </w:p>
-    <w:p>
-      <w:pPr>
-        <w:numPr>
-          <w:ilvl w:val="0"/>
-          <w:numId w:val="10"/>
-        </w:numPr>
-        <w:bidi/>
-      </w:pPr>
-      <w:r>
-        <w:rPr>
-          <w:rtl/>
-        </w:rPr>
-        <w:t>جلوگیری از</w:t>
-      </w:r>
-      <w:r>
-        <w:t xml:space="preserve"> Invalid State</w:t>
-      </w:r>
-    </w:p>
-    <w:p>
-      <w:pPr>
-        <w:bidi/>
-        <w:rPr>
-          <w:b/>
-          <w:bCs/>
-        </w:rPr>
-      </w:pPr>
-      <w:r>
-        <w:rPr>
-          <w:b/>
-          <w:bCs/>
-        </w:rPr>
-        <w:t>4.2 Access Modifiers</w:t>
-      </w:r>
-    </w:p>
-    <w:p>
-      <w:pPr>
-        <w:numPr>
-          <w:ilvl w:val="0"/>
-          <w:numId w:val="11"/>
-        </w:numPr>
-        <w:bidi/>
-      </w:pPr>
-      <w:r>
-        <w:t>public</w:t>
-      </w:r>
-    </w:p>
-    <w:p>
-      <w:pPr>
-        <w:numPr>
-          <w:ilvl w:val="0"/>
-          <w:numId w:val="11"/>
-        </w:numPr>
-        <w:bidi/>
-      </w:pPr>
-      <w:r>
-        <w:t>private</w:t>
-      </w:r>
-    </w:p>
-    <w:p>
-      <w:pPr>
-        <w:numPr>
-          <w:ilvl w:val="0"/>
-          <w:numId w:val="11"/>
-        </w:numPr>
-        <w:bidi/>
-      </w:pPr>
-      <w:r>
-        <w:t>protected</w:t>
-      </w:r>
-    </w:p>
-    <w:p>
-      <w:pPr>
-        <w:numPr>
-          <w:ilvl w:val="0"/>
-          <w:numId w:val="11"/>
-        </w:numPr>
-        <w:bidi/>
-      </w:pPr>
-      <w:r>
-        <w:t>internal</w:t>
-      </w:r>
-    </w:p>
-    <w:p>
-      <w:pPr>
-        <w:numPr>
-          <w:ilvl w:val="0"/>
-          <w:numId w:val="11"/>
-        </w:numPr>
-        <w:bidi/>
-      </w:pPr>
-      <w:r>
-        <w:t>protected internal</w:t>
-      </w:r>
-    </w:p>
-    <w:p>
-      <w:pPr>
-        <w:numPr>
-          <w:ilvl w:val="0"/>
-          <w:numId w:val="11"/>
-        </w:numPr>
-        <w:bidi/>
-      </w:pPr>
-      <w:r>
-        <w:lastRenderedPageBreak/>
-        <w:t>private protected</w:t>
-      </w:r>
-    </w:p>
-    <w:p>
-      <w:pPr>
-        <w:bidi/>
-        <w:rPr>
-          <w:b/>
-          <w:bCs/>
-        </w:rPr>
-      </w:pPr>
-      <w:r>
-        <w:rPr>
-          <w:b/>
-          <w:bCs/>
-        </w:rPr>
-        <w:t xml:space="preserve">4.3 </w:t>
-      </w:r>
-      <w:r>
-        <w:rPr>
-          <w:b/>
-          <w:bCs/>
-          <w:rtl/>
-        </w:rPr>
-        <w:t>طراحی</w:t>
-      </w:r>
-      <w:r>
-        <w:rPr>
-          <w:b/>
-          <w:bCs/>
-        </w:rPr>
-        <w:t xml:space="preserve"> Encapsulated Class</w:t>
-      </w:r>
-    </w:p>
-    <w:p>
-      <w:pPr>
-        <w:bidi/>
-        <w:rPr>
-          <w:b/>
-          <w:bCs/>
-        </w:rPr>
-      </w:pPr>
-      <w:r>
-        <w:rPr>
-          <w:b/>
-          <w:bCs/>
-        </w:rPr>
-        <w:t>4.4 Tell, Don't Ask</w:t>
-      </w:r>
-    </w:p>
-    <w:p>
-      <w:pPr>
-        <w:bidi/>
-        <w:rPr>
-          <w:b/>
-          <w:bCs/>
-        </w:rPr>
-      </w:pPr>
-      <w:r>
-        <w:rPr>
-          <w:b/>
-          <w:bCs/>
-        </w:rPr>
-        <w:t>4.5 Anemic Domain Model</w:t>
-      </w:r>
-    </w:p>
-    <w:p>
-      <w:pPr>
-        <w:numPr>
-          <w:ilvl w:val="0"/>
-          <w:numId w:val="12"/>
-        </w:numPr>
-        <w:bidi/>
-      </w:pPr>
-      <w:r>
-        <w:t xml:space="preserve">Anemic Model </w:t>
-      </w:r>
-      <w:r>
-        <w:rPr>
-          <w:rtl/>
-        </w:rPr>
-        <w:t>چیست؟</w:t>
-      </w:r>
-    </w:p>
-    <w:p>
-      <w:pPr>
-        <w:numPr>
-          <w:ilvl w:val="0"/>
-          <w:numId w:val="12"/>
-        </w:numPr>
-        <w:bidi/>
-      </w:pPr>
-      <w:r>
-        <w:rPr>
-          <w:rtl/>
-        </w:rPr>
-        <w:t>مشکل</w:t>
-      </w:r>
-      <w:r>
-        <w:t xml:space="preserve"> Public Setter</w:t>
-      </w:r>
-      <w:r>
-        <w:rPr>
-          <w:rtl/>
-        </w:rPr>
-        <w:t>ها</w:t>
-      </w:r>
-    </w:p>
-    <w:p>
-      <w:pPr>
-        <w:numPr>
-          <w:ilvl w:val="0"/>
-          <w:numId w:val="12"/>
-        </w:numPr>
-        <w:bidi/>
-      </w:pPr>
-      <w:r>
-        <w:rPr>
-          <w:rtl/>
-        </w:rPr>
-        <w:t>انتقال</w:t>
-      </w:r>
-      <w:r>
-        <w:t xml:space="preserve"> Business Logic </w:t>
-      </w:r>
-      <w:r>
-        <w:rPr>
-          <w:rtl/>
-        </w:rPr>
-        <w:t>به</w:t>
-      </w:r>
-      <w:r>
-        <w:t xml:space="preserve"> Entity</w:t>
-      </w:r>
-    </w:p>
-    <w:p>
-      <w:pPr>
-        <w:bidi/>
-      </w:pPr>
-      <w:r>
-        <w:pict w14:anchorId="3BE7DA43">
-          <v:rect id="_x0000_i1190" style="width:0;height:1.5pt" o:hralign="center" o:hrstd="t" o:hr="t" fillcolor="#a0a0a0" stroked="f"/>
-        </w:pict>
-      </w:r>
-    </w:p>
-    <w:p>
-      <w:pPr>
-        <w:bidi/>
-        <w:rPr>
-          <w:b/>
-          <w:bCs/>
-        </w:rPr>
-      </w:pPr>
-      <w:r>
-        <w:rPr>
-          <w:b/>
-          <w:bCs/>
-          <w:rtl/>
-        </w:rPr>
-        <w:t>فصل 5</w:t>
-      </w:r>
-      <w:r>
-        <w:rPr>
-          <w:b/>
-          <w:bCs/>
-        </w:rPr>
-        <w:t xml:space="preserve"> — Inheritance</w:t>
-      </w:r>
-    </w:p>
-    <w:p>
-      <w:pPr>
-        <w:bidi/>
-        <w:rPr>
-          <w:b/>
-          <w:bCs/>
-        </w:rPr>
-      </w:pPr>
-      <w:r>
-        <w:rPr>
-          <w:b/>
-          <w:bCs/>
-        </w:rPr>
-        <w:t xml:space="preserve">5.1 Inheritance </w:t>
-      </w:r>
-      <w:r>
-        <w:rPr>
-          <w:b/>
-          <w:bCs/>
-          <w:rtl/>
-        </w:rPr>
-        <w:t>چیست؟</w:t>
-      </w:r>
-    </w:p>
-    <w:p>
-      <w:pPr>
-        <w:bidi/>
-        <w:rPr>
-          <w:b/>
-          <w:bCs/>
-        </w:rPr>
-      </w:pPr>
-      <w:r>
-        <w:rPr>
-          <w:b/>
-          <w:bCs/>
-        </w:rPr>
-        <w:t xml:space="preserve">5.2 Base Class </w:t>
-      </w:r>
-      <w:r>
-        <w:rPr>
-          <w:b/>
-          <w:bCs/>
-          <w:rtl/>
-        </w:rPr>
-        <w:t>و</w:t>
-      </w:r>
-      <w:r>
-        <w:rPr>
-          <w:b/>
-          <w:bCs/>
-        </w:rPr>
-        <w:t xml:space="preserve"> Derived Class</w:t>
-      </w:r>
-    </w:p>
-    <w:p>
-      <w:pPr>
-        <w:bidi/>
-        <w:rPr>
-          <w:b/>
-          <w:bCs/>
-        </w:rPr>
-      </w:pPr>
-      <w:r>
-        <w:rPr>
-          <w:b/>
-          <w:bCs/>
-        </w:rPr>
-        <w:t xml:space="preserve">5.3 </w:t>
-      </w:r>
-      <w:r>
-        <w:rPr>
-          <w:b/>
-          <w:bCs/>
-          <w:rtl/>
-        </w:rPr>
-        <w:t xml:space="preserve">استفاده از </w:t>
-      </w:r>
-      <w:r>
-        <w:rPr>
-          <w:b/>
-          <w:bCs/>
-        </w:rPr>
-        <w:t>base</w:t>
-      </w:r>
-    </w:p>
-    <w:p>
-      <w:pPr>
-        <w:bidi/>
-        <w:rPr>
-          <w:b/>
-          <w:bCs/>
-        </w:rPr>
-      </w:pPr>
-      <w:r>
-        <w:rPr>
-          <w:b/>
-          <w:bCs/>
-        </w:rPr>
-        <w:t>5.4 Protected Members</w:t>
-      </w:r>
-    </w:p>
-    <w:p>
-      <w:pPr>
-        <w:bidi/>
-        <w:rPr>
-          <w:b/>
-          <w:bCs/>
-        </w:rPr>
-      </w:pPr>
-      <w:r>
-        <w:rPr>
-          <w:b/>
-          <w:bCs/>
-        </w:rPr>
-        <w:t>5.5 Method Overriding</w:t>
-      </w:r>
-    </w:p>
-    <w:p>
-      <w:pPr>
-        <w:numPr>
-          <w:ilvl w:val="0"/>
-          <w:numId w:val="13"/>
-        </w:numPr>
-        <w:bidi/>
-      </w:pPr>
-      <w:r>
-        <w:t>virtual</w:t>
-      </w:r>
-    </w:p>
-    <w:p>
-      <w:pPr>
-        <w:numPr>
-          <w:ilvl w:val="0"/>
-          <w:numId w:val="13"/>
-        </w:numPr>
-        <w:bidi/>
-      </w:pPr>
-      <w:r>
-        <w:t>override</w:t>
-      </w:r>
-    </w:p>
-    <w:p>
-      <w:pPr>
-        <w:bidi/>
-        <w:rPr>
-          <w:b/>
-          <w:bCs/>
-        </w:rPr>
-      </w:pPr>
-      <w:r>
-        <w:rPr>
-          <w:b/>
-          <w:bCs/>
-        </w:rPr>
-        <w:t xml:space="preserve">5.6 </w:t>
-      </w:r>
-      <w:r>
-        <w:rPr>
-          <w:b/>
-          <w:bCs/>
-          <w:rtl/>
-        </w:rPr>
-        <w:t>جلوگیری از</w:t>
-      </w:r>
-      <w:r>
-        <w:rPr>
-          <w:b/>
-          <w:bCs/>
-        </w:rPr>
-        <w:t xml:space="preserve"> Inheritance</w:t>
-      </w:r>
-    </w:p>
-    <w:p>
-      <w:pPr>
-        <w:numPr>
-          <w:ilvl w:val="0"/>
-          <w:numId w:val="14"/>
-        </w:numPr>
-        <w:bidi/>
-      </w:pPr>
-      <w:r>
-        <w:t>sealed class</w:t>
-      </w:r>
-    </w:p>
-    <w:p>
-      <w:pPr>
-        <w:numPr>
-          <w:ilvl w:val="0"/>
-          <w:numId w:val="14"/>
-        </w:numPr>
-        <w:bidi/>
-      </w:pPr>
-      <w:r>
-        <w:t>sealed override</w:t>
-      </w:r>
-    </w:p>
-    <w:p>
-      <w:pPr>
-        <w:bidi/>
-        <w:rPr>
-          <w:b/>
-          <w:bCs/>
-        </w:rPr>
-      </w:pPr>
-      <w:r>
-        <w:rPr>
-          <w:b/>
-          <w:bCs/>
-        </w:rPr>
-        <w:t xml:space="preserve">5.7 </w:t>
-      </w:r>
-      <w:r>
-        <w:rPr>
-          <w:b/>
-          <w:bCs/>
-          <w:rtl/>
-        </w:rPr>
-        <w:t>مشکلات</w:t>
-      </w:r>
-      <w:r>
-        <w:rPr>
-          <w:b/>
-          <w:bCs/>
-        </w:rPr>
-        <w:t xml:space="preserve"> Inheritance</w:t>
-      </w:r>
-    </w:p>
-    <w:p>
-      <w:pPr>
-        <w:numPr>
-          <w:ilvl w:val="0"/>
-          <w:numId w:val="15"/>
-        </w:numPr>
-        <w:bidi/>
-      </w:pPr>
-      <w:r>
-        <w:t>Tight Coupling</w:t>
-      </w:r>
-    </w:p>
-    <w:p>
-      <w:pPr>
-        <w:numPr>
-          <w:ilvl w:val="0"/>
-          <w:numId w:val="15"/>
-        </w:numPr>
-        <w:bidi/>
-      </w:pPr>
-      <w:r>
-        <w:t>Fragile Base Class</w:t>
-      </w:r>
-    </w:p>
-    <w:p>
-      <w:pPr>
-        <w:numPr>
-          <w:ilvl w:val="0"/>
-          <w:numId w:val="15"/>
-        </w:numPr>
-        <w:bidi/>
-      </w:pPr>
-      <w:r>
-        <w:t>Deep Inheritance Hierarchy</w:t>
-      </w:r>
-    </w:p>
-    <w:p>
-      <w:pPr>
-        <w:bidi/>
-        <w:rPr>
-          <w:b/>
-          <w:bCs/>
-        </w:rPr>
-      </w:pPr>
-      <w:r>
-        <w:rPr>
-          <w:b/>
-          <w:bCs/>
-        </w:rPr>
-        <w:t xml:space="preserve">5.8 </w:t>
-      </w:r>
-      <w:r>
-        <w:rPr>
-          <w:b/>
-          <w:bCs/>
-          <w:rtl/>
-        </w:rPr>
-        <w:t>چه زمانی از</w:t>
-      </w:r>
-      <w:r>
-        <w:rPr>
-          <w:b/>
-          <w:bCs/>
-        </w:rPr>
-        <w:t xml:space="preserve"> Inheritance </w:t>
-      </w:r>
-      <w:r>
-        <w:rPr>
-          <w:b/>
-          <w:bCs/>
-          <w:rtl/>
-        </w:rPr>
-        <w:t>استفاده نکنیم؟</w:t>
-      </w:r>
-    </w:p>
-    <w:p>
-      <w:pPr>
-        <w:bidi/>
-        <w:rPr>
-          <w:b/>
-          <w:bCs/>
-        </w:rPr>
-      </w:pPr>
-      <w:r>
-        <w:rPr>
-          <w:b/>
-          <w:bCs/>
-        </w:rPr>
-        <w:t>5.9 Composition over Inheritance</w:t>
-      </w:r>
-    </w:p>
-    <w:p>
-      <w:pPr>
-        <w:bidi/>
-      </w:pPr>
-      <w:r>
-        <w:pict w14:anchorId="48AD0206">
-          <v:rect id="_x0000_i1191" style="width:0;height:1.5pt" o:hralign="center" o:hrstd="t" o:hr="t" fillcolor="#a0a0a0" stroked="f"/>
-        </w:pict>
-      </w:r>
-    </w:p>
-    <w:p>
-      <w:pPr>
-        <w:bidi/>
-        <w:rPr>
-          <w:b/>
-          <w:bCs/>
-        </w:rPr>
-      </w:pPr>
-      <w:r>
-        <w:rPr>
-          <w:b/>
-          <w:bCs/>
-          <w:rtl/>
-        </w:rPr>
-        <w:lastRenderedPageBreak/>
-        <w:t>فصل 6</w:t>
-      </w:r>
-      <w:r>
-        <w:rPr>
-          <w:b/>
-          <w:bCs/>
-        </w:rPr>
-        <w:t xml:space="preserve"> — Polymorphism</w:t>
-      </w:r>
-    </w:p>
-    <w:p>
-      <w:pPr>
-        <w:bidi/>
-        <w:rPr>
-          <w:b/>
-          <w:bCs/>
-        </w:rPr>
-      </w:pPr>
-      <w:r>
-        <w:rPr>
-          <w:b/>
-          <w:bCs/>
-        </w:rPr>
-        <w:t xml:space="preserve">6.1 Polymorphism </w:t>
-      </w:r>
-      <w:r>
-        <w:rPr>
-          <w:b/>
-          <w:bCs/>
-          <w:rtl/>
-        </w:rPr>
-        <w:t>چیست؟</w:t>
-      </w:r>
-    </w:p>
-    <w:p>
-      <w:pPr>
-        <w:bidi/>
-        <w:rPr>
-          <w:b/>
-          <w:bCs/>
-        </w:rPr>
-      </w:pPr>
-      <w:r>
-        <w:rPr>
-          <w:b/>
-          <w:bCs/>
-        </w:rPr>
-        <w:t>6.2 Compile-Time Polymorphism</w:t>
-      </w:r>
-    </w:p>
-    <w:p>
-      <w:pPr>
-        <w:numPr>
-          <w:ilvl w:val="0"/>
-          <w:numId w:val="16"/>
-        </w:numPr>
-        <w:bidi/>
-      </w:pPr>
-      <w:r>
-        <w:t>Method Overloading</w:t>
-      </w:r>
-    </w:p>
-    <w:p>
-      <w:pPr>
-        <w:bidi/>
-        <w:rPr>
-          <w:b/>
-          <w:bCs/>
-        </w:rPr>
-      </w:pPr>
-      <w:r>
-        <w:rPr>
-          <w:b/>
-          <w:bCs/>
-        </w:rPr>
-        <w:t>6.3 Runtime Polymorphism</w:t>
-      </w:r>
-    </w:p>
-    <w:p>
-      <w:pPr>
-        <w:numPr>
-          <w:ilvl w:val="0"/>
-          <w:numId w:val="17"/>
-        </w:numPr>
-        <w:bidi/>
-      </w:pPr>
-      <w:r>
-        <w:t>virtual</w:t>
-      </w:r>
-    </w:p>
-    <w:p>
-      <w:pPr>
-        <w:numPr>
-          <w:ilvl w:val="0"/>
-          <w:numId w:val="17"/>
-        </w:numPr>
-        <w:bidi/>
-      </w:pPr>
-      <w:r>
-        <w:t>override</w:t>
-      </w:r>
-    </w:p>
-    <w:p>
-      <w:pPr>
-        <w:numPr>
-          <w:ilvl w:val="0"/>
-          <w:numId w:val="17"/>
-        </w:numPr>
-        <w:bidi/>
-      </w:pPr>
-      <w:r>
-        <w:t>Base Reference</w:t>
-      </w:r>
-    </w:p>
-    <w:p>
-      <w:pPr>
-        <w:numPr>
-          <w:ilvl w:val="0"/>
-          <w:numId w:val="17"/>
-        </w:numPr>
-        <w:bidi/>
-      </w:pPr>
-      <w:r>
-        <w:t>Dynamic Dispatch</w:t>
-      </w:r>
-    </w:p>
-    <w:p>
-      <w:pPr>
-        <w:bidi/>
-        <w:rPr>
-          <w:b/>
-          <w:bCs/>
-        </w:rPr>
-      </w:pPr>
-      <w:r>
-        <w:rPr>
-          <w:b/>
-          <w:bCs/>
-        </w:rPr>
-        <w:t>6.4 Method Hiding</w:t>
-      </w:r>
-    </w:p>
-    <w:p>
-      <w:pPr>
-        <w:numPr>
-          <w:ilvl w:val="0"/>
-          <w:numId w:val="18"/>
-        </w:numPr>
-        <w:bidi/>
-      </w:pPr>
-      <w:r>
-        <w:t>new</w:t>
-      </w:r>
-    </w:p>
-    <w:p>
-      <w:pPr>
-        <w:numPr>
-          <w:ilvl w:val="0"/>
-          <w:numId w:val="18"/>
-        </w:numPr>
-        <w:bidi/>
-      </w:pPr>
-      <w:r>
-        <w:rPr>
-          <w:rtl/>
-        </w:rPr>
-        <w:t xml:space="preserve">تفاوت </w:t>
-      </w:r>
-      <w:r>
-        <w:t xml:space="preserve">new </w:t>
-      </w:r>
-      <w:r>
-        <w:rPr>
-          <w:rtl/>
-        </w:rPr>
-        <w:t xml:space="preserve">و </w:t>
-      </w:r>
-      <w:r>
-        <w:t>override</w:t>
-      </w:r>
-    </w:p>
-    <w:p>
-      <w:pPr>
-        <w:bidi/>
-        <w:rPr>
-          <w:b/>
-          <w:bCs/>
-        </w:rPr>
-      </w:pPr>
-      <w:r>
-        <w:rPr>
-          <w:b/>
-          <w:bCs/>
-        </w:rPr>
-        <w:t xml:space="preserve">6.5 </w:t>
-      </w:r>
-      <w:r>
-        <w:rPr>
-          <w:b/>
-          <w:bCs/>
-          <w:rtl/>
-        </w:rPr>
-        <w:t>مثال واقعی</w:t>
-      </w:r>
-      <w:r>
-        <w:rPr>
-          <w:b/>
-          <w:bCs/>
-        </w:rPr>
-        <w:t xml:space="preserve"> Polymorphism</w:t>
-      </w:r>
-    </w:p>
-    <w:p>
-      <w:pPr>
-        <w:numPr>
-          <w:ilvl w:val="0"/>
-          <w:numId w:val="19"/>
-        </w:numPr>
-        <w:bidi/>
-      </w:pPr>
-      <w:r>
-        <w:t>Payment Processing</w:t>
-      </w:r>
-    </w:p>
-    <w:p>
-      <w:pPr>
-        <w:numPr>
-          <w:ilvl w:val="0"/>
-          <w:numId w:val="19"/>
-        </w:numPr>
-        <w:bidi/>
-      </w:pPr>
-      <w:r>
-        <w:rPr>
-          <w:rtl/>
-        </w:rPr>
-        <w:t>چند روش پرداخت</w:t>
-      </w:r>
-    </w:p>
-    <w:p>
-      <w:pPr>
-        <w:numPr>
-          <w:ilvl w:val="0"/>
-          <w:numId w:val="19"/>
-        </w:numPr>
-        <w:bidi/>
-      </w:pPr>
-      <w:r>
-        <w:rPr>
-          <w:rtl/>
-        </w:rPr>
-        <w:t xml:space="preserve">حذف </w:t>
-      </w:r>
-      <w:r>
-        <w:t>if/switch</w:t>
-      </w:r>
-      <w:r>
-        <w:rPr>
-          <w:rtl/>
-        </w:rPr>
-        <w:t>های بزرگ با</w:t>
-      </w:r>
-      <w:r>
-        <w:t xml:space="preserve"> Polymorphism</w:t>
-      </w:r>
-    </w:p>
-    <w:p>
-      <w:pPr>
-        <w:bidi/>
-      </w:pPr>
-      <w:r>
-        <w:pict w14:anchorId="3033772C">
-          <v:rect id="_x0000_i1192" style="width:0;height:1.5pt" o:hralign="center" o:hrstd="t" o:hr="t" fillcolor="#a0a0a0" stroked="f"/>
-        </w:pict>
-      </w:r>
-    </w:p>
     <w:p>
       <w:pPr>
         <w:bidi/>
@@ -2381,7 +160,6 @@
         <w:rPr>
           <w:rtl/>
         </w:rPr>
-        <w:lastRenderedPageBreak/>
         <w:t>پیاده‌سازی</w:t>
       </w:r>
       <w:r>
@@ -2512,7 +290,7 @@
       </w:pPr>
       <w:r>
         <w:pict w14:anchorId="416FA867">
-          <v:rect id="_x0000_i1193" style="width:0;height:1.5pt" o:hralign="center" o:hrstd="t" o:hr="t" fillcolor="#a0a0a0" stroked="f"/>
+          <v:rect id="_x0000_i1031" style="width:0;height:1.5pt" o:hralign="center" o:hrstd="t" o:hr="t" fillcolor="#a0a0a0" stroked="f"/>
         </w:pict>
       </w:r>
     </w:p>
@@ -2672,7 +450,7 @@
       </w:pPr>
       <w:r>
         <w:pict w14:anchorId="739C53F4">
-          <v:rect id="_x0000_i1194" style="width:0;height:1.5pt" o:hralign="center" o:hrstd="t" o:hr="t" fillcolor="#a0a0a0" stroked="f"/>
+          <v:rect id="_x0000_i1032" style="width:0;height:1.5pt" o:hralign="center" o:hrstd="t" o:hr="t" fillcolor="#a0a0a0" stroked="f"/>
         </w:pict>
       </w:r>
     </w:p>
@@ -2728,6 +506,7 @@
           <w:b/>
           <w:bCs/>
         </w:rPr>
+        <w:lastRenderedPageBreak/>
         <w:t xml:space="preserve">9.1 </w:t>
       </w:r>
       <w:r>
@@ -2925,32 +704,615 @@
           <w:b/>
           <w:bCs/>
         </w:rPr>
+        <w:t xml:space="preserve">9.10 </w:t>
+      </w:r>
+      <w:r>
+        <w:rPr>
+          <w:b/>
+          <w:bCs/>
+          <w:rtl/>
+        </w:rPr>
+        <w:t>مثال‌های واقعی در</w:t>
+      </w:r>
+      <w:r>
+        <w:rPr>
+          <w:b/>
+          <w:bCs/>
+        </w:rPr>
+        <w:t xml:space="preserve"> Domain Model</w:t>
+      </w:r>
+    </w:p>
+    <w:p>
+      <w:pPr>
+        <w:bidi/>
+      </w:pPr>
+      <w:r>
+        <w:pict w14:anchorId="4F4D9DFE">
+          <v:rect id="_x0000_i1033" style="width:0;height:1.5pt" o:hralign="center" o:hrstd="t" o:hr="t" fillcolor="#a0a0a0" stroked="f"/>
+        </w:pict>
+      </w:r>
+    </w:p>
+    <w:p>
+      <w:pPr>
+        <w:bidi/>
+        <w:rPr>
+          <w:b/>
+          <w:bCs/>
+        </w:rPr>
+      </w:pPr>
+      <w:r>
+        <w:rPr>
+          <w:b/>
+          <w:bCs/>
+          <w:rtl/>
+        </w:rPr>
+        <w:t>فصل 10</w:t>
+      </w:r>
+      <w:r>
+        <w:rPr>
+          <w:b/>
+          <w:bCs/>
+        </w:rPr>
+        <w:t xml:space="preserve"> — Object Equality </w:t>
+      </w:r>
+      <w:r>
+        <w:rPr>
+          <w:b/>
+          <w:bCs/>
+          <w:rtl/>
+        </w:rPr>
+        <w:t>در</w:t>
+      </w:r>
+      <w:r>
+        <w:rPr>
+          <w:b/>
+          <w:bCs/>
+        </w:rPr>
+        <w:t xml:space="preserve"> C#</w:t>
+      </w:r>
+    </w:p>
+    <w:p>
+      <w:pPr>
+        <w:bidi/>
+        <w:rPr>
+          <w:b/>
+          <w:bCs/>
+        </w:rPr>
+      </w:pPr>
+      <w:r>
+        <w:rPr>
+          <w:b/>
+          <w:bCs/>
+        </w:rPr>
+        <w:t>10.1 Reference Equality</w:t>
+      </w:r>
+    </w:p>
+    <w:p>
+      <w:pPr>
+        <w:bidi/>
+        <w:rPr>
+          <w:b/>
+          <w:bCs/>
+        </w:rPr>
+      </w:pPr>
+      <w:r>
+        <w:rPr>
+          <w:b/>
+          <w:bCs/>
+        </w:rPr>
+        <w:t>10.2 Value Equality</w:t>
+      </w:r>
+    </w:p>
+    <w:p>
+      <w:pPr>
+        <w:bidi/>
+        <w:rPr>
+          <w:b/>
+          <w:bCs/>
+        </w:rPr>
+      </w:pPr>
+      <w:r>
+        <w:rPr>
+          <w:b/>
+          <w:bCs/>
+        </w:rPr>
+        <w:t xml:space="preserve">10.3 </w:t>
+      </w:r>
+      <w:proofErr w:type="gramStart"/>
+      <w:r>
+        <w:rPr>
+          <w:b/>
+          <w:bCs/>
+        </w:rPr>
+        <w:t>Equals(</w:t>
+      </w:r>
+      <w:proofErr w:type="gramEnd"/>
+      <w:r>
+        <w:rPr>
+          <w:b/>
+          <w:bCs/>
+        </w:rPr>
+        <w:t>)</w:t>
+      </w:r>
+    </w:p>
+    <w:p>
+      <w:pPr>
+        <w:bidi/>
+        <w:rPr>
+          <w:b/>
+          <w:bCs/>
+        </w:rPr>
+      </w:pPr>
+      <w:r>
+        <w:rPr>
+          <w:b/>
+          <w:bCs/>
+        </w:rPr>
+        <w:t xml:space="preserve">10.4 </w:t>
+      </w:r>
+      <w:proofErr w:type="spellStart"/>
+      <w:proofErr w:type="gramStart"/>
+      <w:r>
+        <w:rPr>
+          <w:b/>
+          <w:bCs/>
+        </w:rPr>
+        <w:t>GetHashCode</w:t>
+      </w:r>
+      <w:proofErr w:type="spellEnd"/>
+      <w:r>
+        <w:rPr>
+          <w:b/>
+          <w:bCs/>
+        </w:rPr>
+        <w:t>(</w:t>
+      </w:r>
+      <w:proofErr w:type="gramEnd"/>
+      <w:r>
+        <w:rPr>
+          <w:b/>
+          <w:bCs/>
+        </w:rPr>
+        <w:t>)</w:t>
+      </w:r>
+    </w:p>
+    <w:p>
+      <w:pPr>
+        <w:bidi/>
+        <w:rPr>
+          <w:b/>
+          <w:bCs/>
+        </w:rPr>
+      </w:pPr>
+      <w:r>
+        <w:rPr>
+          <w:b/>
+          <w:bCs/>
+        </w:rPr>
+        <w:t>10.5 Operator ==</w:t>
+      </w:r>
+    </w:p>
+    <w:p>
+      <w:pPr>
+        <w:bidi/>
+        <w:rPr>
+          <w:b/>
+          <w:bCs/>
+        </w:rPr>
+      </w:pPr>
+      <w:r>
+        <w:rPr>
+          <w:b/>
+          <w:bCs/>
+        </w:rPr>
+        <w:t xml:space="preserve">10.6 </w:t>
+      </w:r>
+      <w:proofErr w:type="spellStart"/>
+      <w:r>
+        <w:rPr>
+          <w:b/>
+          <w:bCs/>
+        </w:rPr>
+        <w:t>ReferenceEquals</w:t>
+      </w:r>
+      <w:proofErr w:type="spellEnd"/>
+    </w:p>
+    <w:p>
+      <w:pPr>
+        <w:bidi/>
+        <w:rPr>
+          <w:b/>
+          <w:bCs/>
+        </w:rPr>
+      </w:pPr>
+      <w:r>
+        <w:rPr>
+          <w:b/>
+          <w:bCs/>
+        </w:rPr>
+        <w:t xml:space="preserve">10.7 Equality </w:t>
+      </w:r>
+      <w:r>
+        <w:rPr>
+          <w:b/>
+          <w:bCs/>
+          <w:rtl/>
+        </w:rPr>
+        <w:t>در</w:t>
+      </w:r>
+      <w:r>
+        <w:rPr>
+          <w:b/>
+          <w:bCs/>
+        </w:rPr>
+        <w:t xml:space="preserve"> Record</w:t>
+      </w:r>
+      <w:r>
+        <w:rPr>
+          <w:b/>
+          <w:bCs/>
+          <w:rtl/>
+        </w:rPr>
+        <w:t>ها</w:t>
+      </w:r>
+    </w:p>
+    <w:p>
+      <w:pPr>
+        <w:bidi/>
+        <w:rPr>
+          <w:b/>
+          <w:bCs/>
+        </w:rPr>
+      </w:pPr>
+      <w:r>
+        <w:rPr>
+          <w:b/>
+          <w:bCs/>
+        </w:rPr>
+        <w:t xml:space="preserve">10.8 </w:t>
+      </w:r>
+      <w:r>
+        <w:rPr>
+          <w:b/>
+          <w:bCs/>
+          <w:rtl/>
+        </w:rPr>
+        <w:t xml:space="preserve">پیاده‌سازی </w:t>
+      </w:r>
+      <w:proofErr w:type="spellStart"/>
+      <w:r>
+        <w:rPr>
+          <w:b/>
+          <w:bCs/>
+        </w:rPr>
+        <w:t>IEquatable</w:t>
+      </w:r>
+      <w:proofErr w:type="spellEnd"/>
+      <w:r>
+        <w:rPr>
+          <w:b/>
+          <w:bCs/>
+        </w:rPr>
+        <w:t>&lt;T&gt;</w:t>
+      </w:r>
+    </w:p>
+    <w:p>
+      <w:pPr>
+        <w:bidi/>
+        <w:rPr>
+          <w:b/>
+          <w:bCs/>
+        </w:rPr>
+      </w:pPr>
+      <w:r>
+        <w:rPr>
+          <w:b/>
+          <w:bCs/>
+        </w:rPr>
+        <w:t xml:space="preserve">10.9 </w:t>
+      </w:r>
+      <w:r>
+        <w:rPr>
+          <w:b/>
+          <w:bCs/>
+          <w:rtl/>
+        </w:rPr>
+        <w:t>مشکلات</w:t>
+      </w:r>
+      <w:r>
+        <w:rPr>
+          <w:b/>
+          <w:bCs/>
+        </w:rPr>
+        <w:t xml:space="preserve"> Equality </w:t>
+      </w:r>
+      <w:r>
+        <w:rPr>
+          <w:b/>
+          <w:bCs/>
+          <w:rtl/>
+        </w:rPr>
+        <w:t>در</w:t>
+      </w:r>
+      <w:r>
+        <w:rPr>
+          <w:b/>
+          <w:bCs/>
+        </w:rPr>
+        <w:t xml:space="preserve"> Dictionary </w:t>
+      </w:r>
+      <w:r>
+        <w:rPr>
+          <w:b/>
+          <w:bCs/>
+          <w:rtl/>
+        </w:rPr>
+        <w:t>و</w:t>
+      </w:r>
+      <w:r>
+        <w:rPr>
+          <w:b/>
+          <w:bCs/>
+        </w:rPr>
+        <w:t xml:space="preserve"> HashSet</w:t>
+      </w:r>
+    </w:p>
+    <w:p>
+      <w:pPr>
+        <w:bidi/>
+      </w:pPr>
+      <w:r>
+        <w:pict w14:anchorId="6FB2F7E8">
+          <v:rect id="_x0000_i1034" style="width:0;height:1.5pt" o:hralign="center" o:hrstd="t" o:hr="t" fillcolor="#a0a0a0" stroked="f"/>
+        </w:pict>
+      </w:r>
+    </w:p>
+    <w:p>
+      <w:pPr>
+        <w:bidi/>
+        <w:rPr>
+          <w:b/>
+          <w:bCs/>
+        </w:rPr>
+      </w:pPr>
+      <w:r>
+        <w:rPr>
+          <w:b/>
+          <w:bCs/>
+          <w:rtl/>
+        </w:rPr>
+        <w:t>فصل 11</w:t>
+      </w:r>
+      <w:r>
+        <w:rPr>
+          <w:b/>
+          <w:bCs/>
+        </w:rPr>
+        <w:t xml:space="preserve"> — Object</w:t>
+      </w:r>
+      <w:r>
+        <w:rPr>
+          <w:b/>
+          <w:bCs/>
+          <w:rtl/>
+        </w:rPr>
+        <w:t xml:space="preserve">، </w:t>
+      </w:r>
+      <w:r>
+        <w:rPr>
+          <w:b/>
+          <w:bCs/>
+        </w:rPr>
+        <w:t xml:space="preserve">Memory </w:t>
+      </w:r>
+      <w:r>
+        <w:rPr>
+          <w:b/>
+          <w:bCs/>
+          <w:rtl/>
+        </w:rPr>
+        <w:t>و</w:t>
+      </w:r>
+      <w:r>
+        <w:rPr>
+          <w:b/>
+          <w:bCs/>
+        </w:rPr>
+        <w:t xml:space="preserve"> Reference Types</w:t>
+      </w:r>
+    </w:p>
+    <w:p>
+      <w:pPr>
+        <w:bidi/>
+        <w:rPr>
+          <w:b/>
+          <w:bCs/>
+        </w:rPr>
+      </w:pPr>
+      <w:r>
+        <w:rPr>
+          <w:b/>
+          <w:bCs/>
+        </w:rPr>
+        <w:t xml:space="preserve">11.1 Stack </w:t>
+      </w:r>
+      <w:r>
+        <w:rPr>
+          <w:b/>
+          <w:bCs/>
+          <w:rtl/>
+        </w:rPr>
+        <w:t>و</w:t>
+      </w:r>
+      <w:r>
+        <w:rPr>
+          <w:b/>
+          <w:bCs/>
+        </w:rPr>
+        <w:t xml:space="preserve"> Heap</w:t>
+      </w:r>
+    </w:p>
+    <w:p>
+      <w:pPr>
+        <w:bidi/>
+        <w:rPr>
+          <w:b/>
+          <w:bCs/>
+        </w:rPr>
+      </w:pPr>
+      <w:r>
+        <w:rPr>
+          <w:b/>
+          <w:bCs/>
+        </w:rPr>
+        <w:t>11.2 Value Type vs Reference Type</w:t>
+      </w:r>
+    </w:p>
+    <w:p>
+      <w:pPr>
+        <w:bidi/>
+        <w:rPr>
+          <w:b/>
+          <w:bCs/>
+        </w:rPr>
+      </w:pPr>
+      <w:r>
+        <w:rPr>
+          <w:b/>
+          <w:bCs/>
+        </w:rPr>
+        <w:t>11.3 Object Reference</w:t>
+      </w:r>
+    </w:p>
+    <w:p>
+      <w:pPr>
+        <w:bidi/>
+        <w:rPr>
+          <w:b/>
+          <w:bCs/>
+        </w:rPr>
+      </w:pPr>
+      <w:r>
+        <w:rPr>
+          <w:b/>
+          <w:bCs/>
+        </w:rPr>
         <w:lastRenderedPageBreak/>
-        <w:t xml:space="preserve">9.10 </w:t>
-      </w:r>
-      <w:r>
-        <w:rPr>
-          <w:b/>
-          <w:bCs/>
-          <w:rtl/>
-        </w:rPr>
-        <w:t>مثال‌های واقعی در</w:t>
-      </w:r>
-      <w:r>
-        <w:rPr>
-          <w:b/>
-          <w:bCs/>
-        </w:rPr>
-        <w:t xml:space="preserve"> Domain Model</w:t>
-      </w:r>
-    </w:p>
-    <w:p>
-      <w:pPr>
-        <w:bidi/>
-      </w:pPr>
-      <w:r>
-        <w:pict w14:anchorId="4F4D9DFE">
-          <v:rect id="_x0000_i1195" style="width:0;height:1.5pt" o:hralign="center" o:hrstd="t" o:hr="t" fillcolor="#a0a0a0" stroked="f"/>
+        <w:t>11.4 Reference Assignment</w:t>
+      </w:r>
+    </w:p>
+    <w:p>
+      <w:pPr>
+        <w:bidi/>
+        <w:rPr>
+          <w:b/>
+          <w:bCs/>
+        </w:rPr>
+      </w:pPr>
+      <w:r>
+        <w:rPr>
+          <w:b/>
+          <w:bCs/>
+        </w:rPr>
+        <w:t>11.5 Passing Objects to Methods</w:t>
+      </w:r>
+    </w:p>
+    <w:p>
+      <w:pPr>
+        <w:bidi/>
+        <w:rPr>
+          <w:b/>
+          <w:bCs/>
+        </w:rPr>
+      </w:pPr>
+      <w:r>
+        <w:rPr>
+          <w:b/>
+          <w:bCs/>
+        </w:rPr>
+        <w:t>11.6 Garbage Collector</w:t>
+      </w:r>
+    </w:p>
+    <w:p>
+      <w:pPr>
+        <w:bidi/>
+        <w:rPr>
+          <w:b/>
+          <w:bCs/>
+        </w:rPr>
+      </w:pPr>
+      <w:r>
+        <w:rPr>
+          <w:b/>
+          <w:bCs/>
+        </w:rPr>
+        <w:t>11.7 Object Lifetime</w:t>
+      </w:r>
+    </w:p>
+    <w:p>
+      <w:pPr>
+        <w:bidi/>
+        <w:rPr>
+          <w:b/>
+          <w:bCs/>
+        </w:rPr>
+      </w:pPr>
+      <w:r>
+        <w:rPr>
+          <w:b/>
+          <w:bCs/>
+        </w:rPr>
+        <w:t xml:space="preserve">11.8 </w:t>
+      </w:r>
+      <w:proofErr w:type="spellStart"/>
+      <w:r>
+        <w:rPr>
+          <w:b/>
+          <w:bCs/>
+        </w:rPr>
+        <w:t>IDisposable</w:t>
+      </w:r>
+      <w:proofErr w:type="spellEnd"/>
+    </w:p>
+    <w:p>
+      <w:pPr>
+        <w:bidi/>
+        <w:rPr>
+          <w:b/>
+          <w:bCs/>
+        </w:rPr>
+      </w:pPr>
+      <w:r>
+        <w:rPr>
+          <w:b/>
+          <w:bCs/>
+        </w:rPr>
+        <w:t>11.9 using</w:t>
+      </w:r>
+    </w:p>
+    <w:p>
+      <w:pPr>
+        <w:bidi/>
+        <w:rPr>
+          <w:b/>
+          <w:bCs/>
+        </w:rPr>
+      </w:pPr>
+      <w:r>
+        <w:rPr>
+          <w:b/>
+          <w:bCs/>
+        </w:rPr>
+        <w:t>11.10 Finalizer</w:t>
+      </w:r>
+    </w:p>
+    <w:p>
+      <w:pPr>
+        <w:bidi/>
+      </w:pPr>
+      <w:r>
+        <w:pict w14:anchorId="3FDD68EE">
+          <v:rect id="_x0000_i1035" style="width:0;height:1.5pt" o:hralign="center" o:hrstd="t" o:hr="t" fillcolor="#a0a0a0" stroked="f"/>
         </w:pict>
       </w:r>
     </w:p>
@@ -2968,149 +1330,378 @@
           <w:bCs/>
           <w:rtl/>
         </w:rPr>
-        <w:t>فصل 10</w:t>
-      </w:r>
-      <w:r>
-        <w:rPr>
-          <w:b/>
-          <w:bCs/>
-        </w:rPr>
-        <w:t xml:space="preserve"> — Object Equality </w:t>
-      </w:r>
-      <w:r>
-        <w:rPr>
-          <w:b/>
-          <w:bCs/>
-          <w:rtl/>
-        </w:rPr>
-        <w:t>در</w:t>
-      </w:r>
-      <w:r>
-        <w:rPr>
-          <w:b/>
-          <w:bCs/>
-        </w:rPr>
-        <w:t xml:space="preserve"> C#</w:t>
-      </w:r>
-    </w:p>
-    <w:p>
-      <w:pPr>
-        <w:bidi/>
-        <w:rPr>
-          <w:b/>
-          <w:bCs/>
-        </w:rPr>
-      </w:pPr>
-      <w:r>
-        <w:rPr>
-          <w:b/>
-          <w:bCs/>
-        </w:rPr>
-        <w:t>10.1 Reference Equality</w:t>
-      </w:r>
-    </w:p>
-    <w:p>
-      <w:pPr>
-        <w:bidi/>
-        <w:rPr>
-          <w:b/>
-          <w:bCs/>
-        </w:rPr>
-      </w:pPr>
-      <w:r>
-        <w:rPr>
-          <w:b/>
-          <w:bCs/>
-        </w:rPr>
-        <w:t>10.2 Value Equality</w:t>
-      </w:r>
-    </w:p>
-    <w:p>
-      <w:pPr>
-        <w:bidi/>
-        <w:rPr>
-          <w:b/>
-          <w:bCs/>
-        </w:rPr>
-      </w:pPr>
-      <w:r>
-        <w:rPr>
-          <w:b/>
-          <w:bCs/>
-        </w:rPr>
-        <w:t>10.3 Equals()</w:t>
-      </w:r>
-    </w:p>
-    <w:p>
-      <w:pPr>
-        <w:bidi/>
-        <w:rPr>
-          <w:b/>
-          <w:bCs/>
-        </w:rPr>
-      </w:pPr>
-      <w:r>
-        <w:rPr>
-          <w:b/>
-          <w:bCs/>
-        </w:rPr>
-        <w:t>10.4 GetHashCode()</w:t>
-      </w:r>
-    </w:p>
-    <w:p>
-      <w:pPr>
-        <w:bidi/>
-        <w:rPr>
-          <w:b/>
-          <w:bCs/>
-        </w:rPr>
-      </w:pPr>
-      <w:r>
-        <w:rPr>
-          <w:b/>
-          <w:bCs/>
-        </w:rPr>
-        <w:t>10.5 Operator ==</w:t>
-      </w:r>
-    </w:p>
-    <w:p>
-      <w:pPr>
-        <w:bidi/>
-        <w:rPr>
-          <w:b/>
-          <w:bCs/>
-        </w:rPr>
-      </w:pPr>
-      <w:r>
-        <w:rPr>
-          <w:b/>
-          <w:bCs/>
-        </w:rPr>
-        <w:t>10.6 ReferenceEquals</w:t>
-      </w:r>
-    </w:p>
-    <w:p>
-      <w:pPr>
-        <w:bidi/>
-        <w:rPr>
-          <w:b/>
-          <w:bCs/>
-        </w:rPr>
-      </w:pPr>
-      <w:r>
-        <w:rPr>
-          <w:b/>
-          <w:bCs/>
-        </w:rPr>
-        <w:t xml:space="preserve">10.7 Equality </w:t>
-      </w:r>
-      <w:r>
-        <w:rPr>
-          <w:b/>
-          <w:bCs/>
-          <w:rtl/>
-        </w:rPr>
-        <w:t>در</w:t>
+        <w:t>فصل 12</w:t>
+      </w:r>
+      <w:r>
+        <w:rPr>
+          <w:b/>
+          <w:bCs/>
+        </w:rPr>
+        <w:t xml:space="preserve"> — Static </w:t>
+      </w:r>
+      <w:r>
+        <w:rPr>
+          <w:b/>
+          <w:bCs/>
+          <w:rtl/>
+        </w:rPr>
+        <w:t>در طراحی شی‌گرا</w:t>
+      </w:r>
+    </w:p>
+    <w:p>
+      <w:pPr>
+        <w:bidi/>
+        <w:rPr>
+          <w:b/>
+          <w:bCs/>
+        </w:rPr>
+      </w:pPr>
+      <w:r>
+        <w:rPr>
+          <w:b/>
+          <w:bCs/>
+        </w:rPr>
+        <w:t>12.1 Static Class</w:t>
+      </w:r>
+    </w:p>
+    <w:p>
+      <w:pPr>
+        <w:bidi/>
+        <w:rPr>
+          <w:b/>
+          <w:bCs/>
+        </w:rPr>
+      </w:pPr>
+      <w:r>
+        <w:rPr>
+          <w:b/>
+          <w:bCs/>
+        </w:rPr>
+        <w:t>12.2 Static Method</w:t>
+      </w:r>
+    </w:p>
+    <w:p>
+      <w:pPr>
+        <w:bidi/>
+        <w:rPr>
+          <w:b/>
+          <w:bCs/>
+        </w:rPr>
+      </w:pPr>
+      <w:r>
+        <w:rPr>
+          <w:b/>
+          <w:bCs/>
+        </w:rPr>
+        <w:t>12.3 Static Property</w:t>
+      </w:r>
+    </w:p>
+    <w:p>
+      <w:pPr>
+        <w:bidi/>
+        <w:rPr>
+          <w:b/>
+          <w:bCs/>
+        </w:rPr>
+      </w:pPr>
+      <w:r>
+        <w:rPr>
+          <w:b/>
+          <w:bCs/>
+        </w:rPr>
+        <w:t>12.4 Static Field</w:t>
+      </w:r>
+    </w:p>
+    <w:p>
+      <w:pPr>
+        <w:bidi/>
+        <w:rPr>
+          <w:b/>
+          <w:bCs/>
+        </w:rPr>
+      </w:pPr>
+      <w:r>
+        <w:rPr>
+          <w:b/>
+          <w:bCs/>
+        </w:rPr>
+        <w:t>12.5 Static Constructor</w:t>
+      </w:r>
+    </w:p>
+    <w:p>
+      <w:pPr>
+        <w:bidi/>
+        <w:rPr>
+          <w:b/>
+          <w:bCs/>
+        </w:rPr>
+      </w:pPr>
+      <w:r>
+        <w:rPr>
+          <w:b/>
+          <w:bCs/>
+        </w:rPr>
+        <w:t xml:space="preserve">12.6 </w:t>
+      </w:r>
+      <w:r>
+        <w:rPr>
+          <w:b/>
+          <w:bCs/>
+          <w:rtl/>
+        </w:rPr>
+        <w:t>مشکلات استفاده بیش از حد از</w:t>
+      </w:r>
+      <w:r>
+        <w:rPr>
+          <w:b/>
+          <w:bCs/>
+        </w:rPr>
+        <w:t xml:space="preserve"> Static</w:t>
+      </w:r>
+    </w:p>
+    <w:p>
+      <w:pPr>
+        <w:bidi/>
+        <w:rPr>
+          <w:b/>
+          <w:bCs/>
+        </w:rPr>
+      </w:pPr>
+      <w:r>
+        <w:rPr>
+          <w:b/>
+          <w:bCs/>
+        </w:rPr>
+        <w:t xml:space="preserve">12.7 Static </w:t>
+      </w:r>
+      <w:r>
+        <w:rPr>
+          <w:b/>
+          <w:bCs/>
+          <w:rtl/>
+        </w:rPr>
+        <w:t>و</w:t>
+      </w:r>
+      <w:r>
+        <w:rPr>
+          <w:b/>
+          <w:bCs/>
+        </w:rPr>
+        <w:t xml:space="preserve"> Testability</w:t>
+      </w:r>
+    </w:p>
+    <w:p>
+      <w:pPr>
+        <w:bidi/>
+        <w:rPr>
+          <w:b/>
+          <w:bCs/>
+        </w:rPr>
+      </w:pPr>
+      <w:r>
+        <w:rPr>
+          <w:b/>
+          <w:bCs/>
+        </w:rPr>
+        <w:t>12.8 Static vs Dependency Injection</w:t>
+      </w:r>
+    </w:p>
+    <w:p>
+      <w:pPr>
+        <w:bidi/>
+      </w:pPr>
+      <w:r>
+        <w:pict w14:anchorId="2C0F50CC">
+          <v:rect id="_x0000_i1036" style="width:0;height:1.5pt" o:hralign="center" o:hrstd="t" o:hr="t" fillcolor="#a0a0a0" stroked="f"/>
+        </w:pict>
+      </w:r>
+    </w:p>
+    <w:p>
+      <w:pPr>
+        <w:bidi/>
+        <w:rPr>
+          <w:b/>
+          <w:bCs/>
+        </w:rPr>
+      </w:pPr>
+      <w:r>
+        <w:rPr>
+          <w:b/>
+          <w:bCs/>
+          <w:rtl/>
+        </w:rPr>
+        <w:t>فصل 13</w:t>
+      </w:r>
+      <w:r>
+        <w:rPr>
+          <w:b/>
+          <w:bCs/>
+        </w:rPr>
+        <w:t xml:space="preserve"> — Records, Structs </w:t>
+      </w:r>
+      <w:r>
+        <w:rPr>
+          <w:b/>
+          <w:bCs/>
+          <w:rtl/>
+        </w:rPr>
+        <w:t>و</w:t>
+      </w:r>
+      <w:r>
+        <w:rPr>
+          <w:b/>
+          <w:bCs/>
+        </w:rPr>
+        <w:t xml:space="preserve"> Classes</w:t>
+      </w:r>
+    </w:p>
+    <w:p>
+      <w:pPr>
+        <w:bidi/>
+        <w:rPr>
+          <w:b/>
+          <w:bCs/>
+        </w:rPr>
+      </w:pPr>
+      <w:r>
+        <w:rPr>
+          <w:b/>
+          <w:bCs/>
+        </w:rPr>
+        <w:t>13.1 Class</w:t>
+      </w:r>
+    </w:p>
+    <w:p>
+      <w:pPr>
+        <w:bidi/>
+        <w:rPr>
+          <w:b/>
+          <w:bCs/>
+        </w:rPr>
+      </w:pPr>
+      <w:r>
+        <w:rPr>
+          <w:b/>
+          <w:bCs/>
+        </w:rPr>
+        <w:t>13.2 Struct</w:t>
+      </w:r>
+    </w:p>
+    <w:p>
+      <w:pPr>
+        <w:bidi/>
+        <w:rPr>
+          <w:b/>
+          <w:bCs/>
+        </w:rPr>
+      </w:pPr>
+      <w:r>
+        <w:rPr>
+          <w:b/>
+          <w:bCs/>
+        </w:rPr>
+        <w:t>13.3 Record</w:t>
+      </w:r>
+    </w:p>
+    <w:p>
+      <w:pPr>
+        <w:bidi/>
+        <w:rPr>
+          <w:b/>
+          <w:bCs/>
+        </w:rPr>
+      </w:pPr>
+      <w:r>
+        <w:rPr>
+          <w:b/>
+          <w:bCs/>
+        </w:rPr>
+        <w:t>13.4 Record Struct</w:t>
+      </w:r>
+    </w:p>
+    <w:p>
+      <w:pPr>
+        <w:bidi/>
+        <w:rPr>
+          <w:b/>
+          <w:bCs/>
+        </w:rPr>
+      </w:pPr>
+      <w:r>
+        <w:rPr>
+          <w:b/>
+          <w:bCs/>
+        </w:rPr>
+        <w:t xml:space="preserve">13.5 </w:t>
+      </w:r>
+      <w:r>
+        <w:rPr>
+          <w:b/>
+          <w:bCs/>
+          <w:rtl/>
+        </w:rPr>
+        <w:t>تفاوت</w:t>
+      </w:r>
+      <w:r>
+        <w:rPr>
+          <w:b/>
+          <w:bCs/>
+        </w:rPr>
+        <w:t xml:space="preserve"> Class </w:t>
+      </w:r>
+      <w:r>
+        <w:rPr>
+          <w:b/>
+          <w:bCs/>
+          <w:rtl/>
+        </w:rPr>
+        <w:t>و</w:t>
+      </w:r>
+      <w:r>
+        <w:rPr>
+          <w:b/>
+          <w:bCs/>
+        </w:rPr>
+        <w:t xml:space="preserve"> Struct</w:t>
+      </w:r>
+    </w:p>
+    <w:p>
+      <w:pPr>
+        <w:bidi/>
+        <w:rPr>
+          <w:b/>
+          <w:bCs/>
+        </w:rPr>
+      </w:pPr>
+      <w:r>
+        <w:rPr>
+          <w:b/>
+          <w:bCs/>
+        </w:rPr>
+        <w:t xml:space="preserve">13.6 </w:t>
+      </w:r>
+      <w:r>
+        <w:rPr>
+          <w:b/>
+          <w:bCs/>
+          <w:rtl/>
+        </w:rPr>
+        <w:t>تفاوت</w:t>
+      </w:r>
+      <w:r>
+        <w:rPr>
+          <w:b/>
+          <w:bCs/>
+        </w:rPr>
+        <w:t xml:space="preserve"> Class </w:t>
+      </w:r>
+      <w:r>
+        <w:rPr>
+          <w:b/>
+          <w:bCs/>
+          <w:rtl/>
+        </w:rPr>
+        <w:t>و</w:t>
       </w:r>
       <w:r>
         <w:rPr>
@@ -3119,386 +1710,36 @@
         </w:rPr>
         <w:t xml:space="preserve"> Record</w:t>
       </w:r>
-      <w:r>
-        <w:rPr>
-          <w:b/>
-          <w:bCs/>
-          <w:rtl/>
-        </w:rPr>
-        <w:t>ها</w:t>
-      </w:r>
-    </w:p>
-    <w:p>
-      <w:pPr>
-        <w:bidi/>
-        <w:rPr>
-          <w:b/>
-          <w:bCs/>
-        </w:rPr>
-      </w:pPr>
-      <w:r>
-        <w:rPr>
-          <w:b/>
-          <w:bCs/>
-        </w:rPr>
-        <w:t xml:space="preserve">10.8 </w:t>
-      </w:r>
-      <w:r>
-        <w:rPr>
-          <w:b/>
-          <w:bCs/>
-          <w:rtl/>
-        </w:rPr>
-        <w:t xml:space="preserve">پیاده‌سازی </w:t>
-      </w:r>
-      <w:r>
-        <w:rPr>
-          <w:b/>
-          <w:bCs/>
-        </w:rPr>
-        <w:t>IEquatable&lt;T&gt;</w:t>
-      </w:r>
-    </w:p>
-    <w:p>
-      <w:pPr>
-        <w:bidi/>
-        <w:rPr>
-          <w:b/>
-          <w:bCs/>
-        </w:rPr>
-      </w:pPr>
-      <w:r>
-        <w:rPr>
-          <w:b/>
-          <w:bCs/>
-        </w:rPr>
-        <w:t xml:space="preserve">10.9 </w:t>
-      </w:r>
-      <w:r>
-        <w:rPr>
-          <w:b/>
-          <w:bCs/>
-          <w:rtl/>
-        </w:rPr>
-        <w:t>مشکلات</w:t>
-      </w:r>
-      <w:r>
-        <w:rPr>
-          <w:b/>
-          <w:bCs/>
-        </w:rPr>
-        <w:t xml:space="preserve"> Equality </w:t>
-      </w:r>
-      <w:r>
-        <w:rPr>
-          <w:b/>
-          <w:bCs/>
-          <w:rtl/>
-        </w:rPr>
-        <w:t>در</w:t>
-      </w:r>
-      <w:r>
-        <w:rPr>
-          <w:b/>
-          <w:bCs/>
-        </w:rPr>
-        <w:t xml:space="preserve"> Dictionary </w:t>
-      </w:r>
-      <w:r>
-        <w:rPr>
-          <w:b/>
-          <w:bCs/>
-          <w:rtl/>
-        </w:rPr>
-        <w:t>و</w:t>
-      </w:r>
-      <w:r>
-        <w:rPr>
-          <w:b/>
-          <w:bCs/>
-        </w:rPr>
-        <w:t xml:space="preserve"> HashSet</w:t>
-      </w:r>
-    </w:p>
-    <w:p>
-      <w:pPr>
-        <w:bidi/>
-      </w:pPr>
-      <w:r>
-        <w:pict w14:anchorId="6FB2F7E8">
-          <v:rect id="_x0000_i1196" style="width:0;height:1.5pt" o:hralign="center" o:hrstd="t" o:hr="t" fillcolor="#a0a0a0" stroked="f"/>
-        </w:pict>
-      </w:r>
-    </w:p>
-    <w:p>
-      <w:pPr>
-        <w:bidi/>
-        <w:rPr>
-          <w:b/>
-          <w:bCs/>
-        </w:rPr>
-      </w:pPr>
-      <w:r>
-        <w:rPr>
-          <w:b/>
-          <w:bCs/>
-          <w:rtl/>
-        </w:rPr>
-        <w:t>فصل 11</w:t>
-      </w:r>
-      <w:r>
-        <w:rPr>
-          <w:b/>
-          <w:bCs/>
-        </w:rPr>
-        <w:t xml:space="preserve"> — Object</w:t>
-      </w:r>
-      <w:r>
-        <w:rPr>
-          <w:b/>
-          <w:bCs/>
-          <w:rtl/>
-        </w:rPr>
-        <w:t xml:space="preserve">، </w:t>
-      </w:r>
-      <w:r>
-        <w:rPr>
-          <w:b/>
-          <w:bCs/>
-        </w:rPr>
-        <w:t xml:space="preserve">Memory </w:t>
-      </w:r>
-      <w:r>
-        <w:rPr>
-          <w:b/>
-          <w:bCs/>
-          <w:rtl/>
-        </w:rPr>
-        <w:t>و</w:t>
-      </w:r>
-      <w:r>
-        <w:rPr>
-          <w:b/>
-          <w:bCs/>
-        </w:rPr>
-        <w:t xml:space="preserve"> Reference Types</w:t>
-      </w:r>
-    </w:p>
-    <w:p>
-      <w:pPr>
-        <w:bidi/>
-        <w:rPr>
-          <w:b/>
-          <w:bCs/>
-        </w:rPr>
-      </w:pPr>
-      <w:r>
-        <w:rPr>
-          <w:b/>
-          <w:bCs/>
-        </w:rPr>
-        <w:t xml:space="preserve">11.1 Stack </w:t>
-      </w:r>
-      <w:r>
-        <w:rPr>
-          <w:b/>
-          <w:bCs/>
-          <w:rtl/>
-        </w:rPr>
-        <w:t>و</w:t>
-      </w:r>
-      <w:r>
-        <w:rPr>
-          <w:b/>
-          <w:bCs/>
-        </w:rPr>
-        <w:t xml:space="preserve"> Heap</w:t>
-      </w:r>
-    </w:p>
-    <w:p>
-      <w:pPr>
-        <w:bidi/>
-        <w:rPr>
-          <w:b/>
-          <w:bCs/>
-        </w:rPr>
-      </w:pPr>
-      <w:r>
-        <w:rPr>
-          <w:b/>
-          <w:bCs/>
-        </w:rPr>
-        <w:t>11.2 Value Type vs Reference Type</w:t>
-      </w:r>
-    </w:p>
-    <w:p>
-      <w:pPr>
-        <w:bidi/>
-        <w:rPr>
-          <w:b/>
-          <w:bCs/>
-        </w:rPr>
-      </w:pPr>
-      <w:r>
-        <w:rPr>
-          <w:b/>
-          <w:bCs/>
-        </w:rPr>
-        <w:t>11.3 Object Reference</w:t>
-      </w:r>
-    </w:p>
-    <w:p>
-      <w:pPr>
-        <w:bidi/>
-        <w:rPr>
-          <w:b/>
-          <w:bCs/>
-        </w:rPr>
-      </w:pPr>
-      <w:r>
-        <w:rPr>
-          <w:b/>
-          <w:bCs/>
-        </w:rPr>
-        <w:t>11.4 Reference Assignment</w:t>
-      </w:r>
-    </w:p>
-    <w:p>
-      <w:pPr>
-        <w:bidi/>
-        <w:rPr>
-          <w:b/>
-          <w:bCs/>
-        </w:rPr>
-      </w:pPr>
-      <w:r>
-        <w:rPr>
-          <w:b/>
-          <w:bCs/>
-        </w:rPr>
-        <w:t>11.5 Passing Objects to Methods</w:t>
-      </w:r>
-    </w:p>
-    <w:p>
-      <w:pPr>
-        <w:bidi/>
-        <w:rPr>
-          <w:b/>
-          <w:bCs/>
-        </w:rPr>
-      </w:pPr>
-      <w:r>
-        <w:rPr>
-          <w:b/>
-          <w:bCs/>
-        </w:rPr>
-        <w:t>11.6 Garbage Collector</w:t>
-      </w:r>
-    </w:p>
-    <w:p>
-      <w:pPr>
-        <w:bidi/>
-        <w:rPr>
-          <w:b/>
-          <w:bCs/>
-        </w:rPr>
-      </w:pPr>
-      <w:r>
-        <w:rPr>
-          <w:b/>
-          <w:bCs/>
-        </w:rPr>
-        <w:t>11.7 Object Lifetime</w:t>
-      </w:r>
-    </w:p>
-    <w:p>
-      <w:pPr>
-        <w:bidi/>
-        <w:rPr>
-          <w:b/>
-          <w:bCs/>
-        </w:rPr>
-      </w:pPr>
-      <w:r>
-        <w:rPr>
-          <w:b/>
-          <w:bCs/>
-        </w:rPr>
-        <w:t>11.8 IDisposable</w:t>
-      </w:r>
-    </w:p>
-    <w:p>
-      <w:pPr>
-        <w:bidi/>
-        <w:rPr>
-          <w:b/>
-          <w:bCs/>
-        </w:rPr>
-      </w:pPr>
-      <w:r>
-        <w:rPr>
-          <w:b/>
-          <w:bCs/>
-        </w:rPr>
-        <w:t>11.9 using</w:t>
-      </w:r>
-    </w:p>
-    <w:p>
-      <w:pPr>
-        <w:bidi/>
-        <w:rPr>
-          <w:b/>
-          <w:bCs/>
-        </w:rPr>
-      </w:pPr>
-      <w:r>
-        <w:rPr>
-          <w:b/>
-          <w:bCs/>
-        </w:rPr>
-        <w:t>11.10 Finalizer</w:t>
-      </w:r>
-    </w:p>
-    <w:p>
-      <w:pPr>
-        <w:bidi/>
-      </w:pPr>
-      <w:r>
-        <w:pict w14:anchorId="3FDD68EE">
-          <v:rect id="_x0000_i1197" style="width:0;height:1.5pt" o:hralign="center" o:hrstd="t" o:hr="t" fillcolor="#a0a0a0" stroked="f"/>
-        </w:pict>
-      </w:r>
-    </w:p>
-    <w:p>
-      <w:pPr>
-        <w:bidi/>
-        <w:rPr>
-          <w:b/>
-          <w:bCs/>
-        </w:rPr>
-      </w:pPr>
-      <w:r>
-        <w:rPr>
-          <w:b/>
-          <w:bCs/>
-          <w:rtl/>
-        </w:rPr>
-        <w:t>فصل 12</w:t>
-      </w:r>
-      <w:r>
-        <w:rPr>
-          <w:b/>
-          <w:bCs/>
-        </w:rPr>
-        <w:t xml:space="preserve"> — Static </w:t>
-      </w:r>
-      <w:r>
-        <w:rPr>
-          <w:b/>
-          <w:bCs/>
-          <w:rtl/>
-        </w:rPr>
-        <w:t>در طراحی شی‌گرا</w:t>
+    </w:p>
+    <w:p>
+      <w:pPr>
+        <w:bidi/>
+        <w:rPr>
+          <w:b/>
+          <w:bCs/>
+        </w:rPr>
+      </w:pPr>
+      <w:r>
+        <w:rPr>
+          <w:b/>
+          <w:bCs/>
+        </w:rPr>
+        <w:t xml:space="preserve">13.7 Value Object </w:t>
+      </w:r>
+      <w:r>
+        <w:rPr>
+          <w:b/>
+          <w:bCs/>
+          <w:rtl/>
+        </w:rPr>
+        <w:t>با</w:t>
+      </w:r>
+      <w:r>
+        <w:rPr>
+          <w:b/>
+          <w:bCs/>
+        </w:rPr>
+        <w:t xml:space="preserve"> Record</w:t>
       </w:r>
     </w:p>
     <w:p>
@@ -3515,400 +1756,6 @@
           <w:bCs/>
         </w:rPr>
         <w:lastRenderedPageBreak/>
-        <w:t>12.1 Static Class</w:t>
-      </w:r>
-    </w:p>
-    <w:p>
-      <w:pPr>
-        <w:bidi/>
-        <w:rPr>
-          <w:b/>
-          <w:bCs/>
-        </w:rPr>
-      </w:pPr>
-      <w:r>
-        <w:rPr>
-          <w:b/>
-          <w:bCs/>
-        </w:rPr>
-        <w:t>12.2 Static Method</w:t>
-      </w:r>
-    </w:p>
-    <w:p>
-      <w:pPr>
-        <w:bidi/>
-        <w:rPr>
-          <w:b/>
-          <w:bCs/>
-        </w:rPr>
-      </w:pPr>
-      <w:r>
-        <w:rPr>
-          <w:b/>
-          <w:bCs/>
-        </w:rPr>
-        <w:t>12.3 Static Property</w:t>
-      </w:r>
-    </w:p>
-    <w:p>
-      <w:pPr>
-        <w:bidi/>
-        <w:rPr>
-          <w:b/>
-          <w:bCs/>
-        </w:rPr>
-      </w:pPr>
-      <w:r>
-        <w:rPr>
-          <w:b/>
-          <w:bCs/>
-        </w:rPr>
-        <w:t>12.4 Static Field</w:t>
-      </w:r>
-    </w:p>
-    <w:p>
-      <w:pPr>
-        <w:bidi/>
-        <w:rPr>
-          <w:b/>
-          <w:bCs/>
-        </w:rPr>
-      </w:pPr>
-      <w:r>
-        <w:rPr>
-          <w:b/>
-          <w:bCs/>
-        </w:rPr>
-        <w:t>12.5 Static Constructor</w:t>
-      </w:r>
-    </w:p>
-    <w:p>
-      <w:pPr>
-        <w:bidi/>
-        <w:rPr>
-          <w:b/>
-          <w:bCs/>
-        </w:rPr>
-      </w:pPr>
-      <w:r>
-        <w:rPr>
-          <w:b/>
-          <w:bCs/>
-        </w:rPr>
-        <w:t xml:space="preserve">12.6 </w:t>
-      </w:r>
-      <w:r>
-        <w:rPr>
-          <w:b/>
-          <w:bCs/>
-          <w:rtl/>
-        </w:rPr>
-        <w:t>مشکلات استفاده بیش از حد از</w:t>
-      </w:r>
-      <w:r>
-        <w:rPr>
-          <w:b/>
-          <w:bCs/>
-        </w:rPr>
-        <w:t xml:space="preserve"> Static</w:t>
-      </w:r>
-    </w:p>
-    <w:p>
-      <w:pPr>
-        <w:bidi/>
-        <w:rPr>
-          <w:b/>
-          <w:bCs/>
-        </w:rPr>
-      </w:pPr>
-      <w:r>
-        <w:rPr>
-          <w:b/>
-          <w:bCs/>
-        </w:rPr>
-        <w:t xml:space="preserve">12.7 Static </w:t>
-      </w:r>
-      <w:r>
-        <w:rPr>
-          <w:b/>
-          <w:bCs/>
-          <w:rtl/>
-        </w:rPr>
-        <w:t>و</w:t>
-      </w:r>
-      <w:r>
-        <w:rPr>
-          <w:b/>
-          <w:bCs/>
-        </w:rPr>
-        <w:t xml:space="preserve"> Testability</w:t>
-      </w:r>
-    </w:p>
-    <w:p>
-      <w:pPr>
-        <w:bidi/>
-        <w:rPr>
-          <w:b/>
-          <w:bCs/>
-        </w:rPr>
-      </w:pPr>
-      <w:r>
-        <w:rPr>
-          <w:b/>
-          <w:bCs/>
-        </w:rPr>
-        <w:t>12.8 Static vs Dependency Injection</w:t>
-      </w:r>
-    </w:p>
-    <w:p>
-      <w:pPr>
-        <w:bidi/>
-      </w:pPr>
-      <w:r>
-        <w:pict w14:anchorId="2C0F50CC">
-          <v:rect id="_x0000_i1198" style="width:0;height:1.5pt" o:hralign="center" o:hrstd="t" o:hr="t" fillcolor="#a0a0a0" stroked="f"/>
-        </w:pict>
-      </w:r>
-    </w:p>
-    <w:p>
-      <w:pPr>
-        <w:bidi/>
-        <w:rPr>
-          <w:b/>
-          <w:bCs/>
-        </w:rPr>
-      </w:pPr>
-      <w:r>
-        <w:rPr>
-          <w:b/>
-          <w:bCs/>
-          <w:rtl/>
-        </w:rPr>
-        <w:t>فصل 13</w:t>
-      </w:r>
-      <w:r>
-        <w:rPr>
-          <w:b/>
-          <w:bCs/>
-        </w:rPr>
-        <w:t xml:space="preserve"> — Records, Structs </w:t>
-      </w:r>
-      <w:r>
-        <w:rPr>
-          <w:b/>
-          <w:bCs/>
-          <w:rtl/>
-        </w:rPr>
-        <w:t>و</w:t>
-      </w:r>
-      <w:r>
-        <w:rPr>
-          <w:b/>
-          <w:bCs/>
-        </w:rPr>
-        <w:t xml:space="preserve"> Classes</w:t>
-      </w:r>
-    </w:p>
-    <w:p>
-      <w:pPr>
-        <w:bidi/>
-        <w:rPr>
-          <w:b/>
-          <w:bCs/>
-        </w:rPr>
-      </w:pPr>
-      <w:r>
-        <w:rPr>
-          <w:b/>
-          <w:bCs/>
-        </w:rPr>
-        <w:t>13.1 Class</w:t>
-      </w:r>
-    </w:p>
-    <w:p>
-      <w:pPr>
-        <w:bidi/>
-        <w:rPr>
-          <w:b/>
-          <w:bCs/>
-        </w:rPr>
-      </w:pPr>
-      <w:r>
-        <w:rPr>
-          <w:b/>
-          <w:bCs/>
-        </w:rPr>
-        <w:t>13.2 Struct</w:t>
-      </w:r>
-    </w:p>
-    <w:p>
-      <w:pPr>
-        <w:bidi/>
-        <w:rPr>
-          <w:b/>
-          <w:bCs/>
-        </w:rPr>
-      </w:pPr>
-      <w:r>
-        <w:rPr>
-          <w:b/>
-          <w:bCs/>
-        </w:rPr>
-        <w:t>13.3 Record</w:t>
-      </w:r>
-    </w:p>
-    <w:p>
-      <w:pPr>
-        <w:bidi/>
-        <w:rPr>
-          <w:b/>
-          <w:bCs/>
-        </w:rPr>
-      </w:pPr>
-      <w:r>
-        <w:rPr>
-          <w:b/>
-          <w:bCs/>
-        </w:rPr>
-        <w:t>13.4 Record Struct</w:t>
-      </w:r>
-    </w:p>
-    <w:p>
-      <w:pPr>
-        <w:bidi/>
-        <w:rPr>
-          <w:b/>
-          <w:bCs/>
-        </w:rPr>
-      </w:pPr>
-      <w:r>
-        <w:rPr>
-          <w:b/>
-          <w:bCs/>
-        </w:rPr>
-        <w:t xml:space="preserve">13.5 </w:t>
-      </w:r>
-      <w:r>
-        <w:rPr>
-          <w:b/>
-          <w:bCs/>
-          <w:rtl/>
-        </w:rPr>
-        <w:t>تفاوت</w:t>
-      </w:r>
-      <w:r>
-        <w:rPr>
-          <w:b/>
-          <w:bCs/>
-        </w:rPr>
-        <w:t xml:space="preserve"> Class </w:t>
-      </w:r>
-      <w:r>
-        <w:rPr>
-          <w:b/>
-          <w:bCs/>
-          <w:rtl/>
-        </w:rPr>
-        <w:t>و</w:t>
-      </w:r>
-      <w:r>
-        <w:rPr>
-          <w:b/>
-          <w:bCs/>
-        </w:rPr>
-        <w:t xml:space="preserve"> Struct</w:t>
-      </w:r>
-    </w:p>
-    <w:p>
-      <w:pPr>
-        <w:bidi/>
-        <w:rPr>
-          <w:b/>
-          <w:bCs/>
-        </w:rPr>
-      </w:pPr>
-      <w:r>
-        <w:rPr>
-          <w:b/>
-          <w:bCs/>
-        </w:rPr>
-        <w:t xml:space="preserve">13.6 </w:t>
-      </w:r>
-      <w:r>
-        <w:rPr>
-          <w:b/>
-          <w:bCs/>
-          <w:rtl/>
-        </w:rPr>
-        <w:t>تفاوت</w:t>
-      </w:r>
-      <w:r>
-        <w:rPr>
-          <w:b/>
-          <w:bCs/>
-        </w:rPr>
-        <w:t xml:space="preserve"> Class </w:t>
-      </w:r>
-      <w:r>
-        <w:rPr>
-          <w:b/>
-          <w:bCs/>
-          <w:rtl/>
-        </w:rPr>
-        <w:t>و</w:t>
-      </w:r>
-      <w:r>
-        <w:rPr>
-          <w:b/>
-          <w:bCs/>
-        </w:rPr>
-        <w:t xml:space="preserve"> Record</w:t>
-      </w:r>
-    </w:p>
-    <w:p>
-      <w:pPr>
-        <w:bidi/>
-        <w:rPr>
-          <w:b/>
-          <w:bCs/>
-        </w:rPr>
-      </w:pPr>
-      <w:r>
-        <w:rPr>
-          <w:b/>
-          <w:bCs/>
-        </w:rPr>
-        <w:t xml:space="preserve">13.7 Value Object </w:t>
-      </w:r>
-      <w:r>
-        <w:rPr>
-          <w:b/>
-          <w:bCs/>
-          <w:rtl/>
-        </w:rPr>
-        <w:t>با</w:t>
-      </w:r>
-      <w:r>
-        <w:rPr>
-          <w:b/>
-          <w:bCs/>
-        </w:rPr>
-        <w:t xml:space="preserve"> Record</w:t>
-      </w:r>
-    </w:p>
-    <w:p>
-      <w:pPr>
-        <w:bidi/>
-        <w:rPr>
-          <w:b/>
-          <w:bCs/>
-        </w:rPr>
-      </w:pPr>
-      <w:r>
-        <w:rPr>
-          <w:b/>
-          <w:bCs/>
-        </w:rPr>
         <w:t xml:space="preserve">13.8 </w:t>
       </w:r>
       <w:r>
@@ -3926,7 +1773,7 @@
       </w:pPr>
       <w:r>
         <w:pict w14:anchorId="629B6FE2">
-          <v:rect id="_x0000_i1199" style="width:0;height:1.5pt" o:hralign="center" o:hrstd="t" o:hr="t" fillcolor="#a0a0a0" stroked="f"/>
+          <v:rect id="_x0000_i1037" style="width:0;height:1.5pt" o:hralign="center" o:hrstd="t" o:hr="t" fillcolor="#a0a0a0" stroked="f"/>
         </w:pict>
       </w:r>
     </w:p>
@@ -4042,7 +1889,15 @@
         <w:bidi/>
       </w:pPr>
       <w:r>
-        <w:t>where T : class</w:t>
+        <w:t xml:space="preserve">where </w:t>
+      </w:r>
+      <w:proofErr w:type="gramStart"/>
+      <w:r>
+        <w:t>T :</w:t>
+      </w:r>
+      <w:proofErr w:type="gramEnd"/>
+      <w:r>
+        <w:t xml:space="preserve"> class</w:t>
       </w:r>
     </w:p>
     <w:p>
@@ -4054,8 +1909,21 @@
         <w:bidi/>
       </w:pPr>
       <w:r>
-        <w:t>where T : struct</w:t>
-      </w:r>
+        <w:t xml:space="preserve">where </w:t>
+      </w:r>
+      <w:proofErr w:type="gramStart"/>
+      <w:r>
+        <w:t>T :</w:t>
+      </w:r>
+      <w:proofErr w:type="gramEnd"/>
+      <w:r>
+        <w:t xml:space="preserve"> </w:t>
+      </w:r>
+      <w:proofErr w:type="gramStart"/>
+      <w:r>
+        <w:t>struct</w:t>
+      </w:r>
+      <w:proofErr w:type="gramEnd"/>
     </w:p>
     <w:p>
       <w:pPr>
@@ -4066,9 +1934,21 @@
         <w:bidi/>
       </w:pPr>
       <w:r>
-        <w:lastRenderedPageBreak/>
-        <w:t>where T : BaseClass</w:t>
-      </w:r>
+        <w:t xml:space="preserve">where </w:t>
+      </w:r>
+      <w:proofErr w:type="gramStart"/>
+      <w:r>
+        <w:t>T :</w:t>
+      </w:r>
+      <w:proofErr w:type="gramEnd"/>
+      <w:r>
+        <w:t xml:space="preserve"> </w:t>
+      </w:r>
+      <w:proofErr w:type="spellStart"/>
+      <w:r>
+        <w:t>BaseClass</w:t>
+      </w:r>
+      <w:proofErr w:type="spellEnd"/>
     </w:p>
     <w:p>
       <w:pPr>
@@ -4079,8 +1959,21 @@
         <w:bidi/>
       </w:pPr>
       <w:r>
-        <w:t>where T : IInterface</w:t>
-      </w:r>
+        <w:t xml:space="preserve">where </w:t>
+      </w:r>
+      <w:proofErr w:type="gramStart"/>
+      <w:r>
+        <w:t>T :</w:t>
+      </w:r>
+      <w:proofErr w:type="gramEnd"/>
+      <w:r>
+        <w:t xml:space="preserve"> </w:t>
+      </w:r>
+      <w:proofErr w:type="spellStart"/>
+      <w:r>
+        <w:t>IInterface</w:t>
+      </w:r>
+      <w:proofErr w:type="spellEnd"/>
     </w:p>
     <w:p>
       <w:pPr>
@@ -4091,7 +1984,23 @@
         <w:bidi/>
       </w:pPr>
       <w:r>
-        <w:t>where T : new()</w:t>
+        <w:t xml:space="preserve">where </w:t>
+      </w:r>
+      <w:proofErr w:type="gramStart"/>
+      <w:r>
+        <w:t>T :</w:t>
+      </w:r>
+      <w:proofErr w:type="gramEnd"/>
+      <w:r>
+        <w:t xml:space="preserve"> </w:t>
+      </w:r>
+      <w:proofErr w:type="gramStart"/>
+      <w:r>
+        <w:t>new(</w:t>
+      </w:r>
+      <w:proofErr w:type="gramEnd"/>
+      <w:r>
+        <w:t>)</w:t>
       </w:r>
     </w:p>
     <w:p>
@@ -4131,7 +2040,7 @@
       </w:pPr>
       <w:r>
         <w:pict w14:anchorId="00201FC6">
-          <v:rect id="_x0000_i1200" style="width:0;height:1.5pt" o:hralign="center" o:hrstd="t" o:hr="t" fillcolor="#a0a0a0" stroked="f"/>
+          <v:rect id="_x0000_i1038" style="width:0;height:1.5pt" o:hralign="center" o:hrstd="t" o:hr="t" fillcolor="#a0a0a0" stroked="f"/>
         </w:pict>
       </w:r>
     </w:p>
@@ -4328,7 +2237,23 @@
           <w:b/>
           <w:bCs/>
         </w:rPr>
-        <w:t>15.4 Liskov Substitution Principle — LSP</w:t>
+        <w:t xml:space="preserve">15.4 </w:t>
+      </w:r>
+      <w:proofErr w:type="spellStart"/>
+      <w:r>
+        <w:rPr>
+          <w:b/>
+          <w:bCs/>
+        </w:rPr>
+        <w:t>Liskov</w:t>
+      </w:r>
+      <w:proofErr w:type="spellEnd"/>
+      <w:r>
+        <w:rPr>
+          <w:b/>
+          <w:bCs/>
+        </w:rPr>
+        <w:t xml:space="preserve"> Substitution Principle — LSP</w:t>
       </w:r>
     </w:p>
     <w:p>
@@ -4355,6 +2280,7 @@
         <w:rPr>
           <w:rtl/>
         </w:rPr>
+        <w:lastRenderedPageBreak/>
         <w:t>مثال نقض</w:t>
       </w:r>
       <w:r>
@@ -4531,9 +2457,8 @@
         <w:bidi/>
       </w:pPr>
       <w:r>
-        <w:lastRenderedPageBreak/>
         <w:pict w14:anchorId="6B6FAD45">
-          <v:rect id="_x0000_i1201" style="width:0;height:1.5pt" o:hralign="center" o:hrstd="t" o:hr="t" fillcolor="#a0a0a0" stroked="f"/>
+          <v:rect id="_x0000_i1039" style="width:0;height:1.5pt" o:hralign="center" o:hrstd="t" o:hr="t" fillcolor="#a0a0a0" stroked="f"/>
         </w:pict>
       </w:r>
     </w:p>
@@ -4824,7 +2749,7 @@
       </w:pPr>
       <w:r>
         <w:pict w14:anchorId="36570EB4">
-          <v:rect id="_x0000_i1202" style="width:0;height:1.5pt" o:hralign="center" o:hrstd="t" o:hr="t" fillcolor="#a0a0a0" stroked="f"/>
+          <v:rect id="_x0000_i1040" style="width:0;height:1.5pt" o:hralign="center" o:hrstd="t" o:hr="t" fillcolor="#a0a0a0" stroked="f"/>
         </w:pict>
       </w:r>
     </w:p>
@@ -4880,6 +2805,7 @@
           <w:b/>
           <w:bCs/>
         </w:rPr>
+        <w:lastRenderedPageBreak/>
         <w:t xml:space="preserve">17.1 Coupling </w:t>
       </w:r>
       <w:r>
@@ -5070,7 +2996,7 @@
       </w:pPr>
       <w:r>
         <w:pict w14:anchorId="44DBE123">
-          <v:rect id="_x0000_i1203" style="width:0;height:1.5pt" o:hralign="center" o:hrstd="t" o:hr="t" fillcolor="#a0a0a0" stroked="f"/>
+          <v:rect id="_x0000_i1041" style="width:0;height:1.5pt" o:hralign="center" o:hrstd="t" o:hr="t" fillcolor="#a0a0a0" stroked="f"/>
         </w:pict>
       </w:r>
     </w:p>
@@ -5088,184 +3014,440 @@
           <w:bCs/>
           <w:rtl/>
         </w:rPr>
+        <w:t>فصل 18 — اصول طراحی</w:t>
+      </w:r>
+      <w:r>
+        <w:rPr>
+          <w:b/>
+          <w:bCs/>
+        </w:rPr>
+        <w:t xml:space="preserve"> Object-Oriented</w:t>
+      </w:r>
+    </w:p>
+    <w:p>
+      <w:pPr>
+        <w:bidi/>
+        <w:rPr>
+          <w:b/>
+          <w:bCs/>
+        </w:rPr>
+      </w:pPr>
+      <w:r>
+        <w:rPr>
+          <w:b/>
+          <w:bCs/>
+        </w:rPr>
+        <w:t>18.1 Composition over Inheritance</w:t>
+      </w:r>
+    </w:p>
+    <w:p>
+      <w:pPr>
+        <w:bidi/>
+        <w:rPr>
+          <w:b/>
+          <w:bCs/>
+        </w:rPr>
+      </w:pPr>
+      <w:r>
+        <w:rPr>
+          <w:b/>
+          <w:bCs/>
+        </w:rPr>
+        <w:t>18.2 Program to an Interface</w:t>
+      </w:r>
+    </w:p>
+    <w:p>
+      <w:pPr>
+        <w:bidi/>
+        <w:rPr>
+          <w:b/>
+          <w:bCs/>
+        </w:rPr>
+      </w:pPr>
+      <w:r>
+        <w:rPr>
+          <w:b/>
+          <w:bCs/>
+        </w:rPr>
+        <w:t>18.3 Favor Immutability</w:t>
+      </w:r>
+    </w:p>
+    <w:p>
+      <w:pPr>
+        <w:bidi/>
+        <w:rPr>
+          <w:b/>
+          <w:bCs/>
+        </w:rPr>
+      </w:pPr>
+      <w:r>
+        <w:rPr>
+          <w:b/>
+          <w:bCs/>
+        </w:rPr>
+        <w:t>18.4 Tell, Don't Ask</w:t>
+      </w:r>
+    </w:p>
+    <w:p>
+      <w:pPr>
+        <w:bidi/>
+        <w:rPr>
+          <w:b/>
+          <w:bCs/>
+        </w:rPr>
+      </w:pPr>
+      <w:r>
+        <w:rPr>
+          <w:b/>
+          <w:bCs/>
+        </w:rPr>
+        <w:t>18.5 Law of Demeter</w:t>
+      </w:r>
+    </w:p>
+    <w:p>
+      <w:pPr>
+        <w:bidi/>
+        <w:rPr>
+          <w:b/>
+          <w:bCs/>
+        </w:rPr>
+      </w:pPr>
+      <w:r>
+        <w:rPr>
+          <w:b/>
+          <w:bCs/>
+        </w:rPr>
+        <w:t>18.6 Encapsulate What Changes</w:t>
+      </w:r>
+    </w:p>
+    <w:p>
+      <w:pPr>
+        <w:bidi/>
+        <w:rPr>
+          <w:b/>
+          <w:bCs/>
+        </w:rPr>
+      </w:pPr>
+      <w:r>
+        <w:rPr>
+          <w:b/>
+          <w:bCs/>
+        </w:rPr>
+        <w:t>18.7 Separation of Concerns</w:t>
+      </w:r>
+    </w:p>
+    <w:p>
+      <w:pPr>
+        <w:bidi/>
+        <w:rPr>
+          <w:b/>
+          <w:bCs/>
+        </w:rPr>
+      </w:pPr>
+      <w:r>
+        <w:rPr>
+          <w:b/>
+          <w:bCs/>
+        </w:rPr>
+        <w:t>18.8 DRY</w:t>
+      </w:r>
+    </w:p>
+    <w:p>
+      <w:pPr>
+        <w:bidi/>
+        <w:rPr>
+          <w:b/>
+          <w:bCs/>
+        </w:rPr>
+      </w:pPr>
+      <w:r>
+        <w:rPr>
+          <w:b/>
+          <w:bCs/>
+        </w:rPr>
+        <w:t>18.9 KISS</w:t>
+      </w:r>
+    </w:p>
+    <w:p>
+      <w:pPr>
+        <w:bidi/>
+        <w:rPr>
+          <w:b/>
+          <w:bCs/>
+        </w:rPr>
+      </w:pPr>
+      <w:r>
+        <w:rPr>
+          <w:b/>
+          <w:bCs/>
+        </w:rPr>
+        <w:t>18.10 YAGNI</w:t>
+      </w:r>
+    </w:p>
+    <w:p>
+      <w:pPr>
+        <w:bidi/>
+      </w:pPr>
+      <w:r>
+        <w:pict w14:anchorId="4258DC13">
+          <v:rect id="_x0000_i1042" style="width:0;height:1.5pt" o:hralign="center" o:hrstd="t" o:hr="t" fillcolor="#a0a0a0" stroked="f"/>
+        </w:pict>
+      </w:r>
+    </w:p>
+    <w:p>
+      <w:pPr>
+        <w:bidi/>
+        <w:rPr>
+          <w:b/>
+          <w:bCs/>
+        </w:rPr>
+      </w:pPr>
+      <w:r>
+        <w:rPr>
+          <w:b/>
+          <w:bCs/>
+          <w:rtl/>
+        </w:rPr>
+        <w:t>فصل 19</w:t>
+      </w:r>
+      <w:r>
+        <w:rPr>
+          <w:b/>
+          <w:bCs/>
+        </w:rPr>
+        <w:t xml:space="preserve"> — Code Smells </w:t>
+      </w:r>
+      <w:r>
+        <w:rPr>
+          <w:b/>
+          <w:bCs/>
+          <w:rtl/>
+        </w:rPr>
+        <w:t>در طراحی</w:t>
+      </w:r>
+      <w:r>
+        <w:rPr>
+          <w:b/>
+          <w:bCs/>
+        </w:rPr>
+        <w:t xml:space="preserve"> OOP</w:t>
+      </w:r>
+    </w:p>
+    <w:p>
+      <w:pPr>
+        <w:bidi/>
+        <w:rPr>
+          <w:b/>
+          <w:bCs/>
+        </w:rPr>
+      </w:pPr>
+      <w:r>
+        <w:rPr>
+          <w:b/>
+          <w:bCs/>
+        </w:rPr>
+        <w:t>19.1 God Class</w:t>
+      </w:r>
+    </w:p>
+    <w:p>
+      <w:pPr>
+        <w:bidi/>
+        <w:rPr>
+          <w:b/>
+          <w:bCs/>
+        </w:rPr>
+      </w:pPr>
+      <w:r>
+        <w:rPr>
+          <w:b/>
+          <w:bCs/>
+        </w:rPr>
+        <w:t>19.2 Long Method</w:t>
+      </w:r>
+    </w:p>
+    <w:p>
+      <w:pPr>
+        <w:bidi/>
+        <w:rPr>
+          <w:b/>
+          <w:bCs/>
+        </w:rPr>
+      </w:pPr>
+      <w:r>
+        <w:rPr>
+          <w:b/>
+          <w:bCs/>
+        </w:rPr>
+        <w:t>19.3 Large Class</w:t>
+      </w:r>
+    </w:p>
+    <w:p>
+      <w:pPr>
+        <w:bidi/>
+        <w:rPr>
+          <w:b/>
+          <w:bCs/>
+        </w:rPr>
+      </w:pPr>
+      <w:r>
+        <w:rPr>
+          <w:b/>
+          <w:bCs/>
+        </w:rPr>
+        <w:t>19.4 Feature Envy</w:t>
+      </w:r>
+    </w:p>
+    <w:p>
+      <w:pPr>
+        <w:bidi/>
+        <w:rPr>
+          <w:b/>
+          <w:bCs/>
+        </w:rPr>
+      </w:pPr>
+      <w:r>
+        <w:rPr>
+          <w:b/>
+          <w:bCs/>
+        </w:rPr>
         <w:lastRenderedPageBreak/>
-        <w:t>فصل 18 — اصول طراحی</w:t>
-      </w:r>
-      <w:r>
-        <w:rPr>
-          <w:b/>
-          <w:bCs/>
-        </w:rPr>
-        <w:t xml:space="preserve"> Object-Oriented</w:t>
-      </w:r>
-    </w:p>
-    <w:p>
-      <w:pPr>
-        <w:bidi/>
-        <w:rPr>
-          <w:b/>
-          <w:bCs/>
-        </w:rPr>
-      </w:pPr>
-      <w:r>
-        <w:rPr>
-          <w:b/>
-          <w:bCs/>
-        </w:rPr>
-        <w:t>18.1 Composition over Inheritance</w:t>
-      </w:r>
-    </w:p>
-    <w:p>
-      <w:pPr>
-        <w:bidi/>
-        <w:rPr>
-          <w:b/>
-          <w:bCs/>
-        </w:rPr>
-      </w:pPr>
-      <w:r>
-        <w:rPr>
-          <w:b/>
-          <w:bCs/>
-        </w:rPr>
-        <w:t>18.2 Program to an Interface</w:t>
-      </w:r>
-    </w:p>
-    <w:p>
-      <w:pPr>
-        <w:bidi/>
-        <w:rPr>
-          <w:b/>
-          <w:bCs/>
-        </w:rPr>
-      </w:pPr>
-      <w:r>
-        <w:rPr>
-          <w:b/>
-          <w:bCs/>
-        </w:rPr>
-        <w:t>18.3 Favor Immutability</w:t>
-      </w:r>
-    </w:p>
-    <w:p>
-      <w:pPr>
-        <w:bidi/>
-        <w:rPr>
-          <w:b/>
-          <w:bCs/>
-        </w:rPr>
-      </w:pPr>
-      <w:r>
-        <w:rPr>
-          <w:b/>
-          <w:bCs/>
-        </w:rPr>
-        <w:t>18.4 Tell, Don't Ask</w:t>
-      </w:r>
-    </w:p>
-    <w:p>
-      <w:pPr>
-        <w:bidi/>
-        <w:rPr>
-          <w:b/>
-          <w:bCs/>
-        </w:rPr>
-      </w:pPr>
-      <w:r>
-        <w:rPr>
-          <w:b/>
-          <w:bCs/>
-        </w:rPr>
-        <w:t>18.5 Law of Demeter</w:t>
-      </w:r>
-    </w:p>
-    <w:p>
-      <w:pPr>
-        <w:bidi/>
-        <w:rPr>
-          <w:b/>
-          <w:bCs/>
-        </w:rPr>
-      </w:pPr>
-      <w:r>
-        <w:rPr>
-          <w:b/>
-          <w:bCs/>
-        </w:rPr>
-        <w:t>18.6 Encapsulate What Changes</w:t>
-      </w:r>
-    </w:p>
-    <w:p>
-      <w:pPr>
-        <w:bidi/>
-        <w:rPr>
-          <w:b/>
-          <w:bCs/>
-        </w:rPr>
-      </w:pPr>
-      <w:r>
-        <w:rPr>
-          <w:b/>
-          <w:bCs/>
-        </w:rPr>
-        <w:t>18.7 Separation of Concerns</w:t>
-      </w:r>
-    </w:p>
-    <w:p>
-      <w:pPr>
-        <w:bidi/>
-        <w:rPr>
-          <w:b/>
-          <w:bCs/>
-        </w:rPr>
-      </w:pPr>
-      <w:r>
-        <w:rPr>
-          <w:b/>
-          <w:bCs/>
-        </w:rPr>
-        <w:t>18.8 DRY</w:t>
-      </w:r>
-    </w:p>
-    <w:p>
-      <w:pPr>
-        <w:bidi/>
-        <w:rPr>
-          <w:b/>
-          <w:bCs/>
-        </w:rPr>
-      </w:pPr>
-      <w:r>
-        <w:rPr>
-          <w:b/>
-          <w:bCs/>
-        </w:rPr>
-        <w:t>18.9 KISS</w:t>
-      </w:r>
-    </w:p>
-    <w:p>
-      <w:pPr>
-        <w:bidi/>
-        <w:rPr>
-          <w:b/>
-          <w:bCs/>
-        </w:rPr>
-      </w:pPr>
-      <w:r>
-        <w:rPr>
-          <w:b/>
-          <w:bCs/>
-        </w:rPr>
-        <w:t>18.10 YAGNI</w:t>
-      </w:r>
-    </w:p>
-    <w:p>
-      <w:pPr>
-        <w:bidi/>
-      </w:pPr>
-      <w:r>
-        <w:pict w14:anchorId="4258DC13">
-          <v:rect id="_x0000_i1204" style="width:0;height:1.5pt" o:hralign="center" o:hrstd="t" o:hr="t" fillcolor="#a0a0a0" stroked="f"/>
+        <w:t>19.5 Data Class</w:t>
+      </w:r>
+    </w:p>
+    <w:p>
+      <w:pPr>
+        <w:bidi/>
+        <w:rPr>
+          <w:b/>
+          <w:bCs/>
+        </w:rPr>
+      </w:pPr>
+      <w:r>
+        <w:rPr>
+          <w:b/>
+          <w:bCs/>
+        </w:rPr>
+        <w:t>19.6 Primitive Obsession</w:t>
+      </w:r>
+    </w:p>
+    <w:p>
+      <w:pPr>
+        <w:bidi/>
+        <w:rPr>
+          <w:b/>
+          <w:bCs/>
+        </w:rPr>
+      </w:pPr>
+      <w:r>
+        <w:rPr>
+          <w:b/>
+          <w:bCs/>
+        </w:rPr>
+        <w:t>19.7 Shotgun Surgery</w:t>
+      </w:r>
+    </w:p>
+    <w:p>
+      <w:pPr>
+        <w:bidi/>
+        <w:rPr>
+          <w:b/>
+          <w:bCs/>
+        </w:rPr>
+      </w:pPr>
+      <w:r>
+        <w:rPr>
+          <w:b/>
+          <w:bCs/>
+        </w:rPr>
+        <w:t>19.8 Switch Statement Abuse</w:t>
+      </w:r>
+    </w:p>
+    <w:p>
+      <w:pPr>
+        <w:bidi/>
+        <w:rPr>
+          <w:b/>
+          <w:bCs/>
+        </w:rPr>
+      </w:pPr>
+      <w:r>
+        <w:rPr>
+          <w:b/>
+          <w:bCs/>
+        </w:rPr>
+        <w:t>19.9 Inappropriate Intimacy</w:t>
+      </w:r>
+    </w:p>
+    <w:p>
+      <w:pPr>
+        <w:bidi/>
+        <w:rPr>
+          <w:b/>
+          <w:bCs/>
+        </w:rPr>
+      </w:pPr>
+      <w:r>
+        <w:rPr>
+          <w:b/>
+          <w:bCs/>
+        </w:rPr>
+        <w:t>19.10 Refused Bequest</w:t>
+      </w:r>
+    </w:p>
+    <w:p>
+      <w:pPr>
+        <w:bidi/>
+        <w:rPr>
+          <w:b/>
+          <w:bCs/>
+        </w:rPr>
+      </w:pPr>
+      <w:r>
+        <w:rPr>
+          <w:b/>
+          <w:bCs/>
+        </w:rPr>
+        <w:t>19.11 Duplicate Code</w:t>
+      </w:r>
+    </w:p>
+    <w:p>
+      <w:pPr>
+        <w:bidi/>
+        <w:rPr>
+          <w:b/>
+          <w:bCs/>
+        </w:rPr>
+      </w:pPr>
+      <w:r>
+        <w:rPr>
+          <w:b/>
+          <w:bCs/>
+        </w:rPr>
+        <w:t xml:space="preserve">19.12 Refactoring </w:t>
+      </w:r>
+      <w:r>
+        <w:rPr>
+          <w:b/>
+          <w:bCs/>
+          <w:rtl/>
+        </w:rPr>
+        <w:t>هر</w:t>
+      </w:r>
+      <w:r>
+        <w:rPr>
+          <w:b/>
+          <w:bCs/>
+        </w:rPr>
+        <w:t xml:space="preserve"> Code Smell</w:t>
+      </w:r>
+    </w:p>
+    <w:p>
+      <w:pPr>
+        <w:bidi/>
+      </w:pPr>
+      <w:r>
+        <w:pict w14:anchorId="65FF8F01">
+          <v:rect id="_x0000_i1043" style="width:0;height:1.5pt" o:hralign="center" o:hrstd="t" o:hr="t" fillcolor="#a0a0a0" stroked="f"/>
         </w:pict>
       </w:r>
     </w:p>
@@ -5283,22 +3465,22 @@
           <w:bCs/>
           <w:rtl/>
         </w:rPr>
-        <w:t>فصل 19</w:t>
-      </w:r>
-      <w:r>
-        <w:rPr>
-          <w:b/>
-          <w:bCs/>
-        </w:rPr>
-        <w:t xml:space="preserve"> — Code Smells </w:t>
-      </w:r>
-      <w:r>
-        <w:rPr>
-          <w:b/>
-          <w:bCs/>
-          <w:rtl/>
-        </w:rPr>
-        <w:t>در طراحی</w:t>
+        <w:t>فصل 20</w:t>
+      </w:r>
+      <w:r>
+        <w:rPr>
+          <w:b/>
+          <w:bCs/>
+        </w:rPr>
+        <w:t xml:space="preserve"> — Design Patterns </w:t>
+      </w:r>
+      <w:r>
+        <w:rPr>
+          <w:b/>
+          <w:bCs/>
+          <w:rtl/>
+        </w:rPr>
+        <w:t>و</w:t>
       </w:r>
       <w:r>
         <w:rPr>
@@ -5321,207 +3503,321 @@
           <w:b/>
           <w:bCs/>
         </w:rPr>
-        <w:t>19.1 God Class</w:t>
-      </w:r>
-    </w:p>
-    <w:p>
-      <w:pPr>
-        <w:bidi/>
-        <w:rPr>
-          <w:b/>
-          <w:bCs/>
-        </w:rPr>
-      </w:pPr>
-      <w:r>
-        <w:rPr>
-          <w:b/>
-          <w:bCs/>
-        </w:rPr>
-        <w:t>19.2 Long Method</w:t>
-      </w:r>
-    </w:p>
-    <w:p>
-      <w:pPr>
-        <w:bidi/>
-        <w:rPr>
-          <w:b/>
-          <w:bCs/>
-        </w:rPr>
-      </w:pPr>
-      <w:r>
-        <w:rPr>
-          <w:b/>
-          <w:bCs/>
-        </w:rPr>
-        <w:t>19.3 Large Class</w:t>
-      </w:r>
-    </w:p>
-    <w:p>
-      <w:pPr>
-        <w:bidi/>
-        <w:rPr>
-          <w:b/>
-          <w:bCs/>
-        </w:rPr>
-      </w:pPr>
-      <w:r>
-        <w:rPr>
-          <w:b/>
-          <w:bCs/>
-        </w:rPr>
-        <w:t>19.4 Feature Envy</w:t>
-      </w:r>
-    </w:p>
-    <w:p>
-      <w:pPr>
-        <w:bidi/>
-        <w:rPr>
-          <w:b/>
-          <w:bCs/>
-        </w:rPr>
-      </w:pPr>
-      <w:r>
-        <w:rPr>
-          <w:b/>
-          <w:bCs/>
-        </w:rPr>
-        <w:t>19.5 Data Class</w:t>
-      </w:r>
-    </w:p>
-    <w:p>
-      <w:pPr>
-        <w:bidi/>
-        <w:rPr>
-          <w:b/>
-          <w:bCs/>
-        </w:rPr>
-      </w:pPr>
-      <w:r>
-        <w:rPr>
-          <w:b/>
-          <w:bCs/>
-        </w:rPr>
-        <w:t>19.6 Primitive Obsession</w:t>
-      </w:r>
-    </w:p>
-    <w:p>
-      <w:pPr>
-        <w:bidi/>
-        <w:rPr>
-          <w:b/>
-          <w:bCs/>
-        </w:rPr>
-      </w:pPr>
-      <w:r>
-        <w:rPr>
-          <w:b/>
-          <w:bCs/>
-        </w:rPr>
-        <w:t>19.7 Shotgun Surgery</w:t>
-      </w:r>
-    </w:p>
-    <w:p>
-      <w:pPr>
-        <w:bidi/>
-        <w:rPr>
-          <w:b/>
-          <w:bCs/>
-        </w:rPr>
-      </w:pPr>
-      <w:r>
-        <w:rPr>
-          <w:b/>
-          <w:bCs/>
-        </w:rPr>
-        <w:t>19.8 Switch Statement Abuse</w:t>
-      </w:r>
-    </w:p>
-    <w:p>
-      <w:pPr>
-        <w:bidi/>
-        <w:rPr>
-          <w:b/>
-          <w:bCs/>
-        </w:rPr>
-      </w:pPr>
-      <w:r>
-        <w:rPr>
-          <w:b/>
-          <w:bCs/>
-        </w:rPr>
-        <w:t>19.9 Inappropriate Intimacy</w:t>
-      </w:r>
-    </w:p>
-    <w:p>
-      <w:pPr>
-        <w:bidi/>
-        <w:rPr>
-          <w:b/>
-          <w:bCs/>
-        </w:rPr>
-      </w:pPr>
-      <w:r>
-        <w:rPr>
-          <w:b/>
-          <w:bCs/>
-        </w:rPr>
-        <w:t>19.10 Refused Bequest</w:t>
-      </w:r>
-    </w:p>
-    <w:p>
-      <w:pPr>
-        <w:bidi/>
-        <w:rPr>
-          <w:b/>
-          <w:bCs/>
-        </w:rPr>
-      </w:pPr>
-      <w:r>
-        <w:rPr>
-          <w:b/>
-          <w:bCs/>
-        </w:rPr>
-        <w:t>19.11 Duplicate Code</w:t>
-      </w:r>
-    </w:p>
-    <w:p>
-      <w:pPr>
-        <w:bidi/>
-        <w:rPr>
-          <w:b/>
-          <w:bCs/>
-        </w:rPr>
-      </w:pPr>
-      <w:r>
-        <w:rPr>
-          <w:b/>
-          <w:bCs/>
-        </w:rPr>
-        <w:t xml:space="preserve">19.12 Refactoring </w:t>
-      </w:r>
-      <w:r>
-        <w:rPr>
-          <w:b/>
-          <w:bCs/>
-          <w:rtl/>
-        </w:rPr>
-        <w:t>هر</w:t>
-      </w:r>
-      <w:r>
-        <w:rPr>
-          <w:b/>
-          <w:bCs/>
-        </w:rPr>
-        <w:t xml:space="preserve"> Code Smell</w:t>
-      </w:r>
-    </w:p>
-    <w:p>
-      <w:pPr>
-        <w:bidi/>
-      </w:pPr>
-      <w:r>
-        <w:pict w14:anchorId="65FF8F01">
-          <v:rect id="_x0000_i1205" style="width:0;height:1.5pt" o:hralign="center" o:hrstd="t" o:hr="t" fillcolor="#a0a0a0" stroked="f"/>
+        <w:t>Creational Patterns</w:t>
+      </w:r>
+    </w:p>
+    <w:p>
+      <w:pPr>
+        <w:bidi/>
+        <w:rPr>
+          <w:b/>
+          <w:bCs/>
+        </w:rPr>
+      </w:pPr>
+      <w:r>
+        <w:rPr>
+          <w:b/>
+          <w:bCs/>
+        </w:rPr>
+        <w:t>20.1 Factory Method</w:t>
+      </w:r>
+    </w:p>
+    <w:p>
+      <w:pPr>
+        <w:bidi/>
+        <w:rPr>
+          <w:b/>
+          <w:bCs/>
+        </w:rPr>
+      </w:pPr>
+      <w:r>
+        <w:rPr>
+          <w:b/>
+          <w:bCs/>
+        </w:rPr>
+        <w:t>20.2 Abstract Factory</w:t>
+      </w:r>
+    </w:p>
+    <w:p>
+      <w:pPr>
+        <w:bidi/>
+        <w:rPr>
+          <w:b/>
+          <w:bCs/>
+        </w:rPr>
+      </w:pPr>
+      <w:r>
+        <w:rPr>
+          <w:b/>
+          <w:bCs/>
+        </w:rPr>
+        <w:t>20.3 Builder</w:t>
+      </w:r>
+    </w:p>
+    <w:p>
+      <w:pPr>
+        <w:bidi/>
+        <w:rPr>
+          <w:b/>
+          <w:bCs/>
+        </w:rPr>
+      </w:pPr>
+      <w:r>
+        <w:rPr>
+          <w:b/>
+          <w:bCs/>
+        </w:rPr>
+        <w:t>20.4 Singleton</w:t>
+      </w:r>
+    </w:p>
+    <w:p>
+      <w:pPr>
+        <w:bidi/>
+        <w:rPr>
+          <w:b/>
+          <w:bCs/>
+        </w:rPr>
+      </w:pPr>
+      <w:r>
+        <w:rPr>
+          <w:b/>
+          <w:bCs/>
+        </w:rPr>
+        <w:t>20.5 Prototype</w:t>
+      </w:r>
+    </w:p>
+    <w:p>
+      <w:pPr>
+        <w:bidi/>
+        <w:rPr>
+          <w:b/>
+          <w:bCs/>
+        </w:rPr>
+      </w:pPr>
+      <w:r>
+        <w:rPr>
+          <w:b/>
+          <w:bCs/>
+        </w:rPr>
+        <w:t>Structural Patterns</w:t>
+      </w:r>
+    </w:p>
+    <w:p>
+      <w:pPr>
+        <w:bidi/>
+        <w:rPr>
+          <w:b/>
+          <w:bCs/>
+        </w:rPr>
+      </w:pPr>
+      <w:r>
+        <w:rPr>
+          <w:b/>
+          <w:bCs/>
+        </w:rPr>
+        <w:t>20.6 Adapter</w:t>
+      </w:r>
+    </w:p>
+    <w:p>
+      <w:pPr>
+        <w:bidi/>
+        <w:rPr>
+          <w:b/>
+          <w:bCs/>
+        </w:rPr>
+      </w:pPr>
+      <w:r>
+        <w:rPr>
+          <w:b/>
+          <w:bCs/>
+        </w:rPr>
+        <w:t>20.7 Decorator</w:t>
+      </w:r>
+    </w:p>
+    <w:p>
+      <w:pPr>
+        <w:bidi/>
+        <w:rPr>
+          <w:b/>
+          <w:bCs/>
+        </w:rPr>
+      </w:pPr>
+      <w:r>
+        <w:rPr>
+          <w:b/>
+          <w:bCs/>
+        </w:rPr>
+        <w:t>20.8 Facade</w:t>
+      </w:r>
+    </w:p>
+    <w:p>
+      <w:pPr>
+        <w:bidi/>
+        <w:rPr>
+          <w:b/>
+          <w:bCs/>
+        </w:rPr>
+      </w:pPr>
+      <w:r>
+        <w:rPr>
+          <w:b/>
+          <w:bCs/>
+        </w:rPr>
+        <w:t>20.9 Proxy</w:t>
+      </w:r>
+    </w:p>
+    <w:p>
+      <w:pPr>
+        <w:bidi/>
+        <w:rPr>
+          <w:b/>
+          <w:bCs/>
+        </w:rPr>
+      </w:pPr>
+      <w:r>
+        <w:rPr>
+          <w:b/>
+          <w:bCs/>
+        </w:rPr>
+        <w:t>20.10 Composite</w:t>
+      </w:r>
+    </w:p>
+    <w:p>
+      <w:pPr>
+        <w:bidi/>
+        <w:rPr>
+          <w:b/>
+          <w:bCs/>
+        </w:rPr>
+      </w:pPr>
+      <w:r>
+        <w:rPr>
+          <w:b/>
+          <w:bCs/>
+        </w:rPr>
+        <w:t>Behavioral Patterns</w:t>
+      </w:r>
+    </w:p>
+    <w:p>
+      <w:pPr>
+        <w:bidi/>
+        <w:rPr>
+          <w:b/>
+          <w:bCs/>
+        </w:rPr>
+      </w:pPr>
+      <w:r>
+        <w:rPr>
+          <w:b/>
+          <w:bCs/>
+        </w:rPr>
+        <w:t>20.11 Strategy</w:t>
+      </w:r>
+    </w:p>
+    <w:p>
+      <w:pPr>
+        <w:bidi/>
+        <w:rPr>
+          <w:b/>
+          <w:bCs/>
+        </w:rPr>
+      </w:pPr>
+      <w:r>
+        <w:rPr>
+          <w:b/>
+          <w:bCs/>
+        </w:rPr>
+        <w:t>20.12 Observer</w:t>
+      </w:r>
+    </w:p>
+    <w:p>
+      <w:pPr>
+        <w:bidi/>
+        <w:rPr>
+          <w:b/>
+          <w:bCs/>
+        </w:rPr>
+      </w:pPr>
+      <w:r>
+        <w:rPr>
+          <w:b/>
+          <w:bCs/>
+        </w:rPr>
+        <w:t>20.13 Command</w:t>
+      </w:r>
+    </w:p>
+    <w:p>
+      <w:pPr>
+        <w:bidi/>
+        <w:rPr>
+          <w:b/>
+          <w:bCs/>
+        </w:rPr>
+      </w:pPr>
+      <w:r>
+        <w:rPr>
+          <w:b/>
+          <w:bCs/>
+        </w:rPr>
+        <w:lastRenderedPageBreak/>
+        <w:t>20.14 Template Method</w:t>
+      </w:r>
+    </w:p>
+    <w:p>
+      <w:pPr>
+        <w:bidi/>
+        <w:rPr>
+          <w:b/>
+          <w:bCs/>
+        </w:rPr>
+      </w:pPr>
+      <w:r>
+        <w:rPr>
+          <w:b/>
+          <w:bCs/>
+        </w:rPr>
+        <w:t>20.15 Chain of Responsibility</w:t>
+      </w:r>
+    </w:p>
+    <w:p>
+      <w:pPr>
+        <w:bidi/>
+        <w:rPr>
+          <w:b/>
+          <w:bCs/>
+        </w:rPr>
+      </w:pPr>
+      <w:r>
+        <w:rPr>
+          <w:b/>
+          <w:bCs/>
+        </w:rPr>
+        <w:t>20.16 State</w:t>
+      </w:r>
+    </w:p>
+    <w:p>
+      <w:pPr>
+        <w:bidi/>
+        <w:rPr>
+          <w:b/>
+          <w:bCs/>
+        </w:rPr>
+      </w:pPr>
+      <w:r>
+        <w:rPr>
+          <w:b/>
+          <w:bCs/>
+        </w:rPr>
+        <w:t>20.17 Mediator</w:t>
+      </w:r>
+    </w:p>
+    <w:p>
+      <w:pPr>
+        <w:bidi/>
+      </w:pPr>
+      <w:r>
+        <w:pict w14:anchorId="181E0BDB">
+          <v:rect id="_x0000_i1044" style="width:0;height:1.5pt" o:hralign="center" o:hrstd="t" o:hr="t" fillcolor="#a0a0a0" stroked="f"/>
         </w:pict>
       </w:r>
     </w:p>
@@ -5539,15 +3835,573 @@
           <w:bCs/>
           <w:rtl/>
         </w:rPr>
+        <w:t>فصل 21</w:t>
+      </w:r>
+      <w:r>
+        <w:rPr>
+          <w:b/>
+          <w:bCs/>
+        </w:rPr>
+        <w:t xml:space="preserve"> — OOP </w:t>
+      </w:r>
+      <w:r>
+        <w:rPr>
+          <w:b/>
+          <w:bCs/>
+          <w:rtl/>
+        </w:rPr>
+        <w:t>در</w:t>
+      </w:r>
+      <w:r>
+        <w:rPr>
+          <w:b/>
+          <w:bCs/>
+        </w:rPr>
+        <w:t xml:space="preserve"> Domain-Driven Design</w:t>
+      </w:r>
+    </w:p>
+    <w:p>
+      <w:pPr>
+        <w:bidi/>
+        <w:rPr>
+          <w:b/>
+          <w:bCs/>
+        </w:rPr>
+      </w:pPr>
+      <w:r>
+        <w:rPr>
+          <w:b/>
+          <w:bCs/>
+        </w:rPr>
+        <w:t>21.1 Domain Model</w:t>
+      </w:r>
+    </w:p>
+    <w:p>
+      <w:pPr>
+        <w:bidi/>
+        <w:rPr>
+          <w:b/>
+          <w:bCs/>
+        </w:rPr>
+      </w:pPr>
+      <w:r>
+        <w:rPr>
+          <w:b/>
+          <w:bCs/>
+        </w:rPr>
+        <w:t>21.2 Entity</w:t>
+      </w:r>
+    </w:p>
+    <w:p>
+      <w:pPr>
+        <w:bidi/>
+        <w:rPr>
+          <w:b/>
+          <w:bCs/>
+        </w:rPr>
+      </w:pPr>
+      <w:r>
+        <w:rPr>
+          <w:b/>
+          <w:bCs/>
+        </w:rPr>
+        <w:t>21.3 Value Object</w:t>
+      </w:r>
+    </w:p>
+    <w:p>
+      <w:pPr>
+        <w:bidi/>
+        <w:rPr>
+          <w:b/>
+          <w:bCs/>
+        </w:rPr>
+      </w:pPr>
+      <w:r>
+        <w:rPr>
+          <w:b/>
+          <w:bCs/>
+        </w:rPr>
+        <w:t>21.4 Aggregate</w:t>
+      </w:r>
+    </w:p>
+    <w:p>
+      <w:pPr>
+        <w:bidi/>
+        <w:rPr>
+          <w:b/>
+          <w:bCs/>
+        </w:rPr>
+      </w:pPr>
+      <w:r>
+        <w:rPr>
+          <w:b/>
+          <w:bCs/>
+        </w:rPr>
+        <w:t>21.5 Aggregate Root</w:t>
+      </w:r>
+    </w:p>
+    <w:p>
+      <w:pPr>
+        <w:bidi/>
+        <w:rPr>
+          <w:b/>
+          <w:bCs/>
+        </w:rPr>
+      </w:pPr>
+      <w:r>
+        <w:rPr>
+          <w:b/>
+          <w:bCs/>
+        </w:rPr>
+        <w:t>21.6 Domain Service</w:t>
+      </w:r>
+    </w:p>
+    <w:p>
+      <w:pPr>
+        <w:bidi/>
+        <w:rPr>
+          <w:b/>
+          <w:bCs/>
+        </w:rPr>
+      </w:pPr>
+      <w:r>
+        <w:rPr>
+          <w:b/>
+          <w:bCs/>
+        </w:rPr>
+        <w:t>21.7 Domain Event</w:t>
+      </w:r>
+    </w:p>
+    <w:p>
+      <w:pPr>
+        <w:bidi/>
+        <w:rPr>
+          <w:b/>
+          <w:bCs/>
+        </w:rPr>
+      </w:pPr>
+      <w:r>
+        <w:rPr>
+          <w:b/>
+          <w:bCs/>
+        </w:rPr>
+        <w:t>21.8 Rich Domain Model</w:t>
+      </w:r>
+    </w:p>
+    <w:p>
+      <w:pPr>
+        <w:bidi/>
+        <w:rPr>
+          <w:b/>
+          <w:bCs/>
+        </w:rPr>
+      </w:pPr>
+      <w:r>
+        <w:rPr>
+          <w:b/>
+          <w:bCs/>
+        </w:rPr>
+        <w:t>21.9 Anemic Domain Model</w:t>
+      </w:r>
+    </w:p>
+    <w:p>
+      <w:pPr>
+        <w:bidi/>
+        <w:rPr>
+          <w:b/>
+          <w:bCs/>
+        </w:rPr>
+      </w:pPr>
+      <w:r>
+        <w:rPr>
+          <w:b/>
+          <w:bCs/>
+        </w:rPr>
+        <w:t xml:space="preserve">21.10 Encapsulation </w:t>
+      </w:r>
+      <w:r>
+        <w:rPr>
+          <w:b/>
+          <w:bCs/>
+          <w:rtl/>
+        </w:rPr>
+        <w:t>در</w:t>
+      </w:r>
+      <w:r>
+        <w:rPr>
+          <w:b/>
+          <w:bCs/>
+        </w:rPr>
+        <w:t xml:space="preserve"> Aggregate</w:t>
+      </w:r>
+    </w:p>
+    <w:p>
+      <w:pPr>
+        <w:bidi/>
+        <w:rPr>
+          <w:b/>
+          <w:bCs/>
+        </w:rPr>
+      </w:pPr>
+      <w:r>
+        <w:rPr>
+          <w:b/>
+          <w:bCs/>
+        </w:rPr>
+        <w:t xml:space="preserve">21.11 Invariant </w:t>
+      </w:r>
+      <w:r>
+        <w:rPr>
+          <w:b/>
+          <w:bCs/>
+          <w:rtl/>
+        </w:rPr>
+        <w:t>چیست؟</w:t>
+      </w:r>
+    </w:p>
+    <w:p>
+      <w:pPr>
+        <w:bidi/>
+        <w:rPr>
+          <w:b/>
+          <w:bCs/>
+        </w:rPr>
+      </w:pPr>
+      <w:r>
+        <w:rPr>
+          <w:b/>
+          <w:bCs/>
+        </w:rPr>
+        <w:t xml:space="preserve">21.12 </w:t>
+      </w:r>
+      <w:r>
+        <w:rPr>
+          <w:b/>
+          <w:bCs/>
+          <w:rtl/>
+        </w:rPr>
+        <w:t>مثال واقعی</w:t>
+      </w:r>
+      <w:r>
+        <w:rPr>
+          <w:b/>
+          <w:bCs/>
+        </w:rPr>
+        <w:t xml:space="preserve"> Domain Model</w:t>
+      </w:r>
+    </w:p>
+    <w:p>
+      <w:pPr>
+        <w:bidi/>
+      </w:pPr>
+      <w:r>
+        <w:pict w14:anchorId="53B99903">
+          <v:rect id="_x0000_i1045" style="width:0;height:1.5pt" o:hralign="center" o:hrstd="t" o:hr="t" fillcolor="#a0a0a0" stroked="f"/>
+        </w:pict>
+      </w:r>
+    </w:p>
+    <w:p>
+      <w:pPr>
+        <w:bidi/>
+        <w:rPr>
+          <w:b/>
+          <w:bCs/>
+        </w:rPr>
+      </w:pPr>
+      <w:r>
+        <w:rPr>
+          <w:b/>
+          <w:bCs/>
+          <w:rtl/>
+        </w:rPr>
+        <w:t>فصل 22</w:t>
+      </w:r>
+      <w:r>
+        <w:rPr>
+          <w:b/>
+          <w:bCs/>
+        </w:rPr>
+        <w:t xml:space="preserve"> — OOP </w:t>
+      </w:r>
+      <w:r>
+        <w:rPr>
+          <w:b/>
+          <w:bCs/>
+          <w:rtl/>
+        </w:rPr>
+        <w:t>در معماری نرم‌افزار</w:t>
+      </w:r>
+    </w:p>
+    <w:p>
+      <w:pPr>
+        <w:bidi/>
+        <w:rPr>
+          <w:b/>
+          <w:bCs/>
+        </w:rPr>
+      </w:pPr>
+      <w:r>
+        <w:rPr>
+          <w:b/>
+          <w:bCs/>
+        </w:rPr>
+        <w:t xml:space="preserve">22.1 OOP </w:t>
+      </w:r>
+      <w:r>
+        <w:rPr>
+          <w:b/>
+          <w:bCs/>
+          <w:rtl/>
+        </w:rPr>
+        <w:t>و</w:t>
+      </w:r>
+      <w:r>
+        <w:rPr>
+          <w:b/>
+          <w:bCs/>
+        </w:rPr>
+        <w:t xml:space="preserve"> Layered Architecture</w:t>
+      </w:r>
+    </w:p>
+    <w:p>
+      <w:pPr>
+        <w:bidi/>
+        <w:rPr>
+          <w:b/>
+          <w:bCs/>
+        </w:rPr>
+      </w:pPr>
+      <w:r>
+        <w:rPr>
+          <w:b/>
+          <w:bCs/>
+        </w:rPr>
+        <w:t xml:space="preserve">22.2 OOP </w:t>
+      </w:r>
+      <w:r>
+        <w:rPr>
+          <w:b/>
+          <w:bCs/>
+          <w:rtl/>
+        </w:rPr>
+        <w:t>و</w:t>
+      </w:r>
+      <w:r>
+        <w:rPr>
+          <w:b/>
+          <w:bCs/>
+        </w:rPr>
+        <w:t xml:space="preserve"> Clean Architecture</w:t>
+      </w:r>
+    </w:p>
+    <w:p>
+      <w:pPr>
+        <w:bidi/>
+        <w:rPr>
+          <w:b/>
+          <w:bCs/>
+        </w:rPr>
+      </w:pPr>
+      <w:r>
+        <w:rPr>
+          <w:b/>
+          <w:bCs/>
+        </w:rPr>
+        <w:t>22.3 Domain Layer</w:t>
+      </w:r>
+    </w:p>
+    <w:p>
+      <w:pPr>
+        <w:bidi/>
+        <w:rPr>
+          <w:b/>
+          <w:bCs/>
+        </w:rPr>
+      </w:pPr>
+      <w:r>
+        <w:rPr>
+          <w:b/>
+          <w:bCs/>
+        </w:rPr>
+        <w:t>22.4 Application Layer</w:t>
+      </w:r>
+    </w:p>
+    <w:p>
+      <w:pPr>
+        <w:bidi/>
+        <w:rPr>
+          <w:b/>
+          <w:bCs/>
+        </w:rPr>
+      </w:pPr>
+      <w:r>
+        <w:rPr>
+          <w:b/>
+          <w:bCs/>
+        </w:rPr>
+        <w:t>22.5 Infrastructure Layer</w:t>
+      </w:r>
+    </w:p>
+    <w:p>
+      <w:pPr>
+        <w:bidi/>
+        <w:rPr>
+          <w:b/>
+          <w:bCs/>
+        </w:rPr>
+      </w:pPr>
+      <w:r>
+        <w:rPr>
+          <w:b/>
+          <w:bCs/>
+        </w:rPr>
+        <w:t>22.6 Dependency Rule</w:t>
+      </w:r>
+    </w:p>
+    <w:p>
+      <w:pPr>
+        <w:bidi/>
+        <w:rPr>
+          <w:b/>
+          <w:bCs/>
+        </w:rPr>
+      </w:pPr>
+      <w:r>
+        <w:rPr>
+          <w:b/>
+          <w:bCs/>
+        </w:rPr>
         <w:lastRenderedPageBreak/>
-        <w:t>فصل 20</w:t>
-      </w:r>
-      <w:r>
-        <w:rPr>
-          <w:b/>
-          <w:bCs/>
-        </w:rPr>
-        <w:t xml:space="preserve"> — Design Patterns </w:t>
+        <w:t>22.7 Interface</w:t>
+      </w:r>
+      <w:r>
+        <w:rPr>
+          <w:b/>
+          <w:bCs/>
+          <w:rtl/>
+        </w:rPr>
+        <w:t>ها در مرز</w:t>
+      </w:r>
+      <w:r>
+        <w:rPr>
+          <w:b/>
+          <w:bCs/>
+        </w:rPr>
+        <w:t xml:space="preserve"> Layer</w:t>
+      </w:r>
+      <w:r>
+        <w:rPr>
+          <w:b/>
+          <w:bCs/>
+          <w:rtl/>
+        </w:rPr>
+        <w:t>ها</w:t>
+      </w:r>
+    </w:p>
+    <w:p>
+      <w:pPr>
+        <w:bidi/>
+        <w:rPr>
+          <w:b/>
+          <w:bCs/>
+        </w:rPr>
+      </w:pPr>
+      <w:r>
+        <w:rPr>
+          <w:b/>
+          <w:bCs/>
+        </w:rPr>
+        <w:t>22.8 Repository Abstraction</w:t>
+      </w:r>
+    </w:p>
+    <w:p>
+      <w:pPr>
+        <w:bidi/>
+        <w:rPr>
+          <w:b/>
+          <w:bCs/>
+        </w:rPr>
+      </w:pPr>
+      <w:r>
+        <w:rPr>
+          <w:b/>
+          <w:bCs/>
+        </w:rPr>
+        <w:t>22.9 Application Service vs Domain Service</w:t>
+      </w:r>
+    </w:p>
+    <w:p>
+      <w:pPr>
+        <w:bidi/>
+      </w:pPr>
+      <w:r>
+        <w:pict w14:anchorId="122FFABC">
+          <v:rect id="_x0000_i1046" style="width:0;height:1.5pt" o:hralign="center" o:hrstd="t" o:hr="t" fillcolor="#a0a0a0" stroked="f"/>
+        </w:pict>
+      </w:r>
+    </w:p>
+    <w:p>
+      <w:pPr>
+        <w:bidi/>
+        <w:rPr>
+          <w:b/>
+          <w:bCs/>
+        </w:rPr>
+      </w:pPr>
+      <w:r>
+        <w:rPr>
+          <w:b/>
+          <w:bCs/>
+          <w:rtl/>
+        </w:rPr>
+        <w:t>فصل 23 — تست‌پذیری در طراحی</w:t>
+      </w:r>
+      <w:r>
+        <w:rPr>
+          <w:b/>
+          <w:bCs/>
+        </w:rPr>
+        <w:t xml:space="preserve"> OOP</w:t>
+      </w:r>
+    </w:p>
+    <w:p>
+      <w:pPr>
+        <w:bidi/>
+        <w:rPr>
+          <w:b/>
+          <w:bCs/>
+        </w:rPr>
+      </w:pPr>
+      <w:r>
+        <w:rPr>
+          <w:b/>
+          <w:bCs/>
+        </w:rPr>
+        <w:t xml:space="preserve">23.1 Testable Design </w:t>
+      </w:r>
+      <w:r>
+        <w:rPr>
+          <w:b/>
+          <w:bCs/>
+          <w:rtl/>
+        </w:rPr>
+        <w:t>چیست؟</w:t>
+      </w:r>
+    </w:p>
+    <w:p>
+      <w:pPr>
+        <w:bidi/>
+        <w:rPr>
+          <w:b/>
+          <w:bCs/>
+        </w:rPr>
+      </w:pPr>
+      <w:r>
+        <w:rPr>
+          <w:b/>
+          <w:bCs/>
+        </w:rPr>
+        <w:t xml:space="preserve">23.2 Dependency Injection </w:t>
       </w:r>
       <w:r>
         <w:rPr>
@@ -5562,1515 +4416,587 @@
           <w:b/>
           <w:bCs/>
         </w:rPr>
+        <w:t xml:space="preserve"> Testing</w:t>
+      </w:r>
+    </w:p>
+    <w:p>
+      <w:pPr>
+        <w:bidi/>
+        <w:rPr>
+          <w:b/>
+          <w:bCs/>
+        </w:rPr>
+      </w:pPr>
+      <w:r>
+        <w:rPr>
+          <w:b/>
+          <w:bCs/>
+        </w:rPr>
+        <w:t xml:space="preserve">23.3 Mock </w:t>
+      </w:r>
+      <w:r>
+        <w:rPr>
+          <w:b/>
+          <w:bCs/>
+          <w:rtl/>
+        </w:rPr>
+        <w:t>کردن</w:t>
+      </w:r>
+      <w:r>
+        <w:rPr>
+          <w:b/>
+          <w:bCs/>
+        </w:rPr>
+        <w:t xml:space="preserve"> Dependency</w:t>
+      </w:r>
+      <w:r>
+        <w:rPr>
+          <w:b/>
+          <w:bCs/>
+          <w:rtl/>
+        </w:rPr>
+        <w:t>ها</w:t>
+      </w:r>
+    </w:p>
+    <w:p>
+      <w:pPr>
+        <w:bidi/>
+        <w:rPr>
+          <w:b/>
+          <w:bCs/>
+        </w:rPr>
+      </w:pPr>
+      <w:r>
+        <w:rPr>
+          <w:b/>
+          <w:bCs/>
+        </w:rPr>
+        <w:t>23.4 Stub / Fake / Mock</w:t>
+      </w:r>
+    </w:p>
+    <w:p>
+      <w:pPr>
+        <w:bidi/>
+        <w:rPr>
+          <w:b/>
+          <w:bCs/>
+        </w:rPr>
+      </w:pPr>
+      <w:r>
+        <w:rPr>
+          <w:b/>
+          <w:bCs/>
+        </w:rPr>
+        <w:t xml:space="preserve">23.5 </w:t>
+      </w:r>
+      <w:r>
+        <w:rPr>
+          <w:b/>
+          <w:bCs/>
+          <w:rtl/>
+        </w:rPr>
+        <w:t>مشکل</w:t>
+      </w:r>
+      <w:r>
+        <w:rPr>
+          <w:b/>
+          <w:bCs/>
+        </w:rPr>
+        <w:t xml:space="preserve"> Static Dependency</w:t>
+      </w:r>
+    </w:p>
+    <w:p>
+      <w:pPr>
+        <w:bidi/>
+        <w:rPr>
+          <w:b/>
+          <w:bCs/>
+        </w:rPr>
+      </w:pPr>
+      <w:r>
+        <w:rPr>
+          <w:b/>
+          <w:bCs/>
+        </w:rPr>
+        <w:t xml:space="preserve">23.6 </w:t>
+      </w:r>
+      <w:r>
+        <w:rPr>
+          <w:b/>
+          <w:bCs/>
+          <w:rtl/>
+        </w:rPr>
+        <w:t xml:space="preserve">مشکل </w:t>
+      </w:r>
+      <w:r>
+        <w:rPr>
+          <w:b/>
+          <w:bCs/>
+        </w:rPr>
+        <w:t xml:space="preserve">new </w:t>
+      </w:r>
+      <w:r>
+        <w:rPr>
+          <w:b/>
+          <w:bCs/>
+          <w:rtl/>
+        </w:rPr>
+        <w:t>کردن</w:t>
+      </w:r>
+      <w:r>
+        <w:rPr>
+          <w:b/>
+          <w:bCs/>
+        </w:rPr>
+        <w:t xml:space="preserve"> Dependency </w:t>
+      </w:r>
+      <w:r>
+        <w:rPr>
+          <w:b/>
+          <w:bCs/>
+          <w:rtl/>
+        </w:rPr>
+        <w:t>داخل</w:t>
+      </w:r>
+      <w:r>
+        <w:rPr>
+          <w:b/>
+          <w:bCs/>
+        </w:rPr>
+        <w:t xml:space="preserve"> Class</w:t>
+      </w:r>
+    </w:p>
+    <w:p>
+      <w:pPr>
+        <w:bidi/>
+        <w:rPr>
+          <w:b/>
+          <w:bCs/>
+        </w:rPr>
+      </w:pPr>
+      <w:r>
+        <w:rPr>
+          <w:b/>
+          <w:bCs/>
+        </w:rPr>
+        <w:t xml:space="preserve">23.7 </w:t>
+      </w:r>
+      <w:r>
+        <w:rPr>
+          <w:b/>
+          <w:bCs/>
+          <w:rtl/>
+        </w:rPr>
+        <w:t>طراحی</w:t>
+      </w:r>
+      <w:r>
+        <w:rPr>
+          <w:b/>
+          <w:bCs/>
+        </w:rPr>
+        <w:t xml:space="preserve"> Class</w:t>
+      </w:r>
+      <w:r>
+        <w:rPr>
+          <w:b/>
+          <w:bCs/>
+          <w:rtl/>
+        </w:rPr>
+        <w:t>های قابل</w:t>
+      </w:r>
+      <w:r>
+        <w:rPr>
+          <w:b/>
+          <w:bCs/>
+        </w:rPr>
+        <w:t xml:space="preserve"> Unit Test</w:t>
+      </w:r>
+    </w:p>
+    <w:p>
+      <w:pPr>
+        <w:bidi/>
+      </w:pPr>
+      <w:r>
+        <w:pict w14:anchorId="55B2AE53">
+          <v:rect id="_x0000_i1047" style="width:0;height:1.5pt" o:hralign="center" o:hrstd="t" o:hr="t" fillcolor="#a0a0a0" stroked="f"/>
+        </w:pict>
+      </w:r>
+    </w:p>
+    <w:p>
+      <w:pPr>
+        <w:bidi/>
+        <w:rPr>
+          <w:b/>
+          <w:bCs/>
+        </w:rPr>
+      </w:pPr>
+      <w:r>
+        <w:rPr>
+          <w:b/>
+          <w:bCs/>
+          <w:rtl/>
+        </w:rPr>
+        <w:t>فصل 24</w:t>
+      </w:r>
+      <w:r>
+        <w:rPr>
+          <w:b/>
+          <w:bCs/>
+        </w:rPr>
+        <w:t xml:space="preserve"> — Refactoring </w:t>
+      </w:r>
+      <w:r>
+        <w:rPr>
+          <w:b/>
+          <w:bCs/>
+          <w:rtl/>
+        </w:rPr>
+        <w:t>از</w:t>
+      </w:r>
+      <w:r>
+        <w:rPr>
+          <w:b/>
+          <w:bCs/>
+        </w:rPr>
+        <w:t xml:space="preserve"> Procedural Code </w:t>
+      </w:r>
+      <w:r>
+        <w:rPr>
+          <w:b/>
+          <w:bCs/>
+          <w:rtl/>
+        </w:rPr>
+        <w:t>به</w:t>
+      </w:r>
+      <w:r>
+        <w:rPr>
+          <w:b/>
+          <w:bCs/>
+        </w:rPr>
         <w:t xml:space="preserve"> OOP</w:t>
       </w:r>
     </w:p>
     <w:p>
       <w:pPr>
         <w:bidi/>
-        <w:rPr>
-          <w:b/>
-          <w:bCs/>
-        </w:rPr>
-      </w:pPr>
-      <w:r>
-        <w:rPr>
-          <w:b/>
-          <w:bCs/>
-        </w:rPr>
-        <w:t>Creational Patterns</w:t>
-      </w:r>
-    </w:p>
-    <w:p>
-      <w:pPr>
-        <w:bidi/>
-        <w:rPr>
-          <w:b/>
-          <w:bCs/>
-        </w:rPr>
-      </w:pPr>
-      <w:r>
-        <w:rPr>
-          <w:b/>
-          <w:bCs/>
-        </w:rPr>
-        <w:t>20.1 Factory Method</w:t>
-      </w:r>
-    </w:p>
-    <w:p>
-      <w:pPr>
-        <w:bidi/>
-        <w:rPr>
-          <w:b/>
-          <w:bCs/>
-        </w:rPr>
-      </w:pPr>
-      <w:r>
-        <w:rPr>
-          <w:b/>
-          <w:bCs/>
-        </w:rPr>
-        <w:t>20.2 Abstract Factory</w:t>
-      </w:r>
-    </w:p>
-    <w:p>
-      <w:pPr>
-        <w:bidi/>
-        <w:rPr>
-          <w:b/>
-          <w:bCs/>
-        </w:rPr>
-      </w:pPr>
-      <w:r>
-        <w:rPr>
-          <w:b/>
-          <w:bCs/>
-        </w:rPr>
-        <w:t>20.3 Builder</w:t>
-      </w:r>
-    </w:p>
-    <w:p>
-      <w:pPr>
-        <w:bidi/>
-        <w:rPr>
-          <w:b/>
-          <w:bCs/>
-        </w:rPr>
-      </w:pPr>
-      <w:r>
-        <w:rPr>
-          <w:b/>
-          <w:bCs/>
-        </w:rPr>
-        <w:t>20.4 Singleton</w:t>
-      </w:r>
-    </w:p>
-    <w:p>
-      <w:pPr>
-        <w:bidi/>
-        <w:rPr>
-          <w:b/>
-          <w:bCs/>
-        </w:rPr>
-      </w:pPr>
-      <w:r>
-        <w:rPr>
-          <w:b/>
-          <w:bCs/>
-        </w:rPr>
-        <w:t>20.5 Prototype</w:t>
-      </w:r>
-    </w:p>
-    <w:p>
-      <w:pPr>
-        <w:bidi/>
-        <w:rPr>
-          <w:b/>
-          <w:bCs/>
-        </w:rPr>
-      </w:pPr>
-      <w:r>
-        <w:rPr>
-          <w:b/>
-          <w:bCs/>
-        </w:rPr>
-        <w:t>Structural Patterns</w:t>
-      </w:r>
-    </w:p>
-    <w:p>
-      <w:pPr>
-        <w:bidi/>
-        <w:rPr>
-          <w:b/>
-          <w:bCs/>
-        </w:rPr>
-      </w:pPr>
-      <w:r>
-        <w:rPr>
-          <w:b/>
-          <w:bCs/>
-        </w:rPr>
-        <w:t>20.6 Adapter</w:t>
-      </w:r>
-    </w:p>
-    <w:p>
-      <w:pPr>
-        <w:bidi/>
-        <w:rPr>
-          <w:b/>
-          <w:bCs/>
-        </w:rPr>
-      </w:pPr>
-      <w:r>
-        <w:rPr>
-          <w:b/>
-          <w:bCs/>
-        </w:rPr>
-        <w:t>20.7 Decorator</w:t>
-      </w:r>
-    </w:p>
-    <w:p>
-      <w:pPr>
-        <w:bidi/>
-        <w:rPr>
-          <w:b/>
-          <w:bCs/>
-        </w:rPr>
-      </w:pPr>
-      <w:r>
-        <w:rPr>
-          <w:b/>
-          <w:bCs/>
-        </w:rPr>
-        <w:t>20.8 Facade</w:t>
-      </w:r>
-    </w:p>
-    <w:p>
-      <w:pPr>
-        <w:bidi/>
-        <w:rPr>
-          <w:b/>
-          <w:bCs/>
-        </w:rPr>
-      </w:pPr>
-      <w:r>
-        <w:rPr>
-          <w:b/>
-          <w:bCs/>
-        </w:rPr>
-        <w:t>20.9 Proxy</w:t>
-      </w:r>
-    </w:p>
-    <w:p>
-      <w:pPr>
-        <w:bidi/>
-        <w:rPr>
-          <w:b/>
-          <w:bCs/>
-        </w:rPr>
-      </w:pPr>
-      <w:r>
-        <w:rPr>
-          <w:b/>
-          <w:bCs/>
-        </w:rPr>
-        <w:t>20.10 Composite</w:t>
-      </w:r>
-    </w:p>
-    <w:p>
-      <w:pPr>
-        <w:bidi/>
-        <w:rPr>
-          <w:b/>
-          <w:bCs/>
-        </w:rPr>
-      </w:pPr>
-      <w:r>
-        <w:rPr>
-          <w:b/>
-          <w:bCs/>
-        </w:rPr>
-        <w:t>Behavioral Patterns</w:t>
-      </w:r>
-    </w:p>
-    <w:p>
-      <w:pPr>
-        <w:bidi/>
-        <w:rPr>
-          <w:b/>
-          <w:bCs/>
-        </w:rPr>
-      </w:pPr>
-      <w:r>
-        <w:rPr>
-          <w:b/>
-          <w:bCs/>
-        </w:rPr>
-        <w:t>20.11 Strategy</w:t>
-      </w:r>
-    </w:p>
-    <w:p>
-      <w:pPr>
-        <w:bidi/>
-        <w:rPr>
-          <w:b/>
-          <w:bCs/>
-        </w:rPr>
-      </w:pPr>
-      <w:r>
-        <w:rPr>
-          <w:b/>
-          <w:bCs/>
-        </w:rPr>
-        <w:t>20.12 Observer</w:t>
-      </w:r>
-    </w:p>
-    <w:p>
-      <w:pPr>
-        <w:bidi/>
-        <w:rPr>
-          <w:b/>
-          <w:bCs/>
-        </w:rPr>
-      </w:pPr>
-      <w:r>
-        <w:rPr>
-          <w:b/>
-          <w:bCs/>
-        </w:rPr>
-        <w:t>20.13 Command</w:t>
-      </w:r>
-    </w:p>
-    <w:p>
-      <w:pPr>
-        <w:bidi/>
-        <w:rPr>
-          <w:b/>
-          <w:bCs/>
-        </w:rPr>
-      </w:pPr>
-      <w:r>
-        <w:rPr>
-          <w:b/>
-          <w:bCs/>
-        </w:rPr>
-        <w:t>20.14 Template Method</w:t>
-      </w:r>
-    </w:p>
-    <w:p>
-      <w:pPr>
-        <w:bidi/>
-        <w:rPr>
-          <w:b/>
-          <w:bCs/>
-        </w:rPr>
-      </w:pPr>
-      <w:r>
-        <w:rPr>
-          <w:b/>
-          <w:bCs/>
-        </w:rPr>
-        <w:t>20.15 Chain of Responsibility</w:t>
-      </w:r>
-    </w:p>
-    <w:p>
-      <w:pPr>
-        <w:bidi/>
-        <w:rPr>
-          <w:b/>
-          <w:bCs/>
-        </w:rPr>
-      </w:pPr>
-      <w:r>
-        <w:rPr>
-          <w:b/>
-          <w:bCs/>
-        </w:rPr>
-        <w:t>20.16 State</w:t>
-      </w:r>
-    </w:p>
-    <w:p>
-      <w:pPr>
-        <w:bidi/>
-        <w:rPr>
-          <w:b/>
-          <w:bCs/>
-        </w:rPr>
-      </w:pPr>
-      <w:r>
-        <w:rPr>
-          <w:b/>
-          <w:bCs/>
-        </w:rPr>
-        <w:t>20.17 Mediator</w:t>
-      </w:r>
-    </w:p>
-    <w:p>
-      <w:pPr>
-        <w:bidi/>
-      </w:pPr>
-      <w:r>
-        <w:pict w14:anchorId="181E0BDB">
-          <v:rect id="_x0000_i1206" style="width:0;height:1.5pt" o:hralign="center" o:hrstd="t" o:hr="t" fillcolor="#a0a0a0" stroked="f"/>
-        </w:pict>
-      </w:r>
-    </w:p>
-    <w:p>
-      <w:pPr>
-        <w:bidi/>
-        <w:rPr>
-          <w:b/>
-          <w:bCs/>
-        </w:rPr>
-      </w:pPr>
-      <w:r>
-        <w:rPr>
-          <w:b/>
-          <w:bCs/>
-          <w:rtl/>
-        </w:rPr>
-        <w:t>فصل 21</w:t>
-      </w:r>
-      <w:r>
-        <w:rPr>
-          <w:b/>
-          <w:bCs/>
-        </w:rPr>
-        <w:t xml:space="preserve"> — OOP </w:t>
-      </w:r>
-      <w:r>
-        <w:rPr>
-          <w:b/>
-          <w:bCs/>
-          <w:rtl/>
-        </w:rPr>
-        <w:t>در</w:t>
-      </w:r>
-      <w:r>
-        <w:rPr>
-          <w:b/>
-          <w:bCs/>
-        </w:rPr>
-        <w:t xml:space="preserve"> Domain-Driven Design</w:t>
-      </w:r>
-    </w:p>
-    <w:p>
-      <w:pPr>
-        <w:bidi/>
-        <w:rPr>
-          <w:b/>
-          <w:bCs/>
-        </w:rPr>
-      </w:pPr>
-      <w:r>
-        <w:rPr>
-          <w:b/>
-          <w:bCs/>
-        </w:rPr>
-        <w:t>21.1 Domain Model</w:t>
-      </w:r>
-    </w:p>
-    <w:p>
-      <w:pPr>
-        <w:bidi/>
-        <w:rPr>
-          <w:b/>
-          <w:bCs/>
-        </w:rPr>
-      </w:pPr>
-      <w:r>
-        <w:rPr>
-          <w:b/>
-          <w:bCs/>
-        </w:rPr>
-        <w:t>21.2 Entity</w:t>
-      </w:r>
-    </w:p>
-    <w:p>
-      <w:pPr>
-        <w:bidi/>
-        <w:rPr>
-          <w:b/>
-          <w:bCs/>
-        </w:rPr>
-      </w:pPr>
-      <w:r>
-        <w:rPr>
-          <w:b/>
-          <w:bCs/>
-        </w:rPr>
-        <w:t>21.3 Value Object</w:t>
-      </w:r>
-    </w:p>
-    <w:p>
-      <w:pPr>
-        <w:bidi/>
-        <w:rPr>
-          <w:b/>
-          <w:bCs/>
-        </w:rPr>
-      </w:pPr>
-      <w:r>
-        <w:rPr>
-          <w:b/>
-          <w:bCs/>
-        </w:rPr>
+      </w:pPr>
+      <w:r>
+        <w:rPr>
+          <w:rtl/>
+        </w:rPr>
+        <w:t>یک پروژه عمداً با طراحی ضعیف شروع می‌شود</w:t>
+      </w:r>
+      <w:r>
+        <w:t>.</w:t>
+      </w:r>
+    </w:p>
+    <w:p>
+      <w:pPr>
+        <w:bidi/>
+        <w:rPr>
+          <w:b/>
+          <w:bCs/>
+        </w:rPr>
+      </w:pPr>
+      <w:r>
+        <w:rPr>
+          <w:b/>
+          <w:bCs/>
+          <w:rtl/>
+        </w:rPr>
+        <w:t>مرحله 1</w:t>
+      </w:r>
+    </w:p>
+    <w:p>
+      <w:pPr>
+        <w:bidi/>
+      </w:pPr>
+      <w:r>
+        <w:rPr>
+          <w:rtl/>
+        </w:rPr>
+        <w:t>کد</w:t>
+      </w:r>
+      <w:r>
+        <w:t xml:space="preserve"> Procedural </w:t>
+      </w:r>
+      <w:r>
+        <w:rPr>
+          <w:rtl/>
+        </w:rPr>
+        <w:t xml:space="preserve">با </w:t>
+      </w:r>
+      <w:r>
+        <w:t xml:space="preserve">if </w:t>
+      </w:r>
+      <w:r>
+        <w:rPr>
+          <w:rtl/>
+        </w:rPr>
+        <w:t xml:space="preserve">و </w:t>
+      </w:r>
+      <w:r>
+        <w:t>switch</w:t>
+      </w:r>
+      <w:r>
+        <w:rPr>
+          <w:rtl/>
+        </w:rPr>
+        <w:t>های متعدد</w:t>
+      </w:r>
+    </w:p>
+    <w:p>
+      <w:pPr>
+        <w:bidi/>
+        <w:rPr>
+          <w:b/>
+          <w:bCs/>
+        </w:rPr>
+      </w:pPr>
+      <w:r>
+        <w:rPr>
+          <w:b/>
+          <w:bCs/>
+          <w:rtl/>
+        </w:rPr>
+        <w:t>مرحله 2</w:t>
+      </w:r>
+    </w:p>
+    <w:p>
+      <w:pPr>
+        <w:bidi/>
+      </w:pPr>
+      <w:r>
+        <w:rPr>
+          <w:rtl/>
+        </w:rPr>
+        <w:t>استخراج</w:t>
+      </w:r>
+      <w:r>
+        <w:t xml:space="preserve"> Class</w:t>
+      </w:r>
+      <w:r>
+        <w:rPr>
+          <w:rtl/>
+        </w:rPr>
+        <w:t>ها</w:t>
+      </w:r>
+    </w:p>
+    <w:p>
+      <w:pPr>
+        <w:bidi/>
+        <w:rPr>
+          <w:b/>
+          <w:bCs/>
+        </w:rPr>
+      </w:pPr>
+      <w:r>
+        <w:rPr>
+          <w:b/>
+          <w:bCs/>
+          <w:rtl/>
+        </w:rPr>
+        <w:t>مرحله 3</w:t>
+      </w:r>
+    </w:p>
+    <w:p>
+      <w:pPr>
+        <w:bidi/>
+      </w:pPr>
+      <w:r>
+        <w:t>Encapsulation</w:t>
+      </w:r>
+    </w:p>
+    <w:p>
+      <w:pPr>
+        <w:bidi/>
+        <w:rPr>
+          <w:b/>
+          <w:bCs/>
+        </w:rPr>
+      </w:pPr>
+      <w:r>
+        <w:rPr>
+          <w:b/>
+          <w:bCs/>
+          <w:rtl/>
+        </w:rPr>
+        <w:t>مرحله 4</w:t>
+      </w:r>
+    </w:p>
+    <w:p>
+      <w:pPr>
+        <w:bidi/>
+      </w:pPr>
+      <w:r>
+        <w:rPr>
+          <w:rtl/>
+        </w:rPr>
+        <w:t>معرفی</w:t>
+      </w:r>
+      <w:r>
+        <w:t xml:space="preserve"> Interface</w:t>
+      </w:r>
+    </w:p>
+    <w:p>
+      <w:pPr>
+        <w:bidi/>
+        <w:rPr>
+          <w:b/>
+          <w:bCs/>
+        </w:rPr>
+      </w:pPr>
+      <w:r>
+        <w:rPr>
+          <w:b/>
+          <w:bCs/>
+          <w:rtl/>
+        </w:rPr>
+        <w:t>مرحله 5</w:t>
+      </w:r>
+    </w:p>
+    <w:p>
+      <w:pPr>
+        <w:bidi/>
+      </w:pPr>
+      <w:r>
+        <w:rPr>
+          <w:rtl/>
+        </w:rPr>
+        <w:t>استفاده از</w:t>
+      </w:r>
+      <w:r>
+        <w:t xml:space="preserve"> Polymorphism</w:t>
+      </w:r>
+    </w:p>
+    <w:p>
+      <w:pPr>
+        <w:bidi/>
+        <w:rPr>
+          <w:b/>
+          <w:bCs/>
+        </w:rPr>
+      </w:pPr>
+      <w:r>
+        <w:rPr>
+          <w:b/>
+          <w:bCs/>
+          <w:rtl/>
+        </w:rPr>
+        <w:t>مرحله 6</w:t>
+      </w:r>
+    </w:p>
+    <w:p>
+      <w:pPr>
+        <w:bidi/>
+      </w:pPr>
+      <w:r>
         <w:lastRenderedPageBreak/>
-        <w:t>21.4 Aggregate</w:t>
-      </w:r>
-    </w:p>
-    <w:p>
-      <w:pPr>
-        <w:bidi/>
-        <w:rPr>
-          <w:b/>
-          <w:bCs/>
-        </w:rPr>
-      </w:pPr>
-      <w:r>
-        <w:rPr>
-          <w:b/>
-          <w:bCs/>
-        </w:rPr>
-        <w:t>21.5 Aggregate Root</w:t>
-      </w:r>
-    </w:p>
-    <w:p>
-      <w:pPr>
-        <w:bidi/>
-        <w:rPr>
-          <w:b/>
-          <w:bCs/>
-        </w:rPr>
-      </w:pPr>
-      <w:r>
-        <w:rPr>
-          <w:b/>
-          <w:bCs/>
-        </w:rPr>
-        <w:t>21.6 Domain Service</w:t>
-      </w:r>
-    </w:p>
-    <w:p>
-      <w:pPr>
-        <w:bidi/>
-        <w:rPr>
-          <w:b/>
-          <w:bCs/>
-        </w:rPr>
-      </w:pPr>
-      <w:r>
-        <w:rPr>
-          <w:b/>
-          <w:bCs/>
-        </w:rPr>
-        <w:t>21.7 Domain Event</w:t>
-      </w:r>
-    </w:p>
-    <w:p>
-      <w:pPr>
-        <w:bidi/>
-        <w:rPr>
-          <w:b/>
-          <w:bCs/>
-        </w:rPr>
-      </w:pPr>
-      <w:r>
-        <w:rPr>
-          <w:b/>
-          <w:bCs/>
-        </w:rPr>
-        <w:t>21.8 Rich Domain Model</w:t>
-      </w:r>
-    </w:p>
-    <w:p>
-      <w:pPr>
-        <w:bidi/>
-        <w:rPr>
-          <w:b/>
-          <w:bCs/>
-        </w:rPr>
-      </w:pPr>
-      <w:r>
-        <w:rPr>
-          <w:b/>
-          <w:bCs/>
-        </w:rPr>
-        <w:t>21.9 Anemic Domain Model</w:t>
-      </w:r>
-    </w:p>
-    <w:p>
-      <w:pPr>
-        <w:bidi/>
-        <w:rPr>
-          <w:b/>
-          <w:bCs/>
-        </w:rPr>
-      </w:pPr>
-      <w:r>
-        <w:rPr>
-          <w:b/>
-          <w:bCs/>
-        </w:rPr>
-        <w:t xml:space="preserve">21.10 Encapsulation </w:t>
-      </w:r>
-      <w:r>
-        <w:rPr>
-          <w:b/>
-          <w:bCs/>
-          <w:rtl/>
-        </w:rPr>
-        <w:t>در</w:t>
-      </w:r>
-      <w:r>
-        <w:rPr>
-          <w:b/>
-          <w:bCs/>
-        </w:rPr>
-        <w:t xml:space="preserve"> Aggregate</w:t>
-      </w:r>
-    </w:p>
-    <w:p>
-      <w:pPr>
-        <w:bidi/>
-        <w:rPr>
-          <w:b/>
-          <w:bCs/>
-        </w:rPr>
-      </w:pPr>
-      <w:r>
-        <w:rPr>
-          <w:b/>
-          <w:bCs/>
-        </w:rPr>
-        <w:t xml:space="preserve">21.11 Invariant </w:t>
-      </w:r>
-      <w:r>
-        <w:rPr>
-          <w:b/>
-          <w:bCs/>
-          <w:rtl/>
-        </w:rPr>
-        <w:t>چیست؟</w:t>
-      </w:r>
-    </w:p>
-    <w:p>
-      <w:pPr>
-        <w:bidi/>
-        <w:rPr>
-          <w:b/>
-          <w:bCs/>
-        </w:rPr>
-      </w:pPr>
-      <w:r>
-        <w:rPr>
-          <w:b/>
-          <w:bCs/>
-        </w:rPr>
-        <w:t xml:space="preserve">21.12 </w:t>
-      </w:r>
-      <w:r>
-        <w:rPr>
-          <w:b/>
-          <w:bCs/>
-          <w:rtl/>
-        </w:rPr>
-        <w:t>مثال واقعی</w:t>
-      </w:r>
-      <w:r>
-        <w:rPr>
-          <w:b/>
-          <w:bCs/>
-        </w:rPr>
-        <w:t xml:space="preserve"> Domain Model</w:t>
-      </w:r>
-    </w:p>
-    <w:p>
-      <w:pPr>
-        <w:bidi/>
-      </w:pPr>
-      <w:r>
-        <w:pict w14:anchorId="53B99903">
-          <v:rect id="_x0000_i1207" style="width:0;height:1.5pt" o:hralign="center" o:hrstd="t" o:hr="t" fillcolor="#a0a0a0" stroked="f"/>
-        </w:pict>
-      </w:r>
-    </w:p>
-    <w:p>
-      <w:pPr>
-        <w:bidi/>
-        <w:rPr>
-          <w:b/>
-          <w:bCs/>
-        </w:rPr>
-      </w:pPr>
-      <w:r>
-        <w:rPr>
-          <w:b/>
-          <w:bCs/>
-          <w:rtl/>
-        </w:rPr>
-        <w:t>فصل 22</w:t>
-      </w:r>
-      <w:r>
-        <w:rPr>
-          <w:b/>
-          <w:bCs/>
-        </w:rPr>
-        <w:t xml:space="preserve"> — OOP </w:t>
-      </w:r>
-      <w:r>
-        <w:rPr>
-          <w:b/>
-          <w:bCs/>
-          <w:rtl/>
-        </w:rPr>
-        <w:t>در معماری نرم‌افزار</w:t>
-      </w:r>
-    </w:p>
-    <w:p>
-      <w:pPr>
-        <w:bidi/>
-        <w:rPr>
-          <w:b/>
-          <w:bCs/>
-        </w:rPr>
-      </w:pPr>
-      <w:r>
-        <w:rPr>
-          <w:b/>
-          <w:bCs/>
-        </w:rPr>
-        <w:t xml:space="preserve">22.1 OOP </w:t>
-      </w:r>
-      <w:r>
-        <w:rPr>
-          <w:b/>
-          <w:bCs/>
-          <w:rtl/>
-        </w:rPr>
-        <w:t>و</w:t>
-      </w:r>
-      <w:r>
-        <w:rPr>
-          <w:b/>
-          <w:bCs/>
-        </w:rPr>
-        <w:t xml:space="preserve"> Layered Architecture</w:t>
-      </w:r>
-    </w:p>
-    <w:p>
-      <w:pPr>
-        <w:bidi/>
-        <w:rPr>
-          <w:b/>
-          <w:bCs/>
-        </w:rPr>
-      </w:pPr>
-      <w:r>
-        <w:rPr>
-          <w:b/>
-          <w:bCs/>
-        </w:rPr>
-        <w:t xml:space="preserve">22.2 OOP </w:t>
-      </w:r>
-      <w:r>
-        <w:rPr>
-          <w:b/>
-          <w:bCs/>
-          <w:rtl/>
-        </w:rPr>
-        <w:t>و</w:t>
-      </w:r>
-      <w:r>
-        <w:rPr>
-          <w:b/>
-          <w:bCs/>
-        </w:rPr>
-        <w:t xml:space="preserve"> Clean Architecture</w:t>
-      </w:r>
-    </w:p>
-    <w:p>
-      <w:pPr>
-        <w:bidi/>
-        <w:rPr>
-          <w:b/>
-          <w:bCs/>
-        </w:rPr>
-      </w:pPr>
-      <w:r>
-        <w:rPr>
-          <w:b/>
-          <w:bCs/>
-        </w:rPr>
-        <w:t>22.3 Domain Layer</w:t>
-      </w:r>
-    </w:p>
-    <w:p>
-      <w:pPr>
-        <w:bidi/>
-        <w:rPr>
-          <w:b/>
-          <w:bCs/>
-        </w:rPr>
-      </w:pPr>
-      <w:r>
-        <w:rPr>
-          <w:b/>
-          <w:bCs/>
-        </w:rPr>
-        <w:t>22.4 Application Layer</w:t>
-      </w:r>
-    </w:p>
-    <w:p>
-      <w:pPr>
-        <w:bidi/>
-        <w:rPr>
-          <w:b/>
-          <w:bCs/>
-        </w:rPr>
-      </w:pPr>
-      <w:r>
-        <w:rPr>
-          <w:b/>
-          <w:bCs/>
-        </w:rPr>
-        <w:t>22.5 Infrastructure Layer</w:t>
-      </w:r>
-    </w:p>
-    <w:p>
-      <w:pPr>
-        <w:bidi/>
-        <w:rPr>
-          <w:b/>
-          <w:bCs/>
-        </w:rPr>
-      </w:pPr>
-      <w:r>
-        <w:rPr>
-          <w:b/>
-          <w:bCs/>
-        </w:rPr>
-        <w:t>22.6 Dependency Rule</w:t>
-      </w:r>
-    </w:p>
-    <w:p>
-      <w:pPr>
-        <w:bidi/>
-        <w:rPr>
-          <w:b/>
-          <w:bCs/>
-        </w:rPr>
-      </w:pPr>
-      <w:r>
-        <w:rPr>
-          <w:b/>
-          <w:bCs/>
-        </w:rPr>
-        <w:t>22.7 Interface</w:t>
-      </w:r>
-      <w:r>
-        <w:rPr>
-          <w:b/>
-          <w:bCs/>
-          <w:rtl/>
-        </w:rPr>
-        <w:t>ها در مرز</w:t>
-      </w:r>
-      <w:r>
-        <w:rPr>
-          <w:b/>
-          <w:bCs/>
-        </w:rPr>
-        <w:t xml:space="preserve"> Layer</w:t>
-      </w:r>
-      <w:r>
-        <w:rPr>
-          <w:b/>
-          <w:bCs/>
-          <w:rtl/>
-        </w:rPr>
-        <w:t>ها</w:t>
-      </w:r>
-    </w:p>
-    <w:p>
-      <w:pPr>
-        <w:bidi/>
-        <w:rPr>
-          <w:b/>
-          <w:bCs/>
-        </w:rPr>
-      </w:pPr>
-      <w:r>
-        <w:rPr>
-          <w:b/>
-          <w:bCs/>
-        </w:rPr>
-        <w:t>22.8 Repository Abstraction</w:t>
-      </w:r>
-    </w:p>
-    <w:p>
-      <w:pPr>
-        <w:bidi/>
-        <w:rPr>
-          <w:b/>
-          <w:bCs/>
-        </w:rPr>
-      </w:pPr>
-      <w:r>
-        <w:rPr>
-          <w:b/>
-          <w:bCs/>
-        </w:rPr>
-        <w:t>22.9 Application Service vs Domain Service</w:t>
-      </w:r>
-    </w:p>
-    <w:p>
-      <w:pPr>
-        <w:bidi/>
-      </w:pPr>
-      <w:r>
-        <w:pict w14:anchorId="122FFABC">
-          <v:rect id="_x0000_i1208" style="width:0;height:1.5pt" o:hralign="center" o:hrstd="t" o:hr="t" fillcolor="#a0a0a0" stroked="f"/>
-        </w:pict>
-      </w:r>
-    </w:p>
-    <w:p>
-      <w:pPr>
-        <w:bidi/>
-        <w:rPr>
-          <w:b/>
-          <w:bCs/>
-        </w:rPr>
-      </w:pPr>
-      <w:r>
-        <w:rPr>
-          <w:b/>
-          <w:bCs/>
-          <w:rtl/>
-        </w:rPr>
-        <w:t>فصل 23 — تست‌پذیری در طراحی</w:t>
-      </w:r>
-      <w:r>
-        <w:rPr>
-          <w:b/>
-          <w:bCs/>
-        </w:rPr>
-        <w:t xml:space="preserve"> OOP</w:t>
-      </w:r>
-    </w:p>
-    <w:p>
-      <w:pPr>
-        <w:bidi/>
-        <w:rPr>
-          <w:b/>
-          <w:bCs/>
-        </w:rPr>
-      </w:pPr>
-      <w:r>
-        <w:rPr>
-          <w:b/>
-          <w:bCs/>
-        </w:rPr>
-        <w:t xml:space="preserve">23.1 Testable Design </w:t>
-      </w:r>
-      <w:r>
-        <w:rPr>
-          <w:b/>
-          <w:bCs/>
-          <w:rtl/>
-        </w:rPr>
-        <w:t>چیست؟</w:t>
-      </w:r>
-    </w:p>
-    <w:p>
-      <w:pPr>
-        <w:bidi/>
-        <w:rPr>
-          <w:b/>
-          <w:bCs/>
-        </w:rPr>
-      </w:pPr>
-      <w:r>
-        <w:rPr>
-          <w:b/>
-          <w:bCs/>
-        </w:rPr>
-        <w:t xml:space="preserve">23.2 Dependency Injection </w:t>
-      </w:r>
-      <w:r>
-        <w:rPr>
-          <w:b/>
-          <w:bCs/>
-          <w:rtl/>
-        </w:rPr>
-        <w:t>و</w:t>
-      </w:r>
-      <w:r>
-        <w:rPr>
-          <w:b/>
-          <w:bCs/>
-        </w:rPr>
-        <w:t xml:space="preserve"> Testing</w:t>
-      </w:r>
-    </w:p>
-    <w:p>
-      <w:pPr>
-        <w:bidi/>
-        <w:rPr>
-          <w:b/>
-          <w:bCs/>
-        </w:rPr>
-      </w:pPr>
-      <w:r>
-        <w:rPr>
-          <w:b/>
-          <w:bCs/>
-        </w:rPr>
-        <w:t xml:space="preserve">23.3 Mock </w:t>
-      </w:r>
-      <w:r>
-        <w:rPr>
-          <w:b/>
-          <w:bCs/>
-          <w:rtl/>
-        </w:rPr>
-        <w:t>کردن</w:t>
-      </w:r>
-      <w:r>
-        <w:rPr>
-          <w:b/>
-          <w:bCs/>
-        </w:rPr>
-        <w:t xml:space="preserve"> Dependency</w:t>
-      </w:r>
-      <w:r>
-        <w:rPr>
-          <w:b/>
-          <w:bCs/>
-          <w:rtl/>
-        </w:rPr>
-        <w:t>ها</w:t>
-      </w:r>
-    </w:p>
-    <w:p>
-      <w:pPr>
-        <w:bidi/>
-        <w:rPr>
-          <w:b/>
-          <w:bCs/>
-        </w:rPr>
-      </w:pPr>
-      <w:r>
-        <w:rPr>
-          <w:b/>
-          <w:bCs/>
-        </w:rPr>
-        <w:t>23.4 Stub / Fake / Mock</w:t>
-      </w:r>
-    </w:p>
-    <w:p>
-      <w:pPr>
-        <w:bidi/>
-        <w:rPr>
-          <w:b/>
-          <w:bCs/>
-        </w:rPr>
-      </w:pPr>
-      <w:r>
-        <w:rPr>
-          <w:b/>
-          <w:bCs/>
-        </w:rPr>
-        <w:lastRenderedPageBreak/>
-        <w:t xml:space="preserve">23.5 </w:t>
-      </w:r>
-      <w:r>
-        <w:rPr>
-          <w:b/>
-          <w:bCs/>
-          <w:rtl/>
-        </w:rPr>
-        <w:t>مشکل</w:t>
-      </w:r>
-      <w:r>
-        <w:rPr>
-          <w:b/>
-          <w:bCs/>
-        </w:rPr>
-        <w:t xml:space="preserve"> Static Dependency</w:t>
-      </w:r>
-    </w:p>
-    <w:p>
-      <w:pPr>
-        <w:bidi/>
-        <w:rPr>
-          <w:b/>
-          <w:bCs/>
-        </w:rPr>
-      </w:pPr>
-      <w:r>
-        <w:rPr>
-          <w:b/>
-          <w:bCs/>
-        </w:rPr>
-        <w:t xml:space="preserve">23.6 </w:t>
-      </w:r>
-      <w:r>
-        <w:rPr>
-          <w:b/>
-          <w:bCs/>
-          <w:rtl/>
-        </w:rPr>
-        <w:t xml:space="preserve">مشکل </w:t>
-      </w:r>
-      <w:r>
-        <w:rPr>
-          <w:b/>
-          <w:bCs/>
-        </w:rPr>
-        <w:t xml:space="preserve">new </w:t>
-      </w:r>
-      <w:r>
-        <w:rPr>
-          <w:b/>
-          <w:bCs/>
-          <w:rtl/>
-        </w:rPr>
-        <w:t>کردن</w:t>
-      </w:r>
-      <w:r>
-        <w:rPr>
-          <w:b/>
-          <w:bCs/>
-        </w:rPr>
-        <w:t xml:space="preserve"> Dependency </w:t>
-      </w:r>
-      <w:r>
-        <w:rPr>
-          <w:b/>
-          <w:bCs/>
-          <w:rtl/>
-        </w:rPr>
-        <w:t>داخل</w:t>
-      </w:r>
-      <w:r>
-        <w:rPr>
-          <w:b/>
-          <w:bCs/>
-        </w:rPr>
-        <w:t xml:space="preserve"> Class</w:t>
-      </w:r>
-    </w:p>
-    <w:p>
-      <w:pPr>
-        <w:bidi/>
-        <w:rPr>
-          <w:b/>
-          <w:bCs/>
-        </w:rPr>
-      </w:pPr>
-      <w:r>
-        <w:rPr>
-          <w:b/>
-          <w:bCs/>
-        </w:rPr>
-        <w:t xml:space="preserve">23.7 </w:t>
-      </w:r>
-      <w:r>
-        <w:rPr>
-          <w:b/>
-          <w:bCs/>
-          <w:rtl/>
-        </w:rPr>
-        <w:t>طراحی</w:t>
-      </w:r>
-      <w:r>
-        <w:rPr>
-          <w:b/>
-          <w:bCs/>
-        </w:rPr>
-        <w:t xml:space="preserve"> Class</w:t>
-      </w:r>
-      <w:r>
-        <w:rPr>
-          <w:b/>
-          <w:bCs/>
-          <w:rtl/>
-        </w:rPr>
-        <w:t>های قابل</w:t>
-      </w:r>
-      <w:r>
-        <w:rPr>
-          <w:b/>
-          <w:bCs/>
-        </w:rPr>
+        <w:t>Dependency Injection</w:t>
+      </w:r>
+    </w:p>
+    <w:p>
+      <w:pPr>
+        <w:bidi/>
+        <w:rPr>
+          <w:b/>
+          <w:bCs/>
+        </w:rPr>
+      </w:pPr>
+      <w:r>
+        <w:rPr>
+          <w:b/>
+          <w:bCs/>
+          <w:rtl/>
+        </w:rPr>
+        <w:t>مرحله 7</w:t>
+      </w:r>
+    </w:p>
+    <w:p>
+      <w:pPr>
+        <w:bidi/>
+      </w:pPr>
+      <w:r>
+        <w:rPr>
+          <w:rtl/>
+        </w:rPr>
+        <w:t>اعمال</w:t>
+      </w:r>
+      <w:r>
+        <w:t xml:space="preserve"> SOLID</w:t>
+      </w:r>
+    </w:p>
+    <w:p>
+      <w:pPr>
+        <w:bidi/>
+        <w:rPr>
+          <w:b/>
+          <w:bCs/>
+        </w:rPr>
+      </w:pPr>
+      <w:r>
+        <w:rPr>
+          <w:b/>
+          <w:bCs/>
+          <w:rtl/>
+        </w:rPr>
+        <w:t>مرحله 8</w:t>
+      </w:r>
+    </w:p>
+    <w:p>
+      <w:pPr>
+        <w:bidi/>
+      </w:pPr>
+      <w:r>
+        <w:rPr>
+          <w:rtl/>
+        </w:rPr>
+        <w:t>اضافه کردن</w:t>
+      </w:r>
+      <w:r>
+        <w:t xml:space="preserve"> Design Pattern</w:t>
+      </w:r>
+      <w:r>
+        <w:rPr>
+          <w:rtl/>
+        </w:rPr>
+        <w:t>های مناسب</w:t>
+      </w:r>
+    </w:p>
+    <w:p>
+      <w:pPr>
+        <w:bidi/>
+        <w:rPr>
+          <w:b/>
+          <w:bCs/>
+        </w:rPr>
+      </w:pPr>
+      <w:r>
+        <w:rPr>
+          <w:b/>
+          <w:bCs/>
+          <w:rtl/>
+        </w:rPr>
+        <w:t>مرحله 9</w:t>
+      </w:r>
+    </w:p>
+    <w:p>
+      <w:pPr>
+        <w:bidi/>
+      </w:pPr>
+      <w:r>
+        <w:rPr>
+          <w:rtl/>
+        </w:rPr>
+        <w:t>نوشتن</w:t>
+      </w:r>
+      <w:r>
         <w:t xml:space="preserve"> Unit Test</w:t>
       </w:r>
     </w:p>
     <w:p>
       <w:pPr>
         <w:bidi/>
-      </w:pPr>
-      <w:r>
-        <w:pict w14:anchorId="55B2AE53">
-          <v:rect id="_x0000_i1209" style="width:0;height:1.5pt" o:hralign="center" o:hrstd="t" o:hr="t" fillcolor="#a0a0a0" stroked="f"/>
-        </w:pict>
-      </w:r>
-    </w:p>
-    <w:p>
-      <w:pPr>
-        <w:bidi/>
-        <w:rPr>
-          <w:b/>
-          <w:bCs/>
-        </w:rPr>
-      </w:pPr>
-      <w:r>
-        <w:rPr>
-          <w:b/>
-          <w:bCs/>
-          <w:rtl/>
-        </w:rPr>
-        <w:t>فصل 24</w:t>
-      </w:r>
-      <w:r>
-        <w:rPr>
-          <w:b/>
-          <w:bCs/>
-        </w:rPr>
-        <w:t xml:space="preserve"> — Refactoring </w:t>
-      </w:r>
-      <w:r>
-        <w:rPr>
-          <w:b/>
-          <w:bCs/>
-          <w:rtl/>
-        </w:rPr>
-        <w:t>از</w:t>
-      </w:r>
-      <w:r>
-        <w:rPr>
-          <w:b/>
-          <w:bCs/>
-        </w:rPr>
-        <w:t xml:space="preserve"> Procedural Code </w:t>
-      </w:r>
-      <w:r>
-        <w:rPr>
-          <w:b/>
-          <w:bCs/>
-          <w:rtl/>
-        </w:rPr>
-        <w:t>به</w:t>
-      </w:r>
-      <w:r>
-        <w:rPr>
-          <w:b/>
-          <w:bCs/>
-        </w:rPr>
-        <w:t xml:space="preserve"> OOP</w:t>
-      </w:r>
-    </w:p>
-    <w:p>
-      <w:pPr>
-        <w:bidi/>
-      </w:pPr>
-      <w:r>
-        <w:rPr>
-          <w:rtl/>
-        </w:rPr>
-        <w:t>یک پروژه عمداً با طراحی ضعیف شروع می‌شود</w:t>
-      </w:r>
-      <w:r>
-        <w:t>.</w:t>
-      </w:r>
-    </w:p>
-    <w:p>
-      <w:pPr>
-        <w:bidi/>
-        <w:rPr>
-          <w:b/>
-          <w:bCs/>
-        </w:rPr>
-      </w:pPr>
-      <w:r>
-        <w:rPr>
-          <w:b/>
-          <w:bCs/>
-          <w:rtl/>
-        </w:rPr>
-        <w:t>مرحله 1</w:t>
-      </w:r>
-    </w:p>
-    <w:p>
-      <w:pPr>
-        <w:bidi/>
-      </w:pPr>
-      <w:r>
-        <w:rPr>
-          <w:rtl/>
-        </w:rPr>
-        <w:t>کد</w:t>
-      </w:r>
-      <w:r>
-        <w:t xml:space="preserve"> Procedural </w:t>
-      </w:r>
-      <w:r>
-        <w:rPr>
-          <w:rtl/>
-        </w:rPr>
-        <w:t xml:space="preserve">با </w:t>
-      </w:r>
-      <w:r>
-        <w:t xml:space="preserve">if </w:t>
-      </w:r>
-      <w:r>
-        <w:rPr>
-          <w:rtl/>
-        </w:rPr>
-        <w:t xml:space="preserve">و </w:t>
-      </w:r>
-      <w:r>
-        <w:t>switch</w:t>
-      </w:r>
-      <w:r>
-        <w:rPr>
-          <w:rtl/>
-        </w:rPr>
-        <w:t>های متعدد</w:t>
-      </w:r>
-    </w:p>
-    <w:p>
-      <w:pPr>
-        <w:bidi/>
-        <w:rPr>
-          <w:b/>
-          <w:bCs/>
-        </w:rPr>
-      </w:pPr>
-      <w:r>
-        <w:rPr>
-          <w:b/>
-          <w:bCs/>
-          <w:rtl/>
-        </w:rPr>
-        <w:t>مرحله 2</w:t>
-      </w:r>
-    </w:p>
-    <w:p>
-      <w:pPr>
-        <w:bidi/>
-      </w:pPr>
-      <w:r>
-        <w:rPr>
-          <w:rtl/>
-        </w:rPr>
-        <w:t>استخراج</w:t>
-      </w:r>
-      <w:r>
-        <w:t xml:space="preserve"> Class</w:t>
-      </w:r>
-      <w:r>
-        <w:rPr>
-          <w:rtl/>
-        </w:rPr>
-        <w:t>ها</w:t>
-      </w:r>
-    </w:p>
-    <w:p>
-      <w:pPr>
-        <w:bidi/>
-        <w:rPr>
-          <w:b/>
-          <w:bCs/>
-        </w:rPr>
-      </w:pPr>
-      <w:r>
-        <w:rPr>
-          <w:b/>
-          <w:bCs/>
-          <w:rtl/>
-        </w:rPr>
-        <w:t>مرحله 3</w:t>
-      </w:r>
-    </w:p>
-    <w:p>
-      <w:pPr>
-        <w:bidi/>
-      </w:pPr>
-      <w:r>
-        <w:t>Encapsulation</w:t>
-      </w:r>
-    </w:p>
-    <w:p>
-      <w:pPr>
-        <w:bidi/>
-        <w:rPr>
-          <w:b/>
-          <w:bCs/>
-        </w:rPr>
-      </w:pPr>
-      <w:r>
-        <w:rPr>
-          <w:b/>
-          <w:bCs/>
-          <w:rtl/>
-        </w:rPr>
-        <w:t>مرحله 4</w:t>
-      </w:r>
-    </w:p>
-    <w:p>
-      <w:pPr>
-        <w:bidi/>
-      </w:pPr>
-      <w:r>
-        <w:rPr>
-          <w:rtl/>
-        </w:rPr>
-        <w:t>معرفی</w:t>
-      </w:r>
-      <w:r>
-        <w:t xml:space="preserve"> Interface</w:t>
-      </w:r>
-    </w:p>
-    <w:p>
-      <w:pPr>
-        <w:bidi/>
-        <w:rPr>
-          <w:b/>
-          <w:bCs/>
-        </w:rPr>
-      </w:pPr>
-      <w:r>
-        <w:rPr>
-          <w:b/>
-          <w:bCs/>
-          <w:rtl/>
-        </w:rPr>
-        <w:t>مرحله 5</w:t>
-      </w:r>
-    </w:p>
-    <w:p>
-      <w:pPr>
-        <w:bidi/>
-      </w:pPr>
-      <w:r>
-        <w:rPr>
-          <w:rtl/>
-        </w:rPr>
-        <w:t>استفاده از</w:t>
-      </w:r>
-      <w:r>
-        <w:t xml:space="preserve"> Polymorphism</w:t>
-      </w:r>
-    </w:p>
-    <w:p>
-      <w:pPr>
-        <w:bidi/>
-        <w:rPr>
-          <w:b/>
-          <w:bCs/>
-        </w:rPr>
-      </w:pPr>
-      <w:r>
-        <w:rPr>
-          <w:b/>
-          <w:bCs/>
-          <w:rtl/>
-        </w:rPr>
-        <w:t>مرحله 6</w:t>
-      </w:r>
-    </w:p>
-    <w:p>
-      <w:pPr>
-        <w:bidi/>
-      </w:pPr>
-      <w:r>
-        <w:t>Dependency Injection</w:t>
-      </w:r>
-    </w:p>
-    <w:p>
-      <w:pPr>
-        <w:bidi/>
-        <w:rPr>
-          <w:b/>
-          <w:bCs/>
-        </w:rPr>
-      </w:pPr>
-      <w:r>
-        <w:rPr>
-          <w:b/>
-          <w:bCs/>
-          <w:rtl/>
-        </w:rPr>
-        <w:t>مرحله 7</w:t>
-      </w:r>
-    </w:p>
-    <w:p>
-      <w:pPr>
-        <w:bidi/>
-      </w:pPr>
-      <w:r>
-        <w:rPr>
-          <w:rtl/>
-        </w:rPr>
-        <w:t>اعمال</w:t>
-      </w:r>
-      <w:r>
-        <w:t xml:space="preserve"> SOLID</w:t>
-      </w:r>
-    </w:p>
-    <w:p>
-      <w:pPr>
-        <w:bidi/>
-        <w:rPr>
-          <w:b/>
-          <w:bCs/>
-        </w:rPr>
-      </w:pPr>
-      <w:r>
-        <w:rPr>
-          <w:b/>
-          <w:bCs/>
-          <w:rtl/>
-        </w:rPr>
-        <w:t>مرحله 8</w:t>
-      </w:r>
-    </w:p>
-    <w:p>
-      <w:pPr>
-        <w:bidi/>
-      </w:pPr>
-      <w:r>
-        <w:rPr>
-          <w:rtl/>
-        </w:rPr>
-        <w:t>اضافه کردن</w:t>
-      </w:r>
-      <w:r>
-        <w:t xml:space="preserve"> Design Pattern</w:t>
-      </w:r>
-      <w:r>
-        <w:rPr>
-          <w:rtl/>
-        </w:rPr>
-        <w:t>های مناسب</w:t>
-      </w:r>
-    </w:p>
-    <w:p>
-      <w:pPr>
-        <w:bidi/>
-        <w:rPr>
-          <w:b/>
-          <w:bCs/>
-        </w:rPr>
-      </w:pPr>
-      <w:r>
-        <w:rPr>
-          <w:b/>
-          <w:bCs/>
-          <w:rtl/>
-        </w:rPr>
-        <w:t>مرحله 9</w:t>
-      </w:r>
-    </w:p>
-    <w:p>
-      <w:pPr>
-        <w:bidi/>
-      </w:pPr>
-      <w:r>
-        <w:rPr>
-          <w:rtl/>
-        </w:rPr>
-        <w:t>نوشتن</w:t>
-      </w:r>
-      <w:r>
-        <w:t xml:space="preserve"> Unit Test</w:t>
-      </w:r>
-    </w:p>
-    <w:p>
-      <w:pPr>
-        <w:bidi/>
         <w:rPr>
           <w:b/>
           <w:bCs/>
@@ -7101,9 +5027,8 @@
         <w:bidi/>
       </w:pPr>
       <w:r>
-        <w:lastRenderedPageBreak/>
         <w:pict w14:anchorId="42D6908D">
-          <v:rect id="_x0000_i1210" style="width:0;height:1.5pt" o:hralign="center" o:hrstd="t" o:hr="t" fillcolor="#a0a0a0" stroked="f"/>
+          <v:rect id="_x0000_i1048" style="width:0;height:1.5pt" o:hralign="center" o:hrstd="t" o:hr="t" fillcolor="#a0a0a0" stroked="f"/>
         </w:pict>
       </w:r>
     </w:p>
@@ -7220,9 +5145,11 @@
         </w:numPr>
         <w:bidi/>
       </w:pPr>
+      <w:proofErr w:type="spellStart"/>
       <w:r>
         <w:t>PaymentMethod</w:t>
       </w:r>
+      <w:proofErr w:type="spellEnd"/>
     </w:p>
     <w:p>
       <w:pPr>
@@ -7232,9 +5159,11 @@
         </w:numPr>
         <w:bidi/>
       </w:pPr>
+      <w:proofErr w:type="spellStart"/>
       <w:r>
         <w:t>CardPayment</w:t>
       </w:r>
+      <w:proofErr w:type="spellEnd"/>
     </w:p>
     <w:p>
       <w:pPr>
@@ -7244,9 +5173,11 @@
         </w:numPr>
         <w:bidi/>
       </w:pPr>
+      <w:proofErr w:type="spellStart"/>
       <w:r>
         <w:t>WalletPayment</w:t>
       </w:r>
+      <w:proofErr w:type="spellEnd"/>
     </w:p>
     <w:p>
       <w:pPr>
@@ -7256,9 +5187,11 @@
         </w:numPr>
         <w:bidi/>
       </w:pPr>
+      <w:proofErr w:type="spellStart"/>
       <w:r>
         <w:t>PaymentProcessor</w:t>
       </w:r>
+      <w:proofErr w:type="spellEnd"/>
     </w:p>
     <w:p>
       <w:pPr>
@@ -7268,9 +5201,11 @@
         </w:numPr>
         <w:bidi/>
       </w:pPr>
+      <w:proofErr w:type="spellStart"/>
       <w:r>
         <w:t>IPaymentGateway</w:t>
       </w:r>
+      <w:proofErr w:type="spellEnd"/>
     </w:p>
     <w:p>
       <w:pPr>
@@ -7280,9 +5215,11 @@
         </w:numPr>
         <w:bidi/>
       </w:pPr>
+      <w:proofErr w:type="spellStart"/>
       <w:r>
         <w:t>PaymentGateway</w:t>
       </w:r>
+      <w:proofErr w:type="spellEnd"/>
     </w:p>
     <w:p>
       <w:pPr>
@@ -7292,9 +5229,11 @@
         </w:numPr>
         <w:bidi/>
       </w:pPr>
+      <w:proofErr w:type="spellStart"/>
       <w:r>
         <w:t>PaymentValidator</w:t>
       </w:r>
+      <w:proofErr w:type="spellEnd"/>
     </w:p>
     <w:p>
       <w:pPr>
@@ -7304,18 +5243,21 @@
         </w:numPr>
         <w:bidi/>
       </w:pPr>
+      <w:proofErr w:type="spellStart"/>
       <w:r>
         <w:t>TransactionRepository</w:t>
       </w:r>
-    </w:p>
-    <w:p>
-      <w:pPr>
-        <w:bidi/>
-      </w:pPr>
-      <w:r>
-        <w:rPr>
-          <w:rtl/>
-        </w:rPr>
+      <w:proofErr w:type="spellEnd"/>
+    </w:p>
+    <w:p>
+      <w:pPr>
+        <w:bidi/>
+      </w:pPr>
+      <w:r>
+        <w:rPr>
+          <w:rtl/>
+        </w:rPr>
+        <w:lastRenderedPageBreak/>
         <w:t>در طول پروژه پیاده‌سازی می‌کنیم</w:t>
       </w:r>
       <w:r>
@@ -7427,7 +5369,6 @@
         <w:bidi/>
       </w:pPr>
       <w:r>
-        <w:lastRenderedPageBreak/>
         <w:t>Factory Pattern</w:t>
       </w:r>
     </w:p>
@@ -7497,7 +5438,7 @@
       </w:pPr>
       <w:r>
         <w:pict w14:anchorId="3C74485D">
-          <v:rect id="_x0000_i1211" style="width:0;height:1.5pt" o:hralign="center" o:hrstd="t" o:hr="t" fillcolor="#a0a0a0" stroked="f"/>
+          <v:rect id="_x0000_i1049" style="width:0;height:1.5pt" o:hralign="center" o:hrstd="t" o:hr="t" fillcolor="#a0a0a0" stroked="f"/>
         </w:pict>
       </w:r>
     </w:p>
@@ -7738,6 +5679,7 @@
         <w:bidi/>
       </w:pPr>
       <w:r>
+        <w:lastRenderedPageBreak/>
         <w:t>Abstract Class vs Interface</w:t>
       </w:r>
     </w:p>
@@ -7830,9 +5772,11 @@
         </w:rPr>
         <w:t xml:space="preserve">و </w:t>
       </w:r>
+      <w:proofErr w:type="spellStart"/>
       <w:r>
         <w:t>GetHashCode</w:t>
       </w:r>
+      <w:proofErr w:type="spellEnd"/>
     </w:p>
     <w:p>
       <w:pPr>
@@ -7870,7 +5814,6 @@
         <w:rPr>
           <w:rtl/>
         </w:rPr>
-        <w:lastRenderedPageBreak/>
         <w:t>چرا</w:t>
       </w:r>
       <w:r>
@@ -8084,7 +6027,7 @@
       </w:pPr>
       <w:r>
         <w:pict w14:anchorId="5408FB24">
-          <v:rect id="_x0000_i1212" style="width:0;height:1.5pt" o:hralign="center" o:hrstd="t" o:hr="t" fillcolor="#a0a0a0" stroked="f"/>
+          <v:rect id="_x0000_i1050" style="width:0;height:1.5pt" o:hralign="center" o:hrstd="t" o:hr="t" fillcolor="#a0a0a0" stroked="f"/>
         </w:pict>
       </w:r>
     </w:p>
@@ -8244,6 +6187,7 @@
         <w:rPr>
           <w:rtl/>
         </w:rPr>
+        <w:lastRenderedPageBreak/>
         <w:t>استفاده بیش از حد از</w:t>
       </w:r>
       <w:r>
@@ -8352,7 +6296,7 @@
       </w:pPr>
       <w:r>
         <w:pict w14:anchorId="7797685F">
-          <v:rect id="_x0000_i1213" style="width:0;height:1.5pt" o:hralign="center" o:hrstd="t" o:hr="t" fillcolor="#a0a0a0" stroked="f"/>
+          <v:rect id="_x0000_i1051" style="width:0;height:1.5pt" o:hralign="center" o:hrstd="t" o:hr="t" fillcolor="#a0a0a0" stroked="f"/>
         </w:pict>
       </w:r>
     </w:p>
@@ -8417,7 +6361,6 @@
           <w:b/>
           <w:bCs/>
         </w:rPr>
-        <w:lastRenderedPageBreak/>
         <w:t xml:space="preserve">28.2 </w:t>
       </w:r>
       <w:r>
@@ -8681,7 +6624,7 @@
 </file>
 
 <file path=word/numbering.xml><?xml version="1.0" encoding="utf-8"?>
-<w:numbering xmlns:wpc="http://schemas.microsoft.com/office/word/2010/wordprocessingCanvas" xmlns:cx="http://schemas.microsoft.com/office/drawing/2014/chartex" xmlns:cx1="http://schemas.microsoft.com/office/drawing/2015/9/8/chartex" xmlns:cx2="http://schemas.microsoft.com/office/drawing/2015/10/21/chartex" xmlns:cx3="http://schemas.microsoft.com/office/drawing/2016/5/9/chartex" xmlns:cx4="http://schemas.microsoft.com/office/drawing/2016/5/10/chartex" xmlns:cx5="http://schemas.microsoft.com/office/drawing/2016/5/11/chartex" xmlns:cx6="http://schemas.microsoft.com/office/drawing/2016/5/12/chartex" xmlns:cx7="http://schemas.microsoft.com/office/drawing/2016/5/13/chartex" xmlns:cx8="http://schemas.microsoft.com/office/drawing/2016/5/14/chartex" xmlns:mc="http://schemas.openxmlformats.org/markup-compatibility/2006" xmlns:aink="http://schemas.microsoft.com/office/drawing/2016/ink" xmlns:am3d="http://schemas.microsoft.com/office/drawing/2017/model3d" xmlns:o="urn:schemas-microsoft-com:office:office" xmlns:oel="http://schemas.microsoft.com/office/2019/extlst" xmlns:r="http://schemas.openxmlformats.org/officeDocument/2006/relationships" xmlns:m="http://schemas.openxmlformats.org/officeDocument/2006/math" xmlns:v="urn:schemas-microsoft-com:vml" xmlns:wp14="http://schemas.microsoft.com/office/word/2010/wordprocessingDrawing" xmlns:wp="http://schemas.openxmlformats.org/drawingml/2006/wordprocessingDrawing" xmlns:w10="urn:schemas-microsoft-com:office:word" xmlns:w="http://schemas.openxmlformats.org/wordprocessingml/2006/main" xmlns:w14="http://schemas.microsoft.com/office/word/2010/wordml" xmlns:w15="http://schemas.microsoft.com/office/word/2012/wordml" xmlns:w16cei="http://schemas.microsoft.com/office/word/2026/wordml/cei" xmlns:w16cex="http://schemas.microsoft.com/office/word/2018/wordml/cex" xmlns:w16cid="http://schemas.microsoft.com/office/word/2016/wordml/cid" xmlns:w16="http://schemas.microsoft.com/office/word/2018/wordml" xmlns:w16du="http://schemas.microsoft.com/office/word/2023/wordml/word16du" xmlns:w16sdtdh="http://schemas.microsoft.com/office/word/2020/wordml/sdtdatahash" xmlns:w16sdtfl="http://schemas.microsoft.com/office/word/2024/wordml/sdtformatlock" xmlns:w16se="http://schemas.microsoft.com/office/word/2015/wordml/symex" xmlns:wpg="http://schemas.microsoft.com/office/word/2010/wordprocessingGroup" xmlns:wpi="http://schemas.microsoft.com/office/word/2010/wordprocessingInk" xmlns:wne="http://schemas.microsoft.com/office/word/2006/wordml" xmlns:wps="http://schemas.microsoft.com/office/word/2010/wordprocessingShape" mc:Ignorable="w14 w15 w16se w16cid w16 w16cex w16sdtdh w16sdtfl w16du wp14">
+<w:numbering xmlns:wpc="http://schemas.microsoft.com/office/word/2010/wordprocessingCanvas" xmlns:cx="http://schemas.microsoft.com/office/drawing/2014/chartex" xmlns:cx1="http://schemas.microsoft.com/office/drawing/2015/9/8/chartex" xmlns:cx2="http://schemas.microsoft.com/office/drawing/2015/10/21/chartex" xmlns:cx3="http://schemas.microsoft.com/office/drawing/2016/5/9/chartex" xmlns:cx4="http://schemas.microsoft.com/office/drawing/2016/5/10/chartex" xmlns:cx5="http://schemas.microsoft.com/office/drawing/2016/5/11/chartex" xmlns:cx6="http://schemas.microsoft.com/office/drawing/2016/5/12/chartex" xmlns:cx7="http://schemas.microsoft.com/office/drawing/2016/5/13/chartex" xmlns:cx8="http://schemas.microsoft.com/office/drawing/2016/5/14/chartex" xmlns:mc="http://schemas.openxmlformats.org/markup-compatibility/2006" xmlns:aink="http://schemas.microsoft.com/office/drawing/2016/ink" xmlns:am3d="http://schemas.microsoft.com/office/drawing/2017/model3d" xmlns:o="urn:schemas-microsoft-com:office:office" xmlns:oel="http://schemas.microsoft.com/office/2019/extlst" xmlns:r="http://schemas.openxmlformats.org/officeDocument/2006/relationships" xmlns:m="http://schemas.openxmlformats.org/officeDocument/2006/math" xmlns:v="urn:schemas-microsoft-com:vml" xmlns:wp14="http://schemas.microsoft.com/office/word/2010/wordprocessingDrawing" xmlns:wp="http://schemas.openxmlformats.org/drawingml/2006/wordprocessingDrawing" xmlns:w10="urn:schemas-microsoft-com:office:word" xmlns:w="http://schemas.openxmlformats.org/wordprocessingml/2006/main" xmlns:w14="http://schemas.microsoft.com/office/word/2010/wordml" xmlns:w15="http://schemas.microsoft.com/office/word/2012/wordml" xmlns:w16cex="http://schemas.microsoft.com/office/word/2018/wordml/cex" xmlns:w16cid="http://schemas.microsoft.com/office/word/2016/wordml/cid" xmlns:w16="http://schemas.microsoft.com/office/word/2018/wordml" xmlns:w16du="http://schemas.microsoft.com/office/word/2023/wordml/word16du" xmlns:w16sdtdh="http://schemas.microsoft.com/office/word/2020/wordml/sdtdatahash" xmlns:w16sdtfl="http://schemas.microsoft.com/office/word/2024/wordml/sdtformatlock" xmlns:w16se="http://schemas.microsoft.com/office/word/2015/wordml/symex" xmlns:wpg="http://schemas.microsoft.com/office/word/2010/wordprocessingGroup" xmlns:wpi="http://schemas.microsoft.com/office/word/2010/wordprocessingInk" xmlns:wne="http://schemas.microsoft.com/office/word/2006/wordml" xmlns:wps="http://schemas.microsoft.com/office/word/2010/wordprocessingShape" mc:Ignorable="w14 w15 w16se w16cid w16 w16cex w16sdtdh w16sdtfl w16du wp14">
   <w:abstractNum w:abstractNumId="0" w15:restartNumberingAfterBreak="0">
     <w:nsid w:val="03AD27F2"/>
     <w:multiLevelType w:val="multilevel"/>
@@ -14608,6 +12551,7 @@
   <w:style w:type="character" w:default="1" w:styleId="DefaultParagraphFont">
     <w:name w:val="Default Paragraph Font"/>
     <w:uiPriority w:val="1"/>
+    <w:semiHidden/>
     <w:unhideWhenUsed/>
   </w:style>
   <w:style w:type="table" w:default="1" w:styleId="TableNormal">

--- a/oop.docx
+++ b/oop.docx
@@ -14,2320 +14,8 @@
         <w:rPr>
           <w:b/>
           <w:bCs/>
-          <w:rtl/>
-        </w:rPr>
-        <w:t>فصل 7</w:t>
-      </w:r>
-      <w:r>
-        <w:rPr>
-          <w:b/>
-          <w:bCs/>
-        </w:rPr>
-        <w:t xml:space="preserve"> — Abstraction</w:t>
-      </w:r>
-    </w:p>
-    <w:p>
-      <w:pPr>
-        <w:bidi/>
-        <w:rPr>
-          <w:b/>
-          <w:bCs/>
-        </w:rPr>
-      </w:pPr>
-      <w:r>
-        <w:rPr>
-          <w:b/>
-          <w:bCs/>
-        </w:rPr>
-        <w:t xml:space="preserve">7.1 Abstraction </w:t>
-      </w:r>
-      <w:r>
-        <w:rPr>
-          <w:b/>
-          <w:bCs/>
-          <w:rtl/>
-        </w:rPr>
-        <w:t>چیست؟</w:t>
-      </w:r>
-    </w:p>
-    <w:p>
-      <w:pPr>
-        <w:bidi/>
-        <w:rPr>
-          <w:b/>
-          <w:bCs/>
-        </w:rPr>
-      </w:pPr>
-      <w:r>
-        <w:rPr>
-          <w:b/>
-          <w:bCs/>
-        </w:rPr>
-        <w:t>7.2 Abstract Class</w:t>
-      </w:r>
-    </w:p>
-    <w:p>
-      <w:pPr>
-        <w:numPr>
-          <w:ilvl w:val="0"/>
-          <w:numId w:val="20"/>
-        </w:numPr>
-        <w:bidi/>
-      </w:pPr>
-      <w:r>
-        <w:t>abstract class</w:t>
-      </w:r>
-    </w:p>
-    <w:p>
-      <w:pPr>
-        <w:numPr>
-          <w:ilvl w:val="0"/>
-          <w:numId w:val="20"/>
-        </w:numPr>
-        <w:bidi/>
-      </w:pPr>
-      <w:r>
-        <w:t>Abstract Method</w:t>
-      </w:r>
-    </w:p>
-    <w:p>
-      <w:pPr>
-        <w:numPr>
-          <w:ilvl w:val="0"/>
-          <w:numId w:val="20"/>
-        </w:numPr>
-        <w:bidi/>
-      </w:pPr>
-      <w:r>
-        <w:t>Concrete Method</w:t>
-      </w:r>
-    </w:p>
-    <w:p>
-      <w:pPr>
-        <w:numPr>
-          <w:ilvl w:val="0"/>
-          <w:numId w:val="20"/>
-        </w:numPr>
-        <w:bidi/>
-      </w:pPr>
-      <w:r>
-        <w:t>Abstract Property</w:t>
-      </w:r>
-    </w:p>
-    <w:p>
-      <w:pPr>
-        <w:bidi/>
-        <w:rPr>
-          <w:b/>
-          <w:bCs/>
-        </w:rPr>
-      </w:pPr>
-      <w:r>
-        <w:rPr>
-          <w:b/>
-          <w:bCs/>
-        </w:rPr>
-        <w:t>7.3 Interface</w:t>
-      </w:r>
-    </w:p>
-    <w:p>
-      <w:pPr>
-        <w:numPr>
-          <w:ilvl w:val="0"/>
-          <w:numId w:val="21"/>
-        </w:numPr>
-        <w:bidi/>
-      </w:pPr>
-      <w:r>
-        <w:rPr>
-          <w:rtl/>
-        </w:rPr>
-        <w:t>تعریف</w:t>
-      </w:r>
-      <w:r>
-        <w:t xml:space="preserve"> Interface</w:t>
-      </w:r>
-    </w:p>
-    <w:p>
-      <w:pPr>
-        <w:numPr>
-          <w:ilvl w:val="0"/>
-          <w:numId w:val="21"/>
-        </w:numPr>
-        <w:bidi/>
-      </w:pPr>
-      <w:r>
-        <w:rPr>
-          <w:rtl/>
-        </w:rPr>
-        <w:t>پیاده‌سازی</w:t>
-      </w:r>
-      <w:r>
-        <w:t xml:space="preserve"> Interface</w:t>
-      </w:r>
-    </w:p>
-    <w:p>
-      <w:pPr>
-        <w:numPr>
-          <w:ilvl w:val="0"/>
-          <w:numId w:val="21"/>
-        </w:numPr>
-        <w:bidi/>
-      </w:pPr>
-      <w:r>
-        <w:rPr>
-          <w:rtl/>
-        </w:rPr>
-        <w:t>چند</w:t>
-      </w:r>
-      <w:r>
-        <w:t xml:space="preserve"> Interface </w:t>
-      </w:r>
-      <w:r>
-        <w:rPr>
-          <w:rtl/>
-        </w:rPr>
-        <w:t>برای یک</w:t>
-      </w:r>
-      <w:r>
-        <w:t xml:space="preserve"> Class</w:t>
-      </w:r>
-    </w:p>
-    <w:p>
-      <w:pPr>
-        <w:numPr>
-          <w:ilvl w:val="0"/>
-          <w:numId w:val="21"/>
-        </w:numPr>
-        <w:bidi/>
-      </w:pPr>
-      <w:r>
-        <w:t>Explicit Interface Implementation</w:t>
-      </w:r>
-    </w:p>
-    <w:p>
-      <w:pPr>
-        <w:bidi/>
-        <w:rPr>
-          <w:b/>
-          <w:bCs/>
-        </w:rPr>
-      </w:pPr>
-      <w:r>
-        <w:rPr>
-          <w:b/>
-          <w:bCs/>
-        </w:rPr>
-        <w:t>7.4 Abstract Class vs Interface</w:t>
-      </w:r>
-    </w:p>
-    <w:p>
-      <w:pPr>
-        <w:bidi/>
-        <w:rPr>
-          <w:b/>
-          <w:bCs/>
-        </w:rPr>
-      </w:pPr>
-      <w:r>
-        <w:rPr>
-          <w:b/>
-          <w:bCs/>
-        </w:rPr>
-        <w:t xml:space="preserve">7.5 </w:t>
-      </w:r>
-      <w:r>
-        <w:rPr>
-          <w:b/>
-          <w:bCs/>
-          <w:rtl/>
-        </w:rPr>
-        <w:t>چه زمانی</w:t>
-      </w:r>
-      <w:r>
-        <w:rPr>
-          <w:b/>
-          <w:bCs/>
-        </w:rPr>
-        <w:t xml:space="preserve"> Interface </w:t>
-      </w:r>
-      <w:r>
-        <w:rPr>
-          <w:b/>
-          <w:bCs/>
-          <w:rtl/>
-        </w:rPr>
-        <w:t>استفاده کنیم؟</w:t>
-      </w:r>
-    </w:p>
-    <w:p>
-      <w:pPr>
-        <w:bidi/>
-        <w:rPr>
-          <w:b/>
-          <w:bCs/>
-        </w:rPr>
-      </w:pPr>
-      <w:r>
-        <w:rPr>
-          <w:b/>
-          <w:bCs/>
-        </w:rPr>
-        <w:t xml:space="preserve">7.6 Interface Segregation </w:t>
-      </w:r>
-      <w:r>
-        <w:rPr>
-          <w:b/>
-          <w:bCs/>
-          <w:rtl/>
-        </w:rPr>
-        <w:t>در طراحی واقعی</w:t>
-      </w:r>
-    </w:p>
-    <w:p>
-      <w:pPr>
-        <w:bidi/>
-      </w:pPr>
-      <w:r>
-        <w:pict w14:anchorId="416FA867">
-          <v:rect id="_x0000_i1031" style="width:0;height:1.5pt" o:hralign="center" o:hrstd="t" o:hr="t" fillcolor="#a0a0a0" stroked="f"/>
-        </w:pict>
-      </w:r>
-    </w:p>
-    <w:p>
-      <w:pPr>
-        <w:bidi/>
-        <w:rPr>
-          <w:b/>
-          <w:bCs/>
-        </w:rPr>
-      </w:pPr>
-      <w:r>
-        <w:rPr>
-          <w:b/>
-          <w:bCs/>
-          <w:rtl/>
-        </w:rPr>
-        <w:t>فصل 8 — چهار اصل اصلی</w:t>
-      </w:r>
-      <w:r>
-        <w:rPr>
-          <w:b/>
-          <w:bCs/>
-        </w:rPr>
-        <w:t xml:space="preserve"> OOP</w:t>
-      </w:r>
-    </w:p>
-    <w:p>
-      <w:pPr>
-        <w:bidi/>
-      </w:pPr>
-      <w:r>
-        <w:rPr>
-          <w:rtl/>
-        </w:rPr>
-        <w:t>مرور یکپارچه</w:t>
-      </w:r>
-      <w:r>
-        <w:t>:</w:t>
-      </w:r>
-    </w:p>
-    <w:p>
-      <w:pPr>
-        <w:bidi/>
-        <w:rPr>
-          <w:b/>
-          <w:bCs/>
-        </w:rPr>
-      </w:pPr>
-      <w:r>
-        <w:rPr>
-          <w:b/>
-          <w:bCs/>
-        </w:rPr>
-        <w:t>8.1 Encapsulation</w:t>
-      </w:r>
-    </w:p>
-    <w:p>
-      <w:pPr>
-        <w:bidi/>
-        <w:rPr>
-          <w:b/>
-          <w:bCs/>
-        </w:rPr>
-      </w:pPr>
-      <w:r>
-        <w:rPr>
-          <w:b/>
-          <w:bCs/>
-        </w:rPr>
-        <w:t>8.2 Abstraction</w:t>
-      </w:r>
-    </w:p>
-    <w:p>
-      <w:pPr>
-        <w:bidi/>
-        <w:rPr>
-          <w:b/>
-          <w:bCs/>
-        </w:rPr>
-      </w:pPr>
-      <w:r>
-        <w:rPr>
-          <w:b/>
-          <w:bCs/>
-        </w:rPr>
-        <w:t>8.3 Inheritance</w:t>
-      </w:r>
-    </w:p>
-    <w:p>
-      <w:pPr>
-        <w:bidi/>
-        <w:rPr>
-          <w:b/>
-          <w:bCs/>
-        </w:rPr>
-      </w:pPr>
-      <w:r>
-        <w:rPr>
-          <w:b/>
-          <w:bCs/>
-        </w:rPr>
-        <w:t>8.4 Polymorphism</w:t>
-      </w:r>
-    </w:p>
-    <w:p>
-      <w:pPr>
-        <w:bidi/>
-        <w:rPr>
-          <w:b/>
-          <w:bCs/>
-        </w:rPr>
-      </w:pPr>
-      <w:r>
-        <w:rPr>
-          <w:b/>
-          <w:bCs/>
-        </w:rPr>
-        <w:t xml:space="preserve">8.5 </w:t>
-      </w:r>
-      <w:r>
-        <w:rPr>
-          <w:b/>
-          <w:bCs/>
-          <w:rtl/>
-        </w:rPr>
-        <w:t>ارتباط این چهار مفهوم با یکدیگر</w:t>
-      </w:r>
-    </w:p>
-    <w:p>
-      <w:pPr>
-        <w:bidi/>
-        <w:rPr>
-          <w:b/>
-          <w:bCs/>
-        </w:rPr>
-      </w:pPr>
-      <w:r>
-        <w:rPr>
-          <w:b/>
-          <w:bCs/>
-        </w:rPr>
-        <w:t xml:space="preserve">8.6 </w:t>
-      </w:r>
-      <w:r>
-        <w:rPr>
-          <w:b/>
-          <w:bCs/>
-          <w:rtl/>
-        </w:rPr>
-        <w:t>مثال کامل با یک سیستم واقعی</w:t>
-      </w:r>
-    </w:p>
-    <w:p>
-      <w:pPr>
-        <w:bidi/>
-      </w:pPr>
-      <w:r>
-        <w:pict w14:anchorId="739C53F4">
-          <v:rect id="_x0000_i1032" style="width:0;height:1.5pt" o:hralign="center" o:hrstd="t" o:hr="t" fillcolor="#a0a0a0" stroked="f"/>
-        </w:pict>
-      </w:r>
-    </w:p>
-    <w:p>
-      <w:pPr>
-        <w:bidi/>
-        <w:rPr>
-          <w:b/>
-          <w:bCs/>
-        </w:rPr>
-      </w:pPr>
-      <w:r>
-        <w:rPr>
-          <w:b/>
-          <w:bCs/>
-          <w:rtl/>
-        </w:rPr>
-        <w:t>فصل 9</w:t>
-      </w:r>
-      <w:r>
-        <w:rPr>
-          <w:b/>
-          <w:bCs/>
-        </w:rPr>
-        <w:t xml:space="preserve"> — Association, Aggregation </w:t>
-      </w:r>
-      <w:r>
-        <w:rPr>
-          <w:b/>
-          <w:bCs/>
-          <w:rtl/>
-        </w:rPr>
-        <w:t>و</w:t>
-      </w:r>
-      <w:r>
-        <w:rPr>
-          <w:b/>
-          <w:bCs/>
-        </w:rPr>
-        <w:t xml:space="preserve"> Composition</w:t>
-      </w:r>
-    </w:p>
-    <w:p>
-      <w:pPr>
-        <w:bidi/>
-        <w:rPr>
-          <w:b/>
-          <w:bCs/>
-        </w:rPr>
-      </w:pPr>
-      <w:r>
-        <w:rPr>
-          <w:b/>
-          <w:bCs/>
-        </w:rPr>
-        <w:lastRenderedPageBreak/>
-        <w:t xml:space="preserve">9.1 </w:t>
-      </w:r>
-      <w:r>
-        <w:rPr>
-          <w:b/>
-          <w:bCs/>
-          <w:rtl/>
-        </w:rPr>
-        <w:t>روابط بین</w:t>
-      </w:r>
-      <w:r>
-        <w:rPr>
-          <w:b/>
-          <w:bCs/>
-        </w:rPr>
-        <w:t xml:space="preserve"> Object</w:t>
-      </w:r>
-      <w:r>
-        <w:rPr>
-          <w:b/>
-          <w:bCs/>
-          <w:rtl/>
-        </w:rPr>
-        <w:t>ها</w:t>
-      </w:r>
-    </w:p>
-    <w:p>
-      <w:pPr>
-        <w:bidi/>
-        <w:rPr>
-          <w:b/>
-          <w:bCs/>
-        </w:rPr>
-      </w:pPr>
-      <w:r>
-        <w:rPr>
-          <w:b/>
-          <w:bCs/>
-        </w:rPr>
-        <w:t>9.2 Association</w:t>
-      </w:r>
-    </w:p>
-    <w:p>
-      <w:pPr>
-        <w:bidi/>
-        <w:rPr>
-          <w:b/>
-          <w:bCs/>
-        </w:rPr>
-      </w:pPr>
-      <w:r>
-        <w:rPr>
-          <w:b/>
-          <w:bCs/>
-        </w:rPr>
-        <w:t>9.3 One-to-One</w:t>
-      </w:r>
-    </w:p>
-    <w:p>
-      <w:pPr>
-        <w:bidi/>
-        <w:rPr>
-          <w:b/>
-          <w:bCs/>
-        </w:rPr>
-      </w:pPr>
-      <w:r>
-        <w:rPr>
-          <w:b/>
-          <w:bCs/>
-        </w:rPr>
-        <w:t>9.4 One-to-Many</w:t>
-      </w:r>
-    </w:p>
-    <w:p>
-      <w:pPr>
-        <w:bidi/>
-        <w:rPr>
-          <w:b/>
-          <w:bCs/>
-        </w:rPr>
-      </w:pPr>
-      <w:r>
-        <w:rPr>
-          <w:b/>
-          <w:bCs/>
-        </w:rPr>
-        <w:t>9.5 Many-to-Many</w:t>
-      </w:r>
-    </w:p>
-    <w:p>
-      <w:pPr>
-        <w:bidi/>
-        <w:rPr>
-          <w:b/>
-          <w:bCs/>
-        </w:rPr>
-      </w:pPr>
-      <w:r>
-        <w:rPr>
-          <w:b/>
-          <w:bCs/>
-        </w:rPr>
-        <w:t>9.6 Aggregation</w:t>
-      </w:r>
-    </w:p>
-    <w:p>
-      <w:pPr>
-        <w:bidi/>
-        <w:rPr>
-          <w:b/>
-          <w:bCs/>
-        </w:rPr>
-      </w:pPr>
-      <w:r>
-        <w:rPr>
-          <w:b/>
-          <w:bCs/>
-        </w:rPr>
-        <w:t>9.7 Composition</w:t>
-      </w:r>
-    </w:p>
-    <w:p>
-      <w:pPr>
-        <w:bidi/>
-        <w:rPr>
-          <w:b/>
-          <w:bCs/>
-        </w:rPr>
-      </w:pPr>
-      <w:r>
-        <w:rPr>
-          <w:b/>
-          <w:bCs/>
-        </w:rPr>
-        <w:t xml:space="preserve">9.8 </w:t>
-      </w:r>
-      <w:r>
-        <w:rPr>
-          <w:b/>
-          <w:bCs/>
-          <w:rtl/>
-        </w:rPr>
-        <w:t>تفاوت</w:t>
-      </w:r>
-      <w:r>
-        <w:rPr>
-          <w:b/>
-          <w:bCs/>
-        </w:rPr>
-        <w:t xml:space="preserve"> Aggregation </w:t>
-      </w:r>
-      <w:r>
-        <w:rPr>
-          <w:b/>
-          <w:bCs/>
-          <w:rtl/>
-        </w:rPr>
-        <w:t>و</w:t>
-      </w:r>
-      <w:r>
-        <w:rPr>
-          <w:b/>
-          <w:bCs/>
-        </w:rPr>
-        <w:t xml:space="preserve"> Composition</w:t>
-      </w:r>
-    </w:p>
-    <w:p>
-      <w:pPr>
-        <w:bidi/>
-        <w:rPr>
-          <w:b/>
-          <w:bCs/>
-        </w:rPr>
-      </w:pPr>
-      <w:r>
-        <w:rPr>
-          <w:b/>
-          <w:bCs/>
-        </w:rPr>
-        <w:t>9.9 Has-A vs Is-A</w:t>
-      </w:r>
-    </w:p>
-    <w:p>
-      <w:pPr>
-        <w:bidi/>
-        <w:rPr>
-          <w:b/>
-          <w:bCs/>
-        </w:rPr>
-      </w:pPr>
-      <w:r>
-        <w:rPr>
-          <w:b/>
-          <w:bCs/>
-        </w:rPr>
-        <w:t xml:space="preserve">9.10 </w:t>
-      </w:r>
-      <w:r>
-        <w:rPr>
-          <w:b/>
-          <w:bCs/>
-          <w:rtl/>
-        </w:rPr>
-        <w:t>مثال‌های واقعی در</w:t>
-      </w:r>
-      <w:r>
-        <w:rPr>
-          <w:b/>
-          <w:bCs/>
-        </w:rPr>
-        <w:t xml:space="preserve"> Domain Model</w:t>
-      </w:r>
-    </w:p>
-    <w:p>
-      <w:pPr>
-        <w:bidi/>
-      </w:pPr>
-      <w:r>
-        <w:pict w14:anchorId="4F4D9DFE">
-          <v:rect id="_x0000_i1033" style="width:0;height:1.5pt" o:hralign="center" o:hrstd="t" o:hr="t" fillcolor="#a0a0a0" stroked="f"/>
-        </w:pict>
-      </w:r>
-    </w:p>
-    <w:p>
-      <w:pPr>
-        <w:bidi/>
-        <w:rPr>
-          <w:b/>
-          <w:bCs/>
-        </w:rPr>
-      </w:pPr>
-      <w:r>
-        <w:rPr>
-          <w:b/>
-          <w:bCs/>
-          <w:rtl/>
-        </w:rPr>
-        <w:t>فصل 10</w:t>
-      </w:r>
-      <w:r>
-        <w:rPr>
-          <w:b/>
-          <w:bCs/>
-        </w:rPr>
-        <w:t xml:space="preserve"> — Object Equality </w:t>
-      </w:r>
-      <w:r>
-        <w:rPr>
-          <w:b/>
-          <w:bCs/>
-          <w:rtl/>
-        </w:rPr>
-        <w:t>در</w:t>
-      </w:r>
-      <w:r>
-        <w:rPr>
-          <w:b/>
-          <w:bCs/>
-        </w:rPr>
-        <w:t xml:space="preserve"> C#</w:t>
-      </w:r>
-    </w:p>
-    <w:p>
-      <w:pPr>
-        <w:bidi/>
-        <w:rPr>
-          <w:b/>
-          <w:bCs/>
-        </w:rPr>
-      </w:pPr>
-      <w:r>
-        <w:rPr>
-          <w:b/>
-          <w:bCs/>
-        </w:rPr>
-        <w:t>10.1 Reference Equality</w:t>
-      </w:r>
-    </w:p>
-    <w:p>
-      <w:pPr>
-        <w:bidi/>
-        <w:rPr>
-          <w:b/>
-          <w:bCs/>
-        </w:rPr>
-      </w:pPr>
-      <w:r>
-        <w:rPr>
-          <w:b/>
-          <w:bCs/>
-        </w:rPr>
-        <w:t>10.2 Value Equality</w:t>
-      </w:r>
-    </w:p>
-    <w:p>
-      <w:pPr>
-        <w:bidi/>
-        <w:rPr>
-          <w:b/>
-          <w:bCs/>
-        </w:rPr>
-      </w:pPr>
-      <w:r>
-        <w:rPr>
-          <w:b/>
-          <w:bCs/>
-        </w:rPr>
-        <w:t xml:space="preserve">10.3 </w:t>
-      </w:r>
-      <w:proofErr w:type="gramStart"/>
-      <w:r>
-        <w:rPr>
-          <w:b/>
-          <w:bCs/>
-        </w:rPr>
-        <w:t>Equals(</w:t>
-      </w:r>
-      <w:proofErr w:type="gramEnd"/>
-      <w:r>
-        <w:rPr>
-          <w:b/>
-          <w:bCs/>
-        </w:rPr>
-        <w:t>)</w:t>
-      </w:r>
-    </w:p>
-    <w:p>
-      <w:pPr>
-        <w:bidi/>
-        <w:rPr>
-          <w:b/>
-          <w:bCs/>
-        </w:rPr>
-      </w:pPr>
-      <w:r>
-        <w:rPr>
-          <w:b/>
-          <w:bCs/>
-        </w:rPr>
-        <w:t xml:space="preserve">10.4 </w:t>
-      </w:r>
-      <w:proofErr w:type="spellStart"/>
-      <w:proofErr w:type="gramStart"/>
-      <w:r>
-        <w:rPr>
-          <w:b/>
-          <w:bCs/>
-        </w:rPr>
-        <w:t>GetHashCode</w:t>
-      </w:r>
-      <w:proofErr w:type="spellEnd"/>
-      <w:r>
-        <w:rPr>
-          <w:b/>
-          <w:bCs/>
-        </w:rPr>
-        <w:t>(</w:t>
-      </w:r>
-      <w:proofErr w:type="gramEnd"/>
-      <w:r>
-        <w:rPr>
-          <w:b/>
-          <w:bCs/>
-        </w:rPr>
-        <w:t>)</w:t>
-      </w:r>
-    </w:p>
-    <w:p>
-      <w:pPr>
-        <w:bidi/>
-        <w:rPr>
-          <w:b/>
-          <w:bCs/>
-        </w:rPr>
-      </w:pPr>
-      <w:r>
-        <w:rPr>
-          <w:b/>
-          <w:bCs/>
-        </w:rPr>
-        <w:t>10.5 Operator ==</w:t>
-      </w:r>
-    </w:p>
-    <w:p>
-      <w:pPr>
-        <w:bidi/>
-        <w:rPr>
-          <w:b/>
-          <w:bCs/>
-        </w:rPr>
-      </w:pPr>
-      <w:r>
-        <w:rPr>
-          <w:b/>
-          <w:bCs/>
-        </w:rPr>
-        <w:t xml:space="preserve">10.6 </w:t>
-      </w:r>
-      <w:proofErr w:type="spellStart"/>
-      <w:r>
-        <w:rPr>
-          <w:b/>
-          <w:bCs/>
-        </w:rPr>
-        <w:t>ReferenceEquals</w:t>
-      </w:r>
-      <w:proofErr w:type="spellEnd"/>
-    </w:p>
-    <w:p>
-      <w:pPr>
-        <w:bidi/>
-        <w:rPr>
-          <w:b/>
-          <w:bCs/>
-        </w:rPr>
-      </w:pPr>
-      <w:r>
-        <w:rPr>
-          <w:b/>
-          <w:bCs/>
-        </w:rPr>
-        <w:t xml:space="preserve">10.7 Equality </w:t>
-      </w:r>
-      <w:r>
-        <w:rPr>
-          <w:b/>
-          <w:bCs/>
-          <w:rtl/>
-        </w:rPr>
-        <w:t>در</w:t>
-      </w:r>
-      <w:r>
-        <w:rPr>
-          <w:b/>
-          <w:bCs/>
-        </w:rPr>
-        <w:t xml:space="preserve"> Record</w:t>
-      </w:r>
-      <w:r>
-        <w:rPr>
-          <w:b/>
-          <w:bCs/>
-          <w:rtl/>
-        </w:rPr>
-        <w:t>ها</w:t>
-      </w:r>
-    </w:p>
-    <w:p>
-      <w:pPr>
-        <w:bidi/>
-        <w:rPr>
-          <w:b/>
-          <w:bCs/>
-        </w:rPr>
-      </w:pPr>
-      <w:r>
-        <w:rPr>
-          <w:b/>
-          <w:bCs/>
-        </w:rPr>
-        <w:t xml:space="preserve">10.8 </w:t>
-      </w:r>
-      <w:r>
-        <w:rPr>
-          <w:b/>
-          <w:bCs/>
-          <w:rtl/>
-        </w:rPr>
-        <w:t xml:space="preserve">پیاده‌سازی </w:t>
-      </w:r>
-      <w:proofErr w:type="spellStart"/>
-      <w:r>
-        <w:rPr>
-          <w:b/>
-          <w:bCs/>
-        </w:rPr>
-        <w:t>IEquatable</w:t>
-      </w:r>
-      <w:proofErr w:type="spellEnd"/>
-      <w:r>
-        <w:rPr>
-          <w:b/>
-          <w:bCs/>
-        </w:rPr>
-        <w:t>&lt;T&gt;</w:t>
-      </w:r>
-    </w:p>
-    <w:p>
-      <w:pPr>
-        <w:bidi/>
-        <w:rPr>
-          <w:b/>
-          <w:bCs/>
-        </w:rPr>
-      </w:pPr>
-      <w:r>
-        <w:rPr>
-          <w:b/>
-          <w:bCs/>
-        </w:rPr>
-        <w:t xml:space="preserve">10.9 </w:t>
-      </w:r>
-      <w:r>
-        <w:rPr>
-          <w:b/>
-          <w:bCs/>
-          <w:rtl/>
-        </w:rPr>
-        <w:t>مشکلات</w:t>
-      </w:r>
-      <w:r>
-        <w:rPr>
-          <w:b/>
-          <w:bCs/>
-        </w:rPr>
-        <w:t xml:space="preserve"> Equality </w:t>
-      </w:r>
-      <w:r>
-        <w:rPr>
-          <w:b/>
-          <w:bCs/>
-          <w:rtl/>
-        </w:rPr>
-        <w:t>در</w:t>
-      </w:r>
-      <w:r>
-        <w:rPr>
-          <w:b/>
-          <w:bCs/>
-        </w:rPr>
-        <w:t xml:space="preserve"> Dictionary </w:t>
-      </w:r>
-      <w:r>
-        <w:rPr>
-          <w:b/>
-          <w:bCs/>
-          <w:rtl/>
-        </w:rPr>
-        <w:t>و</w:t>
-      </w:r>
-      <w:r>
-        <w:rPr>
-          <w:b/>
-          <w:bCs/>
-        </w:rPr>
-        <w:t xml:space="preserve"> HashSet</w:t>
-      </w:r>
-    </w:p>
-    <w:p>
-      <w:pPr>
-        <w:bidi/>
-      </w:pPr>
-      <w:r>
-        <w:pict w14:anchorId="6FB2F7E8">
-          <v:rect id="_x0000_i1034" style="width:0;height:1.5pt" o:hralign="center" o:hrstd="t" o:hr="t" fillcolor="#a0a0a0" stroked="f"/>
-        </w:pict>
-      </w:r>
-    </w:p>
-    <w:p>
-      <w:pPr>
-        <w:bidi/>
-        <w:rPr>
-          <w:b/>
-          <w:bCs/>
-        </w:rPr>
-      </w:pPr>
-      <w:r>
-        <w:rPr>
-          <w:b/>
-          <w:bCs/>
-          <w:rtl/>
-        </w:rPr>
-        <w:t>فصل 11</w:t>
-      </w:r>
-      <w:r>
-        <w:rPr>
-          <w:b/>
-          <w:bCs/>
-        </w:rPr>
-        <w:t xml:space="preserve"> — Object</w:t>
-      </w:r>
-      <w:r>
-        <w:rPr>
-          <w:b/>
-          <w:bCs/>
-          <w:rtl/>
-        </w:rPr>
-        <w:t xml:space="preserve">، </w:t>
-      </w:r>
-      <w:r>
-        <w:rPr>
-          <w:b/>
-          <w:bCs/>
-        </w:rPr>
-        <w:t xml:space="preserve">Memory </w:t>
-      </w:r>
-      <w:r>
-        <w:rPr>
-          <w:b/>
-          <w:bCs/>
-          <w:rtl/>
-        </w:rPr>
-        <w:t>و</w:t>
-      </w:r>
-      <w:r>
-        <w:rPr>
-          <w:b/>
-          <w:bCs/>
-        </w:rPr>
-        <w:t xml:space="preserve"> Reference Types</w:t>
-      </w:r>
-    </w:p>
-    <w:p>
-      <w:pPr>
-        <w:bidi/>
-        <w:rPr>
-          <w:b/>
-          <w:bCs/>
-        </w:rPr>
-      </w:pPr>
-      <w:r>
-        <w:rPr>
-          <w:b/>
-          <w:bCs/>
-        </w:rPr>
-        <w:t xml:space="preserve">11.1 Stack </w:t>
-      </w:r>
-      <w:r>
-        <w:rPr>
-          <w:b/>
-          <w:bCs/>
-          <w:rtl/>
-        </w:rPr>
-        <w:t>و</w:t>
-      </w:r>
-      <w:r>
-        <w:rPr>
-          <w:b/>
-          <w:bCs/>
-        </w:rPr>
-        <w:t xml:space="preserve"> Heap</w:t>
-      </w:r>
-    </w:p>
-    <w:p>
-      <w:pPr>
-        <w:bidi/>
-        <w:rPr>
-          <w:b/>
-          <w:bCs/>
-        </w:rPr>
-      </w:pPr>
-      <w:r>
-        <w:rPr>
-          <w:b/>
-          <w:bCs/>
-        </w:rPr>
-        <w:t>11.2 Value Type vs Reference Type</w:t>
-      </w:r>
-    </w:p>
-    <w:p>
-      <w:pPr>
-        <w:bidi/>
-        <w:rPr>
-          <w:b/>
-          <w:bCs/>
-        </w:rPr>
-      </w:pPr>
-      <w:r>
-        <w:rPr>
-          <w:b/>
-          <w:bCs/>
-        </w:rPr>
-        <w:t>11.3 Object Reference</w:t>
-      </w:r>
-    </w:p>
-    <w:p>
-      <w:pPr>
-        <w:bidi/>
-        <w:rPr>
-          <w:b/>
-          <w:bCs/>
-        </w:rPr>
-      </w:pPr>
-      <w:r>
-        <w:rPr>
-          <w:b/>
-          <w:bCs/>
-        </w:rPr>
-        <w:lastRenderedPageBreak/>
-        <w:t>11.4 Reference Assignment</w:t>
-      </w:r>
-    </w:p>
-    <w:p>
-      <w:pPr>
-        <w:bidi/>
-        <w:rPr>
-          <w:b/>
-          <w:bCs/>
-        </w:rPr>
-      </w:pPr>
-      <w:r>
-        <w:rPr>
-          <w:b/>
-          <w:bCs/>
-        </w:rPr>
-        <w:t>11.5 Passing Objects to Methods</w:t>
-      </w:r>
-    </w:p>
-    <w:p>
-      <w:pPr>
-        <w:bidi/>
-        <w:rPr>
-          <w:b/>
-          <w:bCs/>
-        </w:rPr>
-      </w:pPr>
-      <w:r>
-        <w:rPr>
-          <w:b/>
-          <w:bCs/>
-        </w:rPr>
-        <w:t>11.6 Garbage Collector</w:t>
-      </w:r>
-    </w:p>
-    <w:p>
-      <w:pPr>
-        <w:bidi/>
-        <w:rPr>
-          <w:b/>
-          <w:bCs/>
-        </w:rPr>
-      </w:pPr>
-      <w:r>
-        <w:rPr>
-          <w:b/>
-          <w:bCs/>
-        </w:rPr>
-        <w:t>11.7 Object Lifetime</w:t>
-      </w:r>
-    </w:p>
-    <w:p>
-      <w:pPr>
-        <w:bidi/>
-        <w:rPr>
-          <w:b/>
-          <w:bCs/>
-        </w:rPr>
-      </w:pPr>
-      <w:r>
-        <w:rPr>
-          <w:b/>
-          <w:bCs/>
-        </w:rPr>
-        <w:t xml:space="preserve">11.8 </w:t>
-      </w:r>
-      <w:proofErr w:type="spellStart"/>
-      <w:r>
-        <w:rPr>
-          <w:b/>
-          <w:bCs/>
-        </w:rPr>
-        <w:t>IDisposable</w:t>
-      </w:r>
-      <w:proofErr w:type="spellEnd"/>
-    </w:p>
-    <w:p>
-      <w:pPr>
-        <w:bidi/>
-        <w:rPr>
-          <w:b/>
-          <w:bCs/>
-        </w:rPr>
-      </w:pPr>
-      <w:r>
-        <w:rPr>
-          <w:b/>
-          <w:bCs/>
-        </w:rPr>
-        <w:t>11.9 using</w:t>
-      </w:r>
-    </w:p>
-    <w:p>
-      <w:pPr>
-        <w:bidi/>
-        <w:rPr>
-          <w:b/>
-          <w:bCs/>
-        </w:rPr>
-      </w:pPr>
-      <w:r>
-        <w:rPr>
-          <w:b/>
-          <w:bCs/>
-        </w:rPr>
-        <w:t>11.10 Finalizer</w:t>
-      </w:r>
-    </w:p>
-    <w:p>
-      <w:pPr>
-        <w:bidi/>
-      </w:pPr>
-      <w:r>
-        <w:pict w14:anchorId="3FDD68EE">
-          <v:rect id="_x0000_i1035" style="width:0;height:1.5pt" o:hralign="center" o:hrstd="t" o:hr="t" fillcolor="#a0a0a0" stroked="f"/>
-        </w:pict>
-      </w:r>
-    </w:p>
-    <w:p>
-      <w:pPr>
-        <w:bidi/>
-        <w:rPr>
-          <w:b/>
-          <w:bCs/>
-        </w:rPr>
-      </w:pPr>
-      <w:r>
-        <w:rPr>
-          <w:b/>
-          <w:bCs/>
-          <w:rtl/>
-        </w:rPr>
-        <w:t>فصل 12</w:t>
-      </w:r>
-      <w:r>
-        <w:rPr>
-          <w:b/>
-          <w:bCs/>
-        </w:rPr>
-        <w:t xml:space="preserve"> — Static </w:t>
-      </w:r>
-      <w:r>
-        <w:rPr>
-          <w:b/>
-          <w:bCs/>
-          <w:rtl/>
-        </w:rPr>
-        <w:t>در طراحی شی‌گرا</w:t>
-      </w:r>
-    </w:p>
-    <w:p>
-      <w:pPr>
-        <w:bidi/>
-        <w:rPr>
-          <w:b/>
-          <w:bCs/>
-        </w:rPr>
-      </w:pPr>
-      <w:r>
-        <w:rPr>
-          <w:b/>
-          <w:bCs/>
-        </w:rPr>
-        <w:t>12.1 Static Class</w:t>
-      </w:r>
-    </w:p>
-    <w:p>
-      <w:pPr>
-        <w:bidi/>
-        <w:rPr>
-          <w:b/>
-          <w:bCs/>
-        </w:rPr>
-      </w:pPr>
-      <w:r>
-        <w:rPr>
-          <w:b/>
-          <w:bCs/>
-        </w:rPr>
-        <w:t>12.2 Static Method</w:t>
-      </w:r>
-    </w:p>
-    <w:p>
-      <w:pPr>
-        <w:bidi/>
-        <w:rPr>
-          <w:b/>
-          <w:bCs/>
-        </w:rPr>
-      </w:pPr>
-      <w:r>
-        <w:rPr>
-          <w:b/>
-          <w:bCs/>
-        </w:rPr>
-        <w:t>12.3 Static Property</w:t>
-      </w:r>
-    </w:p>
-    <w:p>
-      <w:pPr>
-        <w:bidi/>
-        <w:rPr>
-          <w:b/>
-          <w:bCs/>
-        </w:rPr>
-      </w:pPr>
-      <w:r>
-        <w:rPr>
-          <w:b/>
-          <w:bCs/>
-        </w:rPr>
-        <w:t>12.4 Static Field</w:t>
-      </w:r>
-    </w:p>
-    <w:p>
-      <w:pPr>
-        <w:bidi/>
-        <w:rPr>
-          <w:b/>
-          <w:bCs/>
-        </w:rPr>
-      </w:pPr>
-      <w:r>
-        <w:rPr>
-          <w:b/>
-          <w:bCs/>
-        </w:rPr>
-        <w:t>12.5 Static Constructor</w:t>
-      </w:r>
-    </w:p>
-    <w:p>
-      <w:pPr>
-        <w:bidi/>
-        <w:rPr>
-          <w:b/>
-          <w:bCs/>
-        </w:rPr>
-      </w:pPr>
-      <w:r>
-        <w:rPr>
-          <w:b/>
-          <w:bCs/>
-        </w:rPr>
-        <w:t xml:space="preserve">12.6 </w:t>
-      </w:r>
-      <w:r>
-        <w:rPr>
-          <w:b/>
-          <w:bCs/>
-          <w:rtl/>
-        </w:rPr>
-        <w:t>مشکلات استفاده بیش از حد از</w:t>
-      </w:r>
-      <w:r>
-        <w:rPr>
-          <w:b/>
-          <w:bCs/>
-        </w:rPr>
-        <w:t xml:space="preserve"> Static</w:t>
-      </w:r>
-    </w:p>
-    <w:p>
-      <w:pPr>
-        <w:bidi/>
-        <w:rPr>
-          <w:b/>
-          <w:bCs/>
-        </w:rPr>
-      </w:pPr>
-      <w:r>
-        <w:rPr>
-          <w:b/>
-          <w:bCs/>
-        </w:rPr>
-        <w:t xml:space="preserve">12.7 Static </w:t>
-      </w:r>
-      <w:r>
-        <w:rPr>
-          <w:b/>
-          <w:bCs/>
-          <w:rtl/>
-        </w:rPr>
-        <w:t>و</w:t>
-      </w:r>
-      <w:r>
-        <w:rPr>
-          <w:b/>
-          <w:bCs/>
-        </w:rPr>
-        <w:t xml:space="preserve"> Testability</w:t>
-      </w:r>
-    </w:p>
-    <w:p>
-      <w:pPr>
-        <w:bidi/>
-        <w:rPr>
-          <w:b/>
-          <w:bCs/>
-        </w:rPr>
-      </w:pPr>
-      <w:r>
-        <w:rPr>
-          <w:b/>
-          <w:bCs/>
-        </w:rPr>
-        <w:t>12.8 Static vs Dependency Injection</w:t>
-      </w:r>
-    </w:p>
-    <w:p>
-      <w:pPr>
-        <w:bidi/>
-      </w:pPr>
-      <w:r>
-        <w:pict w14:anchorId="2C0F50CC">
-          <v:rect id="_x0000_i1036" style="width:0;height:1.5pt" o:hralign="center" o:hrstd="t" o:hr="t" fillcolor="#a0a0a0" stroked="f"/>
-        </w:pict>
-      </w:r>
-    </w:p>
-    <w:p>
-      <w:pPr>
-        <w:bidi/>
-        <w:rPr>
-          <w:b/>
-          <w:bCs/>
-        </w:rPr>
-      </w:pPr>
-      <w:r>
-        <w:rPr>
-          <w:b/>
-          <w:bCs/>
-          <w:rtl/>
-        </w:rPr>
-        <w:t>فصل 13</w:t>
-      </w:r>
-      <w:r>
-        <w:rPr>
-          <w:b/>
-          <w:bCs/>
-        </w:rPr>
-        <w:t xml:space="preserve"> — Records, Structs </w:t>
-      </w:r>
-      <w:r>
-        <w:rPr>
-          <w:b/>
-          <w:bCs/>
-          <w:rtl/>
-        </w:rPr>
-        <w:t>و</w:t>
-      </w:r>
-      <w:r>
-        <w:rPr>
-          <w:b/>
-          <w:bCs/>
-        </w:rPr>
-        <w:t xml:space="preserve"> Classes</w:t>
-      </w:r>
-    </w:p>
-    <w:p>
-      <w:pPr>
-        <w:bidi/>
-        <w:rPr>
-          <w:b/>
-          <w:bCs/>
-        </w:rPr>
-      </w:pPr>
-      <w:r>
-        <w:rPr>
-          <w:b/>
-          <w:bCs/>
-        </w:rPr>
-        <w:t>13.1 Class</w:t>
-      </w:r>
-    </w:p>
-    <w:p>
-      <w:pPr>
-        <w:bidi/>
-        <w:rPr>
-          <w:b/>
-          <w:bCs/>
-        </w:rPr>
-      </w:pPr>
-      <w:r>
-        <w:rPr>
-          <w:b/>
-          <w:bCs/>
-        </w:rPr>
-        <w:t>13.2 Struct</w:t>
-      </w:r>
-    </w:p>
-    <w:p>
-      <w:pPr>
-        <w:bidi/>
-        <w:rPr>
-          <w:b/>
-          <w:bCs/>
-        </w:rPr>
-      </w:pPr>
-      <w:r>
-        <w:rPr>
-          <w:b/>
-          <w:bCs/>
-        </w:rPr>
-        <w:t>13.3 Record</w:t>
-      </w:r>
-    </w:p>
-    <w:p>
-      <w:pPr>
-        <w:bidi/>
-        <w:rPr>
-          <w:b/>
-          <w:bCs/>
-        </w:rPr>
-      </w:pPr>
-      <w:r>
-        <w:rPr>
-          <w:b/>
-          <w:bCs/>
-        </w:rPr>
-        <w:t>13.4 Record Struct</w:t>
-      </w:r>
-    </w:p>
-    <w:p>
-      <w:pPr>
-        <w:bidi/>
-        <w:rPr>
-          <w:b/>
-          <w:bCs/>
-        </w:rPr>
-      </w:pPr>
-      <w:r>
-        <w:rPr>
-          <w:b/>
-          <w:bCs/>
-        </w:rPr>
-        <w:t xml:space="preserve">13.5 </w:t>
-      </w:r>
-      <w:r>
-        <w:rPr>
-          <w:b/>
-          <w:bCs/>
-          <w:rtl/>
-        </w:rPr>
-        <w:t>تفاوت</w:t>
-      </w:r>
-      <w:r>
-        <w:rPr>
-          <w:b/>
-          <w:bCs/>
-        </w:rPr>
-        <w:t xml:space="preserve"> Class </w:t>
-      </w:r>
-      <w:r>
-        <w:rPr>
-          <w:b/>
-          <w:bCs/>
-          <w:rtl/>
-        </w:rPr>
-        <w:t>و</w:t>
-      </w:r>
-      <w:r>
-        <w:rPr>
-          <w:b/>
-          <w:bCs/>
-        </w:rPr>
-        <w:t xml:space="preserve"> Struct</w:t>
-      </w:r>
-    </w:p>
-    <w:p>
-      <w:pPr>
-        <w:bidi/>
-        <w:rPr>
-          <w:b/>
-          <w:bCs/>
-        </w:rPr>
-      </w:pPr>
-      <w:r>
-        <w:rPr>
-          <w:b/>
-          <w:bCs/>
-        </w:rPr>
-        <w:t xml:space="preserve">13.6 </w:t>
-      </w:r>
-      <w:r>
-        <w:rPr>
-          <w:b/>
-          <w:bCs/>
-          <w:rtl/>
-        </w:rPr>
-        <w:t>تفاوت</w:t>
-      </w:r>
-      <w:r>
-        <w:rPr>
-          <w:b/>
-          <w:bCs/>
-        </w:rPr>
-        <w:t xml:space="preserve"> Class </w:t>
-      </w:r>
-      <w:r>
-        <w:rPr>
-          <w:b/>
-          <w:bCs/>
-          <w:rtl/>
-        </w:rPr>
-        <w:t>و</w:t>
-      </w:r>
-      <w:r>
-        <w:rPr>
-          <w:b/>
-          <w:bCs/>
-        </w:rPr>
-        <w:t xml:space="preserve"> Record</w:t>
-      </w:r>
-    </w:p>
-    <w:p>
-      <w:pPr>
-        <w:bidi/>
-        <w:rPr>
-          <w:b/>
-          <w:bCs/>
-        </w:rPr>
-      </w:pPr>
-      <w:r>
-        <w:rPr>
-          <w:b/>
-          <w:bCs/>
-        </w:rPr>
-        <w:t xml:space="preserve">13.7 Value Object </w:t>
-      </w:r>
-      <w:r>
-        <w:rPr>
-          <w:b/>
-          <w:bCs/>
-          <w:rtl/>
-        </w:rPr>
-        <w:t>با</w:t>
-      </w:r>
-      <w:r>
-        <w:rPr>
-          <w:b/>
-          <w:bCs/>
-        </w:rPr>
-        <w:t xml:space="preserve"> Record</w:t>
-      </w:r>
-    </w:p>
-    <w:p>
-      <w:pPr>
-        <w:bidi/>
-        <w:rPr>
-          <w:b/>
-          <w:bCs/>
-        </w:rPr>
-      </w:pPr>
-      <w:r>
-        <w:rPr>
-          <w:b/>
-          <w:bCs/>
-        </w:rPr>
-        <w:lastRenderedPageBreak/>
-        <w:t xml:space="preserve">13.8 </w:t>
-      </w:r>
-      <w:r>
-        <w:rPr>
-          <w:b/>
-          <w:bCs/>
-          <w:rtl/>
-        </w:rPr>
-        <w:t>چه زمانی از هرکدام استفاده کنیم؟</w:t>
-      </w:r>
-    </w:p>
-    <w:p>
-      <w:pPr>
-        <w:bidi/>
-      </w:pPr>
-      <w:r>
-        <w:pict w14:anchorId="629B6FE2">
-          <v:rect id="_x0000_i1037" style="width:0;height:1.5pt" o:hralign="center" o:hrstd="t" o:hr="t" fillcolor="#a0a0a0" stroked="f"/>
-        </w:pict>
-      </w:r>
-    </w:p>
-    <w:p>
-      <w:pPr>
-        <w:bidi/>
-        <w:rPr>
-          <w:b/>
-          <w:bCs/>
-        </w:rPr>
-      </w:pPr>
-      <w:r>
-        <w:rPr>
-          <w:b/>
-          <w:bCs/>
-          <w:rtl/>
-        </w:rPr>
-        <w:t>فصل 14</w:t>
-      </w:r>
-      <w:r>
-        <w:rPr>
-          <w:b/>
-          <w:bCs/>
-        </w:rPr>
-        <w:t xml:space="preserve"> — Generic Programming </w:t>
-      </w:r>
-      <w:r>
-        <w:rPr>
-          <w:b/>
-          <w:bCs/>
-          <w:rtl/>
-        </w:rPr>
-        <w:t>و</w:t>
-      </w:r>
-      <w:r>
-        <w:rPr>
-          <w:b/>
-          <w:bCs/>
-        </w:rPr>
-        <w:t xml:space="preserve"> OOP</w:t>
-      </w:r>
-    </w:p>
-    <w:p>
-      <w:pPr>
-        <w:bidi/>
-        <w:rPr>
-          <w:b/>
-          <w:bCs/>
-        </w:rPr>
-      </w:pPr>
-      <w:r>
-        <w:rPr>
-          <w:b/>
-          <w:bCs/>
-        </w:rPr>
-        <w:t>14.1 Generic Class</w:t>
-      </w:r>
-    </w:p>
-    <w:p>
-      <w:pPr>
-        <w:bidi/>
-        <w:rPr>
-          <w:b/>
-          <w:bCs/>
-        </w:rPr>
-      </w:pPr>
-      <w:r>
-        <w:rPr>
-          <w:b/>
-          <w:bCs/>
-        </w:rPr>
-        <w:t>14.2 Generic Method</w:t>
-      </w:r>
-    </w:p>
-    <w:p>
-      <w:pPr>
-        <w:bidi/>
-        <w:rPr>
-          <w:b/>
-          <w:bCs/>
-        </w:rPr>
-      </w:pPr>
-      <w:r>
-        <w:rPr>
-          <w:b/>
-          <w:bCs/>
-        </w:rPr>
-        <w:t>14.3 Generic Interface</w:t>
-      </w:r>
-    </w:p>
-    <w:p>
-      <w:pPr>
-        <w:bidi/>
-        <w:rPr>
-          <w:b/>
-          <w:bCs/>
-        </w:rPr>
-      </w:pPr>
-      <w:r>
-        <w:rPr>
-          <w:b/>
-          <w:bCs/>
-        </w:rPr>
-        <w:t>14.4 Generic Constraints</w:t>
-      </w:r>
-    </w:p>
-    <w:p>
-      <w:pPr>
-        <w:numPr>
-          <w:ilvl w:val="0"/>
-          <w:numId w:val="22"/>
-        </w:numPr>
-        <w:bidi/>
-      </w:pPr>
-      <w:r>
-        <w:t xml:space="preserve">where </w:t>
-      </w:r>
-      <w:proofErr w:type="gramStart"/>
-      <w:r>
-        <w:t>T :</w:t>
-      </w:r>
-      <w:proofErr w:type="gramEnd"/>
-      <w:r>
-        <w:t xml:space="preserve"> class</w:t>
-      </w:r>
-    </w:p>
-    <w:p>
-      <w:pPr>
-        <w:numPr>
-          <w:ilvl w:val="0"/>
-          <w:numId w:val="22"/>
-        </w:numPr>
-        <w:bidi/>
-      </w:pPr>
-      <w:r>
-        <w:t xml:space="preserve">where </w:t>
-      </w:r>
-      <w:proofErr w:type="gramStart"/>
-      <w:r>
-        <w:t>T :</w:t>
-      </w:r>
-      <w:proofErr w:type="gramEnd"/>
-      <w:r>
-        <w:t xml:space="preserve"> </w:t>
-      </w:r>
-      <w:proofErr w:type="gramStart"/>
-      <w:r>
-        <w:t>struct</w:t>
-      </w:r>
-      <w:proofErr w:type="gramEnd"/>
-    </w:p>
-    <w:p>
-      <w:pPr>
-        <w:numPr>
-          <w:ilvl w:val="0"/>
-          <w:numId w:val="22"/>
-        </w:numPr>
-        <w:bidi/>
-      </w:pPr>
-      <w:r>
-        <w:t xml:space="preserve">where </w:t>
-      </w:r>
-      <w:proofErr w:type="gramStart"/>
-      <w:r>
-        <w:t>T :</w:t>
-      </w:r>
-      <w:proofErr w:type="gramEnd"/>
-      <w:r>
-        <w:t xml:space="preserve"> </w:t>
-      </w:r>
-      <w:proofErr w:type="spellStart"/>
-      <w:r>
-        <w:t>BaseClass</w:t>
-      </w:r>
-      <w:proofErr w:type="spellEnd"/>
-    </w:p>
-    <w:p>
-      <w:pPr>
-        <w:numPr>
-          <w:ilvl w:val="0"/>
-          <w:numId w:val="22"/>
-        </w:numPr>
-        <w:bidi/>
-      </w:pPr>
-      <w:r>
-        <w:t xml:space="preserve">where </w:t>
-      </w:r>
-      <w:proofErr w:type="gramStart"/>
-      <w:r>
-        <w:t>T :</w:t>
-      </w:r>
-      <w:proofErr w:type="gramEnd"/>
-      <w:r>
-        <w:t xml:space="preserve"> </w:t>
-      </w:r>
-      <w:proofErr w:type="spellStart"/>
-      <w:r>
-        <w:t>IInterface</w:t>
-      </w:r>
-      <w:proofErr w:type="spellEnd"/>
-    </w:p>
-    <w:p>
-      <w:pPr>
-        <w:numPr>
-          <w:ilvl w:val="0"/>
-          <w:numId w:val="22"/>
-        </w:numPr>
-        <w:bidi/>
-      </w:pPr>
-      <w:r>
-        <w:t xml:space="preserve">where </w:t>
-      </w:r>
-      <w:proofErr w:type="gramStart"/>
-      <w:r>
-        <w:t>T :</w:t>
-      </w:r>
-      <w:proofErr w:type="gramEnd"/>
-      <w:r>
-        <w:t xml:space="preserve"> </w:t>
-      </w:r>
-      <w:proofErr w:type="gramStart"/>
-      <w:r>
-        <w:t>new(</w:t>
-      </w:r>
-      <w:proofErr w:type="gramEnd"/>
-      <w:r>
-        <w:t>)</w:t>
-      </w:r>
-    </w:p>
-    <w:p>
-      <w:pPr>
-        <w:bidi/>
-        <w:rPr>
-          <w:b/>
-          <w:bCs/>
-        </w:rPr>
-      </w:pPr>
-      <w:r>
-        <w:rPr>
-          <w:b/>
-          <w:bCs/>
-        </w:rPr>
-        <w:t xml:space="preserve">14.5 Generics </w:t>
-      </w:r>
-      <w:r>
-        <w:rPr>
-          <w:b/>
-          <w:bCs/>
-          <w:rtl/>
-        </w:rPr>
-        <w:t>و</w:t>
-      </w:r>
-      <w:r>
-        <w:rPr>
-          <w:b/>
-          <w:bCs/>
-        </w:rPr>
-        <w:t xml:space="preserve"> Polymorphism</w:t>
-      </w:r>
-    </w:p>
-    <w:p>
-      <w:pPr>
-        <w:bidi/>
-      </w:pPr>
-      <w:r>
-        <w:pict w14:anchorId="00201FC6">
-          <v:rect id="_x0000_i1038" style="width:0;height:1.5pt" o:hralign="center" o:hrstd="t" o:hr="t" fillcolor="#a0a0a0" stroked="f"/>
-        </w:pict>
-      </w:r>
-    </w:p>
-    <w:p>
-      <w:pPr>
-        <w:bidi/>
-        <w:rPr>
-          <w:b/>
-          <w:bCs/>
-        </w:rPr>
-      </w:pPr>
-      <w:r>
-        <w:rPr>
-          <w:b/>
-          <w:bCs/>
-          <w:rtl/>
-        </w:rPr>
-        <w:t>فصل 15</w:t>
-      </w:r>
-      <w:r>
-        <w:rPr>
-          <w:b/>
-          <w:bCs/>
-        </w:rPr>
-        <w:t xml:space="preserve"> — SOLID Principles</w:t>
-      </w:r>
-    </w:p>
-    <w:p>
-      <w:pPr>
-        <w:bidi/>
-        <w:rPr>
-          <w:b/>
-          <w:bCs/>
-        </w:rPr>
-      </w:pPr>
-      <w:r>
-        <w:rPr>
-          <w:b/>
-          <w:bCs/>
-        </w:rPr>
-        <w:t xml:space="preserve">15.1 </w:t>
-      </w:r>
-      <w:r>
-        <w:rPr>
-          <w:b/>
-          <w:bCs/>
-          <w:rtl/>
-        </w:rPr>
-        <w:t>مقدمه</w:t>
-      </w:r>
-      <w:r>
-        <w:rPr>
-          <w:b/>
-          <w:bCs/>
-        </w:rPr>
-        <w:t xml:space="preserve"> SOLID</w:t>
-      </w:r>
-    </w:p>
-    <w:p>
-      <w:pPr>
-        <w:bidi/>
-        <w:rPr>
-          <w:b/>
-          <w:bCs/>
-        </w:rPr>
-      </w:pPr>
-      <w:r>
-        <w:rPr>
-          <w:b/>
-          <w:bCs/>
-        </w:rPr>
-        <w:t>15.2 Single Responsibility Principle — SRP</w:t>
-      </w:r>
-    </w:p>
-    <w:p>
-      <w:pPr>
-        <w:numPr>
-          <w:ilvl w:val="0"/>
-          <w:numId w:val="23"/>
-        </w:numPr>
-        <w:bidi/>
-      </w:pPr>
-      <w:r>
-        <w:rPr>
-          <w:rtl/>
-        </w:rPr>
-        <w:t>تعریف</w:t>
-      </w:r>
-    </w:p>
-    <w:p>
-      <w:pPr>
-        <w:numPr>
-          <w:ilvl w:val="0"/>
-          <w:numId w:val="23"/>
-        </w:numPr>
-        <w:bidi/>
-      </w:pPr>
-      <w:r>
-        <w:rPr>
-          <w:rtl/>
-        </w:rPr>
-        <w:t>مثال اشتباه</w:t>
-      </w:r>
-    </w:p>
-    <w:p>
-      <w:pPr>
-        <w:numPr>
-          <w:ilvl w:val="0"/>
-          <w:numId w:val="23"/>
-        </w:numPr>
-        <w:bidi/>
-      </w:pPr>
-      <w:r>
-        <w:t>Refactoring</w:t>
-      </w:r>
-    </w:p>
-    <w:p>
-      <w:pPr>
-        <w:numPr>
-          <w:ilvl w:val="0"/>
-          <w:numId w:val="23"/>
-        </w:numPr>
-        <w:bidi/>
-      </w:pPr>
-      <w:r>
-        <w:rPr>
-          <w:rtl/>
-        </w:rPr>
-        <w:t>مثال واقعی</w:t>
-      </w:r>
-    </w:p>
-    <w:p>
-      <w:pPr>
-        <w:bidi/>
-        <w:rPr>
-          <w:b/>
-          <w:bCs/>
-        </w:rPr>
-      </w:pPr>
-      <w:r>
-        <w:rPr>
-          <w:b/>
-          <w:bCs/>
-        </w:rPr>
-        <w:t>15.3 Open/Closed Principle — OCP</w:t>
-      </w:r>
-    </w:p>
-    <w:p>
-      <w:pPr>
-        <w:numPr>
-          <w:ilvl w:val="0"/>
-          <w:numId w:val="24"/>
-        </w:numPr>
-        <w:bidi/>
-      </w:pPr>
-      <w:r>
-        <w:rPr>
-          <w:rtl/>
-        </w:rPr>
-        <w:t>توسعه بدون تغییر کد موجود</w:t>
-      </w:r>
-    </w:p>
-    <w:p>
-      <w:pPr>
-        <w:numPr>
-          <w:ilvl w:val="0"/>
-          <w:numId w:val="24"/>
-        </w:numPr>
-        <w:bidi/>
-      </w:pPr>
-      <w:r>
-        <w:t xml:space="preserve">Polymorphism </w:t>
-      </w:r>
-      <w:r>
-        <w:rPr>
-          <w:rtl/>
-        </w:rPr>
-        <w:t>و</w:t>
-      </w:r>
-      <w:r>
-        <w:t xml:space="preserve"> OCP</w:t>
-      </w:r>
-    </w:p>
-    <w:p>
-      <w:pPr>
-        <w:bidi/>
-        <w:rPr>
-          <w:b/>
-          <w:bCs/>
-        </w:rPr>
-      </w:pPr>
-      <w:r>
-        <w:rPr>
-          <w:b/>
-          <w:bCs/>
-        </w:rPr>
-        <w:t xml:space="preserve">15.4 </w:t>
-      </w:r>
-      <w:proofErr w:type="spellStart"/>
-      <w:r>
-        <w:rPr>
-          <w:b/>
-          <w:bCs/>
-        </w:rPr>
-        <w:t>Liskov</w:t>
-      </w:r>
-      <w:proofErr w:type="spellEnd"/>
-      <w:r>
-        <w:rPr>
-          <w:b/>
-          <w:bCs/>
-        </w:rPr>
-        <w:t xml:space="preserve"> Substitution Principle — LSP</w:t>
-      </w:r>
-    </w:p>
-    <w:p>
-      <w:pPr>
-        <w:numPr>
-          <w:ilvl w:val="0"/>
-          <w:numId w:val="25"/>
-        </w:numPr>
-        <w:bidi/>
-      </w:pPr>
-      <w:r>
-        <w:t>Substitutability</w:t>
-      </w:r>
-    </w:p>
-    <w:p>
-      <w:pPr>
-        <w:numPr>
-          <w:ilvl w:val="0"/>
-          <w:numId w:val="25"/>
-        </w:numPr>
-        <w:bidi/>
-      </w:pPr>
-      <w:r>
-        <w:rPr>
-          <w:rtl/>
-        </w:rPr>
-        <w:lastRenderedPageBreak/>
-        <w:t>مثال نقض</w:t>
-      </w:r>
-      <w:r>
-        <w:t xml:space="preserve"> LSP</w:t>
-      </w:r>
-    </w:p>
-    <w:p>
-      <w:pPr>
-        <w:numPr>
-          <w:ilvl w:val="0"/>
-          <w:numId w:val="25"/>
-        </w:numPr>
-        <w:bidi/>
-      </w:pPr>
-      <w:r>
-        <w:rPr>
-          <w:rtl/>
-        </w:rPr>
-        <w:t>ارتباط</w:t>
-      </w:r>
-      <w:r>
-        <w:t xml:space="preserve"> LSP </w:t>
-      </w:r>
-      <w:r>
-        <w:rPr>
-          <w:rtl/>
-        </w:rPr>
-        <w:t>با</w:t>
-      </w:r>
-      <w:r>
-        <w:t xml:space="preserve"> Inheritance</w:t>
-      </w:r>
-    </w:p>
-    <w:p>
-      <w:pPr>
-        <w:bidi/>
-        <w:rPr>
-          <w:b/>
-          <w:bCs/>
-        </w:rPr>
-      </w:pPr>
-      <w:r>
-        <w:rPr>
-          <w:b/>
-          <w:bCs/>
-        </w:rPr>
-        <w:t>15.5 Interface Segregation Principle — ISP</w:t>
+        </w:rPr>
+        <w:t>Interface Segregation Principle — ISP</w:t>
       </w:r>
     </w:p>
     <w:p>
@@ -2458,7 +146,7 @@
       </w:pPr>
       <w:r>
         <w:pict w14:anchorId="6B6FAD45">
-          <v:rect id="_x0000_i1039" style="width:0;height:1.5pt" o:hralign="center" o:hrstd="t" o:hr="t" fillcolor="#a0a0a0" stroked="f"/>
+          <v:rect id="_x0000_i1033" style="width:0;height:1.5pt" o:hralign="center" o:hrstd="t" o:hr="t" fillcolor="#a0a0a0" stroked="f"/>
         </w:pict>
       </w:r>
     </w:p>
@@ -2749,6 +437,1593 @@
       </w:pPr>
       <w:r>
         <w:pict w14:anchorId="36570EB4">
+          <v:rect id="_x0000_i1034" style="width:0;height:1.5pt" o:hralign="center" o:hrstd="t" o:hr="t" fillcolor="#a0a0a0" stroked="f"/>
+        </w:pict>
+      </w:r>
+    </w:p>
+    <w:p>
+      <w:pPr>
+        <w:bidi/>
+        <w:rPr>
+          <w:b/>
+          <w:bCs/>
+        </w:rPr>
+      </w:pPr>
+      <w:r>
+        <w:rPr>
+          <w:b/>
+          <w:bCs/>
+          <w:rtl/>
+        </w:rPr>
+        <w:t>فصل 17</w:t>
+      </w:r>
+      <w:r>
+        <w:rPr>
+          <w:b/>
+          <w:bCs/>
+        </w:rPr>
+        <w:t xml:space="preserve"> — Coupling </w:t>
+      </w:r>
+      <w:r>
+        <w:rPr>
+          <w:b/>
+          <w:bCs/>
+          <w:rtl/>
+        </w:rPr>
+        <w:t>و</w:t>
+      </w:r>
+      <w:r>
+        <w:rPr>
+          <w:b/>
+          <w:bCs/>
+        </w:rPr>
+        <w:t xml:space="preserve"> Cohesion</w:t>
+      </w:r>
+    </w:p>
+    <w:p>
+      <w:pPr>
+        <w:bidi/>
+        <w:rPr>
+          <w:b/>
+          <w:bCs/>
+        </w:rPr>
+      </w:pPr>
+      <w:r>
+        <w:rPr>
+          <w:b/>
+          <w:bCs/>
+        </w:rPr>
+        <w:t xml:space="preserve">17.1 Coupling </w:t>
+      </w:r>
+      <w:r>
+        <w:rPr>
+          <w:b/>
+          <w:bCs/>
+          <w:rtl/>
+        </w:rPr>
+        <w:t>چیست؟</w:t>
+      </w:r>
+    </w:p>
+    <w:p>
+      <w:pPr>
+        <w:bidi/>
+        <w:rPr>
+          <w:b/>
+          <w:bCs/>
+        </w:rPr>
+      </w:pPr>
+      <w:r>
+        <w:rPr>
+          <w:b/>
+          <w:bCs/>
+        </w:rPr>
+        <w:t>17.2 Tight Coupling</w:t>
+      </w:r>
+    </w:p>
+    <w:p>
+      <w:pPr>
+        <w:bidi/>
+        <w:rPr>
+          <w:b/>
+          <w:bCs/>
+        </w:rPr>
+      </w:pPr>
+      <w:r>
+        <w:rPr>
+          <w:b/>
+          <w:bCs/>
+        </w:rPr>
+        <w:lastRenderedPageBreak/>
+        <w:t>17.3 Loose Coupling</w:t>
+      </w:r>
+    </w:p>
+    <w:p>
+      <w:pPr>
+        <w:bidi/>
+        <w:rPr>
+          <w:b/>
+          <w:bCs/>
+        </w:rPr>
+      </w:pPr>
+      <w:r>
+        <w:rPr>
+          <w:b/>
+          <w:bCs/>
+        </w:rPr>
+        <w:t xml:space="preserve">17.4 Cohesion </w:t>
+      </w:r>
+      <w:r>
+        <w:rPr>
+          <w:b/>
+          <w:bCs/>
+          <w:rtl/>
+        </w:rPr>
+        <w:t>چیست؟</w:t>
+      </w:r>
+    </w:p>
+    <w:p>
+      <w:pPr>
+        <w:bidi/>
+        <w:rPr>
+          <w:b/>
+          <w:bCs/>
+        </w:rPr>
+      </w:pPr>
+      <w:r>
+        <w:rPr>
+          <w:b/>
+          <w:bCs/>
+        </w:rPr>
+        <w:t>17.5 High Cohesion</w:t>
+      </w:r>
+    </w:p>
+    <w:p>
+      <w:pPr>
+        <w:bidi/>
+        <w:rPr>
+          <w:b/>
+          <w:bCs/>
+        </w:rPr>
+      </w:pPr>
+      <w:r>
+        <w:rPr>
+          <w:b/>
+          <w:bCs/>
+        </w:rPr>
+        <w:t>17.6 Low Cohesion</w:t>
+      </w:r>
+    </w:p>
+    <w:p>
+      <w:pPr>
+        <w:bidi/>
+        <w:rPr>
+          <w:b/>
+          <w:bCs/>
+        </w:rPr>
+      </w:pPr>
+      <w:r>
+        <w:rPr>
+          <w:b/>
+          <w:bCs/>
+        </w:rPr>
+        <w:t xml:space="preserve">17.7 </w:t>
+      </w:r>
+      <w:r>
+        <w:rPr>
+          <w:b/>
+          <w:bCs/>
+          <w:rtl/>
+        </w:rPr>
+        <w:t>چگونه</w:t>
+      </w:r>
+      <w:r>
+        <w:rPr>
+          <w:b/>
+          <w:bCs/>
+        </w:rPr>
+        <w:t xml:space="preserve"> Coupling </w:t>
+      </w:r>
+      <w:r>
+        <w:rPr>
+          <w:b/>
+          <w:bCs/>
+          <w:rtl/>
+        </w:rPr>
+        <w:t>را کاهش دهیم؟</w:t>
+      </w:r>
+    </w:p>
+    <w:p>
+      <w:pPr>
+        <w:bidi/>
+        <w:rPr>
+          <w:b/>
+          <w:bCs/>
+        </w:rPr>
+      </w:pPr>
+      <w:r>
+        <w:rPr>
+          <w:b/>
+          <w:bCs/>
+        </w:rPr>
+        <w:t xml:space="preserve">17.8 Interface </w:t>
+      </w:r>
+      <w:r>
+        <w:rPr>
+          <w:b/>
+          <w:bCs/>
+          <w:rtl/>
+        </w:rPr>
+        <w:t>و</w:t>
+      </w:r>
+      <w:r>
+        <w:rPr>
+          <w:b/>
+          <w:bCs/>
+        </w:rPr>
+        <w:t xml:space="preserve"> DI </w:t>
+      </w:r>
+      <w:r>
+        <w:rPr>
+          <w:b/>
+          <w:bCs/>
+          <w:rtl/>
+        </w:rPr>
+        <w:t>برای کاهش</w:t>
+      </w:r>
+      <w:r>
+        <w:rPr>
+          <w:b/>
+          <w:bCs/>
+        </w:rPr>
+        <w:t xml:space="preserve"> Coupling</w:t>
+      </w:r>
+    </w:p>
+    <w:p>
+      <w:pPr>
+        <w:bidi/>
+      </w:pPr>
+      <w:r>
+        <w:pict w14:anchorId="44DBE123">
+          <v:rect id="_x0000_i1035" style="width:0;height:1.5pt" o:hralign="center" o:hrstd="t" o:hr="t" fillcolor="#a0a0a0" stroked="f"/>
+        </w:pict>
+      </w:r>
+    </w:p>
+    <w:p>
+      <w:pPr>
+        <w:bidi/>
+        <w:rPr>
+          <w:b/>
+          <w:bCs/>
+        </w:rPr>
+      </w:pPr>
+      <w:r>
+        <w:rPr>
+          <w:b/>
+          <w:bCs/>
+          <w:rtl/>
+        </w:rPr>
+        <w:t>فصل 18 — اصول طراحی</w:t>
+      </w:r>
+      <w:r>
+        <w:rPr>
+          <w:b/>
+          <w:bCs/>
+        </w:rPr>
+        <w:t xml:space="preserve"> Object-Oriented</w:t>
+      </w:r>
+    </w:p>
+    <w:p>
+      <w:pPr>
+        <w:bidi/>
+        <w:rPr>
+          <w:b/>
+          <w:bCs/>
+        </w:rPr>
+      </w:pPr>
+      <w:r>
+        <w:rPr>
+          <w:b/>
+          <w:bCs/>
+        </w:rPr>
+        <w:t>18.1 Composition over Inheritance</w:t>
+      </w:r>
+    </w:p>
+    <w:p>
+      <w:pPr>
+        <w:bidi/>
+        <w:rPr>
+          <w:b/>
+          <w:bCs/>
+        </w:rPr>
+      </w:pPr>
+      <w:r>
+        <w:rPr>
+          <w:b/>
+          <w:bCs/>
+        </w:rPr>
+        <w:t>18.2 Program to an Interface</w:t>
+      </w:r>
+    </w:p>
+    <w:p>
+      <w:pPr>
+        <w:bidi/>
+        <w:rPr>
+          <w:b/>
+          <w:bCs/>
+        </w:rPr>
+      </w:pPr>
+      <w:r>
+        <w:rPr>
+          <w:b/>
+          <w:bCs/>
+        </w:rPr>
+        <w:t>18.3 Favor Immutability</w:t>
+      </w:r>
+    </w:p>
+    <w:p>
+      <w:pPr>
+        <w:bidi/>
+        <w:rPr>
+          <w:b/>
+          <w:bCs/>
+        </w:rPr>
+      </w:pPr>
+      <w:r>
+        <w:rPr>
+          <w:b/>
+          <w:bCs/>
+        </w:rPr>
+        <w:t>18.4 Tell, Don't Ask</w:t>
+      </w:r>
+    </w:p>
+    <w:p>
+      <w:pPr>
+        <w:bidi/>
+        <w:rPr>
+          <w:b/>
+          <w:bCs/>
+        </w:rPr>
+      </w:pPr>
+      <w:r>
+        <w:rPr>
+          <w:b/>
+          <w:bCs/>
+        </w:rPr>
+        <w:t>18.5 Law of Demeter</w:t>
+      </w:r>
+    </w:p>
+    <w:p>
+      <w:pPr>
+        <w:bidi/>
+        <w:rPr>
+          <w:b/>
+          <w:bCs/>
+        </w:rPr>
+      </w:pPr>
+      <w:r>
+        <w:rPr>
+          <w:b/>
+          <w:bCs/>
+        </w:rPr>
+        <w:t>18.6 Encapsulate What Changes</w:t>
+      </w:r>
+    </w:p>
+    <w:p>
+      <w:pPr>
+        <w:bidi/>
+        <w:rPr>
+          <w:b/>
+          <w:bCs/>
+        </w:rPr>
+      </w:pPr>
+      <w:r>
+        <w:rPr>
+          <w:b/>
+          <w:bCs/>
+        </w:rPr>
+        <w:t>18.7 Separation of Concerns</w:t>
+      </w:r>
+    </w:p>
+    <w:p>
+      <w:pPr>
+        <w:bidi/>
+        <w:rPr>
+          <w:b/>
+          <w:bCs/>
+        </w:rPr>
+      </w:pPr>
+      <w:r>
+        <w:rPr>
+          <w:b/>
+          <w:bCs/>
+        </w:rPr>
+        <w:t>18.8 DRY</w:t>
+      </w:r>
+    </w:p>
+    <w:p>
+      <w:pPr>
+        <w:bidi/>
+        <w:rPr>
+          <w:b/>
+          <w:bCs/>
+        </w:rPr>
+      </w:pPr>
+      <w:r>
+        <w:rPr>
+          <w:b/>
+          <w:bCs/>
+        </w:rPr>
+        <w:t>18.9 KISS</w:t>
+      </w:r>
+    </w:p>
+    <w:p>
+      <w:pPr>
+        <w:bidi/>
+        <w:rPr>
+          <w:b/>
+          <w:bCs/>
+        </w:rPr>
+      </w:pPr>
+      <w:r>
+        <w:rPr>
+          <w:b/>
+          <w:bCs/>
+        </w:rPr>
+        <w:t>18.10 YAGNI</w:t>
+      </w:r>
+    </w:p>
+    <w:p>
+      <w:pPr>
+        <w:bidi/>
+      </w:pPr>
+      <w:r>
+        <w:pict w14:anchorId="4258DC13">
+          <v:rect id="_x0000_i1036" style="width:0;height:1.5pt" o:hralign="center" o:hrstd="t" o:hr="t" fillcolor="#a0a0a0" stroked="f"/>
+        </w:pict>
+      </w:r>
+    </w:p>
+    <w:p>
+      <w:pPr>
+        <w:bidi/>
+        <w:rPr>
+          <w:b/>
+          <w:bCs/>
+        </w:rPr>
+      </w:pPr>
+      <w:r>
+        <w:rPr>
+          <w:b/>
+          <w:bCs/>
+          <w:rtl/>
+        </w:rPr>
+        <w:t>فصل 19</w:t>
+      </w:r>
+      <w:r>
+        <w:rPr>
+          <w:b/>
+          <w:bCs/>
+        </w:rPr>
+        <w:t xml:space="preserve"> — Code Smells </w:t>
+      </w:r>
+      <w:r>
+        <w:rPr>
+          <w:b/>
+          <w:bCs/>
+          <w:rtl/>
+        </w:rPr>
+        <w:t>در طراحی</w:t>
+      </w:r>
+      <w:r>
+        <w:rPr>
+          <w:b/>
+          <w:bCs/>
+        </w:rPr>
+        <w:t xml:space="preserve"> OOP</w:t>
+      </w:r>
+    </w:p>
+    <w:p>
+      <w:pPr>
+        <w:bidi/>
+        <w:rPr>
+          <w:b/>
+          <w:bCs/>
+        </w:rPr>
+      </w:pPr>
+      <w:r>
+        <w:rPr>
+          <w:b/>
+          <w:bCs/>
+        </w:rPr>
+        <w:t>19.1 God Class</w:t>
+      </w:r>
+    </w:p>
+    <w:p>
+      <w:pPr>
+        <w:bidi/>
+        <w:rPr>
+          <w:b/>
+          <w:bCs/>
+        </w:rPr>
+      </w:pPr>
+      <w:r>
+        <w:rPr>
+          <w:b/>
+          <w:bCs/>
+        </w:rPr>
+        <w:t>19.2 Long Method</w:t>
+      </w:r>
+    </w:p>
+    <w:p>
+      <w:pPr>
+        <w:bidi/>
+        <w:rPr>
+          <w:b/>
+          <w:bCs/>
+        </w:rPr>
+      </w:pPr>
+      <w:r>
+        <w:rPr>
+          <w:b/>
+          <w:bCs/>
+        </w:rPr>
+        <w:t>19.3 Large Class</w:t>
+      </w:r>
+    </w:p>
+    <w:p>
+      <w:pPr>
+        <w:bidi/>
+        <w:rPr>
+          <w:b/>
+          <w:bCs/>
+        </w:rPr>
+      </w:pPr>
+      <w:r>
+        <w:rPr>
+          <w:b/>
+          <w:bCs/>
+        </w:rPr>
+        <w:t>19.4 Feature Envy</w:t>
+      </w:r>
+    </w:p>
+    <w:p>
+      <w:pPr>
+        <w:bidi/>
+        <w:rPr>
+          <w:b/>
+          <w:bCs/>
+        </w:rPr>
+      </w:pPr>
+      <w:r>
+        <w:rPr>
+          <w:b/>
+          <w:bCs/>
+        </w:rPr>
+        <w:t>19.5 Data Class</w:t>
+      </w:r>
+    </w:p>
+    <w:p>
+      <w:pPr>
+        <w:bidi/>
+        <w:rPr>
+          <w:b/>
+          <w:bCs/>
+        </w:rPr>
+      </w:pPr>
+      <w:r>
+        <w:rPr>
+          <w:b/>
+          <w:bCs/>
+        </w:rPr>
+        <w:t>19.6 Primitive Obsession</w:t>
+      </w:r>
+    </w:p>
+    <w:p>
+      <w:pPr>
+        <w:bidi/>
+        <w:rPr>
+          <w:b/>
+          <w:bCs/>
+        </w:rPr>
+      </w:pPr>
+      <w:r>
+        <w:rPr>
+          <w:b/>
+          <w:bCs/>
+        </w:rPr>
+        <w:lastRenderedPageBreak/>
+        <w:t>19.7 Shotgun Surgery</w:t>
+      </w:r>
+    </w:p>
+    <w:p>
+      <w:pPr>
+        <w:bidi/>
+        <w:rPr>
+          <w:b/>
+          <w:bCs/>
+        </w:rPr>
+      </w:pPr>
+      <w:r>
+        <w:rPr>
+          <w:b/>
+          <w:bCs/>
+        </w:rPr>
+        <w:t>19.8 Switch Statement Abuse</w:t>
+      </w:r>
+    </w:p>
+    <w:p>
+      <w:pPr>
+        <w:bidi/>
+        <w:rPr>
+          <w:b/>
+          <w:bCs/>
+        </w:rPr>
+      </w:pPr>
+      <w:r>
+        <w:rPr>
+          <w:b/>
+          <w:bCs/>
+        </w:rPr>
+        <w:t>19.9 Inappropriate Intimacy</w:t>
+      </w:r>
+    </w:p>
+    <w:p>
+      <w:pPr>
+        <w:bidi/>
+        <w:rPr>
+          <w:b/>
+          <w:bCs/>
+        </w:rPr>
+      </w:pPr>
+      <w:r>
+        <w:rPr>
+          <w:b/>
+          <w:bCs/>
+        </w:rPr>
+        <w:t>19.10 Refused Bequest</w:t>
+      </w:r>
+    </w:p>
+    <w:p>
+      <w:pPr>
+        <w:bidi/>
+        <w:rPr>
+          <w:b/>
+          <w:bCs/>
+        </w:rPr>
+      </w:pPr>
+      <w:r>
+        <w:rPr>
+          <w:b/>
+          <w:bCs/>
+        </w:rPr>
+        <w:t>19.11 Duplicate Code</w:t>
+      </w:r>
+    </w:p>
+    <w:p>
+      <w:pPr>
+        <w:bidi/>
+        <w:rPr>
+          <w:b/>
+          <w:bCs/>
+        </w:rPr>
+      </w:pPr>
+      <w:r>
+        <w:rPr>
+          <w:b/>
+          <w:bCs/>
+        </w:rPr>
+        <w:t xml:space="preserve">19.12 Refactoring </w:t>
+      </w:r>
+      <w:r>
+        <w:rPr>
+          <w:b/>
+          <w:bCs/>
+          <w:rtl/>
+        </w:rPr>
+        <w:t>هر</w:t>
+      </w:r>
+      <w:r>
+        <w:rPr>
+          <w:b/>
+          <w:bCs/>
+        </w:rPr>
+        <w:t xml:space="preserve"> Code Smell</w:t>
+      </w:r>
+    </w:p>
+    <w:p>
+      <w:pPr>
+        <w:bidi/>
+      </w:pPr>
+      <w:r>
+        <w:pict w14:anchorId="65FF8F01">
+          <v:rect id="_x0000_i1037" style="width:0;height:1.5pt" o:hralign="center" o:hrstd="t" o:hr="t" fillcolor="#a0a0a0" stroked="f"/>
+        </w:pict>
+      </w:r>
+    </w:p>
+    <w:p>
+      <w:pPr>
+        <w:bidi/>
+        <w:rPr>
+          <w:b/>
+          <w:bCs/>
+        </w:rPr>
+      </w:pPr>
+      <w:r>
+        <w:rPr>
+          <w:b/>
+          <w:bCs/>
+          <w:rtl/>
+        </w:rPr>
+        <w:t>فصل 20</w:t>
+      </w:r>
+      <w:r>
+        <w:rPr>
+          <w:b/>
+          <w:bCs/>
+        </w:rPr>
+        <w:t xml:space="preserve"> — Design Patterns </w:t>
+      </w:r>
+      <w:r>
+        <w:rPr>
+          <w:b/>
+          <w:bCs/>
+          <w:rtl/>
+        </w:rPr>
+        <w:t>و</w:t>
+      </w:r>
+      <w:r>
+        <w:rPr>
+          <w:b/>
+          <w:bCs/>
+        </w:rPr>
+        <w:t xml:space="preserve"> OOP</w:t>
+      </w:r>
+    </w:p>
+    <w:p>
+      <w:pPr>
+        <w:bidi/>
+        <w:rPr>
+          <w:b/>
+          <w:bCs/>
+        </w:rPr>
+      </w:pPr>
+      <w:r>
+        <w:rPr>
+          <w:b/>
+          <w:bCs/>
+        </w:rPr>
+        <w:t>Creational Patterns</w:t>
+      </w:r>
+    </w:p>
+    <w:p>
+      <w:pPr>
+        <w:bidi/>
+        <w:rPr>
+          <w:b/>
+          <w:bCs/>
+        </w:rPr>
+      </w:pPr>
+      <w:r>
+        <w:rPr>
+          <w:b/>
+          <w:bCs/>
+        </w:rPr>
+        <w:t>20.1 Factory Method</w:t>
+      </w:r>
+    </w:p>
+    <w:p>
+      <w:pPr>
+        <w:bidi/>
+        <w:rPr>
+          <w:b/>
+          <w:bCs/>
+        </w:rPr>
+      </w:pPr>
+      <w:r>
+        <w:rPr>
+          <w:b/>
+          <w:bCs/>
+        </w:rPr>
+        <w:t>20.2 Abstract Factory</w:t>
+      </w:r>
+    </w:p>
+    <w:p>
+      <w:pPr>
+        <w:bidi/>
+        <w:rPr>
+          <w:b/>
+          <w:bCs/>
+        </w:rPr>
+      </w:pPr>
+      <w:r>
+        <w:rPr>
+          <w:b/>
+          <w:bCs/>
+        </w:rPr>
+        <w:t>20.3 Builder</w:t>
+      </w:r>
+    </w:p>
+    <w:p>
+      <w:pPr>
+        <w:bidi/>
+        <w:rPr>
+          <w:b/>
+          <w:bCs/>
+        </w:rPr>
+      </w:pPr>
+      <w:r>
+        <w:rPr>
+          <w:b/>
+          <w:bCs/>
+        </w:rPr>
+        <w:t>20.4 Singleton</w:t>
+      </w:r>
+    </w:p>
+    <w:p>
+      <w:pPr>
+        <w:bidi/>
+        <w:rPr>
+          <w:b/>
+          <w:bCs/>
+        </w:rPr>
+      </w:pPr>
+      <w:r>
+        <w:rPr>
+          <w:b/>
+          <w:bCs/>
+        </w:rPr>
+        <w:t>20.5 Prototype</w:t>
+      </w:r>
+    </w:p>
+    <w:p>
+      <w:pPr>
+        <w:bidi/>
+        <w:rPr>
+          <w:b/>
+          <w:bCs/>
+        </w:rPr>
+      </w:pPr>
+      <w:r>
+        <w:rPr>
+          <w:b/>
+          <w:bCs/>
+        </w:rPr>
+        <w:t>Structural Patterns</w:t>
+      </w:r>
+    </w:p>
+    <w:p>
+      <w:pPr>
+        <w:bidi/>
+        <w:rPr>
+          <w:b/>
+          <w:bCs/>
+        </w:rPr>
+      </w:pPr>
+      <w:r>
+        <w:rPr>
+          <w:b/>
+          <w:bCs/>
+        </w:rPr>
+        <w:t>20.6 Adapter</w:t>
+      </w:r>
+    </w:p>
+    <w:p>
+      <w:pPr>
+        <w:bidi/>
+        <w:rPr>
+          <w:b/>
+          <w:bCs/>
+        </w:rPr>
+      </w:pPr>
+      <w:r>
+        <w:rPr>
+          <w:b/>
+          <w:bCs/>
+        </w:rPr>
+        <w:t>20.7 Decorator</w:t>
+      </w:r>
+    </w:p>
+    <w:p>
+      <w:pPr>
+        <w:bidi/>
+        <w:rPr>
+          <w:b/>
+          <w:bCs/>
+        </w:rPr>
+      </w:pPr>
+      <w:r>
+        <w:rPr>
+          <w:b/>
+          <w:bCs/>
+        </w:rPr>
+        <w:t>20.8 Facade</w:t>
+      </w:r>
+    </w:p>
+    <w:p>
+      <w:pPr>
+        <w:bidi/>
+        <w:rPr>
+          <w:b/>
+          <w:bCs/>
+        </w:rPr>
+      </w:pPr>
+      <w:r>
+        <w:rPr>
+          <w:b/>
+          <w:bCs/>
+        </w:rPr>
+        <w:t>20.9 Proxy</w:t>
+      </w:r>
+    </w:p>
+    <w:p>
+      <w:pPr>
+        <w:bidi/>
+        <w:rPr>
+          <w:b/>
+          <w:bCs/>
+        </w:rPr>
+      </w:pPr>
+      <w:r>
+        <w:rPr>
+          <w:b/>
+          <w:bCs/>
+        </w:rPr>
+        <w:t>20.10 Composite</w:t>
+      </w:r>
+    </w:p>
+    <w:p>
+      <w:pPr>
+        <w:bidi/>
+        <w:rPr>
+          <w:b/>
+          <w:bCs/>
+        </w:rPr>
+      </w:pPr>
+      <w:r>
+        <w:rPr>
+          <w:b/>
+          <w:bCs/>
+        </w:rPr>
+        <w:t>Behavioral Patterns</w:t>
+      </w:r>
+    </w:p>
+    <w:p>
+      <w:pPr>
+        <w:bidi/>
+        <w:rPr>
+          <w:b/>
+          <w:bCs/>
+        </w:rPr>
+      </w:pPr>
+      <w:r>
+        <w:rPr>
+          <w:b/>
+          <w:bCs/>
+        </w:rPr>
+        <w:t>20.11 Strategy</w:t>
+      </w:r>
+    </w:p>
+    <w:p>
+      <w:pPr>
+        <w:bidi/>
+        <w:rPr>
+          <w:b/>
+          <w:bCs/>
+        </w:rPr>
+      </w:pPr>
+      <w:r>
+        <w:rPr>
+          <w:b/>
+          <w:bCs/>
+        </w:rPr>
+        <w:t>20.12 Observer</w:t>
+      </w:r>
+    </w:p>
+    <w:p>
+      <w:pPr>
+        <w:bidi/>
+        <w:rPr>
+          <w:b/>
+          <w:bCs/>
+        </w:rPr>
+      </w:pPr>
+      <w:r>
+        <w:rPr>
+          <w:b/>
+          <w:bCs/>
+        </w:rPr>
+        <w:t>20.13 Command</w:t>
+      </w:r>
+    </w:p>
+    <w:p>
+      <w:pPr>
+        <w:bidi/>
+        <w:rPr>
+          <w:b/>
+          <w:bCs/>
+        </w:rPr>
+      </w:pPr>
+      <w:r>
+        <w:rPr>
+          <w:b/>
+          <w:bCs/>
+        </w:rPr>
+        <w:t>20.14 Template Method</w:t>
+      </w:r>
+    </w:p>
+    <w:p>
+      <w:pPr>
+        <w:bidi/>
+        <w:rPr>
+          <w:b/>
+          <w:bCs/>
+        </w:rPr>
+      </w:pPr>
+      <w:r>
+        <w:rPr>
+          <w:b/>
+          <w:bCs/>
+        </w:rPr>
+        <w:t>20.15 Chain of Responsibility</w:t>
+      </w:r>
+    </w:p>
+    <w:p>
+      <w:pPr>
+        <w:bidi/>
+        <w:rPr>
+          <w:b/>
+          <w:bCs/>
+        </w:rPr>
+      </w:pPr>
+      <w:r>
+        <w:rPr>
+          <w:b/>
+          <w:bCs/>
+        </w:rPr>
+        <w:lastRenderedPageBreak/>
+        <w:t>20.16 State</w:t>
+      </w:r>
+    </w:p>
+    <w:p>
+      <w:pPr>
+        <w:bidi/>
+        <w:rPr>
+          <w:b/>
+          <w:bCs/>
+        </w:rPr>
+      </w:pPr>
+      <w:r>
+        <w:rPr>
+          <w:b/>
+          <w:bCs/>
+        </w:rPr>
+        <w:t>20.17 Mediator</w:t>
+      </w:r>
+    </w:p>
+    <w:p>
+      <w:pPr>
+        <w:bidi/>
+      </w:pPr>
+      <w:r>
+        <w:pict w14:anchorId="181E0BDB">
+          <v:rect id="_x0000_i1038" style="width:0;height:1.5pt" o:hralign="center" o:hrstd="t" o:hr="t" fillcolor="#a0a0a0" stroked="f"/>
+        </w:pict>
+      </w:r>
+    </w:p>
+    <w:p>
+      <w:pPr>
+        <w:bidi/>
+        <w:rPr>
+          <w:b/>
+          <w:bCs/>
+        </w:rPr>
+      </w:pPr>
+      <w:r>
+        <w:rPr>
+          <w:b/>
+          <w:bCs/>
+          <w:rtl/>
+        </w:rPr>
+        <w:t>فصل 21</w:t>
+      </w:r>
+      <w:r>
+        <w:rPr>
+          <w:b/>
+          <w:bCs/>
+        </w:rPr>
+        <w:t xml:space="preserve"> — OOP </w:t>
+      </w:r>
+      <w:r>
+        <w:rPr>
+          <w:b/>
+          <w:bCs/>
+          <w:rtl/>
+        </w:rPr>
+        <w:t>در</w:t>
+      </w:r>
+      <w:r>
+        <w:rPr>
+          <w:b/>
+          <w:bCs/>
+        </w:rPr>
+        <w:t xml:space="preserve"> Domain-Driven Design</w:t>
+      </w:r>
+    </w:p>
+    <w:p>
+      <w:pPr>
+        <w:bidi/>
+        <w:rPr>
+          <w:b/>
+          <w:bCs/>
+        </w:rPr>
+      </w:pPr>
+      <w:r>
+        <w:rPr>
+          <w:b/>
+          <w:bCs/>
+        </w:rPr>
+        <w:t>21.1 Domain Model</w:t>
+      </w:r>
+    </w:p>
+    <w:p>
+      <w:pPr>
+        <w:bidi/>
+        <w:rPr>
+          <w:b/>
+          <w:bCs/>
+        </w:rPr>
+      </w:pPr>
+      <w:r>
+        <w:rPr>
+          <w:b/>
+          <w:bCs/>
+        </w:rPr>
+        <w:t>21.2 Entity</w:t>
+      </w:r>
+    </w:p>
+    <w:p>
+      <w:pPr>
+        <w:bidi/>
+        <w:rPr>
+          <w:b/>
+          <w:bCs/>
+        </w:rPr>
+      </w:pPr>
+      <w:r>
+        <w:rPr>
+          <w:b/>
+          <w:bCs/>
+        </w:rPr>
+        <w:t>21.3 Value Object</w:t>
+      </w:r>
+    </w:p>
+    <w:p>
+      <w:pPr>
+        <w:bidi/>
+        <w:rPr>
+          <w:b/>
+          <w:bCs/>
+        </w:rPr>
+      </w:pPr>
+      <w:r>
+        <w:rPr>
+          <w:b/>
+          <w:bCs/>
+        </w:rPr>
+        <w:t>21.4 Aggregate</w:t>
+      </w:r>
+    </w:p>
+    <w:p>
+      <w:pPr>
+        <w:bidi/>
+        <w:rPr>
+          <w:b/>
+          <w:bCs/>
+        </w:rPr>
+      </w:pPr>
+      <w:r>
+        <w:rPr>
+          <w:b/>
+          <w:bCs/>
+        </w:rPr>
+        <w:t>21.5 Aggregate Root</w:t>
+      </w:r>
+    </w:p>
+    <w:p>
+      <w:pPr>
+        <w:bidi/>
+        <w:rPr>
+          <w:b/>
+          <w:bCs/>
+        </w:rPr>
+      </w:pPr>
+      <w:r>
+        <w:rPr>
+          <w:b/>
+          <w:bCs/>
+        </w:rPr>
+        <w:t>21.6 Domain Service</w:t>
+      </w:r>
+    </w:p>
+    <w:p>
+      <w:pPr>
+        <w:bidi/>
+        <w:rPr>
+          <w:b/>
+          <w:bCs/>
+        </w:rPr>
+      </w:pPr>
+      <w:r>
+        <w:rPr>
+          <w:b/>
+          <w:bCs/>
+        </w:rPr>
+        <w:t>21.7 Domain Event</w:t>
+      </w:r>
+    </w:p>
+    <w:p>
+      <w:pPr>
+        <w:bidi/>
+        <w:rPr>
+          <w:b/>
+          <w:bCs/>
+        </w:rPr>
+      </w:pPr>
+      <w:r>
+        <w:rPr>
+          <w:b/>
+          <w:bCs/>
+        </w:rPr>
+        <w:t>21.8 Rich Domain Model</w:t>
+      </w:r>
+    </w:p>
+    <w:p>
+      <w:pPr>
+        <w:bidi/>
+        <w:rPr>
+          <w:b/>
+          <w:bCs/>
+        </w:rPr>
+      </w:pPr>
+      <w:r>
+        <w:rPr>
+          <w:b/>
+          <w:bCs/>
+        </w:rPr>
+        <w:t>21.9 Anemic Domain Model</w:t>
+      </w:r>
+    </w:p>
+    <w:p>
+      <w:pPr>
+        <w:bidi/>
+        <w:rPr>
+          <w:b/>
+          <w:bCs/>
+        </w:rPr>
+      </w:pPr>
+      <w:r>
+        <w:rPr>
+          <w:b/>
+          <w:bCs/>
+        </w:rPr>
+        <w:t xml:space="preserve">21.10 Encapsulation </w:t>
+      </w:r>
+      <w:r>
+        <w:rPr>
+          <w:b/>
+          <w:bCs/>
+          <w:rtl/>
+        </w:rPr>
+        <w:t>در</w:t>
+      </w:r>
+      <w:r>
+        <w:rPr>
+          <w:b/>
+          <w:bCs/>
+        </w:rPr>
+        <w:t xml:space="preserve"> Aggregate</w:t>
+      </w:r>
+    </w:p>
+    <w:p>
+      <w:pPr>
+        <w:bidi/>
+        <w:rPr>
+          <w:b/>
+          <w:bCs/>
+        </w:rPr>
+      </w:pPr>
+      <w:r>
+        <w:rPr>
+          <w:b/>
+          <w:bCs/>
+        </w:rPr>
+        <w:t xml:space="preserve">21.11 Invariant </w:t>
+      </w:r>
+      <w:r>
+        <w:rPr>
+          <w:b/>
+          <w:bCs/>
+          <w:rtl/>
+        </w:rPr>
+        <w:t>چیست؟</w:t>
+      </w:r>
+    </w:p>
+    <w:p>
+      <w:pPr>
+        <w:bidi/>
+        <w:rPr>
+          <w:b/>
+          <w:bCs/>
+        </w:rPr>
+      </w:pPr>
+      <w:r>
+        <w:rPr>
+          <w:b/>
+          <w:bCs/>
+        </w:rPr>
+        <w:t xml:space="preserve">21.12 </w:t>
+      </w:r>
+      <w:r>
+        <w:rPr>
+          <w:b/>
+          <w:bCs/>
+          <w:rtl/>
+        </w:rPr>
+        <w:t>مثال واقعی</w:t>
+      </w:r>
+      <w:r>
+        <w:rPr>
+          <w:b/>
+          <w:bCs/>
+        </w:rPr>
+        <w:t xml:space="preserve"> Domain Model</w:t>
+      </w:r>
+    </w:p>
+    <w:p>
+      <w:pPr>
+        <w:bidi/>
+      </w:pPr>
+      <w:r>
+        <w:pict w14:anchorId="53B99903">
+          <v:rect id="_x0000_i1039" style="width:0;height:1.5pt" o:hralign="center" o:hrstd="t" o:hr="t" fillcolor="#a0a0a0" stroked="f"/>
+        </w:pict>
+      </w:r>
+    </w:p>
+    <w:p>
+      <w:pPr>
+        <w:bidi/>
+        <w:rPr>
+          <w:b/>
+          <w:bCs/>
+        </w:rPr>
+      </w:pPr>
+      <w:r>
+        <w:rPr>
+          <w:b/>
+          <w:bCs/>
+          <w:rtl/>
+        </w:rPr>
+        <w:t>فصل 22</w:t>
+      </w:r>
+      <w:r>
+        <w:rPr>
+          <w:b/>
+          <w:bCs/>
+        </w:rPr>
+        <w:t xml:space="preserve"> — OOP </w:t>
+      </w:r>
+      <w:r>
+        <w:rPr>
+          <w:b/>
+          <w:bCs/>
+          <w:rtl/>
+        </w:rPr>
+        <w:t>در معماری نرم‌افزار</w:t>
+      </w:r>
+    </w:p>
+    <w:p>
+      <w:pPr>
+        <w:bidi/>
+        <w:rPr>
+          <w:b/>
+          <w:bCs/>
+        </w:rPr>
+      </w:pPr>
+      <w:r>
+        <w:rPr>
+          <w:b/>
+          <w:bCs/>
+        </w:rPr>
+        <w:t xml:space="preserve">22.1 OOP </w:t>
+      </w:r>
+      <w:r>
+        <w:rPr>
+          <w:b/>
+          <w:bCs/>
+          <w:rtl/>
+        </w:rPr>
+        <w:t>و</w:t>
+      </w:r>
+      <w:r>
+        <w:rPr>
+          <w:b/>
+          <w:bCs/>
+        </w:rPr>
+        <w:t xml:space="preserve"> Layered Architecture</w:t>
+      </w:r>
+    </w:p>
+    <w:p>
+      <w:pPr>
+        <w:bidi/>
+        <w:rPr>
+          <w:b/>
+          <w:bCs/>
+        </w:rPr>
+      </w:pPr>
+      <w:r>
+        <w:rPr>
+          <w:b/>
+          <w:bCs/>
+        </w:rPr>
+        <w:t xml:space="preserve">22.2 OOP </w:t>
+      </w:r>
+      <w:r>
+        <w:rPr>
+          <w:b/>
+          <w:bCs/>
+          <w:rtl/>
+        </w:rPr>
+        <w:t>و</w:t>
+      </w:r>
+      <w:r>
+        <w:rPr>
+          <w:b/>
+          <w:bCs/>
+        </w:rPr>
+        <w:t xml:space="preserve"> Clean Architecture</w:t>
+      </w:r>
+    </w:p>
+    <w:p>
+      <w:pPr>
+        <w:bidi/>
+        <w:rPr>
+          <w:b/>
+          <w:bCs/>
+        </w:rPr>
+      </w:pPr>
+      <w:r>
+        <w:rPr>
+          <w:b/>
+          <w:bCs/>
+        </w:rPr>
+        <w:t>22.3 Domain Layer</w:t>
+      </w:r>
+    </w:p>
+    <w:p>
+      <w:pPr>
+        <w:bidi/>
+        <w:rPr>
+          <w:b/>
+          <w:bCs/>
+        </w:rPr>
+      </w:pPr>
+      <w:r>
+        <w:rPr>
+          <w:b/>
+          <w:bCs/>
+        </w:rPr>
+        <w:t>22.4 Application Layer</w:t>
+      </w:r>
+    </w:p>
+    <w:p>
+      <w:pPr>
+        <w:bidi/>
+        <w:rPr>
+          <w:b/>
+          <w:bCs/>
+        </w:rPr>
+      </w:pPr>
+      <w:r>
+        <w:rPr>
+          <w:b/>
+          <w:bCs/>
+        </w:rPr>
+        <w:t>22.5 Infrastructure Layer</w:t>
+      </w:r>
+    </w:p>
+    <w:p>
+      <w:pPr>
+        <w:bidi/>
+        <w:rPr>
+          <w:b/>
+          <w:bCs/>
+        </w:rPr>
+      </w:pPr>
+      <w:r>
+        <w:rPr>
+          <w:b/>
+          <w:bCs/>
+        </w:rPr>
+        <w:t>22.6 Dependency Rule</w:t>
+      </w:r>
+    </w:p>
+    <w:p>
+      <w:pPr>
+        <w:bidi/>
+        <w:rPr>
+          <w:b/>
+          <w:bCs/>
+        </w:rPr>
+      </w:pPr>
+      <w:r>
+        <w:rPr>
+          <w:b/>
+          <w:bCs/>
+        </w:rPr>
+        <w:t>22.7 Interface</w:t>
+      </w:r>
+      <w:r>
+        <w:rPr>
+          <w:b/>
+          <w:bCs/>
+          <w:rtl/>
+        </w:rPr>
+        <w:t>ها در مرز</w:t>
+      </w:r>
+      <w:r>
+        <w:rPr>
+          <w:b/>
+          <w:bCs/>
+        </w:rPr>
+        <w:t xml:space="preserve"> Layer</w:t>
+      </w:r>
+      <w:r>
+        <w:rPr>
+          <w:b/>
+          <w:bCs/>
+          <w:rtl/>
+        </w:rPr>
+        <w:t>ها</w:t>
+      </w:r>
+    </w:p>
+    <w:p>
+      <w:pPr>
+        <w:bidi/>
+        <w:rPr>
+          <w:b/>
+          <w:bCs/>
+        </w:rPr>
+      </w:pPr>
+      <w:r>
+        <w:rPr>
+          <w:b/>
+          <w:bCs/>
+        </w:rPr>
+        <w:t>22.8 Repository Abstraction</w:t>
+      </w:r>
+    </w:p>
+    <w:p>
+      <w:pPr>
+        <w:bidi/>
+        <w:rPr>
+          <w:b/>
+          <w:bCs/>
+        </w:rPr>
+      </w:pPr>
+      <w:r>
+        <w:rPr>
+          <w:b/>
+          <w:bCs/>
+        </w:rPr>
+        <w:lastRenderedPageBreak/>
+        <w:t>22.9 Application Service vs Domain Service</w:t>
+      </w:r>
+    </w:p>
+    <w:p>
+      <w:pPr>
+        <w:bidi/>
+      </w:pPr>
+      <w:r>
+        <w:pict w14:anchorId="122FFABC">
           <v:rect id="_x0000_i1040" style="width:0;height:1.5pt" o:hralign="center" o:hrstd="t" o:hr="t" fillcolor="#a0a0a0" stroked="f"/>
         </w:pict>
       </w:r>
@@ -2767,14 +2042,54 @@
           <w:bCs/>
           <w:rtl/>
         </w:rPr>
-        <w:t>فصل 17</w:t>
-      </w:r>
-      <w:r>
-        <w:rPr>
-          <w:b/>
-          <w:bCs/>
-        </w:rPr>
-        <w:t xml:space="preserve"> — Coupling </w:t>
+        <w:t>فصل 23 — تست‌پذیری در طراحی</w:t>
+      </w:r>
+      <w:r>
+        <w:rPr>
+          <w:b/>
+          <w:bCs/>
+        </w:rPr>
+        <w:t xml:space="preserve"> OOP</w:t>
+      </w:r>
+    </w:p>
+    <w:p>
+      <w:pPr>
+        <w:bidi/>
+        <w:rPr>
+          <w:b/>
+          <w:bCs/>
+        </w:rPr>
+      </w:pPr>
+      <w:r>
+        <w:rPr>
+          <w:b/>
+          <w:bCs/>
+        </w:rPr>
+        <w:t xml:space="preserve">23.1 Testable Design </w:t>
+      </w:r>
+      <w:r>
+        <w:rPr>
+          <w:b/>
+          <w:bCs/>
+          <w:rtl/>
+        </w:rPr>
+        <w:t>چیست؟</w:t>
+      </w:r>
+    </w:p>
+    <w:p>
+      <w:pPr>
+        <w:bidi/>
+        <w:rPr>
+          <w:b/>
+          <w:bCs/>
+        </w:rPr>
+      </w:pPr>
+      <w:r>
+        <w:rPr>
+          <w:b/>
+          <w:bCs/>
+        </w:rPr>
+        <w:t xml:space="preserve">23.2 Dependency Injection </w:t>
       </w:r>
       <w:r>
         <w:rPr>
@@ -2789,213 +2104,208 @@
           <w:b/>
           <w:bCs/>
         </w:rPr>
-        <w:t xml:space="preserve"> Cohesion</w:t>
-      </w:r>
-    </w:p>
-    <w:p>
-      <w:pPr>
-        <w:bidi/>
-        <w:rPr>
-          <w:b/>
-          <w:bCs/>
-        </w:rPr>
-      </w:pPr>
-      <w:r>
-        <w:rPr>
-          <w:b/>
-          <w:bCs/>
-        </w:rPr>
-        <w:lastRenderedPageBreak/>
-        <w:t xml:space="preserve">17.1 Coupling </w:t>
-      </w:r>
-      <w:r>
-        <w:rPr>
-          <w:b/>
-          <w:bCs/>
-          <w:rtl/>
-        </w:rPr>
-        <w:t>چیست؟</w:t>
-      </w:r>
-    </w:p>
-    <w:p>
-      <w:pPr>
-        <w:bidi/>
-        <w:rPr>
-          <w:b/>
-          <w:bCs/>
-        </w:rPr>
-      </w:pPr>
-      <w:r>
-        <w:rPr>
-          <w:b/>
-          <w:bCs/>
-        </w:rPr>
-        <w:t>17.2 Tight Coupling</w:t>
-      </w:r>
-    </w:p>
-    <w:p>
-      <w:pPr>
-        <w:bidi/>
-        <w:rPr>
-          <w:b/>
-          <w:bCs/>
-        </w:rPr>
-      </w:pPr>
-      <w:r>
-        <w:rPr>
-          <w:b/>
-          <w:bCs/>
-        </w:rPr>
-        <w:t>17.3 Loose Coupling</w:t>
-      </w:r>
-    </w:p>
-    <w:p>
-      <w:pPr>
-        <w:bidi/>
-        <w:rPr>
-          <w:b/>
-          <w:bCs/>
-        </w:rPr>
-      </w:pPr>
-      <w:r>
-        <w:rPr>
-          <w:b/>
-          <w:bCs/>
-        </w:rPr>
-        <w:t xml:space="preserve">17.4 Cohesion </w:t>
-      </w:r>
-      <w:r>
-        <w:rPr>
-          <w:b/>
-          <w:bCs/>
-          <w:rtl/>
-        </w:rPr>
-        <w:t>چیست؟</w:t>
-      </w:r>
-    </w:p>
-    <w:p>
-      <w:pPr>
-        <w:bidi/>
-        <w:rPr>
-          <w:b/>
-          <w:bCs/>
-        </w:rPr>
-      </w:pPr>
-      <w:r>
-        <w:rPr>
-          <w:b/>
-          <w:bCs/>
-        </w:rPr>
-        <w:t>17.5 High Cohesion</w:t>
-      </w:r>
-    </w:p>
-    <w:p>
-      <w:pPr>
-        <w:bidi/>
-        <w:rPr>
-          <w:b/>
-          <w:bCs/>
-        </w:rPr>
-      </w:pPr>
-      <w:r>
-        <w:rPr>
-          <w:b/>
-          <w:bCs/>
-        </w:rPr>
-        <w:t>17.6 Low Cohesion</w:t>
-      </w:r>
-    </w:p>
-    <w:p>
-      <w:pPr>
-        <w:bidi/>
-        <w:rPr>
-          <w:b/>
-          <w:bCs/>
-        </w:rPr>
-      </w:pPr>
-      <w:r>
-        <w:rPr>
-          <w:b/>
-          <w:bCs/>
-        </w:rPr>
-        <w:t xml:space="preserve">17.7 </w:t>
-      </w:r>
-      <w:r>
-        <w:rPr>
-          <w:b/>
-          <w:bCs/>
-          <w:rtl/>
-        </w:rPr>
-        <w:t>چگونه</w:t>
-      </w:r>
-      <w:r>
-        <w:rPr>
-          <w:b/>
-          <w:bCs/>
-        </w:rPr>
-        <w:t xml:space="preserve"> Coupling </w:t>
-      </w:r>
-      <w:r>
-        <w:rPr>
-          <w:b/>
-          <w:bCs/>
-          <w:rtl/>
-        </w:rPr>
-        <w:t>را کاهش دهیم؟</w:t>
-      </w:r>
-    </w:p>
-    <w:p>
-      <w:pPr>
-        <w:bidi/>
-        <w:rPr>
-          <w:b/>
-          <w:bCs/>
-        </w:rPr>
-      </w:pPr>
-      <w:r>
-        <w:rPr>
-          <w:b/>
-          <w:bCs/>
-        </w:rPr>
-        <w:t xml:space="preserve">17.8 Interface </w:t>
-      </w:r>
-      <w:r>
-        <w:rPr>
-          <w:b/>
-          <w:bCs/>
-          <w:rtl/>
-        </w:rPr>
-        <w:t>و</w:t>
-      </w:r>
-      <w:r>
-        <w:rPr>
-          <w:b/>
-          <w:bCs/>
-        </w:rPr>
-        <w:t xml:space="preserve"> DI </w:t>
-      </w:r>
-      <w:r>
-        <w:rPr>
-          <w:b/>
-          <w:bCs/>
-          <w:rtl/>
-        </w:rPr>
-        <w:t>برای کاهش</w:t>
-      </w:r>
-      <w:r>
-        <w:rPr>
-          <w:b/>
-          <w:bCs/>
-        </w:rPr>
-        <w:t xml:space="preserve"> Coupling</w:t>
-      </w:r>
-    </w:p>
-    <w:p>
-      <w:pPr>
-        <w:bidi/>
-      </w:pPr>
-      <w:r>
-        <w:pict w14:anchorId="44DBE123">
+        <w:t xml:space="preserve"> Testing</w:t>
+      </w:r>
+    </w:p>
+    <w:p>
+      <w:pPr>
+        <w:bidi/>
+        <w:rPr>
+          <w:b/>
+          <w:bCs/>
+        </w:rPr>
+      </w:pPr>
+      <w:r>
+        <w:rPr>
+          <w:b/>
+          <w:bCs/>
+        </w:rPr>
+        <w:t xml:space="preserve">23.3 Mock </w:t>
+      </w:r>
+      <w:r>
+        <w:rPr>
+          <w:b/>
+          <w:bCs/>
+          <w:rtl/>
+        </w:rPr>
+        <w:t>کردن</w:t>
+      </w:r>
+      <w:r>
+        <w:rPr>
+          <w:b/>
+          <w:bCs/>
+        </w:rPr>
+        <w:t xml:space="preserve"> Dependency</w:t>
+      </w:r>
+      <w:r>
+        <w:rPr>
+          <w:b/>
+          <w:bCs/>
+          <w:rtl/>
+        </w:rPr>
+        <w:t>ها</w:t>
+      </w:r>
+    </w:p>
+    <w:p>
+      <w:pPr>
+        <w:bidi/>
+        <w:rPr>
+          <w:b/>
+          <w:bCs/>
+        </w:rPr>
+      </w:pPr>
+      <w:r>
+        <w:rPr>
+          <w:b/>
+          <w:bCs/>
+        </w:rPr>
+        <w:t>23.4 Stub / Fake / Mock</w:t>
+      </w:r>
+    </w:p>
+    <w:p>
+      <w:pPr>
+        <w:bidi/>
+        <w:rPr>
+          <w:b/>
+          <w:bCs/>
+        </w:rPr>
+      </w:pPr>
+      <w:r>
+        <w:rPr>
+          <w:b/>
+          <w:bCs/>
+        </w:rPr>
+        <w:t xml:space="preserve">23.5 </w:t>
+      </w:r>
+      <w:r>
+        <w:rPr>
+          <w:b/>
+          <w:bCs/>
+          <w:rtl/>
+        </w:rPr>
+        <w:t>مشکل</w:t>
+      </w:r>
+      <w:r>
+        <w:rPr>
+          <w:b/>
+          <w:bCs/>
+        </w:rPr>
+        <w:t xml:space="preserve"> Static Dependency</w:t>
+      </w:r>
+    </w:p>
+    <w:p>
+      <w:pPr>
+        <w:bidi/>
+        <w:rPr>
+          <w:b/>
+          <w:bCs/>
+        </w:rPr>
+      </w:pPr>
+      <w:r>
+        <w:rPr>
+          <w:b/>
+          <w:bCs/>
+        </w:rPr>
+        <w:t xml:space="preserve">23.6 </w:t>
+      </w:r>
+      <w:r>
+        <w:rPr>
+          <w:b/>
+          <w:bCs/>
+          <w:rtl/>
+        </w:rPr>
+        <w:t xml:space="preserve">مشکل </w:t>
+      </w:r>
+      <w:r>
+        <w:rPr>
+          <w:b/>
+          <w:bCs/>
+        </w:rPr>
+        <w:t xml:space="preserve">new </w:t>
+      </w:r>
+      <w:r>
+        <w:rPr>
+          <w:b/>
+          <w:bCs/>
+          <w:rtl/>
+        </w:rPr>
+        <w:t>کردن</w:t>
+      </w:r>
+      <w:r>
+        <w:rPr>
+          <w:b/>
+          <w:bCs/>
+        </w:rPr>
+        <w:t xml:space="preserve"> Dependency </w:t>
+      </w:r>
+      <w:r>
+        <w:rPr>
+          <w:b/>
+          <w:bCs/>
+          <w:rtl/>
+        </w:rPr>
+        <w:t>داخل</w:t>
+      </w:r>
+      <w:r>
+        <w:rPr>
+          <w:b/>
+          <w:bCs/>
+        </w:rPr>
+        <w:t xml:space="preserve"> Class</w:t>
+      </w:r>
+    </w:p>
+    <w:p>
+      <w:pPr>
+        <w:bidi/>
+        <w:rPr>
+          <w:b/>
+          <w:bCs/>
+        </w:rPr>
+      </w:pPr>
+      <w:r>
+        <w:rPr>
+          <w:b/>
+          <w:bCs/>
+        </w:rPr>
+        <w:t xml:space="preserve">23.7 </w:t>
+      </w:r>
+      <w:r>
+        <w:rPr>
+          <w:b/>
+          <w:bCs/>
+          <w:rtl/>
+        </w:rPr>
+        <w:t>طراحی</w:t>
+      </w:r>
+      <w:r>
+        <w:rPr>
+          <w:b/>
+          <w:bCs/>
+        </w:rPr>
+        <w:t xml:space="preserve"> Class</w:t>
+      </w:r>
+      <w:r>
+        <w:rPr>
+          <w:b/>
+          <w:bCs/>
+          <w:rtl/>
+        </w:rPr>
+        <w:t>های قابل</w:t>
+      </w:r>
+      <w:r>
+        <w:rPr>
+          <w:b/>
+          <w:bCs/>
+        </w:rPr>
+        <w:t xml:space="preserve"> Unit Test</w:t>
+      </w:r>
+    </w:p>
+    <w:p>
+      <w:pPr>
+        <w:bidi/>
+      </w:pPr>
+      <w:r>
+        <w:pict w14:anchorId="55B2AE53">
           <v:rect id="_x0000_i1041" style="width:0;height:1.5pt" o:hralign="center" o:hrstd="t" o:hr="t" fillcolor="#a0a0a0" stroked="f"/>
         </w:pict>
       </w:r>
@@ -3014,2021 +2324,399 @@
           <w:bCs/>
           <w:rtl/>
         </w:rPr>
-        <w:t>فصل 18 — اصول طراحی</w:t>
-      </w:r>
-      <w:r>
-        <w:rPr>
-          <w:b/>
-          <w:bCs/>
-        </w:rPr>
-        <w:t xml:space="preserve"> Object-Oriented</w:t>
-      </w:r>
-    </w:p>
-    <w:p>
-      <w:pPr>
-        <w:bidi/>
-        <w:rPr>
-          <w:b/>
-          <w:bCs/>
-        </w:rPr>
-      </w:pPr>
-      <w:r>
-        <w:rPr>
-          <w:b/>
-          <w:bCs/>
-        </w:rPr>
-        <w:t>18.1 Composition over Inheritance</w:t>
-      </w:r>
-    </w:p>
-    <w:p>
-      <w:pPr>
-        <w:bidi/>
-        <w:rPr>
-          <w:b/>
-          <w:bCs/>
-        </w:rPr>
-      </w:pPr>
-      <w:r>
-        <w:rPr>
-          <w:b/>
-          <w:bCs/>
-        </w:rPr>
-        <w:t>18.2 Program to an Interface</w:t>
-      </w:r>
-    </w:p>
-    <w:p>
-      <w:pPr>
-        <w:bidi/>
-        <w:rPr>
-          <w:b/>
-          <w:bCs/>
-        </w:rPr>
-      </w:pPr>
-      <w:r>
-        <w:rPr>
-          <w:b/>
-          <w:bCs/>
-        </w:rPr>
-        <w:t>18.3 Favor Immutability</w:t>
-      </w:r>
-    </w:p>
-    <w:p>
-      <w:pPr>
-        <w:bidi/>
-        <w:rPr>
-          <w:b/>
-          <w:bCs/>
-        </w:rPr>
-      </w:pPr>
-      <w:r>
-        <w:rPr>
-          <w:b/>
-          <w:bCs/>
-        </w:rPr>
-        <w:t>18.4 Tell, Don't Ask</w:t>
-      </w:r>
-    </w:p>
-    <w:p>
-      <w:pPr>
-        <w:bidi/>
-        <w:rPr>
-          <w:b/>
-          <w:bCs/>
-        </w:rPr>
-      </w:pPr>
-      <w:r>
-        <w:rPr>
-          <w:b/>
-          <w:bCs/>
-        </w:rPr>
-        <w:t>18.5 Law of Demeter</w:t>
-      </w:r>
-    </w:p>
-    <w:p>
-      <w:pPr>
-        <w:bidi/>
-        <w:rPr>
-          <w:b/>
-          <w:bCs/>
-        </w:rPr>
-      </w:pPr>
-      <w:r>
-        <w:rPr>
-          <w:b/>
-          <w:bCs/>
-        </w:rPr>
-        <w:t>18.6 Encapsulate What Changes</w:t>
-      </w:r>
-    </w:p>
-    <w:p>
-      <w:pPr>
-        <w:bidi/>
-        <w:rPr>
-          <w:b/>
-          <w:bCs/>
-        </w:rPr>
-      </w:pPr>
-      <w:r>
-        <w:rPr>
-          <w:b/>
-          <w:bCs/>
-        </w:rPr>
-        <w:t>18.7 Separation of Concerns</w:t>
-      </w:r>
-    </w:p>
-    <w:p>
-      <w:pPr>
-        <w:bidi/>
-        <w:rPr>
-          <w:b/>
-          <w:bCs/>
-        </w:rPr>
-      </w:pPr>
-      <w:r>
-        <w:rPr>
-          <w:b/>
-          <w:bCs/>
-        </w:rPr>
-        <w:t>18.8 DRY</w:t>
-      </w:r>
-    </w:p>
-    <w:p>
-      <w:pPr>
-        <w:bidi/>
-        <w:rPr>
-          <w:b/>
-          <w:bCs/>
-        </w:rPr>
-      </w:pPr>
-      <w:r>
-        <w:rPr>
-          <w:b/>
-          <w:bCs/>
-        </w:rPr>
-        <w:t>18.9 KISS</w:t>
-      </w:r>
-    </w:p>
-    <w:p>
-      <w:pPr>
-        <w:bidi/>
-        <w:rPr>
-          <w:b/>
-          <w:bCs/>
-        </w:rPr>
-      </w:pPr>
-      <w:r>
-        <w:rPr>
-          <w:b/>
-          <w:bCs/>
-        </w:rPr>
-        <w:t>18.10 YAGNI</w:t>
-      </w:r>
-    </w:p>
-    <w:p>
-      <w:pPr>
-        <w:bidi/>
-      </w:pPr>
-      <w:r>
-        <w:pict w14:anchorId="4258DC13">
+        <w:t>فصل 24</w:t>
+      </w:r>
+      <w:r>
+        <w:rPr>
+          <w:b/>
+          <w:bCs/>
+        </w:rPr>
+        <w:t xml:space="preserve"> — Refactoring </w:t>
+      </w:r>
+      <w:r>
+        <w:rPr>
+          <w:b/>
+          <w:bCs/>
+          <w:rtl/>
+        </w:rPr>
+        <w:t>از</w:t>
+      </w:r>
+      <w:r>
+        <w:rPr>
+          <w:b/>
+          <w:bCs/>
+        </w:rPr>
+        <w:t xml:space="preserve"> Procedural Code </w:t>
+      </w:r>
+      <w:r>
+        <w:rPr>
+          <w:b/>
+          <w:bCs/>
+          <w:rtl/>
+        </w:rPr>
+        <w:t>به</w:t>
+      </w:r>
+      <w:r>
+        <w:rPr>
+          <w:b/>
+          <w:bCs/>
+        </w:rPr>
+        <w:t xml:space="preserve"> OOP</w:t>
+      </w:r>
+    </w:p>
+    <w:p>
+      <w:pPr>
+        <w:bidi/>
+      </w:pPr>
+      <w:r>
+        <w:rPr>
+          <w:rtl/>
+        </w:rPr>
+        <w:t>یک پروژه عمداً با طراحی ضعیف شروع می‌شود</w:t>
+      </w:r>
+      <w:r>
+        <w:t>.</w:t>
+      </w:r>
+    </w:p>
+    <w:p>
+      <w:pPr>
+        <w:bidi/>
+        <w:rPr>
+          <w:b/>
+          <w:bCs/>
+        </w:rPr>
+      </w:pPr>
+      <w:r>
+        <w:rPr>
+          <w:b/>
+          <w:bCs/>
+          <w:rtl/>
+        </w:rPr>
+        <w:t>مرحله 1</w:t>
+      </w:r>
+    </w:p>
+    <w:p>
+      <w:pPr>
+        <w:bidi/>
+      </w:pPr>
+      <w:r>
+        <w:rPr>
+          <w:rtl/>
+        </w:rPr>
+        <w:t>کد</w:t>
+      </w:r>
+      <w:r>
+        <w:t xml:space="preserve"> Procedural </w:t>
+      </w:r>
+      <w:r>
+        <w:rPr>
+          <w:rtl/>
+        </w:rPr>
+        <w:t xml:space="preserve">با </w:t>
+      </w:r>
+      <w:r>
+        <w:t xml:space="preserve">if </w:t>
+      </w:r>
+      <w:r>
+        <w:rPr>
+          <w:rtl/>
+        </w:rPr>
+        <w:t xml:space="preserve">و </w:t>
+      </w:r>
+      <w:r>
+        <w:t>switch</w:t>
+      </w:r>
+      <w:r>
+        <w:rPr>
+          <w:rtl/>
+        </w:rPr>
+        <w:t>های متعدد</w:t>
+      </w:r>
+    </w:p>
+    <w:p>
+      <w:pPr>
+        <w:bidi/>
+        <w:rPr>
+          <w:b/>
+          <w:bCs/>
+        </w:rPr>
+      </w:pPr>
+      <w:r>
+        <w:rPr>
+          <w:b/>
+          <w:bCs/>
+          <w:rtl/>
+        </w:rPr>
+        <w:t>مرحله 2</w:t>
+      </w:r>
+    </w:p>
+    <w:p>
+      <w:pPr>
+        <w:bidi/>
+      </w:pPr>
+      <w:r>
+        <w:rPr>
+          <w:rtl/>
+        </w:rPr>
+        <w:t>استخراج</w:t>
+      </w:r>
+      <w:r>
+        <w:t xml:space="preserve"> Class</w:t>
+      </w:r>
+      <w:r>
+        <w:rPr>
+          <w:rtl/>
+        </w:rPr>
+        <w:t>ها</w:t>
+      </w:r>
+    </w:p>
+    <w:p>
+      <w:pPr>
+        <w:bidi/>
+        <w:rPr>
+          <w:b/>
+          <w:bCs/>
+        </w:rPr>
+      </w:pPr>
+      <w:r>
+        <w:rPr>
+          <w:b/>
+          <w:bCs/>
+          <w:rtl/>
+        </w:rPr>
+        <w:t>مرحله 3</w:t>
+      </w:r>
+    </w:p>
+    <w:p>
+      <w:pPr>
+        <w:bidi/>
+      </w:pPr>
+      <w:r>
+        <w:t>Encapsulation</w:t>
+      </w:r>
+    </w:p>
+    <w:p>
+      <w:pPr>
+        <w:bidi/>
+        <w:rPr>
+          <w:b/>
+          <w:bCs/>
+        </w:rPr>
+      </w:pPr>
+      <w:r>
+        <w:rPr>
+          <w:b/>
+          <w:bCs/>
+          <w:rtl/>
+        </w:rPr>
+        <w:t>مرحله 4</w:t>
+      </w:r>
+    </w:p>
+    <w:p>
+      <w:pPr>
+        <w:bidi/>
+      </w:pPr>
+      <w:r>
+        <w:rPr>
+          <w:rtl/>
+        </w:rPr>
+        <w:t>معرفی</w:t>
+      </w:r>
+      <w:r>
+        <w:t xml:space="preserve"> Interface</w:t>
+      </w:r>
+    </w:p>
+    <w:p>
+      <w:pPr>
+        <w:bidi/>
+        <w:rPr>
+          <w:b/>
+          <w:bCs/>
+        </w:rPr>
+      </w:pPr>
+      <w:r>
+        <w:rPr>
+          <w:b/>
+          <w:bCs/>
+          <w:rtl/>
+        </w:rPr>
+        <w:t>مرحله 5</w:t>
+      </w:r>
+    </w:p>
+    <w:p>
+      <w:pPr>
+        <w:bidi/>
+      </w:pPr>
+      <w:r>
+        <w:rPr>
+          <w:rtl/>
+        </w:rPr>
+        <w:t>استفاده از</w:t>
+      </w:r>
+      <w:r>
+        <w:t xml:space="preserve"> Polymorphism</w:t>
+      </w:r>
+    </w:p>
+    <w:p>
+      <w:pPr>
+        <w:bidi/>
+        <w:rPr>
+          <w:b/>
+          <w:bCs/>
+        </w:rPr>
+      </w:pPr>
+      <w:r>
+        <w:rPr>
+          <w:b/>
+          <w:bCs/>
+          <w:rtl/>
+        </w:rPr>
+        <w:t>مرحله 6</w:t>
+      </w:r>
+    </w:p>
+    <w:p>
+      <w:pPr>
+        <w:bidi/>
+      </w:pPr>
+      <w:r>
+        <w:t>Dependency Injection</w:t>
+      </w:r>
+    </w:p>
+    <w:p>
+      <w:pPr>
+        <w:bidi/>
+        <w:rPr>
+          <w:b/>
+          <w:bCs/>
+        </w:rPr>
+      </w:pPr>
+      <w:r>
+        <w:rPr>
+          <w:b/>
+          <w:bCs/>
+          <w:rtl/>
+        </w:rPr>
+        <w:t>مرحله 7</w:t>
+      </w:r>
+    </w:p>
+    <w:p>
+      <w:pPr>
+        <w:bidi/>
+      </w:pPr>
+      <w:r>
+        <w:rPr>
+          <w:rtl/>
+        </w:rPr>
+        <w:lastRenderedPageBreak/>
+        <w:t>اعمال</w:t>
+      </w:r>
+      <w:r>
+        <w:t xml:space="preserve"> SOLID</w:t>
+      </w:r>
+    </w:p>
+    <w:p>
+      <w:pPr>
+        <w:bidi/>
+        <w:rPr>
+          <w:b/>
+          <w:bCs/>
+        </w:rPr>
+      </w:pPr>
+      <w:r>
+        <w:rPr>
+          <w:b/>
+          <w:bCs/>
+          <w:rtl/>
+        </w:rPr>
+        <w:t>مرحله 8</w:t>
+      </w:r>
+    </w:p>
+    <w:p>
+      <w:pPr>
+        <w:bidi/>
+      </w:pPr>
+      <w:r>
+        <w:rPr>
+          <w:rtl/>
+        </w:rPr>
+        <w:t>اضافه کردن</w:t>
+      </w:r>
+      <w:r>
+        <w:t xml:space="preserve"> Design Pattern</w:t>
+      </w:r>
+      <w:r>
+        <w:rPr>
+          <w:rtl/>
+        </w:rPr>
+        <w:t>های مناسب</w:t>
+      </w:r>
+    </w:p>
+    <w:p>
+      <w:pPr>
+        <w:bidi/>
+        <w:rPr>
+          <w:b/>
+          <w:bCs/>
+        </w:rPr>
+      </w:pPr>
+      <w:r>
+        <w:rPr>
+          <w:b/>
+          <w:bCs/>
+          <w:rtl/>
+        </w:rPr>
+        <w:t>مرحله 9</w:t>
+      </w:r>
+    </w:p>
+    <w:p>
+      <w:pPr>
+        <w:bidi/>
+      </w:pPr>
+      <w:r>
+        <w:rPr>
+          <w:rtl/>
+        </w:rPr>
+        <w:t>نوشتن</w:t>
+      </w:r>
+      <w:r>
+        <w:t xml:space="preserve"> Unit Test</w:t>
+      </w:r>
+    </w:p>
+    <w:p>
+      <w:pPr>
+        <w:bidi/>
+        <w:rPr>
+          <w:b/>
+          <w:bCs/>
+        </w:rPr>
+      </w:pPr>
+      <w:r>
+        <w:rPr>
+          <w:b/>
+          <w:bCs/>
+          <w:rtl/>
+        </w:rPr>
+        <w:t>مرحله 10</w:t>
+      </w:r>
+    </w:p>
+    <w:p>
+      <w:pPr>
+        <w:bidi/>
+      </w:pPr>
+      <w:r>
+        <w:rPr>
+          <w:rtl/>
+        </w:rPr>
+        <w:t>رسیدن به طراحی نهایی</w:t>
+      </w:r>
+    </w:p>
+    <w:p>
+      <w:pPr>
+        <w:bidi/>
+      </w:pPr>
+      <w:r>
+        <w:pict w14:anchorId="42D6908D">
           <v:rect id="_x0000_i1042" style="width:0;height:1.5pt" o:hralign="center" o:hrstd="t" o:hr="t" fillcolor="#a0a0a0" stroked="f"/>
-        </w:pict>
-      </w:r>
-    </w:p>
-    <w:p>
-      <w:pPr>
-        <w:bidi/>
-        <w:rPr>
-          <w:b/>
-          <w:bCs/>
-        </w:rPr>
-      </w:pPr>
-      <w:r>
-        <w:rPr>
-          <w:b/>
-          <w:bCs/>
-          <w:rtl/>
-        </w:rPr>
-        <w:t>فصل 19</w:t>
-      </w:r>
-      <w:r>
-        <w:rPr>
-          <w:b/>
-          <w:bCs/>
-        </w:rPr>
-        <w:t xml:space="preserve"> — Code Smells </w:t>
-      </w:r>
-      <w:r>
-        <w:rPr>
-          <w:b/>
-          <w:bCs/>
-          <w:rtl/>
-        </w:rPr>
-        <w:t>در طراحی</w:t>
-      </w:r>
-      <w:r>
-        <w:rPr>
-          <w:b/>
-          <w:bCs/>
-        </w:rPr>
-        <w:t xml:space="preserve"> OOP</w:t>
-      </w:r>
-    </w:p>
-    <w:p>
-      <w:pPr>
-        <w:bidi/>
-        <w:rPr>
-          <w:b/>
-          <w:bCs/>
-        </w:rPr>
-      </w:pPr>
-      <w:r>
-        <w:rPr>
-          <w:b/>
-          <w:bCs/>
-        </w:rPr>
-        <w:t>19.1 God Class</w:t>
-      </w:r>
-    </w:p>
-    <w:p>
-      <w:pPr>
-        <w:bidi/>
-        <w:rPr>
-          <w:b/>
-          <w:bCs/>
-        </w:rPr>
-      </w:pPr>
-      <w:r>
-        <w:rPr>
-          <w:b/>
-          <w:bCs/>
-        </w:rPr>
-        <w:t>19.2 Long Method</w:t>
-      </w:r>
-    </w:p>
-    <w:p>
-      <w:pPr>
-        <w:bidi/>
-        <w:rPr>
-          <w:b/>
-          <w:bCs/>
-        </w:rPr>
-      </w:pPr>
-      <w:r>
-        <w:rPr>
-          <w:b/>
-          <w:bCs/>
-        </w:rPr>
-        <w:t>19.3 Large Class</w:t>
-      </w:r>
-    </w:p>
-    <w:p>
-      <w:pPr>
-        <w:bidi/>
-        <w:rPr>
-          <w:b/>
-          <w:bCs/>
-        </w:rPr>
-      </w:pPr>
-      <w:r>
-        <w:rPr>
-          <w:b/>
-          <w:bCs/>
-        </w:rPr>
-        <w:t>19.4 Feature Envy</w:t>
-      </w:r>
-    </w:p>
-    <w:p>
-      <w:pPr>
-        <w:bidi/>
-        <w:rPr>
-          <w:b/>
-          <w:bCs/>
-        </w:rPr>
-      </w:pPr>
-      <w:r>
-        <w:rPr>
-          <w:b/>
-          <w:bCs/>
-        </w:rPr>
-        <w:lastRenderedPageBreak/>
-        <w:t>19.5 Data Class</w:t>
-      </w:r>
-    </w:p>
-    <w:p>
-      <w:pPr>
-        <w:bidi/>
-        <w:rPr>
-          <w:b/>
-          <w:bCs/>
-        </w:rPr>
-      </w:pPr>
-      <w:r>
-        <w:rPr>
-          <w:b/>
-          <w:bCs/>
-        </w:rPr>
-        <w:t>19.6 Primitive Obsession</w:t>
-      </w:r>
-    </w:p>
-    <w:p>
-      <w:pPr>
-        <w:bidi/>
-        <w:rPr>
-          <w:b/>
-          <w:bCs/>
-        </w:rPr>
-      </w:pPr>
-      <w:r>
-        <w:rPr>
-          <w:b/>
-          <w:bCs/>
-        </w:rPr>
-        <w:t>19.7 Shotgun Surgery</w:t>
-      </w:r>
-    </w:p>
-    <w:p>
-      <w:pPr>
-        <w:bidi/>
-        <w:rPr>
-          <w:b/>
-          <w:bCs/>
-        </w:rPr>
-      </w:pPr>
-      <w:r>
-        <w:rPr>
-          <w:b/>
-          <w:bCs/>
-        </w:rPr>
-        <w:t>19.8 Switch Statement Abuse</w:t>
-      </w:r>
-    </w:p>
-    <w:p>
-      <w:pPr>
-        <w:bidi/>
-        <w:rPr>
-          <w:b/>
-          <w:bCs/>
-        </w:rPr>
-      </w:pPr>
-      <w:r>
-        <w:rPr>
-          <w:b/>
-          <w:bCs/>
-        </w:rPr>
-        <w:t>19.9 Inappropriate Intimacy</w:t>
-      </w:r>
-    </w:p>
-    <w:p>
-      <w:pPr>
-        <w:bidi/>
-        <w:rPr>
-          <w:b/>
-          <w:bCs/>
-        </w:rPr>
-      </w:pPr>
-      <w:r>
-        <w:rPr>
-          <w:b/>
-          <w:bCs/>
-        </w:rPr>
-        <w:t>19.10 Refused Bequest</w:t>
-      </w:r>
-    </w:p>
-    <w:p>
-      <w:pPr>
-        <w:bidi/>
-        <w:rPr>
-          <w:b/>
-          <w:bCs/>
-        </w:rPr>
-      </w:pPr>
-      <w:r>
-        <w:rPr>
-          <w:b/>
-          <w:bCs/>
-        </w:rPr>
-        <w:t>19.11 Duplicate Code</w:t>
-      </w:r>
-    </w:p>
-    <w:p>
-      <w:pPr>
-        <w:bidi/>
-        <w:rPr>
-          <w:b/>
-          <w:bCs/>
-        </w:rPr>
-      </w:pPr>
-      <w:r>
-        <w:rPr>
-          <w:b/>
-          <w:bCs/>
-        </w:rPr>
-        <w:t xml:space="preserve">19.12 Refactoring </w:t>
-      </w:r>
-      <w:r>
-        <w:rPr>
-          <w:b/>
-          <w:bCs/>
-          <w:rtl/>
-        </w:rPr>
-        <w:t>هر</w:t>
-      </w:r>
-      <w:r>
-        <w:rPr>
-          <w:b/>
-          <w:bCs/>
-        </w:rPr>
-        <w:t xml:space="preserve"> Code Smell</w:t>
-      </w:r>
-    </w:p>
-    <w:p>
-      <w:pPr>
-        <w:bidi/>
-      </w:pPr>
-      <w:r>
-        <w:pict w14:anchorId="65FF8F01">
-          <v:rect id="_x0000_i1043" style="width:0;height:1.5pt" o:hralign="center" o:hrstd="t" o:hr="t" fillcolor="#a0a0a0" stroked="f"/>
-        </w:pict>
-      </w:r>
-    </w:p>
-    <w:p>
-      <w:pPr>
-        <w:bidi/>
-        <w:rPr>
-          <w:b/>
-          <w:bCs/>
-        </w:rPr>
-      </w:pPr>
-      <w:r>
-        <w:rPr>
-          <w:b/>
-          <w:bCs/>
-          <w:rtl/>
-        </w:rPr>
-        <w:t>فصل 20</w:t>
-      </w:r>
-      <w:r>
-        <w:rPr>
-          <w:b/>
-          <w:bCs/>
-        </w:rPr>
-        <w:t xml:space="preserve"> — Design Patterns </w:t>
-      </w:r>
-      <w:r>
-        <w:rPr>
-          <w:b/>
-          <w:bCs/>
-          <w:rtl/>
-        </w:rPr>
-        <w:t>و</w:t>
-      </w:r>
-      <w:r>
-        <w:rPr>
-          <w:b/>
-          <w:bCs/>
-        </w:rPr>
-        <w:t xml:space="preserve"> OOP</w:t>
-      </w:r>
-    </w:p>
-    <w:p>
-      <w:pPr>
-        <w:bidi/>
-        <w:rPr>
-          <w:b/>
-          <w:bCs/>
-        </w:rPr>
-      </w:pPr>
-      <w:r>
-        <w:rPr>
-          <w:b/>
-          <w:bCs/>
-        </w:rPr>
-        <w:t>Creational Patterns</w:t>
-      </w:r>
-    </w:p>
-    <w:p>
-      <w:pPr>
-        <w:bidi/>
-        <w:rPr>
-          <w:b/>
-          <w:bCs/>
-        </w:rPr>
-      </w:pPr>
-      <w:r>
-        <w:rPr>
-          <w:b/>
-          <w:bCs/>
-        </w:rPr>
-        <w:t>20.1 Factory Method</w:t>
-      </w:r>
-    </w:p>
-    <w:p>
-      <w:pPr>
-        <w:bidi/>
-        <w:rPr>
-          <w:b/>
-          <w:bCs/>
-        </w:rPr>
-      </w:pPr>
-      <w:r>
-        <w:rPr>
-          <w:b/>
-          <w:bCs/>
-        </w:rPr>
-        <w:t>20.2 Abstract Factory</w:t>
-      </w:r>
-    </w:p>
-    <w:p>
-      <w:pPr>
-        <w:bidi/>
-        <w:rPr>
-          <w:b/>
-          <w:bCs/>
-        </w:rPr>
-      </w:pPr>
-      <w:r>
-        <w:rPr>
-          <w:b/>
-          <w:bCs/>
-        </w:rPr>
-        <w:t>20.3 Builder</w:t>
-      </w:r>
-    </w:p>
-    <w:p>
-      <w:pPr>
-        <w:bidi/>
-        <w:rPr>
-          <w:b/>
-          <w:bCs/>
-        </w:rPr>
-      </w:pPr>
-      <w:r>
-        <w:rPr>
-          <w:b/>
-          <w:bCs/>
-        </w:rPr>
-        <w:t>20.4 Singleton</w:t>
-      </w:r>
-    </w:p>
-    <w:p>
-      <w:pPr>
-        <w:bidi/>
-        <w:rPr>
-          <w:b/>
-          <w:bCs/>
-        </w:rPr>
-      </w:pPr>
-      <w:r>
-        <w:rPr>
-          <w:b/>
-          <w:bCs/>
-        </w:rPr>
-        <w:t>20.5 Prototype</w:t>
-      </w:r>
-    </w:p>
-    <w:p>
-      <w:pPr>
-        <w:bidi/>
-        <w:rPr>
-          <w:b/>
-          <w:bCs/>
-        </w:rPr>
-      </w:pPr>
-      <w:r>
-        <w:rPr>
-          <w:b/>
-          <w:bCs/>
-        </w:rPr>
-        <w:t>Structural Patterns</w:t>
-      </w:r>
-    </w:p>
-    <w:p>
-      <w:pPr>
-        <w:bidi/>
-        <w:rPr>
-          <w:b/>
-          <w:bCs/>
-        </w:rPr>
-      </w:pPr>
-      <w:r>
-        <w:rPr>
-          <w:b/>
-          <w:bCs/>
-        </w:rPr>
-        <w:t>20.6 Adapter</w:t>
-      </w:r>
-    </w:p>
-    <w:p>
-      <w:pPr>
-        <w:bidi/>
-        <w:rPr>
-          <w:b/>
-          <w:bCs/>
-        </w:rPr>
-      </w:pPr>
-      <w:r>
-        <w:rPr>
-          <w:b/>
-          <w:bCs/>
-        </w:rPr>
-        <w:t>20.7 Decorator</w:t>
-      </w:r>
-    </w:p>
-    <w:p>
-      <w:pPr>
-        <w:bidi/>
-        <w:rPr>
-          <w:b/>
-          <w:bCs/>
-        </w:rPr>
-      </w:pPr>
-      <w:r>
-        <w:rPr>
-          <w:b/>
-          <w:bCs/>
-        </w:rPr>
-        <w:t>20.8 Facade</w:t>
-      </w:r>
-    </w:p>
-    <w:p>
-      <w:pPr>
-        <w:bidi/>
-        <w:rPr>
-          <w:b/>
-          <w:bCs/>
-        </w:rPr>
-      </w:pPr>
-      <w:r>
-        <w:rPr>
-          <w:b/>
-          <w:bCs/>
-        </w:rPr>
-        <w:t>20.9 Proxy</w:t>
-      </w:r>
-    </w:p>
-    <w:p>
-      <w:pPr>
-        <w:bidi/>
-        <w:rPr>
-          <w:b/>
-          <w:bCs/>
-        </w:rPr>
-      </w:pPr>
-      <w:r>
-        <w:rPr>
-          <w:b/>
-          <w:bCs/>
-        </w:rPr>
-        <w:t>20.10 Composite</w:t>
-      </w:r>
-    </w:p>
-    <w:p>
-      <w:pPr>
-        <w:bidi/>
-        <w:rPr>
-          <w:b/>
-          <w:bCs/>
-        </w:rPr>
-      </w:pPr>
-      <w:r>
-        <w:rPr>
-          <w:b/>
-          <w:bCs/>
-        </w:rPr>
-        <w:t>Behavioral Patterns</w:t>
-      </w:r>
-    </w:p>
-    <w:p>
-      <w:pPr>
-        <w:bidi/>
-        <w:rPr>
-          <w:b/>
-          <w:bCs/>
-        </w:rPr>
-      </w:pPr>
-      <w:r>
-        <w:rPr>
-          <w:b/>
-          <w:bCs/>
-        </w:rPr>
-        <w:t>20.11 Strategy</w:t>
-      </w:r>
-    </w:p>
-    <w:p>
-      <w:pPr>
-        <w:bidi/>
-        <w:rPr>
-          <w:b/>
-          <w:bCs/>
-        </w:rPr>
-      </w:pPr>
-      <w:r>
-        <w:rPr>
-          <w:b/>
-          <w:bCs/>
-        </w:rPr>
-        <w:t>20.12 Observer</w:t>
-      </w:r>
-    </w:p>
-    <w:p>
-      <w:pPr>
-        <w:bidi/>
-        <w:rPr>
-          <w:b/>
-          <w:bCs/>
-        </w:rPr>
-      </w:pPr>
-      <w:r>
-        <w:rPr>
-          <w:b/>
-          <w:bCs/>
-        </w:rPr>
-        <w:t>20.13 Command</w:t>
-      </w:r>
-    </w:p>
-    <w:p>
-      <w:pPr>
-        <w:bidi/>
-        <w:rPr>
-          <w:b/>
-          <w:bCs/>
-        </w:rPr>
-      </w:pPr>
-      <w:r>
-        <w:rPr>
-          <w:b/>
-          <w:bCs/>
-        </w:rPr>
-        <w:lastRenderedPageBreak/>
-        <w:t>20.14 Template Method</w:t>
-      </w:r>
-    </w:p>
-    <w:p>
-      <w:pPr>
-        <w:bidi/>
-        <w:rPr>
-          <w:b/>
-          <w:bCs/>
-        </w:rPr>
-      </w:pPr>
-      <w:r>
-        <w:rPr>
-          <w:b/>
-          <w:bCs/>
-        </w:rPr>
-        <w:t>20.15 Chain of Responsibility</w:t>
-      </w:r>
-    </w:p>
-    <w:p>
-      <w:pPr>
-        <w:bidi/>
-        <w:rPr>
-          <w:b/>
-          <w:bCs/>
-        </w:rPr>
-      </w:pPr>
-      <w:r>
-        <w:rPr>
-          <w:b/>
-          <w:bCs/>
-        </w:rPr>
-        <w:t>20.16 State</w:t>
-      </w:r>
-    </w:p>
-    <w:p>
-      <w:pPr>
-        <w:bidi/>
-        <w:rPr>
-          <w:b/>
-          <w:bCs/>
-        </w:rPr>
-      </w:pPr>
-      <w:r>
-        <w:rPr>
-          <w:b/>
-          <w:bCs/>
-        </w:rPr>
-        <w:t>20.17 Mediator</w:t>
-      </w:r>
-    </w:p>
-    <w:p>
-      <w:pPr>
-        <w:bidi/>
-      </w:pPr>
-      <w:r>
-        <w:pict w14:anchorId="181E0BDB">
-          <v:rect id="_x0000_i1044" style="width:0;height:1.5pt" o:hralign="center" o:hrstd="t" o:hr="t" fillcolor="#a0a0a0" stroked="f"/>
-        </w:pict>
-      </w:r>
-    </w:p>
-    <w:p>
-      <w:pPr>
-        <w:bidi/>
-        <w:rPr>
-          <w:b/>
-          <w:bCs/>
-        </w:rPr>
-      </w:pPr>
-      <w:r>
-        <w:rPr>
-          <w:b/>
-          <w:bCs/>
-          <w:rtl/>
-        </w:rPr>
-        <w:t>فصل 21</w:t>
-      </w:r>
-      <w:r>
-        <w:rPr>
-          <w:b/>
-          <w:bCs/>
-        </w:rPr>
-        <w:t xml:space="preserve"> — OOP </w:t>
-      </w:r>
-      <w:r>
-        <w:rPr>
-          <w:b/>
-          <w:bCs/>
-          <w:rtl/>
-        </w:rPr>
-        <w:t>در</w:t>
-      </w:r>
-      <w:r>
-        <w:rPr>
-          <w:b/>
-          <w:bCs/>
-        </w:rPr>
-        <w:t xml:space="preserve"> Domain-Driven Design</w:t>
-      </w:r>
-    </w:p>
-    <w:p>
-      <w:pPr>
-        <w:bidi/>
-        <w:rPr>
-          <w:b/>
-          <w:bCs/>
-        </w:rPr>
-      </w:pPr>
-      <w:r>
-        <w:rPr>
-          <w:b/>
-          <w:bCs/>
-        </w:rPr>
-        <w:t>21.1 Domain Model</w:t>
-      </w:r>
-    </w:p>
-    <w:p>
-      <w:pPr>
-        <w:bidi/>
-        <w:rPr>
-          <w:b/>
-          <w:bCs/>
-        </w:rPr>
-      </w:pPr>
-      <w:r>
-        <w:rPr>
-          <w:b/>
-          <w:bCs/>
-        </w:rPr>
-        <w:t>21.2 Entity</w:t>
-      </w:r>
-    </w:p>
-    <w:p>
-      <w:pPr>
-        <w:bidi/>
-        <w:rPr>
-          <w:b/>
-          <w:bCs/>
-        </w:rPr>
-      </w:pPr>
-      <w:r>
-        <w:rPr>
-          <w:b/>
-          <w:bCs/>
-        </w:rPr>
-        <w:t>21.3 Value Object</w:t>
-      </w:r>
-    </w:p>
-    <w:p>
-      <w:pPr>
-        <w:bidi/>
-        <w:rPr>
-          <w:b/>
-          <w:bCs/>
-        </w:rPr>
-      </w:pPr>
-      <w:r>
-        <w:rPr>
-          <w:b/>
-          <w:bCs/>
-        </w:rPr>
-        <w:t>21.4 Aggregate</w:t>
-      </w:r>
-    </w:p>
-    <w:p>
-      <w:pPr>
-        <w:bidi/>
-        <w:rPr>
-          <w:b/>
-          <w:bCs/>
-        </w:rPr>
-      </w:pPr>
-      <w:r>
-        <w:rPr>
-          <w:b/>
-          <w:bCs/>
-        </w:rPr>
-        <w:t>21.5 Aggregate Root</w:t>
-      </w:r>
-    </w:p>
-    <w:p>
-      <w:pPr>
-        <w:bidi/>
-        <w:rPr>
-          <w:b/>
-          <w:bCs/>
-        </w:rPr>
-      </w:pPr>
-      <w:r>
-        <w:rPr>
-          <w:b/>
-          <w:bCs/>
-        </w:rPr>
-        <w:t>21.6 Domain Service</w:t>
-      </w:r>
-    </w:p>
-    <w:p>
-      <w:pPr>
-        <w:bidi/>
-        <w:rPr>
-          <w:b/>
-          <w:bCs/>
-        </w:rPr>
-      </w:pPr>
-      <w:r>
-        <w:rPr>
-          <w:b/>
-          <w:bCs/>
-        </w:rPr>
-        <w:t>21.7 Domain Event</w:t>
-      </w:r>
-    </w:p>
-    <w:p>
-      <w:pPr>
-        <w:bidi/>
-        <w:rPr>
-          <w:b/>
-          <w:bCs/>
-        </w:rPr>
-      </w:pPr>
-      <w:r>
-        <w:rPr>
-          <w:b/>
-          <w:bCs/>
-        </w:rPr>
-        <w:t>21.8 Rich Domain Model</w:t>
-      </w:r>
-    </w:p>
-    <w:p>
-      <w:pPr>
-        <w:bidi/>
-        <w:rPr>
-          <w:b/>
-          <w:bCs/>
-        </w:rPr>
-      </w:pPr>
-      <w:r>
-        <w:rPr>
-          <w:b/>
-          <w:bCs/>
-        </w:rPr>
-        <w:t>21.9 Anemic Domain Model</w:t>
-      </w:r>
-    </w:p>
-    <w:p>
-      <w:pPr>
-        <w:bidi/>
-        <w:rPr>
-          <w:b/>
-          <w:bCs/>
-        </w:rPr>
-      </w:pPr>
-      <w:r>
-        <w:rPr>
-          <w:b/>
-          <w:bCs/>
-        </w:rPr>
-        <w:t xml:space="preserve">21.10 Encapsulation </w:t>
-      </w:r>
-      <w:r>
-        <w:rPr>
-          <w:b/>
-          <w:bCs/>
-          <w:rtl/>
-        </w:rPr>
-        <w:t>در</w:t>
-      </w:r>
-      <w:r>
-        <w:rPr>
-          <w:b/>
-          <w:bCs/>
-        </w:rPr>
-        <w:t xml:space="preserve"> Aggregate</w:t>
-      </w:r>
-    </w:p>
-    <w:p>
-      <w:pPr>
-        <w:bidi/>
-        <w:rPr>
-          <w:b/>
-          <w:bCs/>
-        </w:rPr>
-      </w:pPr>
-      <w:r>
-        <w:rPr>
-          <w:b/>
-          <w:bCs/>
-        </w:rPr>
-        <w:t xml:space="preserve">21.11 Invariant </w:t>
-      </w:r>
-      <w:r>
-        <w:rPr>
-          <w:b/>
-          <w:bCs/>
-          <w:rtl/>
-        </w:rPr>
-        <w:t>چیست؟</w:t>
-      </w:r>
-    </w:p>
-    <w:p>
-      <w:pPr>
-        <w:bidi/>
-        <w:rPr>
-          <w:b/>
-          <w:bCs/>
-        </w:rPr>
-      </w:pPr>
-      <w:r>
-        <w:rPr>
-          <w:b/>
-          <w:bCs/>
-        </w:rPr>
-        <w:t xml:space="preserve">21.12 </w:t>
-      </w:r>
-      <w:r>
-        <w:rPr>
-          <w:b/>
-          <w:bCs/>
-          <w:rtl/>
-        </w:rPr>
-        <w:t>مثال واقعی</w:t>
-      </w:r>
-      <w:r>
-        <w:rPr>
-          <w:b/>
-          <w:bCs/>
-        </w:rPr>
-        <w:t xml:space="preserve"> Domain Model</w:t>
-      </w:r>
-    </w:p>
-    <w:p>
-      <w:pPr>
-        <w:bidi/>
-      </w:pPr>
-      <w:r>
-        <w:pict w14:anchorId="53B99903">
-          <v:rect id="_x0000_i1045" style="width:0;height:1.5pt" o:hralign="center" o:hrstd="t" o:hr="t" fillcolor="#a0a0a0" stroked="f"/>
-        </w:pict>
-      </w:r>
-    </w:p>
-    <w:p>
-      <w:pPr>
-        <w:bidi/>
-        <w:rPr>
-          <w:b/>
-          <w:bCs/>
-        </w:rPr>
-      </w:pPr>
-      <w:r>
-        <w:rPr>
-          <w:b/>
-          <w:bCs/>
-          <w:rtl/>
-        </w:rPr>
-        <w:t>فصل 22</w:t>
-      </w:r>
-      <w:r>
-        <w:rPr>
-          <w:b/>
-          <w:bCs/>
-        </w:rPr>
-        <w:t xml:space="preserve"> — OOP </w:t>
-      </w:r>
-      <w:r>
-        <w:rPr>
-          <w:b/>
-          <w:bCs/>
-          <w:rtl/>
-        </w:rPr>
-        <w:t>در معماری نرم‌افزار</w:t>
-      </w:r>
-    </w:p>
-    <w:p>
-      <w:pPr>
-        <w:bidi/>
-        <w:rPr>
-          <w:b/>
-          <w:bCs/>
-        </w:rPr>
-      </w:pPr>
-      <w:r>
-        <w:rPr>
-          <w:b/>
-          <w:bCs/>
-        </w:rPr>
-        <w:t xml:space="preserve">22.1 OOP </w:t>
-      </w:r>
-      <w:r>
-        <w:rPr>
-          <w:b/>
-          <w:bCs/>
-          <w:rtl/>
-        </w:rPr>
-        <w:t>و</w:t>
-      </w:r>
-      <w:r>
-        <w:rPr>
-          <w:b/>
-          <w:bCs/>
-        </w:rPr>
-        <w:t xml:space="preserve"> Layered Architecture</w:t>
-      </w:r>
-    </w:p>
-    <w:p>
-      <w:pPr>
-        <w:bidi/>
-        <w:rPr>
-          <w:b/>
-          <w:bCs/>
-        </w:rPr>
-      </w:pPr>
-      <w:r>
-        <w:rPr>
-          <w:b/>
-          <w:bCs/>
-        </w:rPr>
-        <w:t xml:space="preserve">22.2 OOP </w:t>
-      </w:r>
-      <w:r>
-        <w:rPr>
-          <w:b/>
-          <w:bCs/>
-          <w:rtl/>
-        </w:rPr>
-        <w:t>و</w:t>
-      </w:r>
-      <w:r>
-        <w:rPr>
-          <w:b/>
-          <w:bCs/>
-        </w:rPr>
-        <w:t xml:space="preserve"> Clean Architecture</w:t>
-      </w:r>
-    </w:p>
-    <w:p>
-      <w:pPr>
-        <w:bidi/>
-        <w:rPr>
-          <w:b/>
-          <w:bCs/>
-        </w:rPr>
-      </w:pPr>
-      <w:r>
-        <w:rPr>
-          <w:b/>
-          <w:bCs/>
-        </w:rPr>
-        <w:t>22.3 Domain Layer</w:t>
-      </w:r>
-    </w:p>
-    <w:p>
-      <w:pPr>
-        <w:bidi/>
-        <w:rPr>
-          <w:b/>
-          <w:bCs/>
-        </w:rPr>
-      </w:pPr>
-      <w:r>
-        <w:rPr>
-          <w:b/>
-          <w:bCs/>
-        </w:rPr>
-        <w:t>22.4 Application Layer</w:t>
-      </w:r>
-    </w:p>
-    <w:p>
-      <w:pPr>
-        <w:bidi/>
-        <w:rPr>
-          <w:b/>
-          <w:bCs/>
-        </w:rPr>
-      </w:pPr>
-      <w:r>
-        <w:rPr>
-          <w:b/>
-          <w:bCs/>
-        </w:rPr>
-        <w:t>22.5 Infrastructure Layer</w:t>
-      </w:r>
-    </w:p>
-    <w:p>
-      <w:pPr>
-        <w:bidi/>
-        <w:rPr>
-          <w:b/>
-          <w:bCs/>
-        </w:rPr>
-      </w:pPr>
-      <w:r>
-        <w:rPr>
-          <w:b/>
-          <w:bCs/>
-        </w:rPr>
-        <w:t>22.6 Dependency Rule</w:t>
-      </w:r>
-    </w:p>
-    <w:p>
-      <w:pPr>
-        <w:bidi/>
-        <w:rPr>
-          <w:b/>
-          <w:bCs/>
-        </w:rPr>
-      </w:pPr>
-      <w:r>
-        <w:rPr>
-          <w:b/>
-          <w:bCs/>
-        </w:rPr>
-        <w:lastRenderedPageBreak/>
-        <w:t>22.7 Interface</w:t>
-      </w:r>
-      <w:r>
-        <w:rPr>
-          <w:b/>
-          <w:bCs/>
-          <w:rtl/>
-        </w:rPr>
-        <w:t>ها در مرز</w:t>
-      </w:r>
-      <w:r>
-        <w:rPr>
-          <w:b/>
-          <w:bCs/>
-        </w:rPr>
-        <w:t xml:space="preserve"> Layer</w:t>
-      </w:r>
-      <w:r>
-        <w:rPr>
-          <w:b/>
-          <w:bCs/>
-          <w:rtl/>
-        </w:rPr>
-        <w:t>ها</w:t>
-      </w:r>
-    </w:p>
-    <w:p>
-      <w:pPr>
-        <w:bidi/>
-        <w:rPr>
-          <w:b/>
-          <w:bCs/>
-        </w:rPr>
-      </w:pPr>
-      <w:r>
-        <w:rPr>
-          <w:b/>
-          <w:bCs/>
-        </w:rPr>
-        <w:t>22.8 Repository Abstraction</w:t>
-      </w:r>
-    </w:p>
-    <w:p>
-      <w:pPr>
-        <w:bidi/>
-        <w:rPr>
-          <w:b/>
-          <w:bCs/>
-        </w:rPr>
-      </w:pPr>
-      <w:r>
-        <w:rPr>
-          <w:b/>
-          <w:bCs/>
-        </w:rPr>
-        <w:t>22.9 Application Service vs Domain Service</w:t>
-      </w:r>
-    </w:p>
-    <w:p>
-      <w:pPr>
-        <w:bidi/>
-      </w:pPr>
-      <w:r>
-        <w:pict w14:anchorId="122FFABC">
-          <v:rect id="_x0000_i1046" style="width:0;height:1.5pt" o:hralign="center" o:hrstd="t" o:hr="t" fillcolor="#a0a0a0" stroked="f"/>
-        </w:pict>
-      </w:r>
-    </w:p>
-    <w:p>
-      <w:pPr>
-        <w:bidi/>
-        <w:rPr>
-          <w:b/>
-          <w:bCs/>
-        </w:rPr>
-      </w:pPr>
-      <w:r>
-        <w:rPr>
-          <w:b/>
-          <w:bCs/>
-          <w:rtl/>
-        </w:rPr>
-        <w:t>فصل 23 — تست‌پذیری در طراحی</w:t>
-      </w:r>
-      <w:r>
-        <w:rPr>
-          <w:b/>
-          <w:bCs/>
-        </w:rPr>
-        <w:t xml:space="preserve"> OOP</w:t>
-      </w:r>
-    </w:p>
-    <w:p>
-      <w:pPr>
-        <w:bidi/>
-        <w:rPr>
-          <w:b/>
-          <w:bCs/>
-        </w:rPr>
-      </w:pPr>
-      <w:r>
-        <w:rPr>
-          <w:b/>
-          <w:bCs/>
-        </w:rPr>
-        <w:t xml:space="preserve">23.1 Testable Design </w:t>
-      </w:r>
-      <w:r>
-        <w:rPr>
-          <w:b/>
-          <w:bCs/>
-          <w:rtl/>
-        </w:rPr>
-        <w:t>چیست؟</w:t>
-      </w:r>
-    </w:p>
-    <w:p>
-      <w:pPr>
-        <w:bidi/>
-        <w:rPr>
-          <w:b/>
-          <w:bCs/>
-        </w:rPr>
-      </w:pPr>
-      <w:r>
-        <w:rPr>
-          <w:b/>
-          <w:bCs/>
-        </w:rPr>
-        <w:t xml:space="preserve">23.2 Dependency Injection </w:t>
-      </w:r>
-      <w:r>
-        <w:rPr>
-          <w:b/>
-          <w:bCs/>
-          <w:rtl/>
-        </w:rPr>
-        <w:t>و</w:t>
-      </w:r>
-      <w:r>
-        <w:rPr>
-          <w:b/>
-          <w:bCs/>
-        </w:rPr>
-        <w:t xml:space="preserve"> Testing</w:t>
-      </w:r>
-    </w:p>
-    <w:p>
-      <w:pPr>
-        <w:bidi/>
-        <w:rPr>
-          <w:b/>
-          <w:bCs/>
-        </w:rPr>
-      </w:pPr>
-      <w:r>
-        <w:rPr>
-          <w:b/>
-          <w:bCs/>
-        </w:rPr>
-        <w:t xml:space="preserve">23.3 Mock </w:t>
-      </w:r>
-      <w:r>
-        <w:rPr>
-          <w:b/>
-          <w:bCs/>
-          <w:rtl/>
-        </w:rPr>
-        <w:t>کردن</w:t>
-      </w:r>
-      <w:r>
-        <w:rPr>
-          <w:b/>
-          <w:bCs/>
-        </w:rPr>
-        <w:t xml:space="preserve"> Dependency</w:t>
-      </w:r>
-      <w:r>
-        <w:rPr>
-          <w:b/>
-          <w:bCs/>
-          <w:rtl/>
-        </w:rPr>
-        <w:t>ها</w:t>
-      </w:r>
-    </w:p>
-    <w:p>
-      <w:pPr>
-        <w:bidi/>
-        <w:rPr>
-          <w:b/>
-          <w:bCs/>
-        </w:rPr>
-      </w:pPr>
-      <w:r>
-        <w:rPr>
-          <w:b/>
-          <w:bCs/>
-        </w:rPr>
-        <w:t>23.4 Stub / Fake / Mock</w:t>
-      </w:r>
-    </w:p>
-    <w:p>
-      <w:pPr>
-        <w:bidi/>
-        <w:rPr>
-          <w:b/>
-          <w:bCs/>
-        </w:rPr>
-      </w:pPr>
-      <w:r>
-        <w:rPr>
-          <w:b/>
-          <w:bCs/>
-        </w:rPr>
-        <w:t xml:space="preserve">23.5 </w:t>
-      </w:r>
-      <w:r>
-        <w:rPr>
-          <w:b/>
-          <w:bCs/>
-          <w:rtl/>
-        </w:rPr>
-        <w:t>مشکل</w:t>
-      </w:r>
-      <w:r>
-        <w:rPr>
-          <w:b/>
-          <w:bCs/>
-        </w:rPr>
-        <w:t xml:space="preserve"> Static Dependency</w:t>
-      </w:r>
-    </w:p>
-    <w:p>
-      <w:pPr>
-        <w:bidi/>
-        <w:rPr>
-          <w:b/>
-          <w:bCs/>
-        </w:rPr>
-      </w:pPr>
-      <w:r>
-        <w:rPr>
-          <w:b/>
-          <w:bCs/>
-        </w:rPr>
-        <w:t xml:space="preserve">23.6 </w:t>
-      </w:r>
-      <w:r>
-        <w:rPr>
-          <w:b/>
-          <w:bCs/>
-          <w:rtl/>
-        </w:rPr>
-        <w:t xml:space="preserve">مشکل </w:t>
-      </w:r>
-      <w:r>
-        <w:rPr>
-          <w:b/>
-          <w:bCs/>
-        </w:rPr>
-        <w:t xml:space="preserve">new </w:t>
-      </w:r>
-      <w:r>
-        <w:rPr>
-          <w:b/>
-          <w:bCs/>
-          <w:rtl/>
-        </w:rPr>
-        <w:t>کردن</w:t>
-      </w:r>
-      <w:r>
-        <w:rPr>
-          <w:b/>
-          <w:bCs/>
-        </w:rPr>
-        <w:t xml:space="preserve"> Dependency </w:t>
-      </w:r>
-      <w:r>
-        <w:rPr>
-          <w:b/>
-          <w:bCs/>
-          <w:rtl/>
-        </w:rPr>
-        <w:t>داخل</w:t>
-      </w:r>
-      <w:r>
-        <w:rPr>
-          <w:b/>
-          <w:bCs/>
-        </w:rPr>
-        <w:t xml:space="preserve"> Class</w:t>
-      </w:r>
-    </w:p>
-    <w:p>
-      <w:pPr>
-        <w:bidi/>
-        <w:rPr>
-          <w:b/>
-          <w:bCs/>
-        </w:rPr>
-      </w:pPr>
-      <w:r>
-        <w:rPr>
-          <w:b/>
-          <w:bCs/>
-        </w:rPr>
-        <w:t xml:space="preserve">23.7 </w:t>
-      </w:r>
-      <w:r>
-        <w:rPr>
-          <w:b/>
-          <w:bCs/>
-          <w:rtl/>
-        </w:rPr>
-        <w:t>طراحی</w:t>
-      </w:r>
-      <w:r>
-        <w:rPr>
-          <w:b/>
-          <w:bCs/>
-        </w:rPr>
-        <w:t xml:space="preserve"> Class</w:t>
-      </w:r>
-      <w:r>
-        <w:rPr>
-          <w:b/>
-          <w:bCs/>
-          <w:rtl/>
-        </w:rPr>
-        <w:t>های قابل</w:t>
-      </w:r>
-      <w:r>
-        <w:rPr>
-          <w:b/>
-          <w:bCs/>
-        </w:rPr>
-        <w:t xml:space="preserve"> Unit Test</w:t>
-      </w:r>
-    </w:p>
-    <w:p>
-      <w:pPr>
-        <w:bidi/>
-      </w:pPr>
-      <w:r>
-        <w:pict w14:anchorId="55B2AE53">
-          <v:rect id="_x0000_i1047" style="width:0;height:1.5pt" o:hralign="center" o:hrstd="t" o:hr="t" fillcolor="#a0a0a0" stroked="f"/>
-        </w:pict>
-      </w:r>
-    </w:p>
-    <w:p>
-      <w:pPr>
-        <w:bidi/>
-        <w:rPr>
-          <w:b/>
-          <w:bCs/>
-        </w:rPr>
-      </w:pPr>
-      <w:r>
-        <w:rPr>
-          <w:b/>
-          <w:bCs/>
-          <w:rtl/>
-        </w:rPr>
-        <w:t>فصل 24</w:t>
-      </w:r>
-      <w:r>
-        <w:rPr>
-          <w:b/>
-          <w:bCs/>
-        </w:rPr>
-        <w:t xml:space="preserve"> — Refactoring </w:t>
-      </w:r>
-      <w:r>
-        <w:rPr>
-          <w:b/>
-          <w:bCs/>
-          <w:rtl/>
-        </w:rPr>
-        <w:t>از</w:t>
-      </w:r>
-      <w:r>
-        <w:rPr>
-          <w:b/>
-          <w:bCs/>
-        </w:rPr>
-        <w:t xml:space="preserve"> Procedural Code </w:t>
-      </w:r>
-      <w:r>
-        <w:rPr>
-          <w:b/>
-          <w:bCs/>
-          <w:rtl/>
-        </w:rPr>
-        <w:t>به</w:t>
-      </w:r>
-      <w:r>
-        <w:rPr>
-          <w:b/>
-          <w:bCs/>
-        </w:rPr>
-        <w:t xml:space="preserve"> OOP</w:t>
-      </w:r>
-    </w:p>
-    <w:p>
-      <w:pPr>
-        <w:bidi/>
-      </w:pPr>
-      <w:r>
-        <w:rPr>
-          <w:rtl/>
-        </w:rPr>
-        <w:t>یک پروژه عمداً با طراحی ضعیف شروع می‌شود</w:t>
-      </w:r>
-      <w:r>
-        <w:t>.</w:t>
-      </w:r>
-    </w:p>
-    <w:p>
-      <w:pPr>
-        <w:bidi/>
-        <w:rPr>
-          <w:b/>
-          <w:bCs/>
-        </w:rPr>
-      </w:pPr>
-      <w:r>
-        <w:rPr>
-          <w:b/>
-          <w:bCs/>
-          <w:rtl/>
-        </w:rPr>
-        <w:t>مرحله 1</w:t>
-      </w:r>
-    </w:p>
-    <w:p>
-      <w:pPr>
-        <w:bidi/>
-      </w:pPr>
-      <w:r>
-        <w:rPr>
-          <w:rtl/>
-        </w:rPr>
-        <w:t>کد</w:t>
-      </w:r>
-      <w:r>
-        <w:t xml:space="preserve"> Procedural </w:t>
-      </w:r>
-      <w:r>
-        <w:rPr>
-          <w:rtl/>
-        </w:rPr>
-        <w:t xml:space="preserve">با </w:t>
-      </w:r>
-      <w:r>
-        <w:t xml:space="preserve">if </w:t>
-      </w:r>
-      <w:r>
-        <w:rPr>
-          <w:rtl/>
-        </w:rPr>
-        <w:t xml:space="preserve">و </w:t>
-      </w:r>
-      <w:r>
-        <w:t>switch</w:t>
-      </w:r>
-      <w:r>
-        <w:rPr>
-          <w:rtl/>
-        </w:rPr>
-        <w:t>های متعدد</w:t>
-      </w:r>
-    </w:p>
-    <w:p>
-      <w:pPr>
-        <w:bidi/>
-        <w:rPr>
-          <w:b/>
-          <w:bCs/>
-        </w:rPr>
-      </w:pPr>
-      <w:r>
-        <w:rPr>
-          <w:b/>
-          <w:bCs/>
-          <w:rtl/>
-        </w:rPr>
-        <w:t>مرحله 2</w:t>
-      </w:r>
-    </w:p>
-    <w:p>
-      <w:pPr>
-        <w:bidi/>
-      </w:pPr>
-      <w:r>
-        <w:rPr>
-          <w:rtl/>
-        </w:rPr>
-        <w:t>استخراج</w:t>
-      </w:r>
-      <w:r>
-        <w:t xml:space="preserve"> Class</w:t>
-      </w:r>
-      <w:r>
-        <w:rPr>
-          <w:rtl/>
-        </w:rPr>
-        <w:t>ها</w:t>
-      </w:r>
-    </w:p>
-    <w:p>
-      <w:pPr>
-        <w:bidi/>
-        <w:rPr>
-          <w:b/>
-          <w:bCs/>
-        </w:rPr>
-      </w:pPr>
-      <w:r>
-        <w:rPr>
-          <w:b/>
-          <w:bCs/>
-          <w:rtl/>
-        </w:rPr>
-        <w:t>مرحله 3</w:t>
-      </w:r>
-    </w:p>
-    <w:p>
-      <w:pPr>
-        <w:bidi/>
-      </w:pPr>
-      <w:r>
-        <w:t>Encapsulation</w:t>
-      </w:r>
-    </w:p>
-    <w:p>
-      <w:pPr>
-        <w:bidi/>
-        <w:rPr>
-          <w:b/>
-          <w:bCs/>
-        </w:rPr>
-      </w:pPr>
-      <w:r>
-        <w:rPr>
-          <w:b/>
-          <w:bCs/>
-          <w:rtl/>
-        </w:rPr>
-        <w:t>مرحله 4</w:t>
-      </w:r>
-    </w:p>
-    <w:p>
-      <w:pPr>
-        <w:bidi/>
-      </w:pPr>
-      <w:r>
-        <w:rPr>
-          <w:rtl/>
-        </w:rPr>
-        <w:t>معرفی</w:t>
-      </w:r>
-      <w:r>
-        <w:t xml:space="preserve"> Interface</w:t>
-      </w:r>
-    </w:p>
-    <w:p>
-      <w:pPr>
-        <w:bidi/>
-        <w:rPr>
-          <w:b/>
-          <w:bCs/>
-        </w:rPr>
-      </w:pPr>
-      <w:r>
-        <w:rPr>
-          <w:b/>
-          <w:bCs/>
-          <w:rtl/>
-        </w:rPr>
-        <w:t>مرحله 5</w:t>
-      </w:r>
-    </w:p>
-    <w:p>
-      <w:pPr>
-        <w:bidi/>
-      </w:pPr>
-      <w:r>
-        <w:rPr>
-          <w:rtl/>
-        </w:rPr>
-        <w:t>استفاده از</w:t>
-      </w:r>
-      <w:r>
-        <w:t xml:space="preserve"> Polymorphism</w:t>
-      </w:r>
-    </w:p>
-    <w:p>
-      <w:pPr>
-        <w:bidi/>
-        <w:rPr>
-          <w:b/>
-          <w:bCs/>
-        </w:rPr>
-      </w:pPr>
-      <w:r>
-        <w:rPr>
-          <w:b/>
-          <w:bCs/>
-          <w:rtl/>
-        </w:rPr>
-        <w:t>مرحله 6</w:t>
-      </w:r>
-    </w:p>
-    <w:p>
-      <w:pPr>
-        <w:bidi/>
-      </w:pPr>
-      <w:r>
-        <w:lastRenderedPageBreak/>
-        <w:t>Dependency Injection</w:t>
-      </w:r>
-    </w:p>
-    <w:p>
-      <w:pPr>
-        <w:bidi/>
-        <w:rPr>
-          <w:b/>
-          <w:bCs/>
-        </w:rPr>
-      </w:pPr>
-      <w:r>
-        <w:rPr>
-          <w:b/>
-          <w:bCs/>
-          <w:rtl/>
-        </w:rPr>
-        <w:t>مرحله 7</w:t>
-      </w:r>
-    </w:p>
-    <w:p>
-      <w:pPr>
-        <w:bidi/>
-      </w:pPr>
-      <w:r>
-        <w:rPr>
-          <w:rtl/>
-        </w:rPr>
-        <w:t>اعمال</w:t>
-      </w:r>
-      <w:r>
-        <w:t xml:space="preserve"> SOLID</w:t>
-      </w:r>
-    </w:p>
-    <w:p>
-      <w:pPr>
-        <w:bidi/>
-        <w:rPr>
-          <w:b/>
-          <w:bCs/>
-        </w:rPr>
-      </w:pPr>
-      <w:r>
-        <w:rPr>
-          <w:b/>
-          <w:bCs/>
-          <w:rtl/>
-        </w:rPr>
-        <w:t>مرحله 8</w:t>
-      </w:r>
-    </w:p>
-    <w:p>
-      <w:pPr>
-        <w:bidi/>
-      </w:pPr>
-      <w:r>
-        <w:rPr>
-          <w:rtl/>
-        </w:rPr>
-        <w:t>اضافه کردن</w:t>
-      </w:r>
-      <w:r>
-        <w:t xml:space="preserve"> Design Pattern</w:t>
-      </w:r>
-      <w:r>
-        <w:rPr>
-          <w:rtl/>
-        </w:rPr>
-        <w:t>های مناسب</w:t>
-      </w:r>
-    </w:p>
-    <w:p>
-      <w:pPr>
-        <w:bidi/>
-        <w:rPr>
-          <w:b/>
-          <w:bCs/>
-        </w:rPr>
-      </w:pPr>
-      <w:r>
-        <w:rPr>
-          <w:b/>
-          <w:bCs/>
-          <w:rtl/>
-        </w:rPr>
-        <w:t>مرحله 9</w:t>
-      </w:r>
-    </w:p>
-    <w:p>
-      <w:pPr>
-        <w:bidi/>
-      </w:pPr>
-      <w:r>
-        <w:rPr>
-          <w:rtl/>
-        </w:rPr>
-        <w:t>نوشتن</w:t>
-      </w:r>
-      <w:r>
-        <w:t xml:space="preserve"> Unit Test</w:t>
-      </w:r>
-    </w:p>
-    <w:p>
-      <w:pPr>
-        <w:bidi/>
-        <w:rPr>
-          <w:b/>
-          <w:bCs/>
-        </w:rPr>
-      </w:pPr>
-      <w:r>
-        <w:rPr>
-          <w:b/>
-          <w:bCs/>
-          <w:rtl/>
-        </w:rPr>
-        <w:t>مرحله 10</w:t>
-      </w:r>
-    </w:p>
-    <w:p>
-      <w:pPr>
-        <w:bidi/>
-      </w:pPr>
-      <w:r>
-        <w:rPr>
-          <w:rtl/>
-        </w:rPr>
-        <w:t>رسیدن به طراحی نهایی</w:t>
-      </w:r>
-    </w:p>
-    <w:p>
-      <w:pPr>
-        <w:bidi/>
-      </w:pPr>
-      <w:r>
-        <w:pict w14:anchorId="42D6908D">
-          <v:rect id="_x0000_i1048" style="width:0;height:1.5pt" o:hralign="center" o:hrstd="t" o:hr="t" fillcolor="#a0a0a0" stroked="f"/>
         </w:pict>
       </w:r>
     </w:p>
@@ -5257,7 +2945,6 @@
         <w:rPr>
           <w:rtl/>
         </w:rPr>
-        <w:lastRenderedPageBreak/>
         <w:t>در طول پروژه پیاده‌سازی می‌کنیم</w:t>
       </w:r>
       <w:r>
@@ -5285,6 +2972,7 @@
         <w:bidi/>
       </w:pPr>
       <w:r>
+        <w:lastRenderedPageBreak/>
         <w:t>Abstraction</w:t>
       </w:r>
     </w:p>
@@ -5438,7 +3126,7 @@
       </w:pPr>
       <w:r>
         <w:pict w14:anchorId="3C74485D">
-          <v:rect id="_x0000_i1049" style="width:0;height:1.5pt" o:hralign="center" o:hrstd="t" o:hr="t" fillcolor="#a0a0a0" stroked="f"/>
+          <v:rect id="_x0000_i1043" style="width:0;height:1.5pt" o:hralign="center" o:hrstd="t" o:hr="t" fillcolor="#a0a0a0" stroked="f"/>
         </w:pict>
       </w:r>
     </w:p>
@@ -5679,7 +3367,6 @@
         <w:bidi/>
       </w:pPr>
       <w:r>
-        <w:lastRenderedPageBreak/>
         <w:t>Abstract Class vs Interface</w:t>
       </w:r>
     </w:p>
@@ -5704,6 +3391,7 @@
         <w:bidi/>
       </w:pPr>
       <w:r>
+        <w:lastRenderedPageBreak/>
         <w:t>virtual vs abstract</w:t>
       </w:r>
     </w:p>
@@ -6027,7 +3715,7 @@
       </w:pPr>
       <w:r>
         <w:pict w14:anchorId="5408FB24">
-          <v:rect id="_x0000_i1050" style="width:0;height:1.5pt" o:hralign="center" o:hrstd="t" o:hr="t" fillcolor="#a0a0a0" stroked="f"/>
+          <v:rect id="_x0000_i1044" style="width:0;height:1.5pt" o:hralign="center" o:hrstd="t" o:hr="t" fillcolor="#a0a0a0" stroked="f"/>
         </w:pict>
       </w:r>
     </w:p>
@@ -6187,7 +3875,6 @@
         <w:rPr>
           <w:rtl/>
         </w:rPr>
-        <w:lastRenderedPageBreak/>
         <w:t>استفاده بیش از حد از</w:t>
       </w:r>
       <w:r>
@@ -6221,6 +3908,7 @@
         <w:bidi/>
       </w:pPr>
       <w:r>
+        <w:lastRenderedPageBreak/>
         <w:t xml:space="preserve">Dependency Injection </w:t>
       </w:r>
       <w:r>
@@ -6296,7 +3984,7 @@
       </w:pPr>
       <w:r>
         <w:pict w14:anchorId="7797685F">
-          <v:rect id="_x0000_i1051" style="width:0;height:1.5pt" o:hralign="center" o:hrstd="t" o:hr="t" fillcolor="#a0a0a0" stroked="f"/>
+          <v:rect id="_x0000_i1045" style="width:0;height:1.5pt" o:hralign="center" o:hrstd="t" o:hr="t" fillcolor="#a0a0a0" stroked="f"/>
         </w:pict>
       </w:r>
     </w:p>
